--- a/PHOCS-Docgentemplates/PHOCSConstructionPermitTemplate.docx
+++ b/PHOCS-Docgentemplates/PHOCSConstructionPermitTemplate.docx
@@ -1,19 +1,11 @@
 
 <file path=word/document.xml><?xml version="1.0" encoding="utf-8"?>
-<w:document xmlns:wpc="http://schemas.microsoft.com/office/word/2010/wordprocessingCanvas" xmlns:cx="http://schemas.microsoft.com/office/drawing/2014/chartex" xmlns:cx1="http://schemas.microsoft.com/office/drawing/2015/9/8/chartex" xmlns:cx2="http://schemas.microsoft.com/office/drawing/2015/10/21/chartex" xmlns:cx3="http://schemas.microsoft.com/office/drawing/2016/5/9/chartex" xmlns:cx4="http://schemas.microsoft.com/office/drawing/2016/5/10/chartex" xmlns:cx5="http://schemas.microsoft.com/office/drawing/2016/5/11/chartex" xmlns:cx6="http://schemas.microsoft.com/office/drawing/2016/5/12/chartex" xmlns:cx7="http://schemas.microsoft.com/office/drawing/2016/5/13/chartex" xmlns:cx8="http://schemas.microsoft.com/office/drawing/2016/5/14/chartex" xmlns:mc="http://schemas.openxmlformats.org/markup-compatibility/2006" xmlns:aink="http://schemas.microsoft.com/office/drawing/2016/ink" xmlns:am3d="http://schemas.microsoft.com/office/drawing/2017/model3d" xmlns:o="urn:schemas-microsoft-com:office:office" xmlns:oel="http://schemas.microsoft.com/office/2019/extlst" xmlns:r="http://schemas.openxmlformats.org/officeDocument/2006/relationships" xmlns:m="http://schemas.openxmlformats.org/officeDocument/2006/math" xmlns:v="urn:schemas-microsoft-com:vml" xmlns:wp14="http://schemas.microsoft.com/office/word/2010/wordprocessingDrawing" xmlns:wp="http://schemas.openxmlformats.org/drawingml/2006/wordprocessingDrawing" xmlns:w10="urn:schemas-microsoft-com:office:word" xmlns:w="http://schemas.openxmlformats.org/wordprocessingml/2006/main" xmlns:w14="http://schemas.microsoft.com/office/word/2010/wordml" xmlns:w15="http://schemas.microsoft.com/office/word/2012/wordml" xmlns:w16cei="http://schemas.microsoft.com/office/word/2026/wordml/cei" xmlns:w16cex="http://schemas.microsoft.com/office/word/2018/wordml/cex" xmlns:w16cid="http://schemas.microsoft.com/office/word/2016/wordml/cid" xmlns:w16="http://schemas.microsoft.com/office/word/2018/wordml" xmlns:w16du="http://schemas.microsoft.com/office/word/2023/wordml/word16du" xmlns:w16sdtdh="http://schemas.microsoft.com/office/word/2020/wordml/sdtdatahash" xmlns:w16sdtfl="http://schemas.microsoft.com/office/word/2024/wordml/sdtformatlock" xmlns:w16se="http://schemas.microsoft.com/office/word/2015/wordml/symex" xmlns:wpg="http://schemas.microsoft.com/office/word/2010/wordprocessingGroup" xmlns:wpi="http://schemas.microsoft.com/office/word/2010/wordprocessingInk" xmlns:wne="http://schemas.microsoft.com/office/word/2006/wordml" xmlns:wps="http://schemas.microsoft.com/office/word/2010/wordprocessingShape" mc:Ignorable="w14 w15 w16se w16cid w16 w16cex w16sdtdh w16sdtfl w16du wp14">
+<w:document xmlns:wpc="http://schemas.microsoft.com/office/word/2010/wordprocessingCanvas" xmlns:cx="http://schemas.microsoft.com/office/drawing/2014/chartex" xmlns:cx1="http://schemas.microsoft.com/office/drawing/2015/9/8/chartex" xmlns:cx2="http://schemas.microsoft.com/office/drawing/2015/10/21/chartex" xmlns:cx3="http://schemas.microsoft.com/office/drawing/2016/5/9/chartex" xmlns:cx4="http://schemas.microsoft.com/office/drawing/2016/5/10/chartex" xmlns:cx5="http://schemas.microsoft.com/office/drawing/2016/5/11/chartex" xmlns:cx6="http://schemas.microsoft.com/office/drawing/2016/5/12/chartex" xmlns:cx7="http://schemas.microsoft.com/office/drawing/2016/5/13/chartex" xmlns:cx8="http://schemas.microsoft.com/office/drawing/2016/5/14/chartex" xmlns:mc="http://schemas.openxmlformats.org/markup-compatibility/2006" xmlns:aink="http://schemas.microsoft.com/office/drawing/2016/ink" xmlns:am3d="http://schemas.microsoft.com/office/drawing/2017/model3d" xmlns:o="urn:schemas-microsoft-com:office:office" xmlns:oel="http://schemas.microsoft.com/office/2019/extlst" xmlns:r="http://schemas.openxmlformats.org/officeDocument/2006/relationships" xmlns:m="http://schemas.openxmlformats.org/officeDocument/2006/math" xmlns:v="urn:schemas-microsoft-com:vml" xmlns:wp14="http://schemas.microsoft.com/office/word/2010/wordprocessingDrawing" xmlns:wp="http://schemas.openxmlformats.org/drawingml/2006/wordprocessingDrawing" xmlns:w10="urn:schemas-microsoft-com:office:word" xmlns:w="http://schemas.openxmlformats.org/wordprocessingml/2006/main" xmlns:w14="http://schemas.microsoft.com/office/word/2010/wordml" xmlns:w15="http://schemas.microsoft.com/office/word/2012/wordml" xmlns:w16cex="http://schemas.microsoft.com/office/word/2018/wordml/cex" xmlns:w16cid="http://schemas.microsoft.com/office/word/2016/wordml/cid" xmlns:w16="http://schemas.microsoft.com/office/word/2018/wordml" xmlns:w16du="http://schemas.microsoft.com/office/word/2023/wordml/word16du" xmlns:w16sdtdh="http://schemas.microsoft.com/office/word/2020/wordml/sdtdatahash" xmlns:w16sdtfl="http://schemas.microsoft.com/office/word/2024/wordml/sdtformatlock" xmlns:w16se="http://schemas.microsoft.com/office/word/2015/wordml/symex" xmlns:wpg="http://schemas.microsoft.com/office/word/2010/wordprocessingGroup" xmlns:wpi="http://schemas.microsoft.com/office/word/2010/wordprocessingInk" xmlns:wne="http://schemas.microsoft.com/office/word/2006/wordml" xmlns:wps="http://schemas.microsoft.com/office/word/2010/wordprocessingShape" mc:Ignorable="w14 w15 w16se w16cid w16 w16cex w16sdtdh w16sdtfl w16du wp14">
   <w:body>
     <w:tbl>
       <w:tblPr>
         <w:tblStyle w:val="TableGrid"/>
         <w:tblW w:w="0" w:type="auto"/>
-        <w:tblBorders>
-          <w:top w:val="none" w:sz="0" w:space="0" w:color="auto"/>
-          <w:left w:val="none" w:sz="0" w:space="0" w:color="auto"/>
-          <w:bottom w:val="none" w:sz="0" w:space="0" w:color="auto"/>
-          <w:right w:val="none" w:sz="0" w:space="0" w:color="auto"/>
-          <w:insideH w:val="none" w:sz="0" w:space="0" w:color="auto"/>
-          <w:insideV w:val="none" w:sz="0" w:space="0" w:color="auto"/>
-        </w:tblBorders>
         <w:tblLayout w:type="fixed"/>
         <w:tblLook w:val="04A0" w:firstRow="1" w:lastRow="0" w:firstColumn="1" w:lastColumn="0" w:noHBand="0" w:noVBand="1"/>
       </w:tblPr>
@@ -25,6 +17,12 @@
         <w:tc>
           <w:tcPr>
             <w:tcW w:w="4675" w:type="dxa"/>
+            <w:tcBorders>
+              <w:top w:val="nil"/>
+              <w:left w:val="nil"/>
+              <w:bottom w:val="nil"/>
+              <w:right w:val="nil"/>
+            </w:tcBorders>
           </w:tcPr>
           <w:p>
             <w:pPr>
@@ -57,33 +55,27 @@
               </w:rPr>
               <w:t>BLAccountNumber</w:t>
             </w:r>
-            <w:proofErr w:type="gramStart"/>
-            <w:r>
-              <w:rPr>
-                <w:rFonts w:ascii="BC Sans" w:hAnsi="BC Sans"/>
-                <w:b/>
-                <w:bCs/>
-                <w:sz w:val="24"/>
-                <w:szCs w:val="24"/>
-              </w:rPr>
-              <w:t>}}Water</w:t>
-            </w:r>
-            <w:proofErr w:type="gramEnd"/>
-            <w:r>
-              <w:rPr>
-                <w:rFonts w:ascii="BC Sans" w:hAnsi="BC Sans"/>
-                <w:b/>
-                <w:bCs/>
-                <w:sz w:val="24"/>
-                <w:szCs w:val="24"/>
-              </w:rPr>
-              <w:t xml:space="preserve"> System #:</w:t>
+            <w:r>
+              <w:rPr>
+                <w:rFonts w:ascii="BC Sans" w:hAnsi="BC Sans"/>
+                <w:b/>
+                <w:bCs/>
+                <w:sz w:val="24"/>
+                <w:szCs w:val="24"/>
+              </w:rPr>
+              <w:t>}}Water System #:</w:t>
             </w:r>
           </w:p>
         </w:tc>
         <w:tc>
           <w:tcPr>
             <w:tcW w:w="4675" w:type="dxa"/>
+            <w:tcBorders>
+              <w:top w:val="nil"/>
+              <w:left w:val="nil"/>
+              <w:bottom w:val="nil"/>
+              <w:right w:val="nil"/>
+            </w:tcBorders>
           </w:tcPr>
           <w:p>
             <w:pPr>
@@ -102,7 +94,6 @@
               </w:rPr>
               <w:t>{{</w:t>
             </w:r>
-            <w:proofErr w:type="spellStart"/>
             <w:r>
               <w:rPr>
                 <w:rFonts w:ascii="BC Sans" w:hAnsi="BC Sans"/>
@@ -111,26 +102,14 @@
               </w:rPr>
               <w:t>BLAccountNumber</w:t>
             </w:r>
-            <w:proofErr w:type="spellEnd"/>
-            <w:proofErr w:type="gramStart"/>
-            <w:r>
-              <w:rPr>
-                <w:rFonts w:ascii="BC Sans" w:hAnsi="BC Sans"/>
-                <w:sz w:val="24"/>
-                <w:szCs w:val="24"/>
-              </w:rPr>
-              <w:t>}}{</w:t>
-            </w:r>
-            <w:proofErr w:type="gramEnd"/>
-            <w:r>
-              <w:rPr>
-                <w:rFonts w:ascii="BC Sans" w:hAnsi="BC Sans"/>
-                <w:sz w:val="24"/>
-                <w:szCs w:val="24"/>
-              </w:rPr>
-              <w:t>{/</w:t>
-            </w:r>
-            <w:proofErr w:type="spellStart"/>
+            <w:r>
+              <w:rPr>
+                <w:rFonts w:ascii="BC Sans" w:hAnsi="BC Sans"/>
+                <w:sz w:val="24"/>
+                <w:szCs w:val="24"/>
+              </w:rPr>
+              <w:t>}}{{/</w:t>
+            </w:r>
             <w:r>
               <w:rPr>
                 <w:rFonts w:ascii="BC Sans" w:hAnsi="BC Sans"/>
@@ -139,7 +118,6 @@
               </w:rPr>
               <w:t>BLAccountNumber</w:t>
             </w:r>
-            <w:proofErr w:type="spellEnd"/>
             <w:r>
               <w:rPr>
                 <w:rFonts w:ascii="BC Sans" w:hAnsi="BC Sans"/>
@@ -160,6 +138,12 @@
         <w:tc>
           <w:tcPr>
             <w:tcW w:w="4675" w:type="dxa"/>
+            <w:tcBorders>
+              <w:top w:val="nil"/>
+              <w:left w:val="nil"/>
+              <w:bottom w:val="nil"/>
+              <w:right w:val="nil"/>
+            </w:tcBorders>
           </w:tcPr>
           <w:p>
             <w:r>
@@ -170,45 +154,29 @@
                 <w:sz w:val="24"/>
                 <w:szCs w:val="24"/>
               </w:rPr>
-              <w:t>{{#BLAccountPhysicalAddressStreet</w:t>
-            </w:r>
-            <w:proofErr w:type="gramStart"/>
-            <w:r>
-              <w:rPr>
-                <w:rFonts w:ascii="BC Sans" w:hAnsi="BC Sans"/>
-                <w:b/>
-                <w:bCs/>
-                <w:sz w:val="24"/>
-                <w:szCs w:val="24"/>
-              </w:rPr>
-              <w:t>}}</w:t>
-            </w:r>
-            <w:r>
-              <w:rPr>
-                <w:rFonts w:ascii="BC Sans" w:hAnsi="BC Sans"/>
-                <w:b/>
-                <w:bCs/>
-                <w:sz w:val="24"/>
-                <w:szCs w:val="24"/>
-              </w:rPr>
-              <w:t>Water</w:t>
-            </w:r>
-            <w:proofErr w:type="gramEnd"/>
-            <w:r>
-              <w:rPr>
-                <w:rFonts w:ascii="BC Sans" w:hAnsi="BC Sans"/>
-                <w:b/>
-                <w:bCs/>
-                <w:sz w:val="24"/>
-                <w:szCs w:val="24"/>
-              </w:rPr>
-              <w:t> System:</w:t>
+              <w:t>{{#BLAccountPhysicalAddressStreet}}</w:t>
+            </w:r>
+            <w:r>
+              <w:rPr>
+                <w:rFonts w:ascii="BC Sans" w:hAnsi="BC Sans"/>
+                <w:b/>
+                <w:bCs/>
+                <w:sz w:val="24"/>
+                <w:szCs w:val="24"/>
+              </w:rPr>
+              <w:t>Water System:</w:t>
             </w:r>
           </w:p>
         </w:tc>
         <w:tc>
           <w:tcPr>
             <w:tcW w:w="4675" w:type="dxa"/>
+            <w:tcBorders>
+              <w:top w:val="nil"/>
+              <w:left w:val="nil"/>
+              <w:bottom w:val="nil"/>
+              <w:right w:val="nil"/>
+            </w:tcBorders>
           </w:tcPr>
           <w:p>
             <w:pPr>
@@ -235,7 +203,6 @@
               </w:rPr>
               <w:t>{</w:t>
             </w:r>
-            <w:proofErr w:type="spellStart"/>
             <w:r>
               <w:rPr>
                 <w:rFonts w:ascii="BC Sans" w:hAnsi="BC Sans"/>
@@ -244,7 +211,6 @@
               </w:rPr>
               <w:t>BLAccountName</w:t>
             </w:r>
-            <w:proofErr w:type="spellEnd"/>
             <w:r>
               <w:rPr>
                 <w:rFonts w:ascii="BC Sans" w:hAnsi="BC Sans"/>
@@ -283,25 +249,7 @@
                 <w:sz w:val="24"/>
                 <w:szCs w:val="24"/>
               </w:rPr>
-              <w:t>{{</w:t>
-            </w:r>
-            <w:proofErr w:type="spellStart"/>
-            <w:r>
-              <w:rPr>
-                <w:rFonts w:ascii="BC Sans" w:hAnsi="BC Sans"/>
-                <w:sz w:val="24"/>
-                <w:szCs w:val="24"/>
-              </w:rPr>
-              <w:t>BLAccountPhysicalAddressStreet</w:t>
-            </w:r>
-            <w:proofErr w:type="spellEnd"/>
-            <w:r>
-              <w:rPr>
-                <w:rFonts w:ascii="BC Sans" w:hAnsi="BC Sans"/>
-                <w:sz w:val="24"/>
-                <w:szCs w:val="24"/>
-              </w:rPr>
-              <w:t>}},</w:t>
+              <w:t>{{BLAccountPhysicalAddressStreet}},</w:t>
             </w:r>
           </w:p>
           <w:p>
@@ -319,43 +267,7 @@
                 <w:sz w:val="24"/>
                 <w:szCs w:val="24"/>
               </w:rPr>
-              <w:t>{{BLAccountPhysicalAddressCity}</w:t>
-            </w:r>
-            <w:proofErr w:type="gramStart"/>
-            <w:r>
-              <w:rPr>
-                <w:rFonts w:ascii="BC Sans" w:hAnsi="BC Sans"/>
-                <w:sz w:val="24"/>
-                <w:szCs w:val="24"/>
-              </w:rPr>
-              <w:t>},{</w:t>
-            </w:r>
-            <w:proofErr w:type="gramEnd"/>
-            <w:r>
-              <w:rPr>
-                <w:rFonts w:ascii="BC Sans" w:hAnsi="BC Sans"/>
-                <w:sz w:val="24"/>
-                <w:szCs w:val="24"/>
-              </w:rPr>
-              <w:t>{BLAccountPhysicalAddressPostalCode</w:t>
-            </w:r>
-            <w:proofErr w:type="gramStart"/>
-            <w:r>
-              <w:rPr>
-                <w:rFonts w:ascii="BC Sans" w:hAnsi="BC Sans"/>
-                <w:sz w:val="24"/>
-                <w:szCs w:val="24"/>
-              </w:rPr>
-              <w:t>}}{</w:t>
-            </w:r>
-            <w:proofErr w:type="gramEnd"/>
-            <w:r>
-              <w:rPr>
-                <w:rFonts w:ascii="BC Sans" w:hAnsi="BC Sans"/>
-                <w:sz w:val="24"/>
-                <w:szCs w:val="24"/>
-              </w:rPr>
-              <w:t>{/BLAccountPhysicalAddressStreet}}</w:t>
+              <w:t>{{BLAccountPhysicalAddressCity}},{{BLAccountPhysicalAddressPostalCode}}{{/BLAccountPhysicalAddressStreet}}</w:t>
             </w:r>
           </w:p>
           <w:p>
@@ -374,6 +286,12 @@
         <w:tc>
           <w:tcPr>
             <w:tcW w:w="4675" w:type="dxa"/>
+            <w:tcBorders>
+              <w:top w:val="nil"/>
+              <w:left w:val="nil"/>
+              <w:bottom w:val="nil"/>
+              <w:right w:val="nil"/>
+            </w:tcBorders>
           </w:tcPr>
           <w:p>
             <w:pPr>
@@ -393,45 +311,29 @@
                 <w:sz w:val="24"/>
                 <w:szCs w:val="24"/>
               </w:rPr>
-              <w:t>{{#BLAReasonforApplying</w:t>
-            </w:r>
-            <w:proofErr w:type="gramStart"/>
-            <w:r>
-              <w:rPr>
-                <w:rFonts w:ascii="BC Sans" w:hAnsi="BC Sans"/>
-                <w:b/>
-                <w:bCs/>
-                <w:sz w:val="24"/>
-                <w:szCs w:val="24"/>
-              </w:rPr>
-              <w:t>}}</w:t>
-            </w:r>
-            <w:r>
-              <w:rPr>
-                <w:rFonts w:ascii="BC Sans" w:hAnsi="BC Sans"/>
-                <w:b/>
-                <w:bCs/>
-                <w:sz w:val="24"/>
-                <w:szCs w:val="24"/>
-              </w:rPr>
-              <w:t>Purpose</w:t>
-            </w:r>
-            <w:proofErr w:type="gramEnd"/>
-            <w:r>
-              <w:rPr>
-                <w:rFonts w:ascii="BC Sans" w:hAnsi="BC Sans"/>
-                <w:b/>
-                <w:bCs/>
-                <w:sz w:val="24"/>
-                <w:szCs w:val="24"/>
-              </w:rPr>
-              <w:t xml:space="preserve"> of Permit:</w:t>
+              <w:t>{{#BLAReasonforApplying}}</w:t>
+            </w:r>
+            <w:r>
+              <w:rPr>
+                <w:rFonts w:ascii="BC Sans" w:hAnsi="BC Sans"/>
+                <w:b/>
+                <w:bCs/>
+                <w:sz w:val="24"/>
+                <w:szCs w:val="24"/>
+              </w:rPr>
+              <w:t>Purpose of Permit:</w:t>
             </w:r>
           </w:p>
         </w:tc>
         <w:tc>
           <w:tcPr>
             <w:tcW w:w="4675" w:type="dxa"/>
+            <w:tcBorders>
+              <w:top w:val="nil"/>
+              <w:left w:val="nil"/>
+              <w:bottom w:val="nil"/>
+              <w:right w:val="nil"/>
+            </w:tcBorders>
           </w:tcPr>
           <w:p>
             <w:pPr>
@@ -458,7 +360,6 @@
               </w:rPr>
               <w:t>{</w:t>
             </w:r>
-            <w:proofErr w:type="spellStart"/>
             <w:r>
               <w:rPr>
                 <w:rFonts w:ascii="BC Sans" w:hAnsi="BC Sans"/>
@@ -467,8 +368,6 @@
               </w:rPr>
               <w:t>BLAReasonforApplying</w:t>
             </w:r>
-            <w:proofErr w:type="spellEnd"/>
-            <w:proofErr w:type="gramStart"/>
             <w:r>
               <w:rPr>
                 <w:rFonts w:ascii="BC Sans" w:hAnsi="BC Sans"/>
@@ -493,7 +392,6 @@
               </w:rPr>
               <w:t>{</w:t>
             </w:r>
-            <w:proofErr w:type="gramEnd"/>
             <w:r>
               <w:rPr>
                 <w:rFonts w:ascii="BC Sans" w:hAnsi="BC Sans"/>
@@ -502,7 +400,6 @@
               </w:rPr>
               <w:t>{/</w:t>
             </w:r>
-            <w:proofErr w:type="spellStart"/>
             <w:r>
               <w:rPr>
                 <w:rFonts w:ascii="BC Sans" w:hAnsi="BC Sans"/>
@@ -511,7 +408,6 @@
               </w:rPr>
               <w:t>BLAReasonforApplying</w:t>
             </w:r>
-            <w:proofErr w:type="spellEnd"/>
             <w:r>
               <w:rPr>
                 <w:rFonts w:ascii="BC Sans" w:hAnsi="BC Sans"/>
@@ -545,6 +441,12 @@
         <w:tc>
           <w:tcPr>
             <w:tcW w:w="4675" w:type="dxa"/>
+            <w:tcBorders>
+              <w:top w:val="nil"/>
+              <w:left w:val="nil"/>
+              <w:bottom w:val="nil"/>
+              <w:right w:val="nil"/>
+            </w:tcBorders>
           </w:tcPr>
           <w:p>
             <w:pPr>
@@ -564,186 +466,27 @@
                 <w:sz w:val="24"/>
                 <w:szCs w:val="24"/>
               </w:rPr>
-              <w:t>{{#BLAPrimaryOwnerName</w:t>
-            </w:r>
-            <w:proofErr w:type="gramStart"/>
-            <w:r>
-              <w:rPr>
-                <w:rFonts w:ascii="BC Sans" w:hAnsi="BC Sans"/>
-                <w:b/>
-                <w:bCs/>
-                <w:sz w:val="24"/>
-                <w:szCs w:val="24"/>
-              </w:rPr>
-              <w:t>}}</w:t>
-            </w:r>
-            <w:r>
-              <w:rPr>
-                <w:rFonts w:ascii="BC Sans" w:hAnsi="BC Sans"/>
-                <w:b/>
-                <w:bCs/>
-                <w:sz w:val="24"/>
-                <w:szCs w:val="24"/>
-              </w:rPr>
-              <w:t>Owner</w:t>
-            </w:r>
-            <w:proofErr w:type="gramEnd"/>
-            <w:r>
-              <w:rPr>
-                <w:rFonts w:ascii="BC Sans" w:hAnsi="BC Sans"/>
-                <w:b/>
-                <w:bCs/>
-                <w:sz w:val="24"/>
-                <w:szCs w:val="24"/>
-              </w:rPr>
-              <w:t>:</w:t>
+              <w:t>{{#BLAPrimaryOwnerName}}</w:t>
+            </w:r>
+            <w:r>
+              <w:rPr>
+                <w:rFonts w:ascii="BC Sans" w:hAnsi="BC Sans"/>
+                <w:b/>
+                <w:bCs/>
+                <w:sz w:val="24"/>
+                <w:szCs w:val="24"/>
+              </w:rPr>
+              <w:t>Owner:</w:t>
             </w:r>
           </w:p>
         </w:tc>
         <w:tc>
           <w:tcPr>
             <w:tcW w:w="4675" w:type="dxa"/>
-          </w:tcPr>
-          <w:p>
-            <w:pPr>
-              <w:spacing w:after="0"/>
-              <w:rPr>
-                <w:rFonts w:ascii="BC Sans" w:hAnsi="BC Sans"/>
-                <w:sz w:val="24"/>
-                <w:szCs w:val="24"/>
-              </w:rPr>
-            </w:pPr>
-            <w:r>
-              <w:rPr>
-                <w:rFonts w:ascii="BC Sans" w:hAnsi="BC Sans"/>
-                <w:sz w:val="24"/>
-                <w:szCs w:val="24"/>
-              </w:rPr>
-              <w:t>{</w:t>
-            </w:r>
-            <w:r>
-              <w:rPr>
-                <w:rFonts w:ascii="BC Sans" w:hAnsi="BC Sans"/>
-                <w:sz w:val="24"/>
-                <w:szCs w:val="24"/>
-              </w:rPr>
-              <w:t>{</w:t>
-            </w:r>
-            <w:proofErr w:type="spellStart"/>
-            <w:r>
-              <w:rPr>
-                <w:rFonts w:ascii="BC Sans" w:hAnsi="BC Sans"/>
-                <w:sz w:val="24"/>
-                <w:szCs w:val="24"/>
-              </w:rPr>
-              <w:t>BLAPrimaryOwnerName</w:t>
-            </w:r>
-            <w:proofErr w:type="spellEnd"/>
-            <w:proofErr w:type="gramStart"/>
-            <w:r>
-              <w:rPr>
-                <w:rFonts w:ascii="BC Sans" w:hAnsi="BC Sans"/>
-                <w:sz w:val="24"/>
-                <w:szCs w:val="24"/>
-              </w:rPr>
-              <w:t>}</w:t>
-            </w:r>
-            <w:r>
-              <w:rPr>
-                <w:rFonts w:ascii="BC Sans" w:hAnsi="BC Sans"/>
-                <w:sz w:val="24"/>
-                <w:szCs w:val="24"/>
-              </w:rPr>
-              <w:t>}{</w:t>
-            </w:r>
-            <w:proofErr w:type="gramEnd"/>
-            <w:r>
-              <w:rPr>
-                <w:rFonts w:ascii="BC Sans" w:hAnsi="BC Sans"/>
-                <w:sz w:val="24"/>
-                <w:szCs w:val="24"/>
-              </w:rPr>
-              <w:t>{/</w:t>
-            </w:r>
-            <w:proofErr w:type="spellStart"/>
-            <w:r>
-              <w:rPr>
-                <w:rFonts w:ascii="BC Sans" w:hAnsi="BC Sans"/>
-                <w:sz w:val="24"/>
-                <w:szCs w:val="24"/>
-              </w:rPr>
-              <w:t>BLAPrimaryOwnerName</w:t>
-            </w:r>
-            <w:proofErr w:type="spellEnd"/>
-            <w:r>
-              <w:rPr>
-                <w:rFonts w:ascii="BC Sans" w:hAnsi="BC Sans"/>
-                <w:sz w:val="24"/>
-                <w:szCs w:val="24"/>
-              </w:rPr>
-              <w:t>}</w:t>
-            </w:r>
-            <w:r>
-              <w:rPr>
-                <w:rFonts w:ascii="BC Sans" w:hAnsi="BC Sans"/>
-                <w:sz w:val="24"/>
-                <w:szCs w:val="24"/>
-              </w:rPr>
-              <w:t>}</w:t>
-            </w:r>
-          </w:p>
-        </w:tc>
-      </w:tr>
-    </w:tbl>
-    <w:p>
-      <w:pPr>
-        <w:spacing w:after="0"/>
-      </w:pPr>
-    </w:p>
-    <w:tbl>
-      <w:tblPr>
-        <w:tblStyle w:val="TableGrid"/>
-        <w:tblW w:w="0" w:type="auto"/>
-        <w:tblLayout w:type="fixed"/>
-        <w:tblLook w:val="04A0" w:firstRow="1" w:lastRow="0" w:firstColumn="1" w:lastColumn="0" w:noHBand="0" w:noVBand="1"/>
-      </w:tblPr>
-      <w:tblGrid>
-        <w:gridCol w:w="9067"/>
-        <w:gridCol w:w="283"/>
-      </w:tblGrid>
-      <w:tr>
-        <w:tc>
-          <w:tcPr>
-            <w:tcW w:w="9350" w:type="dxa"/>
-            <w:gridSpan w:val="2"/>
-          </w:tcPr>
-          <w:p>
-            <w:pPr>
-              <w:spacing w:after="0"/>
-              <w:rPr>
-                <w:rFonts w:ascii="BC Sans" w:hAnsi="BC Sans"/>
-                <w:sz w:val="24"/>
-                <w:szCs w:val="24"/>
-              </w:rPr>
-            </w:pPr>
-            <w:r>
-              <w:rPr>
-                <w:rFonts w:ascii="BC Sans" w:hAnsi="BC Sans"/>
-                <w:b/>
-                <w:bCs/>
-                <w:sz w:val="24"/>
-                <w:szCs w:val="24"/>
-              </w:rPr>
-              <w:t>Water Supplier(s):</w:t>
-            </w:r>
-          </w:p>
-        </w:tc>
-      </w:tr>
-      <w:tr>
-        <w:tc>
-          <w:tcPr>
-            <w:tcW w:w="9067" w:type="dxa"/>
             <w:tcBorders>
+              <w:top w:val="nil"/>
+              <w:left w:val="nil"/>
+              <w:bottom w:val="nil"/>
               <w:right w:val="nil"/>
             </w:tcBorders>
           </w:tcPr>
@@ -762,414 +505,73 @@
                 <w:sz w:val="24"/>
                 <w:szCs w:val="24"/>
               </w:rPr>
-              <w:t>{{#WaterSupplierIntakes</w:t>
-            </w:r>
-            <w:proofErr w:type="gramStart"/>
-            <w:r>
-              <w:rPr>
-                <w:rFonts w:ascii="BC Sans" w:hAnsi="BC Sans"/>
-                <w:sz w:val="24"/>
-                <w:szCs w:val="24"/>
-              </w:rPr>
-              <w:t>}}{</w:t>
-            </w:r>
-            <w:proofErr w:type="gramEnd"/>
-            <w:r>
-              <w:rPr>
-                <w:rFonts w:ascii="BC Sans" w:hAnsi="BC Sans"/>
-                <w:sz w:val="24"/>
-                <w:szCs w:val="24"/>
-              </w:rPr>
-              <w:t>{IntakeName}}, {{</w:t>
-            </w:r>
-            <w:proofErr w:type="spellStart"/>
-            <w:r>
-              <w:rPr>
-                <w:rFonts w:ascii="BC Sans" w:hAnsi="BC Sans"/>
-                <w:sz w:val="24"/>
-                <w:szCs w:val="24"/>
-              </w:rPr>
-              <w:t>IntakeStreet</w:t>
-            </w:r>
-            <w:proofErr w:type="spellEnd"/>
-            <w:r>
-              <w:rPr>
-                <w:rFonts w:ascii="BC Sans" w:hAnsi="BC Sans"/>
-                <w:sz w:val="24"/>
-                <w:szCs w:val="24"/>
-              </w:rPr>
-              <w:t>}} {{</w:t>
-            </w:r>
-            <w:proofErr w:type="spellStart"/>
-            <w:r>
-              <w:rPr>
-                <w:rFonts w:ascii="BC Sans" w:hAnsi="BC Sans"/>
-                <w:sz w:val="24"/>
-                <w:szCs w:val="24"/>
-              </w:rPr>
-              <w:t>IntakeCity</w:t>
-            </w:r>
-            <w:proofErr w:type="spellEnd"/>
-            <w:r>
-              <w:rPr>
-                <w:rFonts w:ascii="BC Sans" w:hAnsi="BC Sans"/>
-                <w:sz w:val="24"/>
-                <w:szCs w:val="24"/>
-              </w:rPr>
-              <w:t>}} {{</w:t>
-            </w:r>
-            <w:proofErr w:type="spellStart"/>
-            <w:r>
-              <w:rPr>
-                <w:rFonts w:ascii="BC Sans" w:hAnsi="BC Sans"/>
-                <w:sz w:val="24"/>
-                <w:szCs w:val="24"/>
-              </w:rPr>
-              <w:t>IntakeState</w:t>
-            </w:r>
-            <w:proofErr w:type="spellEnd"/>
-            <w:r>
-              <w:rPr>
-                <w:rFonts w:ascii="BC Sans" w:hAnsi="BC Sans"/>
-                <w:sz w:val="24"/>
-                <w:szCs w:val="24"/>
-              </w:rPr>
-              <w:t>}} {{</w:t>
-            </w:r>
-            <w:proofErr w:type="spellStart"/>
-            <w:r>
-              <w:rPr>
-                <w:rFonts w:ascii="BC Sans" w:hAnsi="BC Sans"/>
-                <w:sz w:val="24"/>
-                <w:szCs w:val="24"/>
-              </w:rPr>
-              <w:t>IntakePostalCode</w:t>
-            </w:r>
-            <w:proofErr w:type="spellEnd"/>
-            <w:r>
-              <w:rPr>
-                <w:rFonts w:ascii="BC Sans" w:hAnsi="BC Sans"/>
-                <w:sz w:val="24"/>
-                <w:szCs w:val="24"/>
-              </w:rPr>
-              <w:t>}}</w:t>
+              <w:t>{</w:t>
+            </w:r>
+            <w:r>
+              <w:rPr>
+                <w:rFonts w:ascii="BC Sans" w:hAnsi="BC Sans"/>
+                <w:sz w:val="24"/>
+                <w:szCs w:val="24"/>
+              </w:rPr>
+              <w:t>{</w:t>
+            </w:r>
+            <w:r>
+              <w:rPr>
+                <w:rFonts w:ascii="BC Sans" w:hAnsi="BC Sans"/>
+                <w:sz w:val="24"/>
+                <w:szCs w:val="24"/>
+              </w:rPr>
+              <w:t>BLAPrimaryOwnerName</w:t>
+            </w:r>
+            <w:r>
+              <w:rPr>
+                <w:rFonts w:ascii="BC Sans" w:hAnsi="BC Sans"/>
+                <w:sz w:val="24"/>
+                <w:szCs w:val="24"/>
+              </w:rPr>
+              <w:t>}</w:t>
+            </w:r>
+            <w:r>
+              <w:rPr>
+                <w:rFonts w:ascii="BC Sans" w:hAnsi="BC Sans"/>
+                <w:sz w:val="24"/>
+                <w:szCs w:val="24"/>
+              </w:rPr>
+              <w:t>}{</w:t>
+            </w:r>
+            <w:r>
+              <w:rPr>
+                <w:rFonts w:ascii="BC Sans" w:hAnsi="BC Sans"/>
+                <w:sz w:val="24"/>
+                <w:szCs w:val="24"/>
+              </w:rPr>
+              <w:t>{/</w:t>
+            </w:r>
+            <w:r>
+              <w:rPr>
+                <w:rFonts w:ascii="BC Sans" w:hAnsi="BC Sans"/>
+                <w:sz w:val="24"/>
+                <w:szCs w:val="24"/>
+              </w:rPr>
+              <w:t>BLAPrimaryOwnerName</w:t>
+            </w:r>
+            <w:r>
+              <w:rPr>
+                <w:rFonts w:ascii="BC Sans" w:hAnsi="BC Sans"/>
+                <w:sz w:val="24"/>
+                <w:szCs w:val="24"/>
+              </w:rPr>
+              <w:t>}</w:t>
+            </w:r>
+            <w:r>
+              <w:rPr>
+                <w:rFonts w:ascii="BC Sans" w:hAnsi="BC Sans"/>
+                <w:sz w:val="24"/>
+                <w:szCs w:val="24"/>
+              </w:rPr>
+              <w:t>}</w:t>
             </w:r>
           </w:p>
-        </w:tc>
-        <w:tc>
-          <w:tcPr>
-            <w:tcW w:w="283" w:type="dxa"/>
-            <w:tcBorders>
-              <w:left w:val="nil"/>
-            </w:tcBorders>
-          </w:tcPr>
-          <w:p>
-            <w:pPr>
-              <w:spacing w:after="0"/>
-              <w:rPr>
-                <w:rFonts w:ascii="BC Sans" w:hAnsi="BC Sans"/>
-                <w:sz w:val="5"/>
-                <w:szCs w:val="5"/>
-              </w:rPr>
-            </w:pPr>
-            <w:r>
-              <w:rPr>
-                <w:rFonts w:ascii="BC Sans" w:hAnsi="BC Sans"/>
-                <w:sz w:val="5"/>
-                <w:szCs w:val="5"/>
-              </w:rPr>
-              <w:t>{{/</w:t>
-            </w:r>
-            <w:proofErr w:type="spellStart"/>
-            <w:r>
-              <w:rPr>
-                <w:rFonts w:ascii="BC Sans" w:hAnsi="BC Sans"/>
-                <w:sz w:val="5"/>
-                <w:szCs w:val="5"/>
-              </w:rPr>
-              <w:t>WaterSupplierIntakes</w:t>
-            </w:r>
-            <w:proofErr w:type="spellEnd"/>
-            <w:r>
-              <w:rPr>
-                <w:rFonts w:ascii="BC Sans" w:hAnsi="BC Sans"/>
-                <w:sz w:val="5"/>
-                <w:szCs w:val="5"/>
-              </w:rPr>
-              <w:t>}}</w:t>
-            </w:r>
-          </w:p>
-        </w:tc>
-      </w:tr>
-    </w:tbl>
-    <w:p>
-      <w:pPr>
-        <w:spacing w:after="0"/>
-      </w:pPr>
-    </w:p>
-    <w:tbl>
-      <w:tblPr>
-        <w:tblStyle w:val="TableGrid"/>
-        <w:tblW w:w="0" w:type="auto"/>
-        <w:tblBorders>
-          <w:top w:val="none" w:sz="0" w:space="0" w:color="auto"/>
-          <w:left w:val="none" w:sz="0" w:space="0" w:color="auto"/>
-          <w:bottom w:val="none" w:sz="0" w:space="0" w:color="auto"/>
-          <w:right w:val="none" w:sz="0" w:space="0" w:color="auto"/>
-          <w:insideH w:val="none" w:sz="0" w:space="0" w:color="auto"/>
-          <w:insideV w:val="none" w:sz="0" w:space="0" w:color="auto"/>
-        </w:tblBorders>
-        <w:tblLayout w:type="fixed"/>
-        <w:tblLook w:val="04A0" w:firstRow="1" w:lastRow="0" w:firstColumn="1" w:lastColumn="0" w:noHBand="0" w:noVBand="1"/>
-      </w:tblPr>
-      <w:tblGrid>
-        <w:gridCol w:w="4675"/>
-        <w:gridCol w:w="4675"/>
-      </w:tblGrid>
-      <w:tr>
-        <w:tc>
-          <w:tcPr>
-            <w:tcW w:w="9350" w:type="dxa"/>
-            <w:gridSpan w:val="2"/>
-          </w:tcPr>
-          <w:p>
-            <w:pPr>
-              <w:spacing w:after="0"/>
-              <w:rPr>
-                <w:rFonts w:ascii="BC Sans" w:hAnsi="BC Sans"/>
-                <w:b/>
-                <w:bCs/>
-                <w:sz w:val="24"/>
-                <w:szCs w:val="24"/>
-              </w:rPr>
-            </w:pPr>
-          </w:p>
-          <w:p>
-            <w:pPr>
-              <w:spacing w:after="0"/>
-              <w:rPr>
-                <w:rFonts w:ascii="BC Sans" w:hAnsi="BC Sans"/>
-                <w:b/>
-                <w:bCs/>
-                <w:sz w:val="24"/>
-                <w:szCs w:val="24"/>
-              </w:rPr>
-            </w:pPr>
-            <w:r>
-              <w:rPr>
-                <w:rFonts w:ascii="BC Sans" w:hAnsi="BC Sans"/>
-                <w:b/>
-                <w:bCs/>
-                <w:sz w:val="24"/>
-                <w:szCs w:val="24"/>
-              </w:rPr>
-              <w:t>This is to certify that:</w:t>
-            </w:r>
-          </w:p>
-        </w:tc>
-      </w:tr>
-      <w:tr>
-        <w:tc>
-          <w:tcPr>
-            <w:tcW w:w="9350" w:type="dxa"/>
-            <w:gridSpan w:val="2"/>
-          </w:tcPr>
-          <w:p>
-            <w:pPr>
-              <w:spacing w:after="0"/>
-              <w:rPr>
-                <w:rFonts w:ascii="BC Sans" w:hAnsi="BC Sans"/>
-                <w:sz w:val="24"/>
-                <w:szCs w:val="24"/>
-              </w:rPr>
-            </w:pPr>
-            <w:r>
-              <w:rPr>
-                <w:rFonts w:ascii="BC Sans" w:hAnsi="BC Sans"/>
-                <w:sz w:val="24"/>
-                <w:szCs w:val="24"/>
-                <w:lang w:val="en-CA"/>
-              </w:rPr>
-              <w:t>The Health Authority has conducted a qualitative health risk assessment in the context of relevant legislation (</w:t>
-            </w:r>
-            <w:r>
-              <w:rPr>
-                <w:rFonts w:ascii="BC Sans" w:hAnsi="BC Sans"/>
-                <w:i/>
-                <w:iCs/>
-                <w:sz w:val="24"/>
-                <w:szCs w:val="24"/>
-                <w:lang w:val="en-CA"/>
-              </w:rPr>
-              <w:t>Drinking Water Protection Act </w:t>
-            </w:r>
-            <w:r>
-              <w:rPr>
-                <w:rFonts w:ascii="BC Sans" w:hAnsi="BC Sans"/>
-                <w:sz w:val="24"/>
-                <w:szCs w:val="24"/>
-                <w:lang w:val="en-CA"/>
-              </w:rPr>
-              <w:t>and </w:t>
-            </w:r>
-            <w:r>
-              <w:rPr>
-                <w:rFonts w:ascii="BC Sans" w:hAnsi="BC Sans"/>
-                <w:i/>
-                <w:iCs/>
-                <w:sz w:val="24"/>
-                <w:szCs w:val="24"/>
-                <w:lang w:val="en-CA"/>
-              </w:rPr>
-              <w:t>Regulation</w:t>
-            </w:r>
-            <w:r>
-              <w:rPr>
-                <w:rFonts w:ascii="BC Sans" w:hAnsi="BC Sans"/>
-                <w:sz w:val="24"/>
-                <w:szCs w:val="24"/>
-                <w:lang w:val="en-CA"/>
-              </w:rPr>
-              <w:t>) and </w:t>
-            </w:r>
-            <w:r>
-              <w:rPr>
-                <w:rFonts w:ascii="BC Sans" w:hAnsi="BC Sans"/>
-                <w:i/>
-                <w:iCs/>
-                <w:sz w:val="24"/>
-                <w:szCs w:val="24"/>
-                <w:lang w:val="en-CA"/>
-              </w:rPr>
-              <w:t>Drinking Water</w:t>
-            </w:r>
-            <w:r>
-              <w:rPr>
-                <w:rFonts w:ascii="BC Sans" w:hAnsi="BC Sans"/>
-                <w:i/>
-                <w:iCs/>
-                <w:sz w:val="24"/>
-                <w:szCs w:val="24"/>
-                <w:lang w:val="en-CA"/>
-              </w:rPr>
-              <w:t xml:space="preserve"> </w:t>
-            </w:r>
-            <w:r>
-              <w:rPr>
-                <w:rFonts w:ascii="BC Sans" w:hAnsi="BC Sans"/>
-                <w:i/>
-                <w:iCs/>
-                <w:sz w:val="24"/>
-                <w:szCs w:val="24"/>
-                <w:lang w:val="en-CA"/>
-              </w:rPr>
-              <w:t>Officer Guidelines and Appendices</w:t>
-            </w:r>
-            <w:r>
-              <w:rPr>
-                <w:rFonts w:ascii="BC Sans" w:hAnsi="BC Sans"/>
-                <w:sz w:val="24"/>
-                <w:szCs w:val="24"/>
-                <w:lang w:val="en-CA"/>
-              </w:rPr>
-              <w:t> and has found the proposed</w:t>
-            </w:r>
-            <w:r>
-              <w:rPr>
-                <w:rFonts w:ascii="BC Sans" w:hAnsi="BC Sans"/>
-                <w:sz w:val="24"/>
-                <w:szCs w:val="24"/>
-                <w:lang w:val="en-CA"/>
-              </w:rPr>
-              <w:t xml:space="preserve"> </w:t>
-            </w:r>
-            <w:r>
-              <w:rPr>
-                <w:rFonts w:ascii="BC Sans" w:hAnsi="BC Sans"/>
-                <w:sz w:val="24"/>
-                <w:szCs w:val="24"/>
-                <w:lang w:val="en-CA"/>
-              </w:rPr>
-              <w:t>works </w:t>
-            </w:r>
-            <w:r>
-              <w:rPr>
-                <w:rFonts w:ascii="BC Sans" w:hAnsi="BC Sans"/>
-                <w:b/>
-                <w:bCs/>
-                <w:sz w:val="24"/>
-                <w:szCs w:val="24"/>
-                <w:lang w:val="en-CA"/>
-              </w:rPr>
-              <w:t>acceptable</w:t>
-            </w:r>
-            <w:r>
-              <w:rPr>
-                <w:rFonts w:ascii="BC Sans" w:hAnsi="BC Sans"/>
-                <w:sz w:val="24"/>
-                <w:szCs w:val="24"/>
-                <w:lang w:val="en-CA"/>
-              </w:rPr>
-              <w:t>, subject to the conditions below. We have not reviewed other aspects of the system, such as structural, mechanical/HVAC, electrical, or architectural design, hydraulic performance and safety of the works. This construction permit does not constitute permission or consent under any other </w:t>
-            </w:r>
-            <w:r>
-              <w:rPr>
-                <w:rFonts w:ascii="BC Sans" w:hAnsi="BC Sans"/>
-                <w:i/>
-                <w:iCs/>
-                <w:sz w:val="24"/>
-                <w:szCs w:val="24"/>
-                <w:lang w:val="en-CA"/>
-              </w:rPr>
-              <w:t>Act </w:t>
-            </w:r>
-            <w:r>
-              <w:rPr>
-                <w:rFonts w:ascii="BC Sans" w:hAnsi="BC Sans"/>
-                <w:sz w:val="24"/>
-                <w:szCs w:val="24"/>
-                <w:lang w:val="en-CA"/>
-              </w:rPr>
-              <w:t>or authority.</w:t>
-            </w:r>
-          </w:p>
-        </w:tc>
-      </w:tr>
-      <w:tr>
-        <w:tc>
-          <w:tcPr>
-            <w:tcW w:w="4675" w:type="dxa"/>
-          </w:tcPr>
-          <w:p>
-            <w:pPr>
-              <w:tabs>
-                <w:tab w:val="left" w:pos="3062"/>
-              </w:tabs>
-              <w:spacing w:after="0"/>
-              <w:rPr>
-                <w:rFonts w:ascii="BC Sans" w:hAnsi="BC Sans"/>
-                <w:b/>
-                <w:bCs/>
-                <w:sz w:val="24"/>
-                <w:szCs w:val="24"/>
-              </w:rPr>
-            </w:pPr>
-            <w:r>
-              <w:rPr>
-                <w:rFonts w:ascii="BC Sans" w:hAnsi="BC Sans"/>
-                <w:b/>
-                <w:bCs/>
-                <w:sz w:val="24"/>
-                <w:szCs w:val="24"/>
-              </w:rPr>
-              <w:tab/>
-            </w:r>
-          </w:p>
-        </w:tc>
-        <w:tc>
-          <w:tcPr>
-            <w:tcW w:w="4675" w:type="dxa"/>
-          </w:tcPr>
           <w:p>
             <w:pPr>
               <w:spacing w:after="0"/>
@@ -1187,6 +589,12 @@
           <w:tcPr>
             <w:tcW w:w="9350" w:type="dxa"/>
             <w:gridSpan w:val="2"/>
+            <w:tcBorders>
+              <w:top w:val="nil"/>
+              <w:left w:val="nil"/>
+              <w:bottom w:val="nil"/>
+              <w:right w:val="nil"/>
+            </w:tcBorders>
           </w:tcPr>
           <w:p>
             <w:pPr>
@@ -1204,6 +612,375 @@
                 <w:bCs/>
                 <w:sz w:val="24"/>
                 <w:szCs w:val="24"/>
+              </w:rPr>
+              <w:t>Water Supplier(s):</w:t>
+            </w:r>
+          </w:p>
+        </w:tc>
+      </w:tr>
+      <w:tr>
+        <w:tc>
+          <w:tcPr>
+            <w:tcW w:w="9350" w:type="dxa"/>
+            <w:gridSpan w:val="2"/>
+            <w:tcBorders>
+              <w:top w:val="nil"/>
+              <w:left w:val="nil"/>
+              <w:bottom w:val="nil"/>
+              <w:right w:val="nil"/>
+            </w:tcBorders>
+          </w:tcPr>
+          <w:p>
+            <w:pPr>
+              <w:spacing w:after="0"/>
+              <w:rPr>
+                <w:rFonts w:ascii="BC Sans" w:hAnsi="BC Sans"/>
+                <w:sz w:val="24"/>
+                <w:szCs w:val="24"/>
+              </w:rPr>
+            </w:pPr>
+            <w:r>
+              <w:rPr>
+                <w:rFonts w:ascii="BC Sans" w:hAnsi="BC Sans"/>
+                <w:sz w:val="24"/>
+                <w:szCs w:val="24"/>
+              </w:rPr>
+              <w:lastRenderedPageBreak/>
+              <w:t>{{#WaterSupplierIntakes}}{{IntakeName}}{{#IntakeStreet}}; {{IntakeStreet}}, {{IntakeCity}}, {{IntakeState}}</w:t>
+            </w:r>
+            <w:r>
+              <w:rPr>
+                <w:rFonts w:ascii="BC Sans" w:hAnsi="BC Sans"/>
+                <w:sz w:val="24"/>
+                <w:szCs w:val="24"/>
+              </w:rPr>
+              <w:t>,</w:t>
+            </w:r>
+            <w:r>
+              <w:rPr>
+                <w:rFonts w:ascii="BC Sans" w:hAnsi="BC Sans"/>
+                <w:sz w:val="24"/>
+                <w:szCs w:val="24"/>
+              </w:rPr>
+              <w:t xml:space="preserve"> {{IntakePostalCode}}{{/IntakeStreet}}</w:t>
+            </w:r>
+          </w:p>
+          <w:p>
+            <w:pPr>
+              <w:spacing w:after="0"/>
+              <w:rPr>
+                <w:rFonts w:ascii="BC Sans" w:hAnsi="BC Sans"/>
+                <w:sz w:val="24"/>
+                <w:szCs w:val="24"/>
+              </w:rPr>
+            </w:pPr>
+            <w:r>
+              <w:rPr>
+                <w:rFonts w:ascii="BC Sans" w:hAnsi="BC Sans"/>
+                <w:sz w:val="24"/>
+                <w:szCs w:val="24"/>
+              </w:rPr>
+              <w:t>{{/WaterSupplierIntakes}}</w:t>
+            </w:r>
+          </w:p>
+        </w:tc>
+      </w:tr>
+      <w:tr>
+        <w:tc>
+          <w:tcPr>
+            <w:tcW w:w="9350" w:type="dxa"/>
+            <w:gridSpan w:val="2"/>
+            <w:tcBorders>
+              <w:top w:val="nil"/>
+              <w:left w:val="nil"/>
+              <w:bottom w:val="nil"/>
+              <w:right w:val="nil"/>
+            </w:tcBorders>
+          </w:tcPr>
+          <w:p>
+            <w:pPr>
+              <w:spacing w:after="0"/>
+              <w:rPr>
+                <w:rFonts w:ascii="BC Sans" w:hAnsi="BC Sans"/>
+                <w:b/>
+                <w:bCs/>
+                <w:sz w:val="24"/>
+                <w:szCs w:val="24"/>
+              </w:rPr>
+            </w:pPr>
+            <w:r>
+              <w:rPr>
+                <w:rFonts w:ascii="BC Sans" w:hAnsi="BC Sans"/>
+                <w:b/>
+                <w:bCs/>
+                <w:sz w:val="24"/>
+                <w:szCs w:val="24"/>
+              </w:rPr>
+              <w:t>This is to certify that:</w:t>
+            </w:r>
+          </w:p>
+        </w:tc>
+      </w:tr>
+      <w:tr>
+        <w:tc>
+          <w:tcPr>
+            <w:tcW w:w="9350" w:type="dxa"/>
+            <w:gridSpan w:val="2"/>
+            <w:tcBorders>
+              <w:top w:val="nil"/>
+              <w:left w:val="nil"/>
+              <w:bottom w:val="nil"/>
+              <w:right w:val="nil"/>
+            </w:tcBorders>
+          </w:tcPr>
+          <w:p>
+            <w:pPr>
+              <w:spacing w:after="0"/>
+              <w:rPr>
+                <w:rFonts w:ascii="BC Sans" w:hAnsi="BC Sans"/>
+                <w:sz w:val="24"/>
+                <w:szCs w:val="24"/>
+              </w:rPr>
+            </w:pPr>
+            <w:r>
+              <w:rPr>
+                <w:rFonts w:ascii="BC Sans" w:hAnsi="BC Sans"/>
+                <w:sz w:val="24"/>
+                <w:szCs w:val="24"/>
+                <w:lang w:val="en-CA"/>
+              </w:rPr>
+              <w:t>The Health Authority has conducted a qualitative health risk assessment in the context of relevant legislation (</w:t>
+            </w:r>
+            <w:r>
+              <w:rPr>
+                <w:rFonts w:ascii="BC Sans" w:hAnsi="BC Sans"/>
+                <w:i/>
+                <w:iCs/>
+                <w:sz w:val="24"/>
+                <w:szCs w:val="24"/>
+                <w:lang w:val="en-CA"/>
+              </w:rPr>
+              <w:t>Drinking Water Protection Act </w:t>
+            </w:r>
+            <w:r>
+              <w:rPr>
+                <w:rFonts w:ascii="BC Sans" w:hAnsi="BC Sans"/>
+                <w:sz w:val="24"/>
+                <w:szCs w:val="24"/>
+                <w:lang w:val="en-CA"/>
+              </w:rPr>
+              <w:t>and </w:t>
+            </w:r>
+            <w:r>
+              <w:rPr>
+                <w:rFonts w:ascii="BC Sans" w:hAnsi="BC Sans"/>
+                <w:i/>
+                <w:iCs/>
+                <w:sz w:val="24"/>
+                <w:szCs w:val="24"/>
+                <w:lang w:val="en-CA"/>
+              </w:rPr>
+              <w:t>Regulation</w:t>
+            </w:r>
+            <w:r>
+              <w:rPr>
+                <w:rFonts w:ascii="BC Sans" w:hAnsi="BC Sans"/>
+                <w:sz w:val="24"/>
+                <w:szCs w:val="24"/>
+                <w:lang w:val="en-CA"/>
+              </w:rPr>
+              <w:t>) and </w:t>
+            </w:r>
+            <w:r>
+              <w:rPr>
+                <w:rFonts w:ascii="BC Sans" w:hAnsi="BC Sans"/>
+                <w:i/>
+                <w:iCs/>
+                <w:sz w:val="24"/>
+                <w:szCs w:val="24"/>
+                <w:lang w:val="en-CA"/>
+              </w:rPr>
+              <w:t>Drinking Water</w:t>
+            </w:r>
+            <w:r>
+              <w:rPr>
+                <w:rFonts w:ascii="BC Sans" w:hAnsi="BC Sans"/>
+                <w:i/>
+                <w:iCs/>
+                <w:sz w:val="24"/>
+                <w:szCs w:val="24"/>
+                <w:lang w:val="en-CA"/>
+              </w:rPr>
+              <w:t xml:space="preserve"> </w:t>
+            </w:r>
+            <w:r>
+              <w:rPr>
+                <w:rFonts w:ascii="BC Sans" w:hAnsi="BC Sans"/>
+                <w:i/>
+                <w:iCs/>
+                <w:sz w:val="24"/>
+                <w:szCs w:val="24"/>
+                <w:lang w:val="en-CA"/>
+              </w:rPr>
+              <w:t>Officer Guidelines and Appendices</w:t>
+            </w:r>
+            <w:r>
+              <w:rPr>
+                <w:rFonts w:ascii="BC Sans" w:hAnsi="BC Sans"/>
+                <w:sz w:val="24"/>
+                <w:szCs w:val="24"/>
+                <w:lang w:val="en-CA"/>
+              </w:rPr>
+              <w:t> and has found the proposed</w:t>
+            </w:r>
+            <w:r>
+              <w:rPr>
+                <w:rFonts w:ascii="BC Sans" w:hAnsi="BC Sans"/>
+                <w:sz w:val="24"/>
+                <w:szCs w:val="24"/>
+                <w:lang w:val="en-CA"/>
+              </w:rPr>
+              <w:t xml:space="preserve"> </w:t>
+            </w:r>
+            <w:r>
+              <w:rPr>
+                <w:rFonts w:ascii="BC Sans" w:hAnsi="BC Sans"/>
+                <w:sz w:val="24"/>
+                <w:szCs w:val="24"/>
+                <w:lang w:val="en-CA"/>
+              </w:rPr>
+              <w:t>works </w:t>
+            </w:r>
+            <w:r>
+              <w:rPr>
+                <w:rFonts w:ascii="BC Sans" w:hAnsi="BC Sans"/>
+                <w:b/>
+                <w:bCs/>
+                <w:sz w:val="24"/>
+                <w:szCs w:val="24"/>
+                <w:lang w:val="en-CA"/>
+              </w:rPr>
+              <w:t>acceptable</w:t>
+            </w:r>
+            <w:r>
+              <w:rPr>
+                <w:rFonts w:ascii="BC Sans" w:hAnsi="BC Sans"/>
+                <w:sz w:val="24"/>
+                <w:szCs w:val="24"/>
+                <w:lang w:val="en-CA"/>
+              </w:rPr>
+              <w:t>, subject to the conditions below. We have not reviewed other aspects of the system, such as structural, mechanical/HVAC, electrical, or architectural design, hydraulic performance and safety of the works. This construction permit does not constitute permission or consent under any other </w:t>
+            </w:r>
+            <w:r>
+              <w:rPr>
+                <w:rFonts w:ascii="BC Sans" w:hAnsi="BC Sans"/>
+                <w:i/>
+                <w:iCs/>
+                <w:sz w:val="24"/>
+                <w:szCs w:val="24"/>
+                <w:lang w:val="en-CA"/>
+              </w:rPr>
+              <w:t>Act </w:t>
+            </w:r>
+            <w:r>
+              <w:rPr>
+                <w:rFonts w:ascii="BC Sans" w:hAnsi="BC Sans"/>
+                <w:sz w:val="24"/>
+                <w:szCs w:val="24"/>
+                <w:lang w:val="en-CA"/>
+              </w:rPr>
+              <w:t>or authority.</w:t>
+            </w:r>
+          </w:p>
+        </w:tc>
+      </w:tr>
+      <w:tr>
+        <w:tc>
+          <w:tcPr>
+            <w:tcW w:w="4675" w:type="dxa"/>
+            <w:tcBorders>
+              <w:top w:val="nil"/>
+              <w:left w:val="nil"/>
+              <w:bottom w:val="nil"/>
+              <w:right w:val="nil"/>
+            </w:tcBorders>
+          </w:tcPr>
+          <w:p>
+            <w:pPr>
+              <w:tabs>
+                <w:tab w:val="left" w:pos="3062"/>
+              </w:tabs>
+              <w:spacing w:after="0"/>
+              <w:rPr>
+                <w:rFonts w:ascii="BC Sans" w:hAnsi="BC Sans"/>
+                <w:b/>
+                <w:bCs/>
+                <w:sz w:val="24"/>
+                <w:szCs w:val="24"/>
+              </w:rPr>
+            </w:pPr>
+            <w:r>
+              <w:rPr>
+                <w:rFonts w:ascii="BC Sans" w:hAnsi="BC Sans"/>
+                <w:b/>
+                <w:bCs/>
+                <w:sz w:val="24"/>
+                <w:szCs w:val="24"/>
+              </w:rPr>
+              <w:tab/>
+            </w:r>
+          </w:p>
+        </w:tc>
+        <w:tc>
+          <w:tcPr>
+            <w:tcW w:w="4675" w:type="dxa"/>
+            <w:tcBorders>
+              <w:top w:val="nil"/>
+              <w:left w:val="nil"/>
+              <w:bottom w:val="nil"/>
+              <w:right w:val="nil"/>
+            </w:tcBorders>
+          </w:tcPr>
+          <w:p>
+            <w:pPr>
+              <w:spacing w:after="0"/>
+              <w:rPr>
+                <w:rFonts w:ascii="BC Sans" w:hAnsi="BC Sans"/>
+                <w:sz w:val="24"/>
+                <w:szCs w:val="24"/>
+              </w:rPr>
+            </w:pPr>
+          </w:p>
+        </w:tc>
+      </w:tr>
+      <w:tr>
+        <w:tc>
+          <w:tcPr>
+            <w:tcW w:w="9350" w:type="dxa"/>
+            <w:gridSpan w:val="2"/>
+            <w:tcBorders>
+              <w:top w:val="nil"/>
+              <w:left w:val="nil"/>
+              <w:bottom w:val="nil"/>
+              <w:right w:val="nil"/>
+            </w:tcBorders>
+          </w:tcPr>
+          <w:p>
+            <w:pPr>
+              <w:spacing w:after="0"/>
+              <w:rPr>
+                <w:rFonts w:ascii="BC Sans" w:hAnsi="BC Sans"/>
+                <w:sz w:val="24"/>
+                <w:szCs w:val="24"/>
+              </w:rPr>
+            </w:pPr>
+            <w:r>
+              <w:rPr>
+                <w:rFonts w:ascii="BC Sans" w:hAnsi="BC Sans"/>
+                <w:b/>
+                <w:bCs/>
+                <w:sz w:val="24"/>
+                <w:szCs w:val="24"/>
                 <w:lang w:val="en-CA"/>
               </w:rPr>
               <w:t xml:space="preserve">Documents Reviewed: </w:t>
@@ -1256,7 +1033,6 @@
               </w:rPr>
               <w:t> </w:t>
             </w:r>
-            <w:proofErr w:type="gramStart"/>
             <w:r>
               <w:rPr>
                 <w:rFonts w:ascii="BC Sans" w:hAnsi="BC Sans"/>
@@ -1271,16 +1047,7 @@
                 <w:sz w:val="24"/>
                 <w:szCs w:val="24"/>
               </w:rPr>
-              <w:t>{</w:t>
-            </w:r>
-            <w:proofErr w:type="gramEnd"/>
-            <w:r>
-              <w:rPr>
-                <w:rFonts w:ascii="BC Sans" w:hAnsi="BC Sans"/>
-                <w:sz w:val="24"/>
-                <w:szCs w:val="24"/>
-              </w:rPr>
-              <w:t>{#DocumentChecklistItems}}</w:t>
+              <w:t>{{#DocumentChecklistItems}}</w:t>
             </w:r>
           </w:p>
           <w:p>
@@ -1303,25 +1070,7 @@
                 <w:sz w:val="24"/>
                 <w:szCs w:val="24"/>
               </w:rPr>
-              <w:t>{{</w:t>
-            </w:r>
-            <w:proofErr w:type="spellStart"/>
-            <w:r>
-              <w:rPr>
-                <w:rFonts w:ascii="BC Sans" w:hAnsi="BC Sans"/>
-                <w:sz w:val="24"/>
-                <w:szCs w:val="24"/>
-              </w:rPr>
-              <w:t>DocumentChecklistItemsName</w:t>
-            </w:r>
-            <w:proofErr w:type="spellEnd"/>
-            <w:r>
-              <w:rPr>
-                <w:rFonts w:ascii="BC Sans" w:hAnsi="BC Sans"/>
-                <w:sz w:val="24"/>
-                <w:szCs w:val="24"/>
-              </w:rPr>
-              <w:t>}}</w:t>
+              <w:t>{{DocumentChecklistItemsName}}</w:t>
             </w:r>
           </w:p>
           <w:p>
@@ -1340,25 +1089,8 @@
                 <w:sz w:val="24"/>
                 <w:szCs w:val="24"/>
               </w:rPr>
-              <w:t>{{/</w:t>
-            </w:r>
-            <w:proofErr w:type="spellStart"/>
-            <w:r>
-              <w:rPr>
-                <w:rFonts w:ascii="BC Sans" w:hAnsi="BC Sans"/>
-                <w:sz w:val="24"/>
-                <w:szCs w:val="24"/>
-              </w:rPr>
-              <w:t>DocumentChecklistItems</w:t>
-            </w:r>
-            <w:proofErr w:type="spellEnd"/>
-            <w:r>
-              <w:rPr>
-                <w:rFonts w:ascii="BC Sans" w:hAnsi="BC Sans"/>
-                <w:sz w:val="24"/>
-                <w:szCs w:val="24"/>
-              </w:rPr>
-              <w:t>}}</w:t>
+              <w:lastRenderedPageBreak/>
+              <w:t>{{/DocumentChecklistItems}}</w:t>
             </w:r>
           </w:p>
         </w:tc>
@@ -1368,6 +1100,12 @@
           <w:tcPr>
             <w:tcW w:w="9350" w:type="dxa"/>
             <w:gridSpan w:val="2"/>
+            <w:tcBorders>
+              <w:top w:val="nil"/>
+              <w:left w:val="nil"/>
+              <w:bottom w:val="nil"/>
+              <w:right w:val="nil"/>
+            </w:tcBorders>
           </w:tcPr>
           <w:p>
             <w:pPr>
@@ -1386,6 +1124,12 @@
           <w:tcPr>
             <w:tcW w:w="9350" w:type="dxa"/>
             <w:gridSpan w:val="2"/>
+            <w:tcBorders>
+              <w:top w:val="nil"/>
+              <w:left w:val="nil"/>
+              <w:bottom w:val="nil"/>
+              <w:right w:val="nil"/>
+            </w:tcBorders>
           </w:tcPr>
           <w:p>
             <w:pPr>
@@ -1456,6 +1200,12 @@
         <w:tc>
           <w:tcPr>
             <w:tcW w:w="4675" w:type="dxa"/>
+            <w:tcBorders>
+              <w:top w:val="nil"/>
+              <w:left w:val="nil"/>
+              <w:bottom w:val="nil"/>
+              <w:right w:val="nil"/>
+            </w:tcBorders>
           </w:tcPr>
           <w:p>
             <w:pPr>
@@ -1476,41 +1226,18 @@
                 <w:sz w:val="24"/>
                 <w:szCs w:val="24"/>
               </w:rPr>
-              <w:t>{{#BLAEngineeringDesignFirmName</w:t>
-            </w:r>
-            <w:proofErr w:type="gramStart"/>
-            <w:r>
-              <w:rPr>
-                <w:rFonts w:ascii="BC Sans" w:hAnsi="BC Sans"/>
-                <w:b/>
-                <w:bCs/>
-                <w:sz w:val="24"/>
-                <w:szCs w:val="24"/>
-              </w:rPr>
-              <w:t>}}</w:t>
-            </w:r>
-            <w:r>
-              <w:rPr>
-                <w:rFonts w:ascii="BC Sans" w:hAnsi="BC Sans"/>
-                <w:b/>
-                <w:bCs/>
-                <w:sz w:val="24"/>
-                <w:szCs w:val="24"/>
-                <w:lang w:val="en-CA"/>
-              </w:rPr>
-              <w:t>Engineering</w:t>
-            </w:r>
-            <w:proofErr w:type="gramEnd"/>
-            <w:r>
-              <w:rPr>
-                <w:rFonts w:ascii="BC Sans" w:hAnsi="BC Sans"/>
-                <w:b/>
-                <w:bCs/>
-                <w:sz w:val="24"/>
-                <w:szCs w:val="24"/>
-                <w:lang w:val="en-CA"/>
-              </w:rPr>
-              <w:t>/Design</w:t>
+              <w:t>{{#BLAEngineeringDesignFirmName}}</w:t>
+            </w:r>
+            <w:r>
+              <w:rPr>
+                <w:rFonts w:ascii="BC Sans" w:hAnsi="BC Sans"/>
+                <w:b/>
+                <w:bCs/>
+                <w:sz w:val="24"/>
+                <w:szCs w:val="24"/>
+                <w:lang w:val="en-CA"/>
+              </w:rPr>
+              <w:t>Engineering/Design</w:t>
             </w:r>
             <w:r>
               <w:rPr>
@@ -1539,6 +1266,12 @@
         <w:tc>
           <w:tcPr>
             <w:tcW w:w="4675" w:type="dxa"/>
+            <w:tcBorders>
+              <w:top w:val="nil"/>
+              <w:left w:val="nil"/>
+              <w:bottom w:val="nil"/>
+              <w:right w:val="nil"/>
+            </w:tcBorders>
           </w:tcPr>
           <w:p>
             <w:pPr>
@@ -1565,23 +1298,13 @@
               </w:rPr>
               <w:t>BLAEngineeringDesignFirmName</w:t>
             </w:r>
-            <w:proofErr w:type="gramStart"/>
-            <w:r>
-              <w:rPr>
-                <w:rFonts w:ascii="BC Sans" w:hAnsi="BC Sans"/>
-                <w:sz w:val="24"/>
-                <w:szCs w:val="24"/>
-              </w:rPr>
-              <w:t>}}{</w:t>
-            </w:r>
-            <w:proofErr w:type="gramEnd"/>
-            <w:r>
-              <w:rPr>
-                <w:rFonts w:ascii="BC Sans" w:hAnsi="BC Sans"/>
-                <w:sz w:val="24"/>
-                <w:szCs w:val="24"/>
-              </w:rPr>
-              <w:t>{/</w:t>
+            <w:r>
+              <w:rPr>
+                <w:rFonts w:ascii="BC Sans" w:hAnsi="BC Sans"/>
+                <w:sz w:val="24"/>
+                <w:szCs w:val="24"/>
+              </w:rPr>
+              <w:t>}}{{/</w:t>
             </w:r>
             <w:r>
               <w:rPr>
@@ -1616,6 +1339,12 @@
         <w:tc>
           <w:tcPr>
             <w:tcW w:w="4675" w:type="dxa"/>
+            <w:tcBorders>
+              <w:top w:val="nil"/>
+              <w:left w:val="nil"/>
+              <w:bottom w:val="nil"/>
+              <w:right w:val="nil"/>
+            </w:tcBorders>
           </w:tcPr>
           <w:p>
             <w:pPr>
@@ -1637,19 +1366,7 @@
                 <w:sz w:val="24"/>
                 <w:szCs w:val="24"/>
               </w:rPr>
-              <w:lastRenderedPageBreak/>
-              <w:t>{{#BLAEngineerofRecordDesigner</w:t>
-            </w:r>
-            <w:proofErr w:type="gramStart"/>
-            <w:r>
-              <w:rPr>
-                <w:rFonts w:ascii="BC Sans" w:hAnsi="BC Sans"/>
-                <w:b/>
-                <w:bCs/>
-                <w:sz w:val="24"/>
-                <w:szCs w:val="24"/>
-              </w:rPr>
-              <w:t>}}</w:t>
+              <w:t>{{#BLAEngineerofRecordDesigner}}</w:t>
             </w:r>
             <w:r>
               <w:rPr>
@@ -1661,7 +1378,6 @@
               </w:rPr>
               <w:t>Engineer</w:t>
             </w:r>
-            <w:proofErr w:type="gramEnd"/>
             <w:r>
               <w:rPr>
                 <w:rFonts w:ascii="Arial" w:hAnsi="Arial" w:cs="Arial"/>
@@ -1720,6 +1436,12 @@
         <w:tc>
           <w:tcPr>
             <w:tcW w:w="4675" w:type="dxa"/>
+            <w:tcBorders>
+              <w:top w:val="nil"/>
+              <w:left w:val="nil"/>
+              <w:bottom w:val="nil"/>
+              <w:right w:val="nil"/>
+            </w:tcBorders>
           </w:tcPr>
           <w:p>
             <w:pPr>
@@ -1746,17 +1468,14 @@
               </w:rPr>
               <w:t>{</w:t>
             </w:r>
-            <w:proofErr w:type="spellStart"/>
-            <w:r>
-              <w:rPr>
-                <w:rFonts w:ascii="BC Sans" w:hAnsi="BC Sans"/>
-                <w:sz w:val="24"/>
-                <w:szCs w:val="24"/>
-              </w:rPr>
-              <w:t>BLAEngineerofRecordDesigner</w:t>
-            </w:r>
-            <w:proofErr w:type="spellEnd"/>
-            <w:proofErr w:type="gramStart"/>
+            <w:r>
+              <w:rPr>
+                <w:rFonts w:ascii="BC Sans" w:hAnsi="BC Sans"/>
+                <w:sz w:val="24"/>
+                <w:szCs w:val="24"/>
+              </w:rPr>
+              <w:t>BLAEngineerofRecordDesigner}</w:t>
+            </w:r>
             <w:r>
               <w:rPr>
                 <w:rFonts w:ascii="BC Sans" w:hAnsi="BC Sans"/>
@@ -1771,17 +1490,8 @@
                 <w:sz w:val="24"/>
                 <w:szCs w:val="24"/>
               </w:rPr>
-              <w:t>}</w:t>
-            </w:r>
-            <w:r>
-              <w:rPr>
-                <w:rFonts w:ascii="BC Sans" w:hAnsi="BC Sans"/>
-                <w:sz w:val="24"/>
-                <w:szCs w:val="24"/>
-              </w:rPr>
               <w:t>{</w:t>
             </w:r>
-            <w:proofErr w:type="gramEnd"/>
             <w:r>
               <w:rPr>
                 <w:rFonts w:ascii="BC Sans" w:hAnsi="BC Sans"/>
@@ -1790,23 +1500,13 @@
               </w:rPr>
               <w:t>{/</w:t>
             </w:r>
-            <w:proofErr w:type="spellStart"/>
-            <w:r>
-              <w:rPr>
-                <w:rFonts w:ascii="BC Sans" w:hAnsi="BC Sans"/>
-                <w:sz w:val="24"/>
-                <w:szCs w:val="24"/>
-              </w:rPr>
-              <w:t>BLAEngineerofRecordDesigner</w:t>
-            </w:r>
-            <w:proofErr w:type="spellEnd"/>
-            <w:r>
-              <w:rPr>
-                <w:rFonts w:ascii="BC Sans" w:hAnsi="BC Sans"/>
-                <w:sz w:val="24"/>
-                <w:szCs w:val="24"/>
-              </w:rPr>
-              <w:t>}</w:t>
+            <w:r>
+              <w:rPr>
+                <w:rFonts w:ascii="BC Sans" w:hAnsi="BC Sans"/>
+                <w:sz w:val="24"/>
+                <w:szCs w:val="24"/>
+              </w:rPr>
+              <w:t>BLAEngineerofRecordDesigner}</w:t>
             </w:r>
             <w:r>
               <w:rPr>
@@ -1823,6 +1523,12 @@
         <w:tc>
           <w:tcPr>
             <w:tcW w:w="4675" w:type="dxa"/>
+            <w:tcBorders>
+              <w:top w:val="nil"/>
+              <w:left w:val="nil"/>
+              <w:bottom w:val="nil"/>
+              <w:right w:val="nil"/>
+            </w:tcBorders>
           </w:tcPr>
           <w:p>
             <w:pPr>
@@ -1842,18 +1548,7 @@
                 <w:sz w:val="24"/>
                 <w:szCs w:val="24"/>
               </w:rPr>
-              <w:t>{{#BLAApplicantName</w:t>
-            </w:r>
-            <w:proofErr w:type="gramStart"/>
-            <w:r>
-              <w:rPr>
-                <w:rFonts w:ascii="BC Sans" w:hAnsi="BC Sans"/>
-                <w:b/>
-                <w:bCs/>
-                <w:sz w:val="24"/>
-                <w:szCs w:val="24"/>
-              </w:rPr>
-              <w:t>}}</w:t>
+              <w:t>{{#BLAApplicantName}}</w:t>
             </w:r>
             <w:r>
               <w:rPr>
@@ -1866,7 +1561,6 @@
               </w:rPr>
               <w:t>Submitted</w:t>
             </w:r>
-            <w:proofErr w:type="gramEnd"/>
             <w:r>
               <w:rPr>
                 <w:rFonts w:ascii="Arial" w:hAnsi="Arial" w:cs="Arial"/>
@@ -1894,6 +1588,12 @@
         <w:tc>
           <w:tcPr>
             <w:tcW w:w="4675" w:type="dxa"/>
+            <w:tcBorders>
+              <w:top w:val="nil"/>
+              <w:left w:val="nil"/>
+              <w:bottom w:val="nil"/>
+              <w:right w:val="nil"/>
+            </w:tcBorders>
           </w:tcPr>
           <w:p>
             <w:pPr>
@@ -1912,7 +1612,6 @@
               </w:rPr>
               <w:t>{{</w:t>
             </w:r>
-            <w:proofErr w:type="spellStart"/>
             <w:r>
               <w:rPr>
                 <w:rFonts w:ascii="BC Sans" w:hAnsi="BC Sans"/>
@@ -1921,26 +1620,14 @@
               </w:rPr>
               <w:t>BLAApplicantName</w:t>
             </w:r>
-            <w:proofErr w:type="spellEnd"/>
-            <w:proofErr w:type="gramStart"/>
-            <w:r>
-              <w:rPr>
-                <w:rFonts w:ascii="BC Sans" w:hAnsi="BC Sans"/>
-                <w:sz w:val="24"/>
-                <w:szCs w:val="24"/>
-              </w:rPr>
-              <w:t>}}{</w:t>
-            </w:r>
-            <w:proofErr w:type="gramEnd"/>
-            <w:r>
-              <w:rPr>
-                <w:rFonts w:ascii="BC Sans" w:hAnsi="BC Sans"/>
-                <w:sz w:val="24"/>
-                <w:szCs w:val="24"/>
-              </w:rPr>
-              <w:t>{/</w:t>
-            </w:r>
-            <w:proofErr w:type="spellStart"/>
+            <w:r>
+              <w:rPr>
+                <w:rFonts w:ascii="BC Sans" w:hAnsi="BC Sans"/>
+                <w:sz w:val="24"/>
+                <w:szCs w:val="24"/>
+              </w:rPr>
+              <w:t>}}{{/</w:t>
+            </w:r>
             <w:r>
               <w:rPr>
                 <w:rFonts w:ascii="BC Sans" w:hAnsi="BC Sans"/>
@@ -1949,7 +1636,6 @@
               </w:rPr>
               <w:t>BLAApplicantName</w:t>
             </w:r>
-            <w:proofErr w:type="spellEnd"/>
             <w:r>
               <w:rPr>
                 <w:rFonts w:ascii="BC Sans" w:hAnsi="BC Sans"/>
@@ -1976,6 +1662,12 @@
           <w:tcPr>
             <w:tcW w:w="9350" w:type="dxa"/>
             <w:gridSpan w:val="2"/>
+            <w:tcBorders>
+              <w:top w:val="nil"/>
+              <w:left w:val="nil"/>
+              <w:bottom w:val="nil"/>
+              <w:right w:val="nil"/>
+            </w:tcBorders>
           </w:tcPr>
           <w:p>
             <w:pPr>
@@ -2005,6 +1697,12 @@
           <w:tcPr>
             <w:tcW w:w="9350" w:type="dxa"/>
             <w:gridSpan w:val="2"/>
+            <w:tcBorders>
+              <w:top w:val="nil"/>
+              <w:left w:val="nil"/>
+              <w:bottom w:val="nil"/>
+              <w:right w:val="nil"/>
+            </w:tcBorders>
           </w:tcPr>
           <w:p>
             <w:pPr>
@@ -2058,7 +1756,17 @@
                 <w:szCs w:val="24"/>
                 <w:lang w:val="en-CA"/>
               </w:rPr>
-              <w:t>and appurtenances</w:t>
+              <w:t xml:space="preserve">and </w:t>
+            </w:r>
+            <w:r>
+              <w:rPr>
+                <w:rFonts w:ascii="BC Sans" w:hAnsi="BC Sans"/>
+                <w:sz w:val="24"/>
+                <w:szCs w:val="24"/>
+                <w:lang w:val="en-CA"/>
+              </w:rPr>
+              <w:lastRenderedPageBreak/>
+              <w:t>appurtenances</w:t>
             </w:r>
             <w:r>
               <w:rPr>
@@ -2150,6 +1858,12 @@
           <w:tcPr>
             <w:tcW w:w="9350" w:type="dxa"/>
             <w:gridSpan w:val="2"/>
+            <w:tcBorders>
+              <w:top w:val="nil"/>
+              <w:left w:val="nil"/>
+              <w:bottom w:val="nil"/>
+              <w:right w:val="nil"/>
+            </w:tcBorders>
           </w:tcPr>
           <w:p>
             <w:pPr>
@@ -2168,6 +1882,12 @@
           <w:tcPr>
             <w:tcW w:w="9350" w:type="dxa"/>
             <w:gridSpan w:val="2"/>
+            <w:tcBorders>
+              <w:top w:val="nil"/>
+              <w:left w:val="nil"/>
+              <w:bottom w:val="nil"/>
+              <w:right w:val="nil"/>
+            </w:tcBorders>
           </w:tcPr>
           <w:p>
             <w:pPr>
@@ -2188,29 +1908,52 @@
                 <w:sz w:val="24"/>
                 <w:szCs w:val="24"/>
               </w:rPr>
-              <w:t xml:space="preserve">Conditions </w:t>
-            </w:r>
-            <w:proofErr w:type="gramStart"/>
-            <w:r>
-              <w:rPr>
-                <w:rFonts w:ascii="BC Sans" w:hAnsi="BC Sans"/>
-                <w:b/>
-                <w:bCs/>
-                <w:sz w:val="24"/>
-                <w:szCs w:val="24"/>
-              </w:rPr>
-              <w:t>on</w:t>
-            </w:r>
-            <w:proofErr w:type="gramEnd"/>
-            <w:r>
-              <w:rPr>
-                <w:rFonts w:ascii="BC Sans" w:hAnsi="BC Sans"/>
-                <w:b/>
-                <w:bCs/>
-                <w:sz w:val="24"/>
-                <w:szCs w:val="24"/>
-              </w:rPr>
-              <w:t xml:space="preserve"> Permit:</w:t>
+              <w:t>Conditions on Permit:</w:t>
+            </w:r>
+          </w:p>
+        </w:tc>
+      </w:tr>
+      <w:tr>
+        <w:tc>
+          <w:tcPr>
+            <w:tcW w:w="9350" w:type="dxa"/>
+            <w:gridSpan w:val="2"/>
+            <w:tcBorders>
+              <w:top w:val="nil"/>
+              <w:left w:val="nil"/>
+              <w:bottom w:val="nil"/>
+              <w:right w:val="nil"/>
+            </w:tcBorders>
+          </w:tcPr>
+          <w:p>
+            <w:pPr>
+              <w:spacing w:after="0" w:line="252" w:lineRule="auto"/>
+            </w:pPr>
+            <w:r>
+              <w:rPr>
+                <w:rFonts w:ascii="BC Sans" w:hAnsi="BC Sans"/>
+                <w:sz w:val="24"/>
+                <w:szCs w:val="24"/>
+              </w:rPr>
+              <w:t>{{#IF_isConditionNotPresent}} None {{/IF_isConditionNotPresent}}</w:t>
+            </w:r>
+          </w:p>
+          <w:p>
+            <w:pPr>
+              <w:spacing w:after="0" w:line="252" w:lineRule="auto"/>
+              <w:rPr>
+                <w:rFonts w:ascii="BC Sans" w:hAnsi="BC Sans"/>
+                <w:sz w:val="3"/>
+                <w:szCs w:val="3"/>
+              </w:rPr>
+            </w:pPr>
+            <w:r>
+              <w:rPr>
+                <w:rFonts w:ascii="BC Sans" w:hAnsi="BC Sans"/>
+                <w:sz w:val="3"/>
+                <w:szCs w:val="3"/>
+              </w:rPr>
+              <w:t>{{#BusinessLicense}} {{#Conditions}}</w:t>
             </w:r>
           </w:p>
           <w:p>
@@ -2233,138 +1976,33 @@
                 <w:sz w:val="24"/>
                 <w:szCs w:val="24"/>
               </w:rPr>
-              <w:t>Water samples from post-treatment sham be</w:t>
-            </w:r>
-            <w:r>
-              <w:rPr>
-                <w:rFonts w:ascii="Arial" w:hAnsi="Arial" w:cs="Arial"/>
-                <w:sz w:val="24"/>
-                <w:szCs w:val="24"/>
-              </w:rPr>
-              <w:t> </w:t>
-            </w:r>
-            <w:r>
-              <w:rPr>
-                <w:rFonts w:ascii="BC Sans" w:hAnsi="BC Sans"/>
-                <w:sz w:val="24"/>
-                <w:szCs w:val="24"/>
-              </w:rPr>
-              <w:t>submitted</w:t>
-            </w:r>
-            <w:r>
-              <w:rPr>
-                <w:rFonts w:ascii="Arial" w:hAnsi="Arial" w:cs="Arial"/>
-                <w:sz w:val="24"/>
-                <w:szCs w:val="24"/>
-              </w:rPr>
-              <w:t> </w:t>
-            </w:r>
-            <w:r>
-              <w:rPr>
-                <w:rFonts w:ascii="BC Sans" w:hAnsi="BC Sans"/>
-                <w:sz w:val="24"/>
-                <w:szCs w:val="24"/>
-              </w:rPr>
-              <w:t>to an accredited laboratory for analyst of manganese concentration every 6 months (March and September)</w:t>
+              <w:t>{{Description}}</w:t>
             </w:r>
           </w:p>
           <w:p>
             <w:pPr>
-              <w:pStyle w:val="ListParagraph"/>
-              <w:numPr>
-                <w:ilvl w:val="0"/>
-                <w:numId w:val="2"/>
-              </w:numPr>
-              <w:spacing w:after="0" w:line="252" w:lineRule="auto"/>
-              <w:rPr>
-                <w:rFonts w:ascii="BC Sans" w:hAnsi="BC Sans"/>
-                <w:sz w:val="24"/>
-                <w:szCs w:val="24"/>
+              <w:spacing w:after="0"/>
+              <w:rPr>
+                <w:rFonts w:ascii="BC Sans" w:hAnsi="BC Sans"/>
+                <w:sz w:val="3"/>
+                <w:szCs w:val="3"/>
               </w:rPr>
             </w:pPr>
             <w:r>
               <w:rPr>
                 <w:rFonts w:ascii="BC Sans" w:hAnsi="BC Sans"/>
-                <w:sz w:val="24"/>
-                <w:szCs w:val="24"/>
-              </w:rPr>
-              <w:t>A copy of manganese test results</w:t>
-            </w:r>
-            <w:r>
-              <w:rPr>
-                <w:rFonts w:ascii="Arial" w:hAnsi="Arial" w:cs="Arial"/>
-                <w:sz w:val="24"/>
-                <w:szCs w:val="24"/>
-              </w:rPr>
-              <w:t> </w:t>
-            </w:r>
-            <w:proofErr w:type="gramStart"/>
-            <w:r>
-              <w:rPr>
-                <w:rFonts w:ascii="BC Sans" w:hAnsi="BC Sans"/>
-                <w:sz w:val="24"/>
-                <w:szCs w:val="24"/>
-              </w:rPr>
-              <w:t>are</w:t>
-            </w:r>
-            <w:proofErr w:type="gramEnd"/>
-            <w:r>
-              <w:rPr>
-                <w:rFonts w:ascii="Arial" w:hAnsi="Arial" w:cs="Arial"/>
-                <w:sz w:val="24"/>
-                <w:szCs w:val="24"/>
-              </w:rPr>
-              <w:t> </w:t>
-            </w:r>
-            <w:r>
-              <w:rPr>
-                <w:rFonts w:ascii="BC Sans" w:hAnsi="BC Sans"/>
-                <w:sz w:val="24"/>
-                <w:szCs w:val="24"/>
-              </w:rPr>
-              <w:t>to</w:t>
-            </w:r>
-            <w:r>
-              <w:rPr>
-                <w:rFonts w:ascii="BC Sans" w:hAnsi="BC Sans"/>
-                <w:sz w:val="24"/>
-                <w:szCs w:val="24"/>
-              </w:rPr>
-              <w:t xml:space="preserve"> be submitted to</w:t>
-            </w:r>
-            <w:r>
-              <w:rPr>
-                <w:rFonts w:ascii="BC Sans" w:hAnsi="BC Sans"/>
-                <w:sz w:val="24"/>
-                <w:szCs w:val="24"/>
+                <w:sz w:val="3"/>
+                <w:szCs w:val="3"/>
+              </w:rPr>
+              <w:t>{{/Conditions}}{{/BusinessLicense}}</w:t>
+            </w:r>
+            <w:r>
+              <w:rPr>
+                <w:rFonts w:ascii="BC Sans" w:hAnsi="BC Sans"/>
+                <w:sz w:val="3"/>
+                <w:szCs w:val="3"/>
               </w:rPr>
               <w:t xml:space="preserve"> </w:t>
-            </w:r>
-            <w:r>
-              <w:rPr>
-                <w:rFonts w:ascii="BC Sans" w:hAnsi="BC Sans"/>
-                <w:sz w:val="24"/>
-                <w:szCs w:val="24"/>
-              </w:rPr>
-              <w:t>{{</w:t>
-            </w:r>
-            <w:proofErr w:type="spellStart"/>
-            <w:r>
-              <w:rPr>
-                <w:rFonts w:ascii="BC Sans" w:hAnsi="BC Sans"/>
-                <w:sz w:val="24"/>
-                <w:szCs w:val="24"/>
-              </w:rPr>
-              <w:t>BLAccountHealthAuthority</w:t>
-            </w:r>
-            <w:proofErr w:type="spellEnd"/>
-            <w:r>
-              <w:rPr>
-                <w:rFonts w:ascii="BC Sans" w:hAnsi="BC Sans"/>
-                <w:sz w:val="24"/>
-                <w:szCs w:val="24"/>
-              </w:rPr>
-              <w:t>}}</w:t>
             </w:r>
           </w:p>
         </w:tc>
@@ -2374,140 +2012,98 @@
           <w:tcPr>
             <w:tcW w:w="9350" w:type="dxa"/>
             <w:gridSpan w:val="2"/>
+            <w:tcBorders>
+              <w:top w:val="nil"/>
+              <w:left w:val="nil"/>
+              <w:bottom w:val="nil"/>
+              <w:right w:val="nil"/>
+            </w:tcBorders>
           </w:tcPr>
           <w:p>
             <w:pPr>
               <w:spacing w:after="0" w:line="252" w:lineRule="auto"/>
+              <w:rPr>
+                <w:rFonts w:ascii="BC Sans" w:hAnsi="BC Sans"/>
+                <w:b/>
+                <w:bCs/>
+                <w:sz w:val="24"/>
+                <w:szCs w:val="24"/>
+                <w:lang w:val="en-CA"/>
+              </w:rPr>
             </w:pPr>
             <w:r>
               <w:rPr>
                 <w:rFonts w:ascii="BC Sans" w:hAnsi="BC Sans"/>
-                <w:sz w:val="24"/>
-                <w:szCs w:val="24"/>
-              </w:rPr>
-              <w:lastRenderedPageBreak/>
-              <w:t>{{#IF_isConditionNotPresent}} None {{/</w:t>
-            </w:r>
-            <w:proofErr w:type="spellStart"/>
-            <w:r>
-              <w:rPr>
-                <w:rFonts w:ascii="BC Sans" w:hAnsi="BC Sans"/>
-                <w:sz w:val="24"/>
-                <w:szCs w:val="24"/>
-              </w:rPr>
-              <w:t>IF_isConditionNotPresent</w:t>
-            </w:r>
-            <w:proofErr w:type="spellEnd"/>
-            <w:r>
-              <w:rPr>
-                <w:rFonts w:ascii="BC Sans" w:hAnsi="BC Sans"/>
-                <w:sz w:val="24"/>
-                <w:szCs w:val="24"/>
-              </w:rPr>
-              <w:t>}}</w:t>
-            </w:r>
-          </w:p>
-          <w:p>
-            <w:pPr>
-              <w:spacing w:after="0" w:line="252" w:lineRule="auto"/>
-              <w:rPr>
-                <w:rFonts w:ascii="BC Sans" w:hAnsi="BC Sans"/>
-                <w:sz w:val="3"/>
-                <w:szCs w:val="3"/>
-              </w:rPr>
-            </w:pPr>
-            <w:r>
-              <w:rPr>
-                <w:rFonts w:ascii="BC Sans" w:hAnsi="BC Sans"/>
-                <w:sz w:val="3"/>
-                <w:szCs w:val="3"/>
-              </w:rPr>
-              <w:t>{{#BusinessLicense}} {{#Conditions}}</w:t>
-            </w:r>
-          </w:p>
-          <w:p>
-            <w:pPr>
-              <w:pStyle w:val="ListParagraph"/>
-              <w:numPr>
-                <w:ilvl w:val="0"/>
-                <w:numId w:val="2"/>
-              </w:numPr>
-              <w:spacing w:after="0" w:line="252" w:lineRule="auto"/>
-              <w:rPr>
-                <w:rFonts w:ascii="BC Sans" w:hAnsi="BC Sans"/>
-                <w:sz w:val="24"/>
-                <w:szCs w:val="24"/>
-              </w:rPr>
-            </w:pPr>
-            <w:r>
-              <w:rPr>
-                <w:rFonts w:ascii="BC Sans" w:hAnsi="BC Sans"/>
-                <w:sz w:val="24"/>
-                <w:szCs w:val="24"/>
-              </w:rPr>
-              <w:t>{{Description}}</w:t>
+                <w:b/>
+                <w:bCs/>
+                <w:sz w:val="24"/>
+                <w:szCs w:val="24"/>
+                <w:lang w:val="en-CA"/>
+              </w:rPr>
+              <w:t>Recommended Standards and Guidelines:</w:t>
             </w:r>
           </w:p>
           <w:p>
             <w:pPr>
               <w:spacing w:after="0"/>
               <w:rPr>
-                <w:rFonts w:ascii="BC Sans" w:hAnsi="BC Sans"/>
-                <w:sz w:val="3"/>
-                <w:szCs w:val="3"/>
+                <w:rFonts w:ascii="Arial" w:hAnsi="Arial" w:cs="Arial"/>
+                <w:sz w:val="24"/>
+                <w:szCs w:val="24"/>
               </w:rPr>
             </w:pPr>
             <w:r>
               <w:rPr>
-                <w:rFonts w:ascii="BC Sans" w:hAnsi="BC Sans"/>
-                <w:sz w:val="3"/>
-                <w:szCs w:val="3"/>
-              </w:rPr>
-              <w:t>{{/Conditions</w:t>
-            </w:r>
-            <w:proofErr w:type="gramStart"/>
-            <w:r>
-              <w:rPr>
-                <w:rFonts w:ascii="BC Sans" w:hAnsi="BC Sans"/>
-                <w:sz w:val="3"/>
-                <w:szCs w:val="3"/>
-              </w:rPr>
-              <w:t>}}{</w:t>
-            </w:r>
-            <w:proofErr w:type="gramEnd"/>
-            <w:r>
-              <w:rPr>
-                <w:rFonts w:ascii="BC Sans" w:hAnsi="BC Sans"/>
-                <w:sz w:val="3"/>
-                <w:szCs w:val="3"/>
-              </w:rPr>
-              <w:t>{/</w:t>
-            </w:r>
-            <w:proofErr w:type="spellStart"/>
-            <w:r>
-              <w:rPr>
-                <w:rFonts w:ascii="BC Sans" w:hAnsi="BC Sans"/>
-                <w:sz w:val="3"/>
-                <w:szCs w:val="3"/>
-              </w:rPr>
-              <w:t>BusinessLicense</w:t>
-            </w:r>
-            <w:proofErr w:type="spellEnd"/>
-            <w:r>
-              <w:rPr>
-                <w:rFonts w:ascii="BC Sans" w:hAnsi="BC Sans"/>
-                <w:sz w:val="3"/>
-                <w:szCs w:val="3"/>
-              </w:rPr>
-              <w:t>}}</w:t>
-            </w:r>
-            <w:r>
-              <w:rPr>
-                <w:rFonts w:ascii="BC Sans" w:hAnsi="BC Sans"/>
-                <w:sz w:val="3"/>
-                <w:szCs w:val="3"/>
-              </w:rPr>
-              <w:t xml:space="preserve"> </w:t>
+                <w:rFonts w:ascii="BC Sans" w:hAnsi="BC Sans" w:cs="Arial"/>
+                <w:sz w:val="24"/>
+                <w:szCs w:val="24"/>
+                <w:lang w:val="en-CA"/>
+              </w:rPr>
+              <w:t>The</w:t>
+            </w:r>
+            <w:r>
+              <w:rPr>
+                <w:rFonts w:ascii="Arial" w:hAnsi="Arial" w:cs="Arial"/>
+                <w:sz w:val="24"/>
+                <w:szCs w:val="24"/>
+                <w:lang w:val="en-CA"/>
+              </w:rPr>
+              <w:t> </w:t>
+            </w:r>
+            <w:r>
+              <w:rPr>
+                <w:rFonts w:ascii="BC Sans" w:hAnsi="BC Sans" w:cs="Arial"/>
+                <w:sz w:val="24"/>
+                <w:szCs w:val="24"/>
+                <w:lang w:val="en-CA"/>
+              </w:rPr>
+              <w:t>Water Supplier</w:t>
+            </w:r>
+            <w:r>
+              <w:rPr>
+                <w:rFonts w:ascii="Arial" w:hAnsi="Arial" w:cs="Arial"/>
+                <w:sz w:val="24"/>
+                <w:szCs w:val="24"/>
+                <w:lang w:val="en-CA"/>
+              </w:rPr>
+              <w:t> </w:t>
+            </w:r>
+            <w:r>
+              <w:rPr>
+                <w:rFonts w:ascii="BC Sans" w:hAnsi="BC Sans" w:cs="Arial"/>
+                <w:sz w:val="24"/>
+                <w:szCs w:val="24"/>
+                <w:lang w:val="en-CA"/>
+              </w:rPr>
+              <w:t>must adhere to the following guidelines, as applicable:</w:t>
+            </w:r>
+            <w:r>
+              <w:rPr>
+                <w:rFonts w:ascii="Arial" w:hAnsi="Arial" w:cs="Arial"/>
+                <w:sz w:val="24"/>
+                <w:szCs w:val="24"/>
+              </w:rPr>
+              <w:t> </w:t>
             </w:r>
           </w:p>
         </w:tc>
@@ -2517,101 +2113,12 @@
           <w:tcPr>
             <w:tcW w:w="9350" w:type="dxa"/>
             <w:gridSpan w:val="2"/>
-          </w:tcPr>
-          <w:p>
-            <w:pPr>
-              <w:spacing w:after="0" w:line="252" w:lineRule="auto"/>
-              <w:rPr>
-                <w:rFonts w:ascii="BC Sans" w:hAnsi="BC Sans"/>
-                <w:b/>
-                <w:bCs/>
-                <w:sz w:val="24"/>
-                <w:szCs w:val="24"/>
-                <w:lang w:val="en-CA"/>
-              </w:rPr>
-            </w:pPr>
-            <w:r>
-              <w:rPr>
-                <w:rFonts w:ascii="BC Sans" w:hAnsi="BC Sans"/>
-                <w:b/>
-                <w:bCs/>
-                <w:sz w:val="24"/>
-                <w:szCs w:val="24"/>
-                <w:lang w:val="en-CA"/>
-              </w:rPr>
-              <w:t>Recommended Standards and Guidelines:</w:t>
-            </w:r>
-          </w:p>
-          <w:p>
-            <w:pPr>
-              <w:spacing w:after="0"/>
-              <w:rPr>
-                <w:rFonts w:ascii="Arial" w:hAnsi="Arial" w:cs="Arial"/>
-                <w:sz w:val="24"/>
-                <w:szCs w:val="24"/>
-              </w:rPr>
-            </w:pPr>
-            <w:r>
-              <w:rPr>
-                <w:rFonts w:ascii="BC Sans" w:hAnsi="BC Sans" w:cs="Arial"/>
-                <w:sz w:val="24"/>
-                <w:szCs w:val="24"/>
-                <w:lang w:val="en-CA"/>
-              </w:rPr>
-              <w:t>The</w:t>
-            </w:r>
-            <w:r>
-              <w:rPr>
-                <w:rFonts w:ascii="Arial" w:hAnsi="Arial" w:cs="Arial"/>
-                <w:sz w:val="24"/>
-                <w:szCs w:val="24"/>
-                <w:lang w:val="en-CA"/>
-              </w:rPr>
-              <w:t> </w:t>
-            </w:r>
-            <w:r>
-              <w:rPr>
-                <w:rFonts w:ascii="BC Sans" w:hAnsi="BC Sans" w:cs="Arial"/>
-                <w:sz w:val="24"/>
-                <w:szCs w:val="24"/>
-                <w:lang w:val="en-CA"/>
-              </w:rPr>
-              <w:t>Water Supplier</w:t>
-            </w:r>
-            <w:r>
-              <w:rPr>
-                <w:rFonts w:ascii="Arial" w:hAnsi="Arial" w:cs="Arial"/>
-                <w:sz w:val="24"/>
-                <w:szCs w:val="24"/>
-                <w:lang w:val="en-CA"/>
-              </w:rPr>
-              <w:t> </w:t>
-            </w:r>
-            <w:r>
-              <w:rPr>
-                <w:rFonts w:ascii="BC Sans" w:hAnsi="BC Sans" w:cs="Arial"/>
-                <w:sz w:val="24"/>
-                <w:szCs w:val="24"/>
-                <w:lang w:val="en-CA"/>
-              </w:rPr>
-              <w:t>must adhere to the following guidelines, as applicable:</w:t>
-            </w:r>
-            <w:r>
-              <w:rPr>
-                <w:rFonts w:ascii="Arial" w:hAnsi="Arial" w:cs="Arial"/>
-                <w:sz w:val="24"/>
-                <w:szCs w:val="24"/>
-              </w:rPr>
-              <w:t> </w:t>
-            </w:r>
-          </w:p>
-        </w:tc>
-      </w:tr>
-      <w:tr>
-        <w:tc>
-          <w:tcPr>
-            <w:tcW w:w="9350" w:type="dxa"/>
-            <w:gridSpan w:val="2"/>
+            <w:tcBorders>
+              <w:top w:val="nil"/>
+              <w:left w:val="nil"/>
+              <w:bottom w:val="nil"/>
+              <w:right w:val="nil"/>
+            </w:tcBorders>
           </w:tcPr>
           <w:tbl>
             <w:tblPr>
@@ -2829,6 +2336,7 @@
                       <w:szCs w:val="24"/>
                       <w:lang w:val="en-GB"/>
                     </w:rPr>
+                    <w:lastRenderedPageBreak/>
                     <w:t> </w:t>
                   </w:r>
                   <w:r>
@@ -3210,6 +2718,12 @@
           <w:tcPr>
             <w:tcW w:w="9350" w:type="dxa"/>
             <w:gridSpan w:val="2"/>
+            <w:tcBorders>
+              <w:top w:val="nil"/>
+              <w:left w:val="nil"/>
+              <w:bottom w:val="nil"/>
+              <w:right w:val="nil"/>
+            </w:tcBorders>
           </w:tcPr>
           <w:p>
             <w:pPr>
@@ -3375,7 +2889,17 @@
                 <w:szCs w:val="24"/>
                 <w:lang w:val="en-CA"/>
               </w:rPr>
-              <w:t>This approval is subject to the design amendments and conditions</w:t>
+              <w:t xml:space="preserve">This approval is </w:t>
+            </w:r>
+            <w:r>
+              <w:rPr>
+                <w:rFonts w:ascii="BC Sans" w:hAnsi="BC Sans"/>
+                <w:sz w:val="24"/>
+                <w:szCs w:val="24"/>
+                <w:lang w:val="en-CA"/>
+              </w:rPr>
+              <w:lastRenderedPageBreak/>
+              <w:t>subject to the design amendments and conditions</w:t>
             </w:r>
             <w:r>
               <w:rPr>
@@ -3429,6 +2953,12 @@
           <w:tcPr>
             <w:tcW w:w="9350" w:type="dxa"/>
             <w:gridSpan w:val="2"/>
+            <w:tcBorders>
+              <w:top w:val="nil"/>
+              <w:left w:val="nil"/>
+              <w:bottom w:val="nil"/>
+              <w:right w:val="nil"/>
+            </w:tcBorders>
           </w:tcPr>
           <w:p>
             <w:pPr>
@@ -3451,6 +2981,12 @@
           <w:tcPr>
             <w:tcW w:w="9350" w:type="dxa"/>
             <w:gridSpan w:val="2"/>
+            <w:tcBorders>
+              <w:top w:val="nil"/>
+              <w:left w:val="nil"/>
+              <w:bottom w:val="nil"/>
+              <w:right w:val="nil"/>
+            </w:tcBorders>
           </w:tcPr>
           <w:p>
             <w:pPr>
@@ -3582,21 +3118,8 @@
                 <w:szCs w:val="24"/>
                 <w:lang w:val="en-CA"/>
               </w:rPr>
-              <w:t xml:space="preserve">is not transferable unless the transfer is approved by an issuing </w:t>
-            </w:r>
-            <w:proofErr w:type="spellStart"/>
-            <w:proofErr w:type="gramStart"/>
-            <w:r>
-              <w:rPr>
-                <w:rFonts w:ascii="BC Sans" w:hAnsi="BC Sans"/>
-                <w:sz w:val="24"/>
-                <w:szCs w:val="24"/>
-                <w:lang w:val="en-CA"/>
-              </w:rPr>
-              <w:t>official,and</w:t>
-            </w:r>
-            <w:proofErr w:type="spellEnd"/>
-            <w:proofErr w:type="gramEnd"/>
+              <w:t>is not transferable unless the transfer is approved by an issuing official,and</w:t>
+            </w:r>
             <w:r>
               <w:rPr>
                 <w:rFonts w:ascii="Arial" w:hAnsi="Arial" w:cs="Arial"/>
@@ -3646,6 +3169,12 @@
           <w:tcPr>
             <w:tcW w:w="9350" w:type="dxa"/>
             <w:gridSpan w:val="2"/>
+            <w:tcBorders>
+              <w:top w:val="nil"/>
+              <w:left w:val="nil"/>
+              <w:bottom w:val="nil"/>
+              <w:right w:val="nil"/>
+            </w:tcBorders>
           </w:tcPr>
           <w:p>
             <w:pPr>
@@ -3668,6 +3197,12 @@
           <w:tcPr>
             <w:tcW w:w="9350" w:type="dxa"/>
             <w:gridSpan w:val="2"/>
+            <w:tcBorders>
+              <w:top w:val="nil"/>
+              <w:left w:val="nil"/>
+              <w:bottom w:val="nil"/>
+              <w:right w:val="nil"/>
+            </w:tcBorders>
           </w:tcPr>
           <w:p>
             <w:pPr>
@@ -3996,6 +3531,12 @@
         <w:tc>
           <w:tcPr>
             <w:tcW w:w="4675" w:type="dxa"/>
+            <w:tcBorders>
+              <w:top w:val="nil"/>
+              <w:left w:val="nil"/>
+              <w:bottom w:val="nil"/>
+              <w:right w:val="nil"/>
+            </w:tcBorders>
           </w:tcPr>
           <w:p>
             <w:pPr>
@@ -4026,6 +3567,12 @@
         <w:tc>
           <w:tcPr>
             <w:tcW w:w="4675" w:type="dxa"/>
+            <w:tcBorders>
+              <w:top w:val="nil"/>
+              <w:left w:val="nil"/>
+              <w:bottom w:val="nil"/>
+              <w:right w:val="nil"/>
+            </w:tcBorders>
           </w:tcPr>
           <w:p>
             <w:pPr>
@@ -4041,18 +3588,8 @@
                 <w:sz w:val="24"/>
                 <w:szCs w:val="24"/>
               </w:rPr>
-              <w:t>{{</w:t>
-            </w:r>
-            <w:proofErr w:type="spellStart"/>
-            <w:r>
-              <w:rPr>
-                <w:rFonts w:ascii="BC Sans" w:hAnsi="BC Sans"/>
-                <w:sz w:val="24"/>
-                <w:szCs w:val="24"/>
-              </w:rPr>
-              <w:t>IssuingDepartment</w:t>
-            </w:r>
-            <w:proofErr w:type="spellEnd"/>
+              <w:t>{{IssuingDepartment</w:t>
+            </w:r>
             <w:r>
               <w:rPr>
                 <w:rFonts w:ascii="BC Sans" w:hAnsi="BC Sans"/>
@@ -4068,6 +3605,12 @@
         <w:tc>
           <w:tcPr>
             <w:tcW w:w="4675" w:type="dxa"/>
+            <w:tcBorders>
+              <w:top w:val="nil"/>
+              <w:left w:val="nil"/>
+              <w:bottom w:val="nil"/>
+              <w:right w:val="nil"/>
+            </w:tcBorders>
           </w:tcPr>
           <w:p>
             <w:pPr>
@@ -4098,6 +3641,12 @@
         <w:tc>
           <w:tcPr>
             <w:tcW w:w="4675" w:type="dxa"/>
+            <w:tcBorders>
+              <w:top w:val="nil"/>
+              <w:left w:val="nil"/>
+              <w:bottom w:val="nil"/>
+              <w:right w:val="nil"/>
+            </w:tcBorders>
           </w:tcPr>
           <w:p>
             <w:pPr>
@@ -4156,7 +3705,7 @@
 </file>
 
 <file path=word/endnotes.xml><?xml version="1.0" encoding="utf-8"?>
-<w:endnotes xmlns:wpc="http://schemas.microsoft.com/office/word/2010/wordprocessingCanvas" xmlns:cx="http://schemas.microsoft.com/office/drawing/2014/chartex" xmlns:cx1="http://schemas.microsoft.com/office/drawing/2015/9/8/chartex" xmlns:cx2="http://schemas.microsoft.com/office/drawing/2015/10/21/chartex" xmlns:cx3="http://schemas.microsoft.com/office/drawing/2016/5/9/chartex" xmlns:cx4="http://schemas.microsoft.com/office/drawing/2016/5/10/chartex" xmlns:cx5="http://schemas.microsoft.com/office/drawing/2016/5/11/chartex" xmlns:cx6="http://schemas.microsoft.com/office/drawing/2016/5/12/chartex" xmlns:cx7="http://schemas.microsoft.com/office/drawing/2016/5/13/chartex" xmlns:cx8="http://schemas.microsoft.com/office/drawing/2016/5/14/chartex" xmlns:mc="http://schemas.openxmlformats.org/markup-compatibility/2006" xmlns:aink="http://schemas.microsoft.com/office/drawing/2016/ink" xmlns:am3d="http://schemas.microsoft.com/office/drawing/2017/model3d" xmlns:o="urn:schemas-microsoft-com:office:office" xmlns:oel="http://schemas.microsoft.com/office/2019/extlst" xmlns:r="http://schemas.openxmlformats.org/officeDocument/2006/relationships" xmlns:m="http://schemas.openxmlformats.org/officeDocument/2006/math" xmlns:v="urn:schemas-microsoft-com:vml" xmlns:wp14="http://schemas.microsoft.com/office/word/2010/wordprocessingDrawing" xmlns:wp="http://schemas.openxmlformats.org/drawingml/2006/wordprocessingDrawing" xmlns:w10="urn:schemas-microsoft-com:office:word" xmlns:w="http://schemas.openxmlformats.org/wordprocessingml/2006/main" xmlns:w14="http://schemas.microsoft.com/office/word/2010/wordml" xmlns:w15="http://schemas.microsoft.com/office/word/2012/wordml" xmlns:w16cei="http://schemas.microsoft.com/office/word/2026/wordml/cei" xmlns:w16cex="http://schemas.microsoft.com/office/word/2018/wordml/cex" xmlns:w16cid="http://schemas.microsoft.com/office/word/2016/wordml/cid" xmlns:w16="http://schemas.microsoft.com/office/word/2018/wordml" xmlns:w16du="http://schemas.microsoft.com/office/word/2023/wordml/word16du" xmlns:w16sdtdh="http://schemas.microsoft.com/office/word/2020/wordml/sdtdatahash" xmlns:w16sdtfl="http://schemas.microsoft.com/office/word/2024/wordml/sdtformatlock" xmlns:w16se="http://schemas.microsoft.com/office/word/2015/wordml/symex" xmlns:wpg="http://schemas.microsoft.com/office/word/2010/wordprocessingGroup" xmlns:wpi="http://schemas.microsoft.com/office/word/2010/wordprocessingInk" xmlns:wne="http://schemas.microsoft.com/office/word/2006/wordml" xmlns:wps="http://schemas.microsoft.com/office/word/2010/wordprocessingShape" mc:Ignorable="w14 w15 w16se w16cid w16 w16cex w16sdtdh w16sdtfl w16du wp14">
+<w:endnotes xmlns:wpc="http://schemas.microsoft.com/office/word/2010/wordprocessingCanvas" xmlns:cx="http://schemas.microsoft.com/office/drawing/2014/chartex" xmlns:cx1="http://schemas.microsoft.com/office/drawing/2015/9/8/chartex" xmlns:cx2="http://schemas.microsoft.com/office/drawing/2015/10/21/chartex" xmlns:cx3="http://schemas.microsoft.com/office/drawing/2016/5/9/chartex" xmlns:cx4="http://schemas.microsoft.com/office/drawing/2016/5/10/chartex" xmlns:cx5="http://schemas.microsoft.com/office/drawing/2016/5/11/chartex" xmlns:cx6="http://schemas.microsoft.com/office/drawing/2016/5/12/chartex" xmlns:cx7="http://schemas.microsoft.com/office/drawing/2016/5/13/chartex" xmlns:cx8="http://schemas.microsoft.com/office/drawing/2016/5/14/chartex" xmlns:mc="http://schemas.openxmlformats.org/markup-compatibility/2006" xmlns:aink="http://schemas.microsoft.com/office/drawing/2016/ink" xmlns:am3d="http://schemas.microsoft.com/office/drawing/2017/model3d" xmlns:o="urn:schemas-microsoft-com:office:office" xmlns:oel="http://schemas.microsoft.com/office/2019/extlst" xmlns:r="http://schemas.openxmlformats.org/officeDocument/2006/relationships" xmlns:m="http://schemas.openxmlformats.org/officeDocument/2006/math" xmlns:v="urn:schemas-microsoft-com:vml" xmlns:wp14="http://schemas.microsoft.com/office/word/2010/wordprocessingDrawing" xmlns:wp="http://schemas.openxmlformats.org/drawingml/2006/wordprocessingDrawing" xmlns:w10="urn:schemas-microsoft-com:office:word" xmlns:w="http://schemas.openxmlformats.org/wordprocessingml/2006/main" xmlns:w14="http://schemas.microsoft.com/office/word/2010/wordml" xmlns:w15="http://schemas.microsoft.com/office/word/2012/wordml" xmlns:w16cex="http://schemas.microsoft.com/office/word/2018/wordml/cex" xmlns:w16cid="http://schemas.microsoft.com/office/word/2016/wordml/cid" xmlns:w16="http://schemas.microsoft.com/office/word/2018/wordml" xmlns:w16du="http://schemas.microsoft.com/office/word/2023/wordml/word16du" xmlns:w16sdtdh="http://schemas.microsoft.com/office/word/2020/wordml/sdtdatahash" xmlns:w16sdtfl="http://schemas.microsoft.com/office/word/2024/wordml/sdtformatlock" xmlns:w16se="http://schemas.microsoft.com/office/word/2015/wordml/symex" xmlns:wpg="http://schemas.microsoft.com/office/word/2010/wordprocessingGroup" xmlns:wpi="http://schemas.microsoft.com/office/word/2010/wordprocessingInk" xmlns:wne="http://schemas.microsoft.com/office/word/2006/wordml" xmlns:wps="http://schemas.microsoft.com/office/word/2010/wordprocessingShape" mc:Ignorable="w14 w15 w16se w16cid w16 w16cex w16sdtdh w16sdtfl w16du wp14">
   <w:endnote w:type="separator" w:id="-1">
     <w:p>
       <w:pPr>
@@ -4181,7 +3730,7 @@
 </file>
 
 <file path=word/footer1.xml><?xml version="1.0" encoding="utf-8"?>
-<w:ftr xmlns:wpc="http://schemas.microsoft.com/office/word/2010/wordprocessingCanvas" xmlns:cx="http://schemas.microsoft.com/office/drawing/2014/chartex" xmlns:cx1="http://schemas.microsoft.com/office/drawing/2015/9/8/chartex" xmlns:cx2="http://schemas.microsoft.com/office/drawing/2015/10/21/chartex" xmlns:cx3="http://schemas.microsoft.com/office/drawing/2016/5/9/chartex" xmlns:cx4="http://schemas.microsoft.com/office/drawing/2016/5/10/chartex" xmlns:cx5="http://schemas.microsoft.com/office/drawing/2016/5/11/chartex" xmlns:cx6="http://schemas.microsoft.com/office/drawing/2016/5/12/chartex" xmlns:cx7="http://schemas.microsoft.com/office/drawing/2016/5/13/chartex" xmlns:cx8="http://schemas.microsoft.com/office/drawing/2016/5/14/chartex" xmlns:mc="http://schemas.openxmlformats.org/markup-compatibility/2006" xmlns:aink="http://schemas.microsoft.com/office/drawing/2016/ink" xmlns:am3d="http://schemas.microsoft.com/office/drawing/2017/model3d" xmlns:o="urn:schemas-microsoft-com:office:office" xmlns:oel="http://schemas.microsoft.com/office/2019/extlst" xmlns:r="http://schemas.openxmlformats.org/officeDocument/2006/relationships" xmlns:m="http://schemas.openxmlformats.org/officeDocument/2006/math" xmlns:v="urn:schemas-microsoft-com:vml" xmlns:wp14="http://schemas.microsoft.com/office/word/2010/wordprocessingDrawing" xmlns:wp="http://schemas.openxmlformats.org/drawingml/2006/wordprocessingDrawing" xmlns:w10="urn:schemas-microsoft-com:office:word" xmlns:w="http://schemas.openxmlformats.org/wordprocessingml/2006/main" xmlns:w14="http://schemas.microsoft.com/office/word/2010/wordml" xmlns:w15="http://schemas.microsoft.com/office/word/2012/wordml" xmlns:w16cei="http://schemas.microsoft.com/office/word/2026/wordml/cei" xmlns:w16cex="http://schemas.microsoft.com/office/word/2018/wordml/cex" xmlns:w16cid="http://schemas.microsoft.com/office/word/2016/wordml/cid" xmlns:w16="http://schemas.microsoft.com/office/word/2018/wordml" xmlns:w16du="http://schemas.microsoft.com/office/word/2023/wordml/word16du" xmlns:w16sdtdh="http://schemas.microsoft.com/office/word/2020/wordml/sdtdatahash" xmlns:w16sdtfl="http://schemas.microsoft.com/office/word/2024/wordml/sdtformatlock" xmlns:w16se="http://schemas.microsoft.com/office/word/2015/wordml/symex" xmlns:wpg="http://schemas.microsoft.com/office/word/2010/wordprocessingGroup" xmlns:wpi="http://schemas.microsoft.com/office/word/2010/wordprocessingInk" xmlns:wne="http://schemas.microsoft.com/office/word/2006/wordml" xmlns:wps="http://schemas.microsoft.com/office/word/2010/wordprocessingShape" mc:Ignorable="w14 w15 w16se w16cid w16 w16cex w16sdtdh w16sdtfl w16du wp14">
+<w:ftr xmlns:wpc="http://schemas.microsoft.com/office/word/2010/wordprocessingCanvas" xmlns:cx="http://schemas.microsoft.com/office/drawing/2014/chartex" xmlns:cx1="http://schemas.microsoft.com/office/drawing/2015/9/8/chartex" xmlns:cx2="http://schemas.microsoft.com/office/drawing/2015/10/21/chartex" xmlns:cx3="http://schemas.microsoft.com/office/drawing/2016/5/9/chartex" xmlns:cx4="http://schemas.microsoft.com/office/drawing/2016/5/10/chartex" xmlns:cx5="http://schemas.microsoft.com/office/drawing/2016/5/11/chartex" xmlns:cx6="http://schemas.microsoft.com/office/drawing/2016/5/12/chartex" xmlns:cx7="http://schemas.microsoft.com/office/drawing/2016/5/13/chartex" xmlns:cx8="http://schemas.microsoft.com/office/drawing/2016/5/14/chartex" xmlns:mc="http://schemas.openxmlformats.org/markup-compatibility/2006" xmlns:aink="http://schemas.microsoft.com/office/drawing/2016/ink" xmlns:am3d="http://schemas.microsoft.com/office/drawing/2017/model3d" xmlns:o="urn:schemas-microsoft-com:office:office" xmlns:oel="http://schemas.microsoft.com/office/2019/extlst" xmlns:r="http://schemas.openxmlformats.org/officeDocument/2006/relationships" xmlns:m="http://schemas.openxmlformats.org/officeDocument/2006/math" xmlns:v="urn:schemas-microsoft-com:vml" xmlns:wp14="http://schemas.microsoft.com/office/word/2010/wordprocessingDrawing" xmlns:wp="http://schemas.openxmlformats.org/drawingml/2006/wordprocessingDrawing" xmlns:w10="urn:schemas-microsoft-com:office:word" xmlns:w="http://schemas.openxmlformats.org/wordprocessingml/2006/main" xmlns:w14="http://schemas.microsoft.com/office/word/2010/wordml" xmlns:w15="http://schemas.microsoft.com/office/word/2012/wordml" xmlns:w16cex="http://schemas.microsoft.com/office/word/2018/wordml/cex" xmlns:w16cid="http://schemas.microsoft.com/office/word/2016/wordml/cid" xmlns:w16="http://schemas.microsoft.com/office/word/2018/wordml" xmlns:w16du="http://schemas.microsoft.com/office/word/2023/wordml/word16du" xmlns:w16sdtdh="http://schemas.microsoft.com/office/word/2020/wordml/sdtdatahash" xmlns:w16sdtfl="http://schemas.microsoft.com/office/word/2024/wordml/sdtformatlock" xmlns:w16se="http://schemas.microsoft.com/office/word/2015/wordml/symex" xmlns:wpg="http://schemas.microsoft.com/office/word/2010/wordprocessingGroup" xmlns:wpi="http://schemas.microsoft.com/office/word/2010/wordprocessingInk" xmlns:wne="http://schemas.microsoft.com/office/word/2006/wordml" xmlns:wps="http://schemas.microsoft.com/office/word/2010/wordprocessingShape" mc:Ignorable="w14 w15 w16se w16cid w16 w16cex w16sdtdh w16sdtfl w16du wp14">
   <w:sdt>
     <w:sdtPr>
       <w:id w:val="-1053776733"/>
@@ -4354,7 +3903,7 @@
 </file>
 
 <file path=word/footer2.xml><?xml version="1.0" encoding="utf-8"?>
-<w:ftr xmlns:wpc="http://schemas.microsoft.com/office/word/2010/wordprocessingCanvas" xmlns:cx="http://schemas.microsoft.com/office/drawing/2014/chartex" xmlns:cx1="http://schemas.microsoft.com/office/drawing/2015/9/8/chartex" xmlns:cx2="http://schemas.microsoft.com/office/drawing/2015/10/21/chartex" xmlns:cx3="http://schemas.microsoft.com/office/drawing/2016/5/9/chartex" xmlns:cx4="http://schemas.microsoft.com/office/drawing/2016/5/10/chartex" xmlns:cx5="http://schemas.microsoft.com/office/drawing/2016/5/11/chartex" xmlns:cx6="http://schemas.microsoft.com/office/drawing/2016/5/12/chartex" xmlns:cx7="http://schemas.microsoft.com/office/drawing/2016/5/13/chartex" xmlns:cx8="http://schemas.microsoft.com/office/drawing/2016/5/14/chartex" xmlns:mc="http://schemas.openxmlformats.org/markup-compatibility/2006" xmlns:aink="http://schemas.microsoft.com/office/drawing/2016/ink" xmlns:am3d="http://schemas.microsoft.com/office/drawing/2017/model3d" xmlns:o="urn:schemas-microsoft-com:office:office" xmlns:oel="http://schemas.microsoft.com/office/2019/extlst" xmlns:r="http://schemas.openxmlformats.org/officeDocument/2006/relationships" xmlns:m="http://schemas.openxmlformats.org/officeDocument/2006/math" xmlns:v="urn:schemas-microsoft-com:vml" xmlns:wp14="http://schemas.microsoft.com/office/word/2010/wordprocessingDrawing" xmlns:wp="http://schemas.openxmlformats.org/drawingml/2006/wordprocessingDrawing" xmlns:w10="urn:schemas-microsoft-com:office:word" xmlns:w="http://schemas.openxmlformats.org/wordprocessingml/2006/main" xmlns:w14="http://schemas.microsoft.com/office/word/2010/wordml" xmlns:w15="http://schemas.microsoft.com/office/word/2012/wordml" xmlns:w16cei="http://schemas.microsoft.com/office/word/2026/wordml/cei" xmlns:w16cex="http://schemas.microsoft.com/office/word/2018/wordml/cex" xmlns:w16cid="http://schemas.microsoft.com/office/word/2016/wordml/cid" xmlns:w16="http://schemas.microsoft.com/office/word/2018/wordml" xmlns:w16du="http://schemas.microsoft.com/office/word/2023/wordml/word16du" xmlns:w16sdtdh="http://schemas.microsoft.com/office/word/2020/wordml/sdtdatahash" xmlns:w16sdtfl="http://schemas.microsoft.com/office/word/2024/wordml/sdtformatlock" xmlns:w16se="http://schemas.microsoft.com/office/word/2015/wordml/symex" xmlns:wpg="http://schemas.microsoft.com/office/word/2010/wordprocessingGroup" xmlns:wpi="http://schemas.microsoft.com/office/word/2010/wordprocessingInk" xmlns:wne="http://schemas.microsoft.com/office/word/2006/wordml" xmlns:wps="http://schemas.microsoft.com/office/word/2010/wordprocessingShape" mc:Ignorable="w14 w15 w16se w16cid w16 w16cex w16sdtdh w16sdtfl w16du wp14">
+<w:ftr xmlns:wpc="http://schemas.microsoft.com/office/word/2010/wordprocessingCanvas" xmlns:cx="http://schemas.microsoft.com/office/drawing/2014/chartex" xmlns:cx1="http://schemas.microsoft.com/office/drawing/2015/9/8/chartex" xmlns:cx2="http://schemas.microsoft.com/office/drawing/2015/10/21/chartex" xmlns:cx3="http://schemas.microsoft.com/office/drawing/2016/5/9/chartex" xmlns:cx4="http://schemas.microsoft.com/office/drawing/2016/5/10/chartex" xmlns:cx5="http://schemas.microsoft.com/office/drawing/2016/5/11/chartex" xmlns:cx6="http://schemas.microsoft.com/office/drawing/2016/5/12/chartex" xmlns:cx7="http://schemas.microsoft.com/office/drawing/2016/5/13/chartex" xmlns:cx8="http://schemas.microsoft.com/office/drawing/2016/5/14/chartex" xmlns:mc="http://schemas.openxmlformats.org/markup-compatibility/2006" xmlns:aink="http://schemas.microsoft.com/office/drawing/2016/ink" xmlns:am3d="http://schemas.microsoft.com/office/drawing/2017/model3d" xmlns:o="urn:schemas-microsoft-com:office:office" xmlns:oel="http://schemas.microsoft.com/office/2019/extlst" xmlns:r="http://schemas.openxmlformats.org/officeDocument/2006/relationships" xmlns:m="http://schemas.openxmlformats.org/officeDocument/2006/math" xmlns:v="urn:schemas-microsoft-com:vml" xmlns:wp14="http://schemas.microsoft.com/office/word/2010/wordprocessingDrawing" xmlns:wp="http://schemas.openxmlformats.org/drawingml/2006/wordprocessingDrawing" xmlns:w10="urn:schemas-microsoft-com:office:word" xmlns:w="http://schemas.openxmlformats.org/wordprocessingml/2006/main" xmlns:w14="http://schemas.microsoft.com/office/word/2010/wordml" xmlns:w15="http://schemas.microsoft.com/office/word/2012/wordml" xmlns:w16cex="http://schemas.microsoft.com/office/word/2018/wordml/cex" xmlns:w16cid="http://schemas.microsoft.com/office/word/2016/wordml/cid" xmlns:w16="http://schemas.microsoft.com/office/word/2018/wordml" xmlns:w16du="http://schemas.microsoft.com/office/word/2023/wordml/word16du" xmlns:w16sdtdh="http://schemas.microsoft.com/office/word/2020/wordml/sdtdatahash" xmlns:w16sdtfl="http://schemas.microsoft.com/office/word/2024/wordml/sdtformatlock" xmlns:w16se="http://schemas.microsoft.com/office/word/2015/wordml/symex" xmlns:wpg="http://schemas.microsoft.com/office/word/2010/wordprocessingGroup" xmlns:wpi="http://schemas.microsoft.com/office/word/2010/wordprocessingInk" xmlns:wne="http://schemas.microsoft.com/office/word/2006/wordml" xmlns:wps="http://schemas.microsoft.com/office/word/2010/wordprocessingShape" mc:Ignorable="w14 w15 w16se w16cid w16 w16cex w16sdtdh w16sdtfl w16du wp14">
   <w:sdt>
     <w:sdtPr>
       <w:id w:val="1265265387"/>
@@ -4521,7 +4070,7 @@
 </file>
 
 <file path=word/footnotes.xml><?xml version="1.0" encoding="utf-8"?>
-<w:footnotes xmlns:wpc="http://schemas.microsoft.com/office/word/2010/wordprocessingCanvas" xmlns:cx="http://schemas.microsoft.com/office/drawing/2014/chartex" xmlns:cx1="http://schemas.microsoft.com/office/drawing/2015/9/8/chartex" xmlns:cx2="http://schemas.microsoft.com/office/drawing/2015/10/21/chartex" xmlns:cx3="http://schemas.microsoft.com/office/drawing/2016/5/9/chartex" xmlns:cx4="http://schemas.microsoft.com/office/drawing/2016/5/10/chartex" xmlns:cx5="http://schemas.microsoft.com/office/drawing/2016/5/11/chartex" xmlns:cx6="http://schemas.microsoft.com/office/drawing/2016/5/12/chartex" xmlns:cx7="http://schemas.microsoft.com/office/drawing/2016/5/13/chartex" xmlns:cx8="http://schemas.microsoft.com/office/drawing/2016/5/14/chartex" xmlns:mc="http://schemas.openxmlformats.org/markup-compatibility/2006" xmlns:aink="http://schemas.microsoft.com/office/drawing/2016/ink" xmlns:am3d="http://schemas.microsoft.com/office/drawing/2017/model3d" xmlns:o="urn:schemas-microsoft-com:office:office" xmlns:oel="http://schemas.microsoft.com/office/2019/extlst" xmlns:r="http://schemas.openxmlformats.org/officeDocument/2006/relationships" xmlns:m="http://schemas.openxmlformats.org/officeDocument/2006/math" xmlns:v="urn:schemas-microsoft-com:vml" xmlns:wp14="http://schemas.microsoft.com/office/word/2010/wordprocessingDrawing" xmlns:wp="http://schemas.openxmlformats.org/drawingml/2006/wordprocessingDrawing" xmlns:w10="urn:schemas-microsoft-com:office:word" xmlns:w="http://schemas.openxmlformats.org/wordprocessingml/2006/main" xmlns:w14="http://schemas.microsoft.com/office/word/2010/wordml" xmlns:w15="http://schemas.microsoft.com/office/word/2012/wordml" xmlns:w16cei="http://schemas.microsoft.com/office/word/2026/wordml/cei" xmlns:w16cex="http://schemas.microsoft.com/office/word/2018/wordml/cex" xmlns:w16cid="http://schemas.microsoft.com/office/word/2016/wordml/cid" xmlns:w16="http://schemas.microsoft.com/office/word/2018/wordml" xmlns:w16du="http://schemas.microsoft.com/office/word/2023/wordml/word16du" xmlns:w16sdtdh="http://schemas.microsoft.com/office/word/2020/wordml/sdtdatahash" xmlns:w16sdtfl="http://schemas.microsoft.com/office/word/2024/wordml/sdtformatlock" xmlns:w16se="http://schemas.microsoft.com/office/word/2015/wordml/symex" xmlns:wpg="http://schemas.microsoft.com/office/word/2010/wordprocessingGroup" xmlns:wpi="http://schemas.microsoft.com/office/word/2010/wordprocessingInk" xmlns:wne="http://schemas.microsoft.com/office/word/2006/wordml" xmlns:wps="http://schemas.microsoft.com/office/word/2010/wordprocessingShape" mc:Ignorable="w14 w15 w16se w16cid w16 w16cex w16sdtdh w16sdtfl w16du wp14">
+<w:footnotes xmlns:wpc="http://schemas.microsoft.com/office/word/2010/wordprocessingCanvas" xmlns:cx="http://schemas.microsoft.com/office/drawing/2014/chartex" xmlns:cx1="http://schemas.microsoft.com/office/drawing/2015/9/8/chartex" xmlns:cx2="http://schemas.microsoft.com/office/drawing/2015/10/21/chartex" xmlns:cx3="http://schemas.microsoft.com/office/drawing/2016/5/9/chartex" xmlns:cx4="http://schemas.microsoft.com/office/drawing/2016/5/10/chartex" xmlns:cx5="http://schemas.microsoft.com/office/drawing/2016/5/11/chartex" xmlns:cx6="http://schemas.microsoft.com/office/drawing/2016/5/12/chartex" xmlns:cx7="http://schemas.microsoft.com/office/drawing/2016/5/13/chartex" xmlns:cx8="http://schemas.microsoft.com/office/drawing/2016/5/14/chartex" xmlns:mc="http://schemas.openxmlformats.org/markup-compatibility/2006" xmlns:aink="http://schemas.microsoft.com/office/drawing/2016/ink" xmlns:am3d="http://schemas.microsoft.com/office/drawing/2017/model3d" xmlns:o="urn:schemas-microsoft-com:office:office" xmlns:oel="http://schemas.microsoft.com/office/2019/extlst" xmlns:r="http://schemas.openxmlformats.org/officeDocument/2006/relationships" xmlns:m="http://schemas.openxmlformats.org/officeDocument/2006/math" xmlns:v="urn:schemas-microsoft-com:vml" xmlns:wp14="http://schemas.microsoft.com/office/word/2010/wordprocessingDrawing" xmlns:wp="http://schemas.openxmlformats.org/drawingml/2006/wordprocessingDrawing" xmlns:w10="urn:schemas-microsoft-com:office:word" xmlns:w="http://schemas.openxmlformats.org/wordprocessingml/2006/main" xmlns:w14="http://schemas.microsoft.com/office/word/2010/wordml" xmlns:w15="http://schemas.microsoft.com/office/word/2012/wordml" xmlns:w16cex="http://schemas.microsoft.com/office/word/2018/wordml/cex" xmlns:w16cid="http://schemas.microsoft.com/office/word/2016/wordml/cid" xmlns:w16="http://schemas.microsoft.com/office/word/2018/wordml" xmlns:w16du="http://schemas.microsoft.com/office/word/2023/wordml/word16du" xmlns:w16sdtdh="http://schemas.microsoft.com/office/word/2020/wordml/sdtdatahash" xmlns:w16sdtfl="http://schemas.microsoft.com/office/word/2024/wordml/sdtformatlock" xmlns:w16se="http://schemas.microsoft.com/office/word/2015/wordml/symex" xmlns:wpg="http://schemas.microsoft.com/office/word/2010/wordprocessingGroup" xmlns:wpi="http://schemas.microsoft.com/office/word/2010/wordprocessingInk" xmlns:wne="http://schemas.microsoft.com/office/word/2006/wordml" xmlns:wps="http://schemas.microsoft.com/office/word/2010/wordprocessingShape" mc:Ignorable="w14 w15 w16se w16cid w16 w16cex w16sdtdh w16sdtfl w16du wp14">
   <w:footnote w:type="separator" w:id="-1">
     <w:p>
       <w:pPr>
@@ -4546,7 +4095,7 @@
 </file>
 
 <file path=word/header1.xml><?xml version="1.0" encoding="utf-8"?>
-<w:hdr xmlns:wpc="http://schemas.microsoft.com/office/word/2010/wordprocessingCanvas" xmlns:cx="http://schemas.microsoft.com/office/drawing/2014/chartex" xmlns:cx1="http://schemas.microsoft.com/office/drawing/2015/9/8/chartex" xmlns:cx2="http://schemas.microsoft.com/office/drawing/2015/10/21/chartex" xmlns:cx3="http://schemas.microsoft.com/office/drawing/2016/5/9/chartex" xmlns:cx4="http://schemas.microsoft.com/office/drawing/2016/5/10/chartex" xmlns:cx5="http://schemas.microsoft.com/office/drawing/2016/5/11/chartex" xmlns:cx6="http://schemas.microsoft.com/office/drawing/2016/5/12/chartex" xmlns:cx7="http://schemas.microsoft.com/office/drawing/2016/5/13/chartex" xmlns:cx8="http://schemas.microsoft.com/office/drawing/2016/5/14/chartex" xmlns:mc="http://schemas.openxmlformats.org/markup-compatibility/2006" xmlns:aink="http://schemas.microsoft.com/office/drawing/2016/ink" xmlns:am3d="http://schemas.microsoft.com/office/drawing/2017/model3d" xmlns:o="urn:schemas-microsoft-com:office:office" xmlns:oel="http://schemas.microsoft.com/office/2019/extlst" xmlns:r="http://schemas.openxmlformats.org/officeDocument/2006/relationships" xmlns:m="http://schemas.openxmlformats.org/officeDocument/2006/math" xmlns:v="urn:schemas-microsoft-com:vml" xmlns:wp14="http://schemas.microsoft.com/office/word/2010/wordprocessingDrawing" xmlns:wp="http://schemas.openxmlformats.org/drawingml/2006/wordprocessingDrawing" xmlns:w10="urn:schemas-microsoft-com:office:word" xmlns:w="http://schemas.openxmlformats.org/wordprocessingml/2006/main" xmlns:w14="http://schemas.microsoft.com/office/word/2010/wordml" xmlns:w15="http://schemas.microsoft.com/office/word/2012/wordml" xmlns:w16cei="http://schemas.microsoft.com/office/word/2026/wordml/cei" xmlns:w16cex="http://schemas.microsoft.com/office/word/2018/wordml/cex" xmlns:w16cid="http://schemas.microsoft.com/office/word/2016/wordml/cid" xmlns:w16="http://schemas.microsoft.com/office/word/2018/wordml" xmlns:w16du="http://schemas.microsoft.com/office/word/2023/wordml/word16du" xmlns:w16sdtdh="http://schemas.microsoft.com/office/word/2020/wordml/sdtdatahash" xmlns:w16sdtfl="http://schemas.microsoft.com/office/word/2024/wordml/sdtformatlock" xmlns:w16se="http://schemas.microsoft.com/office/word/2015/wordml/symex" xmlns:wpg="http://schemas.microsoft.com/office/word/2010/wordprocessingGroup" xmlns:wpi="http://schemas.microsoft.com/office/word/2010/wordprocessingInk" xmlns:wne="http://schemas.microsoft.com/office/word/2006/wordml" xmlns:wps="http://schemas.microsoft.com/office/word/2010/wordprocessingShape" mc:Ignorable="w14 w15 w16se w16cid w16 w16cex w16sdtdh w16sdtfl w16du wp14">
+<w:hdr xmlns:wpc="http://schemas.microsoft.com/office/word/2010/wordprocessingCanvas" xmlns:cx="http://schemas.microsoft.com/office/drawing/2014/chartex" xmlns:cx1="http://schemas.microsoft.com/office/drawing/2015/9/8/chartex" xmlns:cx2="http://schemas.microsoft.com/office/drawing/2015/10/21/chartex" xmlns:cx3="http://schemas.microsoft.com/office/drawing/2016/5/9/chartex" xmlns:cx4="http://schemas.microsoft.com/office/drawing/2016/5/10/chartex" xmlns:cx5="http://schemas.microsoft.com/office/drawing/2016/5/11/chartex" xmlns:cx6="http://schemas.microsoft.com/office/drawing/2016/5/12/chartex" xmlns:cx7="http://schemas.microsoft.com/office/drawing/2016/5/13/chartex" xmlns:cx8="http://schemas.microsoft.com/office/drawing/2016/5/14/chartex" xmlns:mc="http://schemas.openxmlformats.org/markup-compatibility/2006" xmlns:aink="http://schemas.microsoft.com/office/drawing/2016/ink" xmlns:am3d="http://schemas.microsoft.com/office/drawing/2017/model3d" xmlns:o="urn:schemas-microsoft-com:office:office" xmlns:oel="http://schemas.microsoft.com/office/2019/extlst" xmlns:r="http://schemas.openxmlformats.org/officeDocument/2006/relationships" xmlns:m="http://schemas.openxmlformats.org/officeDocument/2006/math" xmlns:v="urn:schemas-microsoft-com:vml" xmlns:wp14="http://schemas.microsoft.com/office/word/2010/wordprocessingDrawing" xmlns:wp="http://schemas.openxmlformats.org/drawingml/2006/wordprocessingDrawing" xmlns:w10="urn:schemas-microsoft-com:office:word" xmlns:w="http://schemas.openxmlformats.org/wordprocessingml/2006/main" xmlns:w14="http://schemas.microsoft.com/office/word/2010/wordml" xmlns:w15="http://schemas.microsoft.com/office/word/2012/wordml" xmlns:w16cex="http://schemas.microsoft.com/office/word/2018/wordml/cex" xmlns:w16cid="http://schemas.microsoft.com/office/word/2016/wordml/cid" xmlns:w16="http://schemas.microsoft.com/office/word/2018/wordml" xmlns:w16du="http://schemas.microsoft.com/office/word/2023/wordml/word16du" xmlns:w16sdtdh="http://schemas.microsoft.com/office/word/2020/wordml/sdtdatahash" xmlns:w16sdtfl="http://schemas.microsoft.com/office/word/2024/wordml/sdtformatlock" xmlns:w16se="http://schemas.microsoft.com/office/word/2015/wordml/symex" xmlns:wpg="http://schemas.microsoft.com/office/word/2010/wordprocessingGroup" xmlns:wpi="http://schemas.microsoft.com/office/word/2010/wordprocessingInk" xmlns:wne="http://schemas.microsoft.com/office/word/2006/wordml" xmlns:wps="http://schemas.microsoft.com/office/word/2010/wordprocessingShape" mc:Ignorable="w14 w15 w16se w16cid w16 w16cex w16sdtdh w16sdtfl w16du wp14">
   <w:tbl>
     <w:tblPr>
       <w:tblStyle w:val="TableGrid"/>
@@ -4674,41 +4223,7 @@
               <w:lang w:val="en-CA" w:eastAsia="en-CA"/>
               <w14:ligatures w14:val="standardContextual"/>
             </w:rPr>
-            <w:t>{{/</w:t>
-          </w:r>
-          <w:proofErr w:type="spellStart"/>
-          <w:r>
-            <w:rPr>
-              <w:kern w:val="2"/>
-              <w:sz w:val="14"/>
-              <w:szCs w:val="14"/>
-              <w:lang w:val="en-CA" w:eastAsia="en-CA"/>
-              <w14:ligatures w14:val="standardContextual"/>
-            </w:rPr>
-            <w:t>IF_HA_Northern</w:t>
-          </w:r>
-          <w:proofErr w:type="spellEnd"/>
-          <w:proofErr w:type="gramStart"/>
-          <w:r>
-            <w:rPr>
-              <w:kern w:val="2"/>
-              <w:sz w:val="14"/>
-              <w:szCs w:val="14"/>
-              <w:lang w:val="en-CA" w:eastAsia="en-CA"/>
-              <w14:ligatures w14:val="standardContextual"/>
-            </w:rPr>
-            <w:t>}}{</w:t>
-          </w:r>
-          <w:proofErr w:type="gramEnd"/>
-          <w:r>
-            <w:rPr>
-              <w:kern w:val="2"/>
-              <w:sz w:val="14"/>
-              <w:szCs w:val="14"/>
-              <w:lang w:val="en-CA" w:eastAsia="en-CA"/>
-              <w14:ligatures w14:val="standardContextual"/>
-            </w:rPr>
-            <w:t>{#IF_HA_Interior}}</w:t>
+            <w:t>{{/IF_HA_Northern}}{{#IF_HA_Interior}}</w:t>
           </w:r>
           <w:r>
             <w:rPr>
@@ -4760,35 +4275,7 @@
               <w:szCs w:val="14"/>
               <w:lang w:eastAsia="en-CA"/>
             </w:rPr>
-            <w:t>{{/</w:t>
-          </w:r>
-          <w:proofErr w:type="spellStart"/>
-          <w:r>
-            <w:rPr>
-              <w:sz w:val="14"/>
-              <w:szCs w:val="14"/>
-              <w:lang w:eastAsia="en-CA"/>
-            </w:rPr>
-            <w:t>IF_HA_Interior</w:t>
-          </w:r>
-          <w:proofErr w:type="spellEnd"/>
-          <w:proofErr w:type="gramStart"/>
-          <w:r>
-            <w:rPr>
-              <w:sz w:val="14"/>
-              <w:szCs w:val="14"/>
-              <w:lang w:eastAsia="en-CA"/>
-            </w:rPr>
-            <w:t>}}{</w:t>
-          </w:r>
-          <w:proofErr w:type="gramEnd"/>
-          <w:r>
-            <w:rPr>
-              <w:sz w:val="14"/>
-              <w:szCs w:val="14"/>
-              <w:lang w:eastAsia="en-CA"/>
-            </w:rPr>
-            <w:t>{#IF_HA_Island}}</w:t>
+            <w:t>{{/IF_HA_Interior}}{{#IF_HA_Island}}</w:t>
           </w:r>
           <w:r>
             <w:rPr>
@@ -4849,28 +4336,8 @@
               <w:sz w:val="14"/>
               <w:szCs w:val="14"/>
             </w:rPr>
-            <w:t>{{/</w:t>
+            <w:t>{{/IF_HA_Island}}{</w:t>
           </w:r>
-          <w:proofErr w:type="spellStart"/>
-          <w:r>
-            <w:rPr>
-              <w:rFonts w:ascii="BC Sans" w:hAnsi="BC Sans"/>
-              <w:sz w:val="14"/>
-              <w:szCs w:val="14"/>
-            </w:rPr>
-            <w:t>IF_HA_Island</w:t>
-          </w:r>
-          <w:proofErr w:type="spellEnd"/>
-          <w:proofErr w:type="gramStart"/>
-          <w:r>
-            <w:rPr>
-              <w:rFonts w:ascii="BC Sans" w:hAnsi="BC Sans"/>
-              <w:sz w:val="14"/>
-              <w:szCs w:val="14"/>
-            </w:rPr>
-            <w:t>}}{</w:t>
-          </w:r>
-          <w:proofErr w:type="gramEnd"/>
           <w:r>
             <w:rPr>
               <w:rFonts w:ascii="BC Sans" w:hAnsi="BC Sans"/>
@@ -4937,25 +4404,7 @@
               <w:sz w:val="14"/>
               <w:szCs w:val="14"/>
             </w:rPr>
-            <w:t>{{/</w:t>
-          </w:r>
-          <w:proofErr w:type="spellStart"/>
-          <w:r>
-            <w:rPr>
-              <w:rFonts w:ascii="BC Sans" w:hAnsi="BC Sans"/>
-              <w:sz w:val="14"/>
-              <w:szCs w:val="14"/>
-            </w:rPr>
-            <w:t>IF_HA_VancouverCoastal</w:t>
-          </w:r>
-          <w:proofErr w:type="spellEnd"/>
-          <w:r>
-            <w:rPr>
-              <w:rFonts w:ascii="BC Sans" w:hAnsi="BC Sans"/>
-              <w:sz w:val="14"/>
-              <w:szCs w:val="14"/>
-            </w:rPr>
-            <w:t>}}</w:t>
+            <w:t>{{/IF_HA_VancouverCoastal}}</w:t>
           </w:r>
         </w:p>
         <w:p>
@@ -5025,25 +4474,7 @@
               <w:sz w:val="14"/>
               <w:szCs w:val="14"/>
             </w:rPr>
-            <w:t>{{/</w:t>
-          </w:r>
-          <w:proofErr w:type="spellStart"/>
-          <w:r>
-            <w:rPr>
-              <w:rFonts w:ascii="BC Sans" w:hAnsi="BC Sans"/>
-              <w:sz w:val="14"/>
-              <w:szCs w:val="14"/>
-            </w:rPr>
-            <w:t>IF_HA_Fraser</w:t>
-          </w:r>
-          <w:proofErr w:type="spellEnd"/>
-          <w:r>
-            <w:rPr>
-              <w:rFonts w:ascii="BC Sans" w:hAnsi="BC Sans"/>
-              <w:sz w:val="14"/>
-              <w:szCs w:val="14"/>
-            </w:rPr>
-            <w:t>}}</w:t>
+            <w:t>{{/IF_HA_Fraser}}</w:t>
           </w:r>
         </w:p>
       </w:tc>
@@ -5097,19 +4528,7 @@
               <w:sz w:val="26"/>
               <w:szCs w:val="26"/>
             </w:rPr>
-            <w:t xml:space="preserve">Permit </w:t>
-          </w:r>
-          <w:proofErr w:type="gramStart"/>
-          <w:r>
-            <w:rPr>
-              <w:rFonts w:ascii="BC Sans" w:hAnsi="BC Sans"/>
-              <w:b/>
-              <w:bCs/>
-              <w:color w:val="000000"/>
-              <w:sz w:val="26"/>
-              <w:szCs w:val="26"/>
-            </w:rPr>
-            <w:t>#:</w:t>
+            <w:t>Permit #:</w:t>
           </w:r>
           <w:r>
             <w:rPr>
@@ -5118,37 +4537,7 @@
               <w:sz w:val="26"/>
               <w:szCs w:val="26"/>
             </w:rPr>
-            <w:t>{</w:t>
-          </w:r>
-          <w:proofErr w:type="gramEnd"/>
-          <w:r>
-            <w:rPr>
-              <w:rFonts w:ascii="BC Sans" w:hAnsi="BC Sans"/>
-              <w:color w:val="000000"/>
-              <w:sz w:val="26"/>
-              <w:szCs w:val="26"/>
-            </w:rPr>
-            <w:t>{BLIdentifier</w:t>
-          </w:r>
-          <w:proofErr w:type="gramStart"/>
-          <w:r>
-            <w:rPr>
-              <w:rFonts w:ascii="BC Sans" w:hAnsi="BC Sans"/>
-              <w:color w:val="000000"/>
-              <w:sz w:val="26"/>
-              <w:szCs w:val="26"/>
-            </w:rPr>
-            <w:t>}}{</w:t>
-          </w:r>
-          <w:proofErr w:type="gramEnd"/>
-          <w:r>
-            <w:rPr>
-              <w:rFonts w:ascii="BC Sans" w:hAnsi="BC Sans"/>
-              <w:color w:val="000000"/>
-              <w:sz w:val="26"/>
-              <w:szCs w:val="26"/>
-            </w:rPr>
-            <w:t>{/BLIdentifier}}</w:t>
+            <w:t>{{BLIdentifier}}{{/BLIdentifier}}</w:t>
           </w:r>
         </w:p>
         <w:p>
@@ -5170,31 +4559,7 @@
               <w:sz w:val="26"/>
               <w:szCs w:val="26"/>
             </w:rPr>
-            <w:t>{{#BLPeriodStart</w:t>
-          </w:r>
-          <w:proofErr w:type="gramStart"/>
-          <w:r>
-            <w:rPr>
-              <w:rFonts w:ascii="BC Sans" w:hAnsi="BC Sans"/>
-              <w:b/>
-              <w:bCs/>
-              <w:color w:val="000000"/>
-              <w:sz w:val="26"/>
-              <w:szCs w:val="26"/>
-            </w:rPr>
-            <w:t>}}Effective</w:t>
-          </w:r>
-          <w:proofErr w:type="gramEnd"/>
-          <w:r>
-            <w:rPr>
-              <w:rFonts w:ascii="BC Sans" w:hAnsi="BC Sans"/>
-              <w:b/>
-              <w:bCs/>
-              <w:color w:val="000000"/>
-              <w:sz w:val="26"/>
-              <w:szCs w:val="26"/>
-            </w:rPr>
-            <w:t xml:space="preserve"> Date: </w:t>
+            <w:t xml:space="preserve">{{#BLPeriodStart}}Effective Date: </w:t>
           </w:r>
           <w:r>
             <w:rPr>
@@ -5203,58 +4568,7 @@
               <w:sz w:val="26"/>
               <w:szCs w:val="26"/>
             </w:rPr>
-            <w:t>{{</w:t>
-          </w:r>
-          <w:proofErr w:type="spellStart"/>
-          <w:r>
-            <w:rPr>
-              <w:rFonts w:ascii="BC Sans" w:hAnsi="BC Sans"/>
-              <w:color w:val="000000"/>
-              <w:sz w:val="26"/>
-              <w:szCs w:val="26"/>
-            </w:rPr>
-            <w:t>BLPeriodStart</w:t>
-          </w:r>
-          <w:proofErr w:type="spellEnd"/>
-          <w:proofErr w:type="gramStart"/>
-          <w:r>
-            <w:rPr>
-              <w:rFonts w:ascii="BC Sans" w:hAnsi="BC Sans"/>
-              <w:color w:val="000000"/>
-              <w:sz w:val="26"/>
-              <w:szCs w:val="26"/>
-            </w:rPr>
-            <w:t>}}{</w:t>
-          </w:r>
-          <w:proofErr w:type="gramEnd"/>
-          <w:r>
-            <w:rPr>
-              <w:rFonts w:ascii="BC Sans" w:hAnsi="BC Sans"/>
-              <w:color w:val="000000"/>
-              <w:sz w:val="26"/>
-              <w:szCs w:val="26"/>
-            </w:rPr>
-            <w:t>{/</w:t>
-          </w:r>
-          <w:proofErr w:type="spellStart"/>
-          <w:r>
-            <w:rPr>
-              <w:rFonts w:ascii="BC Sans" w:hAnsi="BC Sans"/>
-              <w:color w:val="000000"/>
-              <w:sz w:val="26"/>
-              <w:szCs w:val="26"/>
-            </w:rPr>
-            <w:t>BLPeriodStart</w:t>
-          </w:r>
-          <w:proofErr w:type="spellEnd"/>
-          <w:r>
-            <w:rPr>
-              <w:rFonts w:ascii="BC Sans" w:hAnsi="BC Sans"/>
-              <w:color w:val="000000"/>
-              <w:sz w:val="26"/>
-              <w:szCs w:val="26"/>
-            </w:rPr>
-            <w:t>}}</w:t>
+            <w:t>{{BLPeriodStart}}{{/BLPeriodStart}}</w:t>
           </w:r>
           <w:r>
             <w:rPr>
@@ -5271,43 +4585,7 @@
               <w:sz w:val="26"/>
               <w:szCs w:val="26"/>
             </w:rPr>
-            <w:t>{{#BLPeriodEndDate</w:t>
-          </w:r>
-          <w:proofErr w:type="gramStart"/>
-          <w:r>
-            <w:rPr>
-              <w:rFonts w:ascii="BC Sans" w:hAnsi="BC Sans"/>
-              <w:b/>
-              <w:bCs/>
-              <w:color w:val="000000"/>
-              <w:sz w:val="26"/>
-              <w:szCs w:val="26"/>
-            </w:rPr>
-            <w:t>}}Expiry</w:t>
-          </w:r>
-          <w:proofErr w:type="gramEnd"/>
-          <w:r>
-            <w:rPr>
-              <w:rFonts w:ascii="BC Sans" w:hAnsi="BC Sans"/>
-              <w:b/>
-              <w:bCs/>
-              <w:color w:val="000000"/>
-              <w:sz w:val="26"/>
-              <w:szCs w:val="26"/>
-            </w:rPr>
-            <w:t xml:space="preserve"> </w:t>
-          </w:r>
-          <w:proofErr w:type="gramStart"/>
-          <w:r>
-            <w:rPr>
-              <w:rFonts w:ascii="BC Sans" w:hAnsi="BC Sans"/>
-              <w:b/>
-              <w:bCs/>
-              <w:color w:val="000000"/>
-              <w:sz w:val="26"/>
-              <w:szCs w:val="26"/>
-            </w:rPr>
-            <w:t>Date:</w:t>
+            <w:t>{{#BLPeriodEndDate}}Expiry Date:</w:t>
           </w:r>
           <w:r>
             <w:rPr>
@@ -5316,17 +4594,7 @@
               <w:sz w:val="26"/>
               <w:szCs w:val="26"/>
             </w:rPr>
-            <w:t>{</w:t>
-          </w:r>
-          <w:proofErr w:type="gramEnd"/>
-          <w:r>
-            <w:rPr>
-              <w:rFonts w:ascii="BC Sans" w:hAnsi="BC Sans"/>
-              <w:color w:val="000000"/>
-              <w:sz w:val="26"/>
-              <w:szCs w:val="26"/>
-            </w:rPr>
-            <w:t>{</w:t>
+            <w:t>{{</w:t>
           </w:r>
           <w:r>
             <w:rPr>
@@ -5342,7 +4610,6 @@
           <w:pPr>
             <w:pStyle w:val="Header"/>
           </w:pPr>
-          <w:proofErr w:type="spellStart"/>
           <w:r>
             <w:rPr>
               <w:rFonts w:ascii="BC Sans" w:hAnsi="BC Sans"/>
@@ -5350,40 +4617,8 @@
               <w:sz w:val="26"/>
               <w:szCs w:val="26"/>
             </w:rPr>
-            <w:t>LPeriodEndDate</w:t>
+            <w:t>LPeriodEndDate}}{{/BLPeriodEndDat</w:t>
           </w:r>
-          <w:proofErr w:type="spellEnd"/>
-          <w:proofErr w:type="gramStart"/>
-          <w:r>
-            <w:rPr>
-              <w:rFonts w:ascii="BC Sans" w:hAnsi="BC Sans"/>
-              <w:color w:val="000000"/>
-              <w:sz w:val="26"/>
-              <w:szCs w:val="26"/>
-            </w:rPr>
-            <w:t>}}{</w:t>
-          </w:r>
-          <w:proofErr w:type="gramEnd"/>
-          <w:r>
-            <w:rPr>
-              <w:rFonts w:ascii="BC Sans" w:hAnsi="BC Sans"/>
-              <w:color w:val="000000"/>
-              <w:sz w:val="26"/>
-              <w:szCs w:val="26"/>
-            </w:rPr>
-            <w:t>{/</w:t>
-          </w:r>
-          <w:proofErr w:type="spellStart"/>
-          <w:r>
-            <w:rPr>
-              <w:rFonts w:ascii="BC Sans" w:hAnsi="BC Sans"/>
-              <w:color w:val="000000"/>
-              <w:sz w:val="26"/>
-              <w:szCs w:val="26"/>
-            </w:rPr>
-            <w:t>BLPeriodEndDat</w:t>
-          </w:r>
-          <w:proofErr w:type="spellEnd"/>
           <w:r>
             <w:rPr>
               <w:rFonts w:ascii="BC Sans" w:hAnsi="BC Sans"/>
@@ -5457,7 +4692,7 @@
 </file>
 
 <file path=word/header2.xml><?xml version="1.0" encoding="utf-8"?>
-<w:hdr xmlns:wpc="http://schemas.microsoft.com/office/word/2010/wordprocessingCanvas" xmlns:cx="http://schemas.microsoft.com/office/drawing/2014/chartex" xmlns:cx1="http://schemas.microsoft.com/office/drawing/2015/9/8/chartex" xmlns:cx2="http://schemas.microsoft.com/office/drawing/2015/10/21/chartex" xmlns:cx3="http://schemas.microsoft.com/office/drawing/2016/5/9/chartex" xmlns:cx4="http://schemas.microsoft.com/office/drawing/2016/5/10/chartex" xmlns:cx5="http://schemas.microsoft.com/office/drawing/2016/5/11/chartex" xmlns:cx6="http://schemas.microsoft.com/office/drawing/2016/5/12/chartex" xmlns:cx7="http://schemas.microsoft.com/office/drawing/2016/5/13/chartex" xmlns:cx8="http://schemas.microsoft.com/office/drawing/2016/5/14/chartex" xmlns:mc="http://schemas.openxmlformats.org/markup-compatibility/2006" xmlns:aink="http://schemas.microsoft.com/office/drawing/2016/ink" xmlns:am3d="http://schemas.microsoft.com/office/drawing/2017/model3d" xmlns:o="urn:schemas-microsoft-com:office:office" xmlns:oel="http://schemas.microsoft.com/office/2019/extlst" xmlns:r="http://schemas.openxmlformats.org/officeDocument/2006/relationships" xmlns:m="http://schemas.openxmlformats.org/officeDocument/2006/math" xmlns:v="urn:schemas-microsoft-com:vml" xmlns:wp14="http://schemas.microsoft.com/office/word/2010/wordprocessingDrawing" xmlns:wp="http://schemas.openxmlformats.org/drawingml/2006/wordprocessingDrawing" xmlns:w10="urn:schemas-microsoft-com:office:word" xmlns:w="http://schemas.openxmlformats.org/wordprocessingml/2006/main" xmlns:w14="http://schemas.microsoft.com/office/word/2010/wordml" xmlns:w15="http://schemas.microsoft.com/office/word/2012/wordml" xmlns:w16cei="http://schemas.microsoft.com/office/word/2026/wordml/cei" xmlns:w16cex="http://schemas.microsoft.com/office/word/2018/wordml/cex" xmlns:w16cid="http://schemas.microsoft.com/office/word/2016/wordml/cid" xmlns:w16="http://schemas.microsoft.com/office/word/2018/wordml" xmlns:w16du="http://schemas.microsoft.com/office/word/2023/wordml/word16du" xmlns:w16sdtdh="http://schemas.microsoft.com/office/word/2020/wordml/sdtdatahash" xmlns:w16sdtfl="http://schemas.microsoft.com/office/word/2024/wordml/sdtformatlock" xmlns:w16se="http://schemas.microsoft.com/office/word/2015/wordml/symex" xmlns:wpg="http://schemas.microsoft.com/office/word/2010/wordprocessingGroup" xmlns:wpi="http://schemas.microsoft.com/office/word/2010/wordprocessingInk" xmlns:wne="http://schemas.microsoft.com/office/word/2006/wordml" xmlns:wps="http://schemas.microsoft.com/office/word/2010/wordprocessingShape" mc:Ignorable="w14 w15 w16se w16cid w16 w16cex w16sdtdh w16sdtfl w16du wp14">
+<w:hdr xmlns:wpc="http://schemas.microsoft.com/office/word/2010/wordprocessingCanvas" xmlns:cx="http://schemas.microsoft.com/office/drawing/2014/chartex" xmlns:cx1="http://schemas.microsoft.com/office/drawing/2015/9/8/chartex" xmlns:cx2="http://schemas.microsoft.com/office/drawing/2015/10/21/chartex" xmlns:cx3="http://schemas.microsoft.com/office/drawing/2016/5/9/chartex" xmlns:cx4="http://schemas.microsoft.com/office/drawing/2016/5/10/chartex" xmlns:cx5="http://schemas.microsoft.com/office/drawing/2016/5/11/chartex" xmlns:cx6="http://schemas.microsoft.com/office/drawing/2016/5/12/chartex" xmlns:cx7="http://schemas.microsoft.com/office/drawing/2016/5/13/chartex" xmlns:cx8="http://schemas.microsoft.com/office/drawing/2016/5/14/chartex" xmlns:mc="http://schemas.openxmlformats.org/markup-compatibility/2006" xmlns:aink="http://schemas.microsoft.com/office/drawing/2016/ink" xmlns:am3d="http://schemas.microsoft.com/office/drawing/2017/model3d" xmlns:o="urn:schemas-microsoft-com:office:office" xmlns:oel="http://schemas.microsoft.com/office/2019/extlst" xmlns:r="http://schemas.openxmlformats.org/officeDocument/2006/relationships" xmlns:m="http://schemas.openxmlformats.org/officeDocument/2006/math" xmlns:v="urn:schemas-microsoft-com:vml" xmlns:wp14="http://schemas.microsoft.com/office/word/2010/wordprocessingDrawing" xmlns:wp="http://schemas.openxmlformats.org/drawingml/2006/wordprocessingDrawing" xmlns:w10="urn:schemas-microsoft-com:office:word" xmlns:w="http://schemas.openxmlformats.org/wordprocessingml/2006/main" xmlns:w14="http://schemas.microsoft.com/office/word/2010/wordml" xmlns:w15="http://schemas.microsoft.com/office/word/2012/wordml" xmlns:w16cex="http://schemas.microsoft.com/office/word/2018/wordml/cex" xmlns:w16cid="http://schemas.microsoft.com/office/word/2016/wordml/cid" xmlns:w16="http://schemas.microsoft.com/office/word/2018/wordml" xmlns:w16du="http://schemas.microsoft.com/office/word/2023/wordml/word16du" xmlns:w16sdtdh="http://schemas.microsoft.com/office/word/2020/wordml/sdtdatahash" xmlns:w16sdtfl="http://schemas.microsoft.com/office/word/2024/wordml/sdtformatlock" xmlns:w16se="http://schemas.microsoft.com/office/word/2015/wordml/symex" xmlns:wpg="http://schemas.microsoft.com/office/word/2010/wordprocessingGroup" xmlns:wpi="http://schemas.microsoft.com/office/word/2010/wordprocessingInk" xmlns:wne="http://schemas.microsoft.com/office/word/2006/wordml" xmlns:wps="http://schemas.microsoft.com/office/word/2010/wordprocessingShape" mc:Ignorable="w14 w15 w16se w16cid w16 w16cex w16sdtdh w16sdtfl w16du wp14">
   <w:tbl>
     <w:tblPr>
       <w:tblStyle w:val="TableGrid"/>
@@ -5585,41 +4820,7 @@
               <w:lang w:val="en-CA" w:eastAsia="en-CA"/>
               <w14:ligatures w14:val="standardContextual"/>
             </w:rPr>
-            <w:t>{{/</w:t>
-          </w:r>
-          <w:proofErr w:type="spellStart"/>
-          <w:r>
-            <w:rPr>
-              <w:kern w:val="2"/>
-              <w:sz w:val="14"/>
-              <w:szCs w:val="14"/>
-              <w:lang w:val="en-CA" w:eastAsia="en-CA"/>
-              <w14:ligatures w14:val="standardContextual"/>
-            </w:rPr>
-            <w:t>IF_HA_Northern</w:t>
-          </w:r>
-          <w:proofErr w:type="spellEnd"/>
-          <w:proofErr w:type="gramStart"/>
-          <w:r>
-            <w:rPr>
-              <w:kern w:val="2"/>
-              <w:sz w:val="14"/>
-              <w:szCs w:val="14"/>
-              <w:lang w:val="en-CA" w:eastAsia="en-CA"/>
-              <w14:ligatures w14:val="standardContextual"/>
-            </w:rPr>
-            <w:t>}}{</w:t>
-          </w:r>
-          <w:proofErr w:type="gramEnd"/>
-          <w:r>
-            <w:rPr>
-              <w:kern w:val="2"/>
-              <w:sz w:val="14"/>
-              <w:szCs w:val="14"/>
-              <w:lang w:val="en-CA" w:eastAsia="en-CA"/>
-              <w14:ligatures w14:val="standardContextual"/>
-            </w:rPr>
-            <w:t>{#IF_HA_Interior}}</w:t>
+            <w:t>{{/IF_HA_Northern}}{{#IF_HA_Interior}}</w:t>
           </w:r>
           <w:r>
             <w:rPr>
@@ -5671,35 +4872,7 @@
               <w:szCs w:val="14"/>
               <w:lang w:eastAsia="en-CA"/>
             </w:rPr>
-            <w:t>{{/</w:t>
-          </w:r>
-          <w:proofErr w:type="spellStart"/>
-          <w:r>
-            <w:rPr>
-              <w:sz w:val="14"/>
-              <w:szCs w:val="14"/>
-              <w:lang w:eastAsia="en-CA"/>
-            </w:rPr>
-            <w:t>IF_HA_Interior</w:t>
-          </w:r>
-          <w:proofErr w:type="spellEnd"/>
-          <w:proofErr w:type="gramStart"/>
-          <w:r>
-            <w:rPr>
-              <w:sz w:val="14"/>
-              <w:szCs w:val="14"/>
-              <w:lang w:eastAsia="en-CA"/>
-            </w:rPr>
-            <w:t>}}{</w:t>
-          </w:r>
-          <w:proofErr w:type="gramEnd"/>
-          <w:r>
-            <w:rPr>
-              <w:sz w:val="14"/>
-              <w:szCs w:val="14"/>
-              <w:lang w:eastAsia="en-CA"/>
-            </w:rPr>
-            <w:t>{#IF_HA_Island}}</w:t>
+            <w:t>{{/IF_HA_Interior}}{{#IF_HA_Island}}</w:t>
           </w:r>
           <w:r>
             <w:rPr>
@@ -5760,28 +4933,8 @@
               <w:sz w:val="14"/>
               <w:szCs w:val="14"/>
             </w:rPr>
-            <w:t>{{/</w:t>
+            <w:t>{{/IF_HA_Island}}{</w:t>
           </w:r>
-          <w:proofErr w:type="spellStart"/>
-          <w:r>
-            <w:rPr>
-              <w:rFonts w:ascii="BC Sans" w:hAnsi="BC Sans"/>
-              <w:sz w:val="14"/>
-              <w:szCs w:val="14"/>
-            </w:rPr>
-            <w:t>IF_HA_Island</w:t>
-          </w:r>
-          <w:proofErr w:type="spellEnd"/>
-          <w:proofErr w:type="gramStart"/>
-          <w:r>
-            <w:rPr>
-              <w:rFonts w:ascii="BC Sans" w:hAnsi="BC Sans"/>
-              <w:sz w:val="14"/>
-              <w:szCs w:val="14"/>
-            </w:rPr>
-            <w:t>}}{</w:t>
-          </w:r>
-          <w:proofErr w:type="gramEnd"/>
           <w:r>
             <w:rPr>
               <w:rFonts w:ascii="BC Sans" w:hAnsi="BC Sans"/>
@@ -5848,25 +5001,7 @@
               <w:sz w:val="14"/>
               <w:szCs w:val="14"/>
             </w:rPr>
-            <w:t>{{/</w:t>
-          </w:r>
-          <w:proofErr w:type="spellStart"/>
-          <w:r>
-            <w:rPr>
-              <w:rFonts w:ascii="BC Sans" w:hAnsi="BC Sans"/>
-              <w:sz w:val="14"/>
-              <w:szCs w:val="14"/>
-            </w:rPr>
-            <w:t>IF_HA_VancouverCoastal</w:t>
-          </w:r>
-          <w:proofErr w:type="spellEnd"/>
-          <w:r>
-            <w:rPr>
-              <w:rFonts w:ascii="BC Sans" w:hAnsi="BC Sans"/>
-              <w:sz w:val="14"/>
-              <w:szCs w:val="14"/>
-            </w:rPr>
-            <w:t>}}</w:t>
+            <w:t>{{/IF_HA_VancouverCoastal}}</w:t>
           </w:r>
         </w:p>
         <w:p>
@@ -5936,25 +5071,7 @@
               <w:sz w:val="14"/>
               <w:szCs w:val="14"/>
             </w:rPr>
-            <w:t>{{/</w:t>
-          </w:r>
-          <w:proofErr w:type="spellStart"/>
-          <w:r>
-            <w:rPr>
-              <w:rFonts w:ascii="BC Sans" w:hAnsi="BC Sans"/>
-              <w:sz w:val="14"/>
-              <w:szCs w:val="14"/>
-            </w:rPr>
-            <w:t>IF_HA_Fraser</w:t>
-          </w:r>
-          <w:proofErr w:type="spellEnd"/>
-          <w:r>
-            <w:rPr>
-              <w:rFonts w:ascii="BC Sans" w:hAnsi="BC Sans"/>
-              <w:sz w:val="14"/>
-              <w:szCs w:val="14"/>
-            </w:rPr>
-            <w:t>}}</w:t>
+            <w:t>{{/IF_HA_Fraser}}</w:t>
           </w:r>
         </w:p>
       </w:tc>
@@ -6008,19 +5125,7 @@
               <w:sz w:val="26"/>
               <w:szCs w:val="26"/>
             </w:rPr>
-            <w:t xml:space="preserve">Permit </w:t>
-          </w:r>
-          <w:proofErr w:type="gramStart"/>
-          <w:r>
-            <w:rPr>
-              <w:rFonts w:ascii="BC Sans" w:hAnsi="BC Sans"/>
-              <w:b/>
-              <w:bCs/>
-              <w:color w:val="000000"/>
-              <w:sz w:val="26"/>
-              <w:szCs w:val="26"/>
-            </w:rPr>
-            <w:t>#:</w:t>
+            <w:t>Permit #:</w:t>
           </w:r>
           <w:r>
             <w:rPr>
@@ -6029,37 +5134,7 @@
               <w:sz w:val="26"/>
               <w:szCs w:val="26"/>
             </w:rPr>
-            <w:t>{</w:t>
-          </w:r>
-          <w:proofErr w:type="gramEnd"/>
-          <w:r>
-            <w:rPr>
-              <w:rFonts w:ascii="BC Sans" w:hAnsi="BC Sans"/>
-              <w:color w:val="000000"/>
-              <w:sz w:val="26"/>
-              <w:szCs w:val="26"/>
-            </w:rPr>
-            <w:t>{BLIdentifier</w:t>
-          </w:r>
-          <w:proofErr w:type="gramStart"/>
-          <w:r>
-            <w:rPr>
-              <w:rFonts w:ascii="BC Sans" w:hAnsi="BC Sans"/>
-              <w:color w:val="000000"/>
-              <w:sz w:val="26"/>
-              <w:szCs w:val="26"/>
-            </w:rPr>
-            <w:t>}}{</w:t>
-          </w:r>
-          <w:proofErr w:type="gramEnd"/>
-          <w:r>
-            <w:rPr>
-              <w:rFonts w:ascii="BC Sans" w:hAnsi="BC Sans"/>
-              <w:color w:val="000000"/>
-              <w:sz w:val="26"/>
-              <w:szCs w:val="26"/>
-            </w:rPr>
-            <w:t>{/BLIdentifier}}</w:t>
+            <w:t>{{BLIdentifier}}{{/BLIdentifier}}</w:t>
           </w:r>
         </w:p>
         <w:p>
@@ -6081,31 +5156,7 @@
               <w:sz w:val="26"/>
               <w:szCs w:val="26"/>
             </w:rPr>
-            <w:t>{{#BLPeriodStart</w:t>
-          </w:r>
-          <w:proofErr w:type="gramStart"/>
-          <w:r>
-            <w:rPr>
-              <w:rFonts w:ascii="BC Sans" w:hAnsi="BC Sans"/>
-              <w:b/>
-              <w:bCs/>
-              <w:color w:val="000000"/>
-              <w:sz w:val="26"/>
-              <w:szCs w:val="26"/>
-            </w:rPr>
-            <w:t>}}Effective</w:t>
-          </w:r>
-          <w:proofErr w:type="gramEnd"/>
-          <w:r>
-            <w:rPr>
-              <w:rFonts w:ascii="BC Sans" w:hAnsi="BC Sans"/>
-              <w:b/>
-              <w:bCs/>
-              <w:color w:val="000000"/>
-              <w:sz w:val="26"/>
-              <w:szCs w:val="26"/>
-            </w:rPr>
-            <w:t xml:space="preserve"> Date</w:t>
+            <w:t>{{#BLPeriodStart}}Effective Date</w:t>
           </w:r>
           <w:r>
             <w:rPr>
@@ -6125,58 +5176,7 @@
               <w:sz w:val="26"/>
               <w:szCs w:val="26"/>
             </w:rPr>
-            <w:t>{{</w:t>
-          </w:r>
-          <w:proofErr w:type="spellStart"/>
-          <w:r>
-            <w:rPr>
-              <w:rFonts w:ascii="BC Sans" w:hAnsi="BC Sans"/>
-              <w:color w:val="000000"/>
-              <w:sz w:val="26"/>
-              <w:szCs w:val="26"/>
-            </w:rPr>
-            <w:t>BLPeriodStart</w:t>
-          </w:r>
-          <w:proofErr w:type="spellEnd"/>
-          <w:proofErr w:type="gramStart"/>
-          <w:r>
-            <w:rPr>
-              <w:rFonts w:ascii="BC Sans" w:hAnsi="BC Sans"/>
-              <w:color w:val="000000"/>
-              <w:sz w:val="26"/>
-              <w:szCs w:val="26"/>
-            </w:rPr>
-            <w:t>}}{</w:t>
-          </w:r>
-          <w:proofErr w:type="gramEnd"/>
-          <w:r>
-            <w:rPr>
-              <w:rFonts w:ascii="BC Sans" w:hAnsi="BC Sans"/>
-              <w:color w:val="000000"/>
-              <w:sz w:val="26"/>
-              <w:szCs w:val="26"/>
-            </w:rPr>
-            <w:t>{/</w:t>
-          </w:r>
-          <w:proofErr w:type="spellStart"/>
-          <w:r>
-            <w:rPr>
-              <w:rFonts w:ascii="BC Sans" w:hAnsi="BC Sans"/>
-              <w:color w:val="000000"/>
-              <w:sz w:val="26"/>
-              <w:szCs w:val="26"/>
-            </w:rPr>
-            <w:t>BLPeriodStart</w:t>
-          </w:r>
-          <w:proofErr w:type="spellEnd"/>
-          <w:r>
-            <w:rPr>
-              <w:rFonts w:ascii="BC Sans" w:hAnsi="BC Sans"/>
-              <w:color w:val="000000"/>
-              <w:sz w:val="26"/>
-              <w:szCs w:val="26"/>
-            </w:rPr>
-            <w:t>}}</w:t>
+            <w:t>{{BLPeriodStart}}{{/BLPeriodStart}}</w:t>
           </w:r>
           <w:r>
             <w:rPr>
@@ -6206,7 +5206,6 @@
             </w:rPr>
             <w:t>Date</w:t>
           </w:r>
-          <w:proofErr w:type="gramStart"/>
           <w:r>
             <w:rPr>
               <w:rFonts w:ascii="BC Sans" w:hAnsi="BC Sans"/>
@@ -6216,31 +5215,7 @@
               <w:sz w:val="26"/>
               <w:szCs w:val="26"/>
             </w:rPr>
-            <w:t>}}Expiry</w:t>
-          </w:r>
-          <w:proofErr w:type="gramEnd"/>
-          <w:r>
-            <w:rPr>
-              <w:rFonts w:ascii="BC Sans" w:hAnsi="BC Sans"/>
-              <w:b/>
-              <w:bCs/>
-              <w:color w:val="000000"/>
-              <w:sz w:val="26"/>
-              <w:szCs w:val="26"/>
-            </w:rPr>
-            <w:t xml:space="preserve"> </w:t>
-          </w:r>
-          <w:proofErr w:type="gramStart"/>
-          <w:r>
-            <w:rPr>
-              <w:rFonts w:ascii="BC Sans" w:hAnsi="BC Sans"/>
-              <w:b/>
-              <w:bCs/>
-              <w:color w:val="000000"/>
-              <w:sz w:val="26"/>
-              <w:szCs w:val="26"/>
-            </w:rPr>
-            <w:t>Date:</w:t>
+            <w:t>}}Expiry Date:</w:t>
           </w:r>
           <w:r>
             <w:rPr>
@@ -6249,17 +5224,7 @@
               <w:sz w:val="26"/>
               <w:szCs w:val="26"/>
             </w:rPr>
-            <w:t>{</w:t>
-          </w:r>
-          <w:proofErr w:type="gramEnd"/>
-          <w:r>
-            <w:rPr>
-              <w:rFonts w:ascii="BC Sans" w:hAnsi="BC Sans"/>
-              <w:color w:val="000000"/>
-              <w:sz w:val="26"/>
-              <w:szCs w:val="26"/>
-            </w:rPr>
-            <w:t>{</w:t>
+            <w:t>{{</w:t>
           </w:r>
           <w:r>
             <w:rPr>
@@ -6275,7 +5240,6 @@
           <w:pPr>
             <w:pStyle w:val="Header"/>
           </w:pPr>
-          <w:proofErr w:type="spellStart"/>
           <w:r>
             <w:rPr>
               <w:rFonts w:ascii="BC Sans" w:hAnsi="BC Sans"/>
@@ -6303,8 +5267,6 @@
             </w:rPr>
             <w:t>Date</w:t>
           </w:r>
-          <w:proofErr w:type="spellEnd"/>
-          <w:proofErr w:type="gramStart"/>
           <w:r>
             <w:rPr>
               <w:rFonts w:ascii="BC Sans" w:hAnsi="BC Sans"/>
@@ -6312,27 +5274,7 @@
               <w:sz w:val="26"/>
               <w:szCs w:val="26"/>
             </w:rPr>
-            <w:t>}}{</w:t>
-          </w:r>
-          <w:proofErr w:type="gramEnd"/>
-          <w:r>
-            <w:rPr>
-              <w:rFonts w:ascii="BC Sans" w:hAnsi="BC Sans"/>
-              <w:color w:val="000000"/>
-              <w:sz w:val="26"/>
-              <w:szCs w:val="26"/>
-            </w:rPr>
-            <w:t>{/</w:t>
-          </w:r>
-          <w:proofErr w:type="spellStart"/>
-          <w:r>
-            <w:rPr>
-              <w:rFonts w:ascii="BC Sans" w:hAnsi="BC Sans"/>
-              <w:color w:val="000000"/>
-              <w:sz w:val="26"/>
-              <w:szCs w:val="26"/>
-            </w:rPr>
-            <w:t>BLPeriodEnd</w:t>
+            <w:t>}}{{/BLPeriodEnd</w:t>
           </w:r>
           <w:r>
             <w:rPr>
@@ -6343,7 +5285,6 @@
             </w:rPr>
             <w:t>Dat</w:t>
           </w:r>
-          <w:proofErr w:type="spellEnd"/>
           <w:r>
             <w:rPr>
               <w:rFonts w:ascii="BC Sans" w:hAnsi="BC Sans"/>
@@ -6426,7 +5367,7 @@
 </file>
 
 <file path=word/numbering.xml><?xml version="1.0" encoding="utf-8"?>
-<w:numbering xmlns:wpc="http://schemas.microsoft.com/office/word/2010/wordprocessingCanvas" xmlns:cx="http://schemas.microsoft.com/office/drawing/2014/chartex" xmlns:cx1="http://schemas.microsoft.com/office/drawing/2015/9/8/chartex" xmlns:cx2="http://schemas.microsoft.com/office/drawing/2015/10/21/chartex" xmlns:cx3="http://schemas.microsoft.com/office/drawing/2016/5/9/chartex" xmlns:cx4="http://schemas.microsoft.com/office/drawing/2016/5/10/chartex" xmlns:cx5="http://schemas.microsoft.com/office/drawing/2016/5/11/chartex" xmlns:cx6="http://schemas.microsoft.com/office/drawing/2016/5/12/chartex" xmlns:cx7="http://schemas.microsoft.com/office/drawing/2016/5/13/chartex" xmlns:cx8="http://schemas.microsoft.com/office/drawing/2016/5/14/chartex" xmlns:mc="http://schemas.openxmlformats.org/markup-compatibility/2006" xmlns:aink="http://schemas.microsoft.com/office/drawing/2016/ink" xmlns:am3d="http://schemas.microsoft.com/office/drawing/2017/model3d" xmlns:o="urn:schemas-microsoft-com:office:office" xmlns:oel="http://schemas.microsoft.com/office/2019/extlst" xmlns:r="http://schemas.openxmlformats.org/officeDocument/2006/relationships" xmlns:m="http://schemas.openxmlformats.org/officeDocument/2006/math" xmlns:v="urn:schemas-microsoft-com:vml" xmlns:wp14="http://schemas.microsoft.com/office/word/2010/wordprocessingDrawing" xmlns:wp="http://schemas.openxmlformats.org/drawingml/2006/wordprocessingDrawing" xmlns:w10="urn:schemas-microsoft-com:office:word" xmlns:w="http://schemas.openxmlformats.org/wordprocessingml/2006/main" xmlns:w14="http://schemas.microsoft.com/office/word/2010/wordml" xmlns:w15="http://schemas.microsoft.com/office/word/2012/wordml" xmlns:w16cei="http://schemas.microsoft.com/office/word/2026/wordml/cei" xmlns:w16cex="http://schemas.microsoft.com/office/word/2018/wordml/cex" xmlns:w16cid="http://schemas.microsoft.com/office/word/2016/wordml/cid" xmlns:w16="http://schemas.microsoft.com/office/word/2018/wordml" xmlns:w16du="http://schemas.microsoft.com/office/word/2023/wordml/word16du" xmlns:w16sdtdh="http://schemas.microsoft.com/office/word/2020/wordml/sdtdatahash" xmlns:w16sdtfl="http://schemas.microsoft.com/office/word/2024/wordml/sdtformatlock" xmlns:w16se="http://schemas.microsoft.com/office/word/2015/wordml/symex" xmlns:wpg="http://schemas.microsoft.com/office/word/2010/wordprocessingGroup" xmlns:wpi="http://schemas.microsoft.com/office/word/2010/wordprocessingInk" xmlns:wne="http://schemas.microsoft.com/office/word/2006/wordml" xmlns:wps="http://schemas.microsoft.com/office/word/2010/wordprocessingShape" mc:Ignorable="w14 w15 w16se w16cid w16 w16cex w16sdtdh w16sdtfl w16du wp14">
+<w:numbering xmlns:wpc="http://schemas.microsoft.com/office/word/2010/wordprocessingCanvas" xmlns:cx="http://schemas.microsoft.com/office/drawing/2014/chartex" xmlns:cx1="http://schemas.microsoft.com/office/drawing/2015/9/8/chartex" xmlns:cx2="http://schemas.microsoft.com/office/drawing/2015/10/21/chartex" xmlns:cx3="http://schemas.microsoft.com/office/drawing/2016/5/9/chartex" xmlns:cx4="http://schemas.microsoft.com/office/drawing/2016/5/10/chartex" xmlns:cx5="http://schemas.microsoft.com/office/drawing/2016/5/11/chartex" xmlns:cx6="http://schemas.microsoft.com/office/drawing/2016/5/12/chartex" xmlns:cx7="http://schemas.microsoft.com/office/drawing/2016/5/13/chartex" xmlns:cx8="http://schemas.microsoft.com/office/drawing/2016/5/14/chartex" xmlns:mc="http://schemas.openxmlformats.org/markup-compatibility/2006" xmlns:aink="http://schemas.microsoft.com/office/drawing/2016/ink" xmlns:am3d="http://schemas.microsoft.com/office/drawing/2017/model3d" xmlns:o="urn:schemas-microsoft-com:office:office" xmlns:oel="http://schemas.microsoft.com/office/2019/extlst" xmlns:r="http://schemas.openxmlformats.org/officeDocument/2006/relationships" xmlns:m="http://schemas.openxmlformats.org/officeDocument/2006/math" xmlns:v="urn:schemas-microsoft-com:vml" xmlns:wp14="http://schemas.microsoft.com/office/word/2010/wordprocessingDrawing" xmlns:wp="http://schemas.openxmlformats.org/drawingml/2006/wordprocessingDrawing" xmlns:w10="urn:schemas-microsoft-com:office:word" xmlns:w="http://schemas.openxmlformats.org/wordprocessingml/2006/main" xmlns:w14="http://schemas.microsoft.com/office/word/2010/wordml" xmlns:w15="http://schemas.microsoft.com/office/word/2012/wordml" xmlns:w16cex="http://schemas.microsoft.com/office/word/2018/wordml/cex" xmlns:w16cid="http://schemas.microsoft.com/office/word/2016/wordml/cid" xmlns:w16="http://schemas.microsoft.com/office/word/2018/wordml" xmlns:w16du="http://schemas.microsoft.com/office/word/2023/wordml/word16du" xmlns:w16sdtdh="http://schemas.microsoft.com/office/word/2020/wordml/sdtdatahash" xmlns:w16sdtfl="http://schemas.microsoft.com/office/word/2024/wordml/sdtformatlock" xmlns:w16se="http://schemas.microsoft.com/office/word/2015/wordml/symex" xmlns:wpg="http://schemas.microsoft.com/office/word/2010/wordprocessingGroup" xmlns:wpi="http://schemas.microsoft.com/office/word/2010/wordprocessingInk" xmlns:wne="http://schemas.microsoft.com/office/word/2006/wordml" xmlns:wps="http://schemas.microsoft.com/office/word/2010/wordprocessingShape" mc:Ignorable="w14 w15 w16se w16cid w16 w16cex w16sdtdh w16sdtfl w16du wp14">
   <w:abstractNum w:abstractNumId="0" w15:restartNumberingAfterBreak="0">
     <w:nsid w:val="03BF5CCB"/>
     <w:multiLevelType w:val="hybridMultilevel"/>
@@ -9465,6 +8406,15 @@
 </file>
 
 <file path=customXml/item2.xml><?xml version="1.0" encoding="utf-8"?>
+<?mso-contentType ?>
+<FormTemplates xmlns="http://schemas.microsoft.com/sharepoint/v3/contenttype/forms">
+  <Display>DocumentLibraryForm</Display>
+  <Edit>DocumentLibraryForm</Edit>
+  <New>DocumentLibraryForm</New>
+</FormTemplates>
+</file>
+
+<file path=customXml/item3.xml><?xml version="1.0" encoding="utf-8"?>
 <ct:contentTypeSchema xmlns:ct="http://schemas.microsoft.com/office/2006/metadata/contentType" xmlns:ma="http://schemas.microsoft.com/office/2006/metadata/properties/metaAttributes" ct:_="" ma:_="" ma:contentTypeName="Document" ma:contentTypeID="0x01010002381797402D29459302B87BC08D6BFF" ma:contentTypeVersion="14" ma:contentTypeDescription="Create a new document." ma:contentTypeScope="" ma:versionID="d0190f6de51f6e99d4003aca1d9fda60">
   <xsd:schema xmlns:xsd="http://www.w3.org/2001/XMLSchema" xmlns:xs="http://www.w3.org/2001/XMLSchema" xmlns:p="http://schemas.microsoft.com/office/2006/metadata/properties" xmlns:ns3="13224391-9520-4043-8144-ea4246789642" xmlns:ns4="be94fa87-42a6-40f5-955d-92ea8844be4c" targetNamespace="http://schemas.microsoft.com/office/2006/metadata/properties" ma:root="true" ma:fieldsID="d16e9fa0f80c802ed69b371a291e984e" ns3:_="" ns4:_="">
     <xsd:import namespace="13224391-9520-4043-8144-ea4246789642"/>
@@ -9691,15 +8641,6 @@
 </ct:contentTypeSchema>
 </file>
 
-<file path=customXml/item3.xml><?xml version="1.0" encoding="utf-8"?>
-<?mso-contentType ?>
-<FormTemplates xmlns="http://schemas.microsoft.com/sharepoint/v3/contenttype/forms">
-  <Display>DocumentLibraryForm</Display>
-  <Edit>DocumentLibraryForm</Edit>
-  <New>DocumentLibraryForm</New>
-</FormTemplates>
-</file>
-
 <file path=customXml/itemProps1.xml><?xml version="1.0" encoding="utf-8"?>
 <ds:datastoreItem xmlns:ds="http://schemas.openxmlformats.org/officeDocument/2006/customXml" ds:itemID="{DF54842B-B632-4470-BC7C-362633B9A6DF}">
   <ds:schemaRefs>
@@ -9711,6 +8652,14 @@
 </file>
 
 <file path=customXml/itemProps2.xml><?xml version="1.0" encoding="utf-8"?>
+<ds:datastoreItem xmlns:ds="http://schemas.openxmlformats.org/officeDocument/2006/customXml" ds:itemID="{1C5B2013-E90D-4927-A589-8E229EE0056F}">
+  <ds:schemaRefs>
+    <ds:schemaRef ds:uri="http://schemas.microsoft.com/sharepoint/v3/contenttype/forms"/>
+  </ds:schemaRefs>
+</ds:datastoreItem>
+</file>
+
+<file path=customXml/itemProps3.xml><?xml version="1.0" encoding="utf-8"?>
 <ds:datastoreItem xmlns:ds="http://schemas.openxmlformats.org/officeDocument/2006/customXml" ds:itemID="{FE79DDA2-865B-486C-8B68-5C0139048C07}">
   <ds:schemaRefs>
     <ds:schemaRef ds:uri="http://schemas.microsoft.com/office/2006/metadata/contentType"/>
@@ -9727,12 +8676,4 @@
     <ds:schemaRef ds:uri="http://schemas.microsoft.com/internal/obd"/>
   </ds:schemaRefs>
 </ds:datastoreItem>
-</file>
-
-<file path=customXml/itemProps3.xml><?xml version="1.0" encoding="utf-8"?>
-<ds:datastoreItem xmlns:ds="http://schemas.openxmlformats.org/officeDocument/2006/customXml" ds:itemID="{1C5B2013-E90D-4927-A589-8E229EE0056F}">
-  <ds:schemaRefs>
-    <ds:schemaRef ds:uri="http://schemas.microsoft.com/sharepoint/v3/contenttype/forms"/>
-  </ds:schemaRefs>
-</ds:datastoreItem>
 </file>
--- a/PHOCS-Docgentemplates/PHOCSConstructionPermitTemplate.docx
+++ b/PHOCS-Docgentemplates/PHOCSConstructionPermitTemplate.docx
@@ -6,6 +6,14 @@
       <w:tblPr>
         <w:tblStyle w:val="TableGrid"/>
         <w:tblW w:w="0" w:type="auto"/>
+        <w:tblBorders>
+          <w:top w:val="none" w:sz="0" w:space="0" w:color="auto"/>
+          <w:left w:val="none" w:sz="0" w:space="0" w:color="auto"/>
+          <w:bottom w:val="none" w:sz="0" w:space="0" w:color="auto"/>
+          <w:right w:val="none" w:sz="0" w:space="0" w:color="auto"/>
+          <w:insideH w:val="none" w:sz="0" w:space="0" w:color="auto"/>
+          <w:insideV w:val="none" w:sz="0" w:space="0" w:color="auto"/>
+        </w:tblBorders>
         <w:tblLayout w:type="fixed"/>
         <w:tblLook w:val="04A0" w:firstRow="1" w:lastRow="0" w:firstColumn="1" w:lastColumn="0" w:noHBand="0" w:noVBand="1"/>
       </w:tblPr>
@@ -17,12 +25,6 @@
         <w:tc>
           <w:tcPr>
             <w:tcW w:w="4675" w:type="dxa"/>
-            <w:tcBorders>
-              <w:top w:val="nil"/>
-              <w:left w:val="nil"/>
-              <w:bottom w:val="nil"/>
-              <w:right w:val="nil"/>
-            </w:tcBorders>
           </w:tcPr>
           <w:p>
             <w:pPr>
@@ -70,12 +72,6 @@
         <w:tc>
           <w:tcPr>
             <w:tcW w:w="4675" w:type="dxa"/>
-            <w:tcBorders>
-              <w:top w:val="nil"/>
-              <w:left w:val="nil"/>
-              <w:bottom w:val="nil"/>
-              <w:right w:val="nil"/>
-            </w:tcBorders>
           </w:tcPr>
           <w:p>
             <w:pPr>
@@ -94,6 +90,7 @@
               </w:rPr>
               <w:t>{{</w:t>
             </w:r>
+            <w:proofErr w:type="spellStart"/>
             <w:r>
               <w:rPr>
                 <w:rFonts w:ascii="BC Sans" w:hAnsi="BC Sans"/>
@@ -102,6 +99,7 @@
               </w:rPr>
               <w:t>BLAccountNumber</w:t>
             </w:r>
+            <w:proofErr w:type="spellEnd"/>
             <w:r>
               <w:rPr>
                 <w:rFonts w:ascii="BC Sans" w:hAnsi="BC Sans"/>
@@ -110,6 +108,7 @@
               </w:rPr>
               <w:t>}}{{/</w:t>
             </w:r>
+            <w:proofErr w:type="spellStart"/>
             <w:r>
               <w:rPr>
                 <w:rFonts w:ascii="BC Sans" w:hAnsi="BC Sans"/>
@@ -118,6 +117,7 @@
               </w:rPr>
               <w:t>BLAccountNumber</w:t>
             </w:r>
+            <w:proofErr w:type="spellEnd"/>
             <w:r>
               <w:rPr>
                 <w:rFonts w:ascii="BC Sans" w:hAnsi="BC Sans"/>
@@ -138,12 +138,6 @@
         <w:tc>
           <w:tcPr>
             <w:tcW w:w="4675" w:type="dxa"/>
-            <w:tcBorders>
-              <w:top w:val="nil"/>
-              <w:left w:val="nil"/>
-              <w:bottom w:val="nil"/>
-              <w:right w:val="nil"/>
-            </w:tcBorders>
           </w:tcPr>
           <w:p>
             <w:r>
@@ -171,12 +165,6 @@
         <w:tc>
           <w:tcPr>
             <w:tcW w:w="4675" w:type="dxa"/>
-            <w:tcBorders>
-              <w:top w:val="nil"/>
-              <w:left w:val="nil"/>
-              <w:bottom w:val="nil"/>
-              <w:right w:val="nil"/>
-            </w:tcBorders>
           </w:tcPr>
           <w:p>
             <w:pPr>
@@ -203,6 +191,7 @@
               </w:rPr>
               <w:t>{</w:t>
             </w:r>
+            <w:proofErr w:type="spellStart"/>
             <w:r>
               <w:rPr>
                 <w:rFonts w:ascii="BC Sans" w:hAnsi="BC Sans"/>
@@ -211,6 +200,7 @@
               </w:rPr>
               <w:t>BLAccountName</w:t>
             </w:r>
+            <w:proofErr w:type="spellEnd"/>
             <w:r>
               <w:rPr>
                 <w:rFonts w:ascii="BC Sans" w:hAnsi="BC Sans"/>
@@ -249,7 +239,25 @@
                 <w:sz w:val="24"/>
                 <w:szCs w:val="24"/>
               </w:rPr>
-              <w:t>{{BLAccountPhysicalAddressStreet}},</w:t>
+              <w:t>{{</w:t>
+            </w:r>
+            <w:proofErr w:type="spellStart"/>
+            <w:r>
+              <w:rPr>
+                <w:rFonts w:ascii="BC Sans" w:hAnsi="BC Sans"/>
+                <w:sz w:val="24"/>
+                <w:szCs w:val="24"/>
+              </w:rPr>
+              <w:t>BLAccountPhysicalAddressStreet</w:t>
+            </w:r>
+            <w:proofErr w:type="spellEnd"/>
+            <w:r>
+              <w:rPr>
+                <w:rFonts w:ascii="BC Sans" w:hAnsi="BC Sans"/>
+                <w:sz w:val="24"/>
+                <w:szCs w:val="24"/>
+              </w:rPr>
+              <w:t>}},</w:t>
             </w:r>
           </w:p>
           <w:p>
@@ -267,7 +275,65 @@
                 <w:sz w:val="24"/>
                 <w:szCs w:val="24"/>
               </w:rPr>
-              <w:t>{{BLAccountPhysicalAddressCity}},{{BLAccountPhysicalAddressPostalCode}}{{/BLAccountPhysicalAddressStreet}}</w:t>
+              <w:t>{{</w:t>
+            </w:r>
+            <w:proofErr w:type="spellStart"/>
+            <w:r>
+              <w:rPr>
+                <w:rFonts w:ascii="BC Sans" w:hAnsi="BC Sans"/>
+                <w:sz w:val="24"/>
+                <w:szCs w:val="24"/>
+              </w:rPr>
+              <w:t>BLAccountPhysicalAddressCity</w:t>
+            </w:r>
+            <w:proofErr w:type="spellEnd"/>
+            <w:r>
+              <w:rPr>
+                <w:rFonts w:ascii="BC Sans" w:hAnsi="BC Sans"/>
+                <w:sz w:val="24"/>
+                <w:szCs w:val="24"/>
+              </w:rPr>
+              <w:t>}}</w:t>
+            </w:r>
+            <w:r>
+              <w:rPr>
+                <w:rFonts w:ascii="BC Sans" w:hAnsi="BC Sans"/>
+                <w:sz w:val="24"/>
+                <w:szCs w:val="24"/>
+              </w:rPr>
+              <w:t xml:space="preserve"> </w:t>
+            </w:r>
+            <w:r>
+              <w:rPr>
+                <w:rFonts w:ascii="BC Sans" w:hAnsi="BC Sans"/>
+                <w:sz w:val="24"/>
+                <w:szCs w:val="24"/>
+              </w:rPr>
+              <w:t>{{</w:t>
+            </w:r>
+            <w:r>
+              <w:rPr>
+                <w:rFonts w:ascii="BC Sans" w:hAnsi="BC Sans"/>
+                <w:sz w:val="24"/>
+                <w:szCs w:val="24"/>
+              </w:rPr>
+              <w:t>BLAccountPhysicalAddressState</w:t>
+            </w:r>
+            <w:r>
+              <w:rPr>
+                <w:rFonts w:ascii="BC Sans" w:hAnsi="BC Sans"/>
+                <w:sz w:val="24"/>
+                <w:szCs w:val="24"/>
+              </w:rPr>
+              <w:t>}}</w:t>
+            </w:r>
+            <w:r>
+              <w:rPr>
+                <w:rFonts w:ascii="BC Sans" w:hAnsi="BC Sans"/>
+                <w:sz w:val="24"/>
+                <w:szCs w:val="24"/>
+              </w:rPr>
+              <w:t>,{{BLAccountPhysicalAddressPostalCode}}{{/BLAccountPhysicalAddressStreet}}</w:t>
             </w:r>
           </w:p>
           <w:p>
@@ -286,12 +352,6 @@
         <w:tc>
           <w:tcPr>
             <w:tcW w:w="4675" w:type="dxa"/>
-            <w:tcBorders>
-              <w:top w:val="nil"/>
-              <w:left w:val="nil"/>
-              <w:bottom w:val="nil"/>
-              <w:right w:val="nil"/>
-            </w:tcBorders>
           </w:tcPr>
           <w:p>
             <w:pPr>
@@ -328,12 +388,6 @@
         <w:tc>
           <w:tcPr>
             <w:tcW w:w="4675" w:type="dxa"/>
-            <w:tcBorders>
-              <w:top w:val="nil"/>
-              <w:left w:val="nil"/>
-              <w:bottom w:val="nil"/>
-              <w:right w:val="nil"/>
-            </w:tcBorders>
           </w:tcPr>
           <w:p>
             <w:pPr>
@@ -360,6 +414,7 @@
               </w:rPr>
               <w:t>{</w:t>
             </w:r>
+            <w:proofErr w:type="spellStart"/>
             <w:r>
               <w:rPr>
                 <w:rFonts w:ascii="BC Sans" w:hAnsi="BC Sans"/>
@@ -368,6 +423,7 @@
               </w:rPr>
               <w:t>BLAReasonforApplying</w:t>
             </w:r>
+            <w:proofErr w:type="spellEnd"/>
             <w:r>
               <w:rPr>
                 <w:rFonts w:ascii="BC Sans" w:hAnsi="BC Sans"/>
@@ -400,6 +456,7 @@
               </w:rPr>
               <w:t>{/</w:t>
             </w:r>
+            <w:proofErr w:type="spellStart"/>
             <w:r>
               <w:rPr>
                 <w:rFonts w:ascii="BC Sans" w:hAnsi="BC Sans"/>
@@ -408,6 +465,7 @@
               </w:rPr>
               <w:t>BLAReasonforApplying</w:t>
             </w:r>
+            <w:proofErr w:type="spellEnd"/>
             <w:r>
               <w:rPr>
                 <w:rFonts w:ascii="BC Sans" w:hAnsi="BC Sans"/>
@@ -441,12 +499,6 @@
         <w:tc>
           <w:tcPr>
             <w:tcW w:w="4675" w:type="dxa"/>
-            <w:tcBorders>
-              <w:top w:val="nil"/>
-              <w:left w:val="nil"/>
-              <w:bottom w:val="nil"/>
-              <w:right w:val="nil"/>
-            </w:tcBorders>
           </w:tcPr>
           <w:p>
             <w:pPr>
@@ -483,10 +535,145 @@
         <w:tc>
           <w:tcPr>
             <w:tcW w:w="4675" w:type="dxa"/>
+          </w:tcPr>
+          <w:p>
+            <w:pPr>
+              <w:spacing w:after="0"/>
+              <w:rPr>
+                <w:rFonts w:ascii="BC Sans" w:hAnsi="BC Sans"/>
+                <w:sz w:val="24"/>
+                <w:szCs w:val="24"/>
+              </w:rPr>
+            </w:pPr>
+            <w:r>
+              <w:rPr>
+                <w:rFonts w:ascii="BC Sans" w:hAnsi="BC Sans"/>
+                <w:sz w:val="24"/>
+                <w:szCs w:val="24"/>
+              </w:rPr>
+              <w:t>{</w:t>
+            </w:r>
+            <w:r>
+              <w:rPr>
+                <w:rFonts w:ascii="BC Sans" w:hAnsi="BC Sans"/>
+                <w:sz w:val="24"/>
+                <w:szCs w:val="24"/>
+              </w:rPr>
+              <w:t>{</w:t>
+            </w:r>
+            <w:proofErr w:type="spellStart"/>
+            <w:r>
+              <w:rPr>
+                <w:rFonts w:ascii="BC Sans" w:hAnsi="BC Sans"/>
+                <w:sz w:val="24"/>
+                <w:szCs w:val="24"/>
+              </w:rPr>
+              <w:t>BLAPrimaryOwnerName</w:t>
+            </w:r>
+            <w:proofErr w:type="spellEnd"/>
+            <w:r>
+              <w:rPr>
+                <w:rFonts w:ascii="BC Sans" w:hAnsi="BC Sans"/>
+                <w:sz w:val="24"/>
+                <w:szCs w:val="24"/>
+              </w:rPr>
+              <w:t>}</w:t>
+            </w:r>
+            <w:r>
+              <w:rPr>
+                <w:rFonts w:ascii="BC Sans" w:hAnsi="BC Sans"/>
+                <w:sz w:val="24"/>
+                <w:szCs w:val="24"/>
+              </w:rPr>
+              <w:t>}{</w:t>
+            </w:r>
+            <w:r>
+              <w:rPr>
+                <w:rFonts w:ascii="BC Sans" w:hAnsi="BC Sans"/>
+                <w:sz w:val="24"/>
+                <w:szCs w:val="24"/>
+              </w:rPr>
+              <w:t>{/</w:t>
+            </w:r>
+            <w:proofErr w:type="spellStart"/>
+            <w:r>
+              <w:rPr>
+                <w:rFonts w:ascii="BC Sans" w:hAnsi="BC Sans"/>
+                <w:sz w:val="24"/>
+                <w:szCs w:val="24"/>
+              </w:rPr>
+              <w:t>BLAPrimaryOwnerName</w:t>
+            </w:r>
+            <w:proofErr w:type="spellEnd"/>
+            <w:r>
+              <w:rPr>
+                <w:rFonts w:ascii="BC Sans" w:hAnsi="BC Sans"/>
+                <w:sz w:val="24"/>
+                <w:szCs w:val="24"/>
+              </w:rPr>
+              <w:t>}</w:t>
+            </w:r>
+            <w:r>
+              <w:rPr>
+                <w:rFonts w:ascii="BC Sans" w:hAnsi="BC Sans"/>
+                <w:sz w:val="24"/>
+                <w:szCs w:val="24"/>
+              </w:rPr>
+              <w:t>}</w:t>
+            </w:r>
+          </w:p>
+        </w:tc>
+      </w:tr>
+    </w:tbl>
+    <w:p>
+      <w:pPr>
+        <w:spacing w:after="0"/>
+      </w:pPr>
+    </w:p>
+    <w:tbl>
+      <w:tblPr>
+        <w:tblStyle w:val="TableGrid"/>
+        <w:tblW w:w="0" w:type="auto"/>
+        <w:tblLayout w:type="fixed"/>
+        <w:tblLook w:val="04A0" w:firstRow="1" w:lastRow="0" w:firstColumn="1" w:lastColumn="0" w:noHBand="0" w:noVBand="1"/>
+      </w:tblPr>
+      <w:tblGrid>
+        <w:gridCol w:w="9067"/>
+        <w:gridCol w:w="283"/>
+      </w:tblGrid>
+      <w:tr>
+        <w:tc>
+          <w:tcPr>
+            <w:tcW w:w="9350" w:type="dxa"/>
+            <w:gridSpan w:val="2"/>
+          </w:tcPr>
+          <w:p>
+            <w:pPr>
+              <w:spacing w:after="0"/>
+              <w:rPr>
+                <w:rFonts w:ascii="BC Sans" w:hAnsi="BC Sans"/>
+                <w:sz w:val="24"/>
+                <w:szCs w:val="24"/>
+              </w:rPr>
+            </w:pPr>
+            <w:r>
+              <w:rPr>
+                <w:rFonts w:ascii="BC Sans" w:hAnsi="BC Sans"/>
+                <w:b/>
+                <w:bCs/>
+                <w:sz w:val="24"/>
+                <w:szCs w:val="24"/>
+              </w:rPr>
+              <w:t>Water Supplier(s):</w:t>
+            </w:r>
+          </w:p>
+        </w:tc>
+      </w:tr>
+      <w:tr>
+        <w:tc>
+          <w:tcPr>
+            <w:tcW w:w="9067" w:type="dxa"/>
             <w:tcBorders>
-              <w:top w:val="nil"/>
-              <w:left w:val="nil"/>
-              <w:bottom w:val="nil"/>
               <w:right w:val="nil"/>
             </w:tcBorders>
           </w:tcPr>
@@ -505,73 +692,396 @@
                 <w:sz w:val="24"/>
                 <w:szCs w:val="24"/>
               </w:rPr>
-              <w:t>{</w:t>
-            </w:r>
-            <w:r>
-              <w:rPr>
-                <w:rFonts w:ascii="BC Sans" w:hAnsi="BC Sans"/>
-                <w:sz w:val="24"/>
-                <w:szCs w:val="24"/>
-              </w:rPr>
-              <w:t>{</w:t>
-            </w:r>
-            <w:r>
-              <w:rPr>
-                <w:rFonts w:ascii="BC Sans" w:hAnsi="BC Sans"/>
-                <w:sz w:val="24"/>
-                <w:szCs w:val="24"/>
-              </w:rPr>
-              <w:t>BLAPrimaryOwnerName</w:t>
-            </w:r>
-            <w:r>
-              <w:rPr>
-                <w:rFonts w:ascii="BC Sans" w:hAnsi="BC Sans"/>
-                <w:sz w:val="24"/>
-                <w:szCs w:val="24"/>
-              </w:rPr>
-              <w:t>}</w:t>
-            </w:r>
-            <w:r>
-              <w:rPr>
-                <w:rFonts w:ascii="BC Sans" w:hAnsi="BC Sans"/>
-                <w:sz w:val="24"/>
-                <w:szCs w:val="24"/>
-              </w:rPr>
-              <w:t>}{</w:t>
-            </w:r>
-            <w:r>
-              <w:rPr>
-                <w:rFonts w:ascii="BC Sans" w:hAnsi="BC Sans"/>
-                <w:sz w:val="24"/>
-                <w:szCs w:val="24"/>
-              </w:rPr>
-              <w:t>{/</w:t>
-            </w:r>
-            <w:r>
-              <w:rPr>
-                <w:rFonts w:ascii="BC Sans" w:hAnsi="BC Sans"/>
-                <w:sz w:val="24"/>
-                <w:szCs w:val="24"/>
-              </w:rPr>
-              <w:t>BLAPrimaryOwnerName</w:t>
-            </w:r>
-            <w:r>
-              <w:rPr>
-                <w:rFonts w:ascii="BC Sans" w:hAnsi="BC Sans"/>
-                <w:sz w:val="24"/>
-                <w:szCs w:val="24"/>
-              </w:rPr>
-              <w:t>}</w:t>
-            </w:r>
-            <w:r>
-              <w:rPr>
-                <w:rFonts w:ascii="BC Sans" w:hAnsi="BC Sans"/>
-                <w:sz w:val="24"/>
-                <w:szCs w:val="24"/>
-              </w:rPr>
-              <w:t>}</w:t>
+              <w:t>{{#WaterSupplierIntakes}}{{IntakeName}}, {{</w:t>
+            </w:r>
+            <w:proofErr w:type="spellStart"/>
+            <w:r>
+              <w:rPr>
+                <w:rFonts w:ascii="BC Sans" w:hAnsi="BC Sans"/>
+                <w:sz w:val="24"/>
+                <w:szCs w:val="24"/>
+              </w:rPr>
+              <w:t>IntakeStreet</w:t>
+            </w:r>
+            <w:proofErr w:type="spellEnd"/>
+            <w:r>
+              <w:rPr>
+                <w:rFonts w:ascii="BC Sans" w:hAnsi="BC Sans"/>
+                <w:sz w:val="24"/>
+                <w:szCs w:val="24"/>
+              </w:rPr>
+              <w:t>}} {{</w:t>
+            </w:r>
+            <w:proofErr w:type="spellStart"/>
+            <w:r>
+              <w:rPr>
+                <w:rFonts w:ascii="BC Sans" w:hAnsi="BC Sans"/>
+                <w:sz w:val="24"/>
+                <w:szCs w:val="24"/>
+              </w:rPr>
+              <w:t>IntakeCity</w:t>
+            </w:r>
+            <w:proofErr w:type="spellEnd"/>
+            <w:r>
+              <w:rPr>
+                <w:rFonts w:ascii="BC Sans" w:hAnsi="BC Sans"/>
+                <w:sz w:val="24"/>
+                <w:szCs w:val="24"/>
+              </w:rPr>
+              <w:t>}} {{</w:t>
+            </w:r>
+            <w:proofErr w:type="spellStart"/>
+            <w:r>
+              <w:rPr>
+                <w:rFonts w:ascii="BC Sans" w:hAnsi="BC Sans"/>
+                <w:sz w:val="24"/>
+                <w:szCs w:val="24"/>
+              </w:rPr>
+              <w:t>IntakeState</w:t>
+            </w:r>
+            <w:proofErr w:type="spellEnd"/>
+            <w:r>
+              <w:rPr>
+                <w:rFonts w:ascii="BC Sans" w:hAnsi="BC Sans"/>
+                <w:sz w:val="24"/>
+                <w:szCs w:val="24"/>
+              </w:rPr>
+              <w:t>}} {{</w:t>
+            </w:r>
+            <w:proofErr w:type="spellStart"/>
+            <w:r>
+              <w:rPr>
+                <w:rFonts w:ascii="BC Sans" w:hAnsi="BC Sans"/>
+                <w:sz w:val="24"/>
+                <w:szCs w:val="24"/>
+              </w:rPr>
+              <w:t>IntakePostalCode</w:t>
+            </w:r>
+            <w:proofErr w:type="spellEnd"/>
+            <w:r>
+              <w:rPr>
+                <w:rFonts w:ascii="BC Sans" w:hAnsi="BC Sans"/>
+                <w:sz w:val="24"/>
+                <w:szCs w:val="24"/>
+              </w:rPr>
+              <w:t>}}</w:t>
             </w:r>
           </w:p>
+        </w:tc>
+        <w:tc>
+          <w:tcPr>
+            <w:tcW w:w="283" w:type="dxa"/>
+            <w:tcBorders>
+              <w:left w:val="nil"/>
+            </w:tcBorders>
+          </w:tcPr>
+          <w:p>
+            <w:pPr>
+              <w:spacing w:after="0"/>
+              <w:rPr>
+                <w:rFonts w:ascii="BC Sans" w:hAnsi="BC Sans"/>
+                <w:sz w:val="5"/>
+                <w:szCs w:val="5"/>
+              </w:rPr>
+            </w:pPr>
+            <w:r>
+              <w:rPr>
+                <w:rFonts w:ascii="BC Sans" w:hAnsi="BC Sans"/>
+                <w:sz w:val="5"/>
+                <w:szCs w:val="5"/>
+              </w:rPr>
+              <w:t>{{/</w:t>
+            </w:r>
+            <w:proofErr w:type="spellStart"/>
+            <w:r>
+              <w:rPr>
+                <w:rFonts w:ascii="BC Sans" w:hAnsi="BC Sans"/>
+                <w:sz w:val="5"/>
+                <w:szCs w:val="5"/>
+              </w:rPr>
+              <w:t>WaterSupplierIntakes</w:t>
+            </w:r>
+            <w:proofErr w:type="spellEnd"/>
+            <w:r>
+              <w:rPr>
+                <w:rFonts w:ascii="BC Sans" w:hAnsi="BC Sans"/>
+                <w:sz w:val="5"/>
+                <w:szCs w:val="5"/>
+              </w:rPr>
+              <w:t>}}</w:t>
+            </w:r>
+          </w:p>
+        </w:tc>
+      </w:tr>
+    </w:tbl>
+    <w:p>
+      <w:pPr>
+        <w:spacing w:after="0"/>
+      </w:pPr>
+    </w:p>
+    <w:tbl>
+      <w:tblPr>
+        <w:tblStyle w:val="TableGrid"/>
+        <w:tblW w:w="0" w:type="auto"/>
+        <w:tblBorders>
+          <w:top w:val="none" w:sz="0" w:space="0" w:color="auto"/>
+          <w:left w:val="none" w:sz="0" w:space="0" w:color="auto"/>
+          <w:bottom w:val="none" w:sz="0" w:space="0" w:color="auto"/>
+          <w:right w:val="none" w:sz="0" w:space="0" w:color="auto"/>
+          <w:insideH w:val="none" w:sz="0" w:space="0" w:color="auto"/>
+          <w:insideV w:val="none" w:sz="0" w:space="0" w:color="auto"/>
+        </w:tblBorders>
+        <w:tblLayout w:type="fixed"/>
+        <w:tblLook w:val="04A0" w:firstRow="1" w:lastRow="0" w:firstColumn="1" w:lastColumn="0" w:noHBand="0" w:noVBand="1"/>
+      </w:tblPr>
+      <w:tblGrid>
+        <w:gridCol w:w="4675"/>
+        <w:gridCol w:w="4675"/>
+      </w:tblGrid>
+      <w:tr>
+        <w:tc>
+          <w:tcPr>
+            <w:tcW w:w="9350" w:type="dxa"/>
+            <w:gridSpan w:val="2"/>
+          </w:tcPr>
+          <w:p>
+            <w:pPr>
+              <w:spacing w:after="0"/>
+              <w:rPr>
+                <w:rFonts w:ascii="BC Sans" w:hAnsi="BC Sans"/>
+                <w:b/>
+                <w:bCs/>
+                <w:sz w:val="24"/>
+                <w:szCs w:val="24"/>
+              </w:rPr>
+            </w:pPr>
+          </w:p>
+          <w:p>
+            <w:pPr>
+              <w:spacing w:after="0"/>
+              <w:rPr>
+                <w:rFonts w:ascii="BC Sans" w:hAnsi="BC Sans"/>
+                <w:b/>
+                <w:bCs/>
+                <w:sz w:val="24"/>
+                <w:szCs w:val="24"/>
+              </w:rPr>
+            </w:pPr>
+            <w:r>
+              <w:rPr>
+                <w:rFonts w:ascii="BC Sans" w:hAnsi="BC Sans"/>
+                <w:b/>
+                <w:bCs/>
+                <w:sz w:val="24"/>
+                <w:szCs w:val="24"/>
+              </w:rPr>
+              <w:t>This is to certify that:</w:t>
+            </w:r>
+          </w:p>
+        </w:tc>
+      </w:tr>
+      <w:tr>
+        <w:tc>
+          <w:tcPr>
+            <w:tcW w:w="9350" w:type="dxa"/>
+            <w:gridSpan w:val="2"/>
+          </w:tcPr>
+          <w:p>
+            <w:pPr>
+              <w:spacing w:after="0"/>
+              <w:rPr>
+                <w:rFonts w:ascii="BC Sans" w:hAnsi="BC Sans"/>
+                <w:sz w:val="24"/>
+                <w:szCs w:val="24"/>
+              </w:rPr>
+            </w:pPr>
+            <w:r>
+              <w:rPr>
+                <w:rFonts w:ascii="BC Sans" w:hAnsi="BC Sans"/>
+                <w:sz w:val="24"/>
+                <w:szCs w:val="24"/>
+                <w:lang w:val="en-CA"/>
+              </w:rPr>
+              <w:t>The Health Authority has conducted a qualitative health risk assessment in the context of relevant legislation (</w:t>
+            </w:r>
+            <w:r>
+              <w:rPr>
+                <w:rFonts w:ascii="BC Sans" w:hAnsi="BC Sans"/>
+                <w:i/>
+                <w:iCs/>
+                <w:sz w:val="24"/>
+                <w:szCs w:val="24"/>
+                <w:lang w:val="en-CA"/>
+              </w:rPr>
+              <w:t>Drinking Water Protection Act </w:t>
+            </w:r>
+            <w:r>
+              <w:rPr>
+                <w:rFonts w:ascii="BC Sans" w:hAnsi="BC Sans"/>
+                <w:sz w:val="24"/>
+                <w:szCs w:val="24"/>
+                <w:lang w:val="en-CA"/>
+              </w:rPr>
+              <w:t>and </w:t>
+            </w:r>
+            <w:r>
+              <w:rPr>
+                <w:rFonts w:ascii="BC Sans" w:hAnsi="BC Sans"/>
+                <w:i/>
+                <w:iCs/>
+                <w:sz w:val="24"/>
+                <w:szCs w:val="24"/>
+                <w:lang w:val="en-CA"/>
+              </w:rPr>
+              <w:t>Regulation</w:t>
+            </w:r>
+            <w:r>
+              <w:rPr>
+                <w:rFonts w:ascii="BC Sans" w:hAnsi="BC Sans"/>
+                <w:sz w:val="24"/>
+                <w:szCs w:val="24"/>
+                <w:lang w:val="en-CA"/>
+              </w:rPr>
+              <w:t>) and </w:t>
+            </w:r>
+            <w:r>
+              <w:rPr>
+                <w:rFonts w:ascii="BC Sans" w:hAnsi="BC Sans"/>
+                <w:i/>
+                <w:iCs/>
+                <w:sz w:val="24"/>
+                <w:szCs w:val="24"/>
+                <w:lang w:val="en-CA"/>
+              </w:rPr>
+              <w:t>Drinking Water</w:t>
+            </w:r>
+            <w:r>
+              <w:rPr>
+                <w:rFonts w:ascii="BC Sans" w:hAnsi="BC Sans"/>
+                <w:i/>
+                <w:iCs/>
+                <w:sz w:val="24"/>
+                <w:szCs w:val="24"/>
+                <w:lang w:val="en-CA"/>
+              </w:rPr>
+              <w:t xml:space="preserve"> </w:t>
+            </w:r>
+            <w:r>
+              <w:rPr>
+                <w:rFonts w:ascii="BC Sans" w:hAnsi="BC Sans"/>
+                <w:i/>
+                <w:iCs/>
+                <w:sz w:val="24"/>
+                <w:szCs w:val="24"/>
+                <w:lang w:val="en-CA"/>
+              </w:rPr>
+              <w:t>Officer Guidelines and Appendices</w:t>
+            </w:r>
+            <w:r>
+              <w:rPr>
+                <w:rFonts w:ascii="BC Sans" w:hAnsi="BC Sans"/>
+                <w:sz w:val="24"/>
+                <w:szCs w:val="24"/>
+                <w:lang w:val="en-CA"/>
+              </w:rPr>
+              <w:t> and has found the proposed</w:t>
+            </w:r>
+            <w:r>
+              <w:rPr>
+                <w:rFonts w:ascii="BC Sans" w:hAnsi="BC Sans"/>
+                <w:sz w:val="24"/>
+                <w:szCs w:val="24"/>
+                <w:lang w:val="en-CA"/>
+              </w:rPr>
+              <w:t xml:space="preserve"> </w:t>
+            </w:r>
+            <w:r>
+              <w:rPr>
+                <w:rFonts w:ascii="BC Sans" w:hAnsi="BC Sans"/>
+                <w:sz w:val="24"/>
+                <w:szCs w:val="24"/>
+                <w:lang w:val="en-CA"/>
+              </w:rPr>
+              <w:t>works </w:t>
+            </w:r>
+            <w:r>
+              <w:rPr>
+                <w:rFonts w:ascii="BC Sans" w:hAnsi="BC Sans"/>
+                <w:b/>
+                <w:bCs/>
+                <w:sz w:val="24"/>
+                <w:szCs w:val="24"/>
+                <w:lang w:val="en-CA"/>
+              </w:rPr>
+              <w:t>acceptable</w:t>
+            </w:r>
+            <w:r>
+              <w:rPr>
+                <w:rFonts w:ascii="BC Sans" w:hAnsi="BC Sans"/>
+                <w:sz w:val="24"/>
+                <w:szCs w:val="24"/>
+                <w:lang w:val="en-CA"/>
+              </w:rPr>
+              <w:t>, subject to the conditions below. We have not reviewed other aspects of the system, such as structural, mechanical/HVAC, electrical, or architectural design, hydraulic performance and safety of the works. This construction permit does not constitute permission or consent under any other </w:t>
+            </w:r>
+            <w:r>
+              <w:rPr>
+                <w:rFonts w:ascii="BC Sans" w:hAnsi="BC Sans"/>
+                <w:i/>
+                <w:iCs/>
+                <w:sz w:val="24"/>
+                <w:szCs w:val="24"/>
+                <w:lang w:val="en-CA"/>
+              </w:rPr>
+              <w:t>Act </w:t>
+            </w:r>
+            <w:r>
+              <w:rPr>
+                <w:rFonts w:ascii="BC Sans" w:hAnsi="BC Sans"/>
+                <w:sz w:val="24"/>
+                <w:szCs w:val="24"/>
+                <w:lang w:val="en-CA"/>
+              </w:rPr>
+              <w:t>or authority.</w:t>
+            </w:r>
+          </w:p>
+        </w:tc>
+      </w:tr>
+      <w:tr>
+        <w:tc>
+          <w:tcPr>
+            <w:tcW w:w="4675" w:type="dxa"/>
+          </w:tcPr>
+          <w:p>
+            <w:pPr>
+              <w:tabs>
+                <w:tab w:val="left" w:pos="3062"/>
+              </w:tabs>
+              <w:spacing w:after="0"/>
+              <w:rPr>
+                <w:rFonts w:ascii="BC Sans" w:hAnsi="BC Sans"/>
+                <w:b/>
+                <w:bCs/>
+                <w:sz w:val="24"/>
+                <w:szCs w:val="24"/>
+              </w:rPr>
+            </w:pPr>
+            <w:r>
+              <w:rPr>
+                <w:rFonts w:ascii="BC Sans" w:hAnsi="BC Sans"/>
+                <w:b/>
+                <w:bCs/>
+                <w:sz w:val="24"/>
+                <w:szCs w:val="24"/>
+              </w:rPr>
+              <w:tab/>
+            </w:r>
+          </w:p>
+        </w:tc>
+        <w:tc>
+          <w:tcPr>
+            <w:tcW w:w="4675" w:type="dxa"/>
+          </w:tcPr>
           <w:p>
             <w:pPr>
               <w:spacing w:after="0"/>
@@ -589,12 +1099,6 @@
           <w:tcPr>
             <w:tcW w:w="9350" w:type="dxa"/>
             <w:gridSpan w:val="2"/>
-            <w:tcBorders>
-              <w:top w:val="nil"/>
-              <w:left w:val="nil"/>
-              <w:bottom w:val="nil"/>
-              <w:right w:val="nil"/>
-            </w:tcBorders>
           </w:tcPr>
           <w:p>
             <w:pPr>
@@ -612,8 +1116,151 @@
                 <w:bCs/>
                 <w:sz w:val="24"/>
                 <w:szCs w:val="24"/>
-              </w:rPr>
-              <w:t>Water Supplier(s):</w:t>
+                <w:lang w:val="en-CA"/>
+              </w:rPr>
+              <w:t xml:space="preserve">Documents Reviewed: </w:t>
+            </w:r>
+            <w:r>
+              <w:rPr>
+                <w:rFonts w:ascii="BC Sans" w:hAnsi="BC Sans"/>
+                <w:sz w:val="24"/>
+                <w:szCs w:val="24"/>
+              </w:rPr>
+              <w:t>Construction Permit Application,</w:t>
+            </w:r>
+            <w:r>
+              <w:rPr>
+                <w:rFonts w:ascii="Arial" w:hAnsi="Arial" w:cs="Arial"/>
+                <w:sz w:val="24"/>
+                <w:szCs w:val="24"/>
+              </w:rPr>
+              <w:t> </w:t>
+            </w:r>
+            <w:r>
+              <w:rPr>
+                <w:rFonts w:ascii="BC Sans" w:hAnsi="BC Sans"/>
+                <w:sz w:val="24"/>
+                <w:szCs w:val="24"/>
+              </w:rPr>
+              <w:t>and the</w:t>
+            </w:r>
+            <w:r>
+              <w:rPr>
+                <w:rFonts w:ascii="Gadugi" w:hAnsi="Gadugi"/>
+                <w:sz w:val="24"/>
+                <w:szCs w:val="24"/>
+              </w:rPr>
+              <w:t> </w:t>
+            </w:r>
+            <w:r>
+              <w:rPr>
+                <w:rFonts w:ascii="BC Sans" w:hAnsi="BC Sans"/>
+                <w:sz w:val="24"/>
+                <w:szCs w:val="24"/>
+              </w:rPr>
+              <w:t>following</w:t>
+            </w:r>
+            <w:r>
+              <w:rPr>
+                <w:rFonts w:ascii="Arial" w:hAnsi="Arial" w:cs="Arial"/>
+                <w:sz w:val="24"/>
+                <w:szCs w:val="24"/>
+              </w:rPr>
+              <w:t> </w:t>
+            </w:r>
+            <w:r>
+              <w:rPr>
+                <w:rFonts w:ascii="BC Sans" w:hAnsi="BC Sans"/>
+                <w:sz w:val="24"/>
+                <w:szCs w:val="24"/>
+              </w:rPr>
+              <w:t>documents:</w:t>
+            </w:r>
+            <w:r>
+              <w:rPr>
+                <w:rFonts w:ascii="BC Sans" w:hAnsi="BC Sans"/>
+                <w:sz w:val="24"/>
+                <w:szCs w:val="24"/>
+              </w:rPr>
+              <w:t>{{#DocumentChecklistItems}}</w:t>
+            </w:r>
+          </w:p>
+          <w:p>
+            <w:pPr>
+              <w:pStyle w:val="ListParagraph"/>
+              <w:numPr>
+                <w:ilvl w:val="0"/>
+                <w:numId w:val="16"/>
+              </w:numPr>
+              <w:spacing w:after="0"/>
+              <w:rPr>
+                <w:rFonts w:ascii="BC Sans" w:hAnsi="BC Sans"/>
+                <w:sz w:val="24"/>
+                <w:szCs w:val="24"/>
+              </w:rPr>
+            </w:pPr>
+            <w:r>
+              <w:rPr>
+                <w:rFonts w:ascii="BC Sans" w:hAnsi="BC Sans"/>
+                <w:sz w:val="24"/>
+                <w:szCs w:val="24"/>
+              </w:rPr>
+              <w:t>{{</w:t>
+            </w:r>
+            <w:proofErr w:type="spellStart"/>
+            <w:r>
+              <w:rPr>
+                <w:rFonts w:ascii="BC Sans" w:hAnsi="BC Sans"/>
+                <w:sz w:val="24"/>
+                <w:szCs w:val="24"/>
+              </w:rPr>
+              <w:t>DocumentChecklistItemsName</w:t>
+            </w:r>
+            <w:proofErr w:type="spellEnd"/>
+            <w:r>
+              <w:rPr>
+                <w:rFonts w:ascii="BC Sans" w:hAnsi="BC Sans"/>
+                <w:sz w:val="24"/>
+                <w:szCs w:val="24"/>
+              </w:rPr>
+              <w:t>}}</w:t>
+            </w:r>
+          </w:p>
+          <w:p>
+            <w:pPr>
+              <w:pStyle w:val="ListParagraph"/>
+              <w:spacing w:after="0"/>
+              <w:rPr>
+                <w:rFonts w:ascii="BC Sans" w:hAnsi="BC Sans"/>
+                <w:sz w:val="24"/>
+                <w:szCs w:val="24"/>
+              </w:rPr>
+            </w:pPr>
+            <w:r>
+              <w:rPr>
+                <w:rFonts w:ascii="BC Sans" w:hAnsi="BC Sans"/>
+                <w:sz w:val="24"/>
+                <w:szCs w:val="24"/>
+              </w:rPr>
+              <w:t>{{/</w:t>
+            </w:r>
+            <w:proofErr w:type="spellStart"/>
+            <w:r>
+              <w:rPr>
+                <w:rFonts w:ascii="BC Sans" w:hAnsi="BC Sans"/>
+                <w:sz w:val="24"/>
+                <w:szCs w:val="24"/>
+              </w:rPr>
+              <w:t>DocumentChecklistItems</w:t>
+            </w:r>
+            <w:proofErr w:type="spellEnd"/>
+            <w:r>
+              <w:rPr>
+                <w:rFonts w:ascii="BC Sans" w:hAnsi="BC Sans"/>
+                <w:sz w:val="24"/>
+                <w:szCs w:val="24"/>
+              </w:rPr>
+              <w:t>}}</w:t>
             </w:r>
           </w:p>
         </w:tc>
@@ -623,331 +1270,14 @@
           <w:tcPr>
             <w:tcW w:w="9350" w:type="dxa"/>
             <w:gridSpan w:val="2"/>
-            <w:tcBorders>
-              <w:top w:val="nil"/>
-              <w:left w:val="nil"/>
-              <w:bottom w:val="nil"/>
-              <w:right w:val="nil"/>
-            </w:tcBorders>
           </w:tcPr>
           <w:p>
             <w:pPr>
-              <w:spacing w:after="0"/>
-              <w:rPr>
-                <w:rFonts w:ascii="BC Sans" w:hAnsi="BC Sans"/>
-                <w:sz w:val="24"/>
-                <w:szCs w:val="24"/>
-              </w:rPr>
-            </w:pPr>
-            <w:r>
-              <w:rPr>
-                <w:rFonts w:ascii="BC Sans" w:hAnsi="BC Sans"/>
-                <w:sz w:val="24"/>
-                <w:szCs w:val="24"/>
-              </w:rPr>
-              <w:lastRenderedPageBreak/>
-              <w:t>{{#WaterSupplierIntakes}}{{IntakeName}}{{#IntakeStreet}}; {{IntakeStreet}}, {{IntakeCity}}, {{IntakeState}}</w:t>
-            </w:r>
-            <w:r>
-              <w:rPr>
-                <w:rFonts w:ascii="BC Sans" w:hAnsi="BC Sans"/>
-                <w:sz w:val="24"/>
-                <w:szCs w:val="24"/>
-              </w:rPr>
-              <w:t>,</w:t>
-            </w:r>
-            <w:r>
-              <w:rPr>
-                <w:rFonts w:ascii="BC Sans" w:hAnsi="BC Sans"/>
-                <w:sz w:val="24"/>
-                <w:szCs w:val="24"/>
-              </w:rPr>
-              <w:t xml:space="preserve"> {{IntakePostalCode}}{{/IntakeStreet}}</w:t>
-            </w:r>
-          </w:p>
-          <w:p>
-            <w:pPr>
-              <w:spacing w:after="0"/>
-              <w:rPr>
-                <w:rFonts w:ascii="BC Sans" w:hAnsi="BC Sans"/>
-                <w:sz w:val="24"/>
-                <w:szCs w:val="24"/>
-              </w:rPr>
-            </w:pPr>
-            <w:r>
-              <w:rPr>
-                <w:rFonts w:ascii="BC Sans" w:hAnsi="BC Sans"/>
-                <w:sz w:val="24"/>
-                <w:szCs w:val="24"/>
-              </w:rPr>
-              <w:t>{{/WaterSupplierIntakes}}</w:t>
-            </w:r>
-          </w:p>
-        </w:tc>
-      </w:tr>
-      <w:tr>
-        <w:tc>
-          <w:tcPr>
-            <w:tcW w:w="9350" w:type="dxa"/>
-            <w:gridSpan w:val="2"/>
-            <w:tcBorders>
-              <w:top w:val="nil"/>
-              <w:left w:val="nil"/>
-              <w:bottom w:val="nil"/>
-              <w:right w:val="nil"/>
-            </w:tcBorders>
-          </w:tcPr>
-          <w:p>
-            <w:pPr>
-              <w:spacing w:after="0"/>
-              <w:rPr>
-                <w:rFonts w:ascii="BC Sans" w:hAnsi="BC Sans"/>
-                <w:b/>
-                <w:bCs/>
-                <w:sz w:val="24"/>
-                <w:szCs w:val="24"/>
-              </w:rPr>
-            </w:pPr>
-            <w:r>
-              <w:rPr>
-                <w:rFonts w:ascii="BC Sans" w:hAnsi="BC Sans"/>
-                <w:b/>
-                <w:bCs/>
-                <w:sz w:val="24"/>
-                <w:szCs w:val="24"/>
-              </w:rPr>
-              <w:t>This is to certify that:</w:t>
-            </w:r>
-          </w:p>
-        </w:tc>
-      </w:tr>
-      <w:tr>
-        <w:tc>
-          <w:tcPr>
-            <w:tcW w:w="9350" w:type="dxa"/>
-            <w:gridSpan w:val="2"/>
-            <w:tcBorders>
-              <w:top w:val="nil"/>
-              <w:left w:val="nil"/>
-              <w:bottom w:val="nil"/>
-              <w:right w:val="nil"/>
-            </w:tcBorders>
-          </w:tcPr>
-          <w:p>
-            <w:pPr>
-              <w:spacing w:after="0"/>
-              <w:rPr>
-                <w:rFonts w:ascii="BC Sans" w:hAnsi="BC Sans"/>
-                <w:sz w:val="24"/>
-                <w:szCs w:val="24"/>
-              </w:rPr>
-            </w:pPr>
-            <w:r>
-              <w:rPr>
-                <w:rFonts w:ascii="BC Sans" w:hAnsi="BC Sans"/>
-                <w:sz w:val="24"/>
-                <w:szCs w:val="24"/>
-                <w:lang w:val="en-CA"/>
-              </w:rPr>
-              <w:t>The Health Authority has conducted a qualitative health risk assessment in the context of relevant legislation (</w:t>
-            </w:r>
-            <w:r>
-              <w:rPr>
-                <w:rFonts w:ascii="BC Sans" w:hAnsi="BC Sans"/>
-                <w:i/>
-                <w:iCs/>
-                <w:sz w:val="24"/>
-                <w:szCs w:val="24"/>
-                <w:lang w:val="en-CA"/>
-              </w:rPr>
-              <w:t>Drinking Water Protection Act </w:t>
-            </w:r>
-            <w:r>
-              <w:rPr>
-                <w:rFonts w:ascii="BC Sans" w:hAnsi="BC Sans"/>
-                <w:sz w:val="24"/>
-                <w:szCs w:val="24"/>
-                <w:lang w:val="en-CA"/>
-              </w:rPr>
-              <w:t>and </w:t>
-            </w:r>
-            <w:r>
-              <w:rPr>
-                <w:rFonts w:ascii="BC Sans" w:hAnsi="BC Sans"/>
-                <w:i/>
-                <w:iCs/>
-                <w:sz w:val="24"/>
-                <w:szCs w:val="24"/>
-                <w:lang w:val="en-CA"/>
-              </w:rPr>
-              <w:t>Regulation</w:t>
-            </w:r>
-            <w:r>
-              <w:rPr>
-                <w:rFonts w:ascii="BC Sans" w:hAnsi="BC Sans"/>
-                <w:sz w:val="24"/>
-                <w:szCs w:val="24"/>
-                <w:lang w:val="en-CA"/>
-              </w:rPr>
-              <w:t>) and </w:t>
-            </w:r>
-            <w:r>
-              <w:rPr>
-                <w:rFonts w:ascii="BC Sans" w:hAnsi="BC Sans"/>
-                <w:i/>
-                <w:iCs/>
-                <w:sz w:val="24"/>
-                <w:szCs w:val="24"/>
-                <w:lang w:val="en-CA"/>
-              </w:rPr>
-              <w:t>Drinking Water</w:t>
-            </w:r>
-            <w:r>
-              <w:rPr>
-                <w:rFonts w:ascii="BC Sans" w:hAnsi="BC Sans"/>
-                <w:i/>
-                <w:iCs/>
-                <w:sz w:val="24"/>
-                <w:szCs w:val="24"/>
-                <w:lang w:val="en-CA"/>
-              </w:rPr>
-              <w:t xml:space="preserve"> </w:t>
-            </w:r>
-            <w:r>
-              <w:rPr>
-                <w:rFonts w:ascii="BC Sans" w:hAnsi="BC Sans"/>
-                <w:i/>
-                <w:iCs/>
-                <w:sz w:val="24"/>
-                <w:szCs w:val="24"/>
-                <w:lang w:val="en-CA"/>
-              </w:rPr>
-              <w:t>Officer Guidelines and Appendices</w:t>
-            </w:r>
-            <w:r>
-              <w:rPr>
-                <w:rFonts w:ascii="BC Sans" w:hAnsi="BC Sans"/>
-                <w:sz w:val="24"/>
-                <w:szCs w:val="24"/>
-                <w:lang w:val="en-CA"/>
-              </w:rPr>
-              <w:t> and has found the proposed</w:t>
-            </w:r>
-            <w:r>
-              <w:rPr>
-                <w:rFonts w:ascii="BC Sans" w:hAnsi="BC Sans"/>
-                <w:sz w:val="24"/>
-                <w:szCs w:val="24"/>
-                <w:lang w:val="en-CA"/>
-              </w:rPr>
-              <w:t xml:space="preserve"> </w:t>
-            </w:r>
-            <w:r>
-              <w:rPr>
-                <w:rFonts w:ascii="BC Sans" w:hAnsi="BC Sans"/>
-                <w:sz w:val="24"/>
-                <w:szCs w:val="24"/>
-                <w:lang w:val="en-CA"/>
-              </w:rPr>
-              <w:t>works </w:t>
-            </w:r>
-            <w:r>
-              <w:rPr>
-                <w:rFonts w:ascii="BC Sans" w:hAnsi="BC Sans"/>
-                <w:b/>
-                <w:bCs/>
-                <w:sz w:val="24"/>
-                <w:szCs w:val="24"/>
-                <w:lang w:val="en-CA"/>
-              </w:rPr>
-              <w:t>acceptable</w:t>
-            </w:r>
-            <w:r>
-              <w:rPr>
-                <w:rFonts w:ascii="BC Sans" w:hAnsi="BC Sans"/>
-                <w:sz w:val="24"/>
-                <w:szCs w:val="24"/>
-                <w:lang w:val="en-CA"/>
-              </w:rPr>
-              <w:t>, subject to the conditions below. We have not reviewed other aspects of the system, such as structural, mechanical/HVAC, electrical, or architectural design, hydraulic performance and safety of the works. This construction permit does not constitute permission or consent under any other </w:t>
-            </w:r>
-            <w:r>
-              <w:rPr>
-                <w:rFonts w:ascii="BC Sans" w:hAnsi="BC Sans"/>
-                <w:i/>
-                <w:iCs/>
-                <w:sz w:val="24"/>
-                <w:szCs w:val="24"/>
-                <w:lang w:val="en-CA"/>
-              </w:rPr>
-              <w:t>Act </w:t>
-            </w:r>
-            <w:r>
-              <w:rPr>
-                <w:rFonts w:ascii="BC Sans" w:hAnsi="BC Sans"/>
-                <w:sz w:val="24"/>
-                <w:szCs w:val="24"/>
-                <w:lang w:val="en-CA"/>
-              </w:rPr>
-              <w:t>or authority.</w:t>
-            </w:r>
-          </w:p>
-        </w:tc>
-      </w:tr>
-      <w:tr>
-        <w:tc>
-          <w:tcPr>
-            <w:tcW w:w="4675" w:type="dxa"/>
-            <w:tcBorders>
-              <w:top w:val="nil"/>
-              <w:left w:val="nil"/>
-              <w:bottom w:val="nil"/>
-              <w:right w:val="nil"/>
-            </w:tcBorders>
-          </w:tcPr>
-          <w:p>
-            <w:pPr>
-              <w:tabs>
-                <w:tab w:val="left" w:pos="3062"/>
-              </w:tabs>
-              <w:spacing w:after="0"/>
-              <w:rPr>
-                <w:rFonts w:ascii="BC Sans" w:hAnsi="BC Sans"/>
-                <w:b/>
-                <w:bCs/>
-                <w:sz w:val="24"/>
-                <w:szCs w:val="24"/>
-              </w:rPr>
-            </w:pPr>
-            <w:r>
-              <w:rPr>
-                <w:rFonts w:ascii="BC Sans" w:hAnsi="BC Sans"/>
-                <w:b/>
-                <w:bCs/>
-                <w:sz w:val="24"/>
-                <w:szCs w:val="24"/>
-              </w:rPr>
-              <w:tab/>
-            </w:r>
-          </w:p>
-        </w:tc>
-        <w:tc>
-          <w:tcPr>
-            <w:tcW w:w="4675" w:type="dxa"/>
-            <w:tcBorders>
-              <w:top w:val="nil"/>
-              <w:left w:val="nil"/>
-              <w:bottom w:val="nil"/>
-              <w:right w:val="nil"/>
-            </w:tcBorders>
-          </w:tcPr>
-          <w:p>
-            <w:pPr>
-              <w:spacing w:after="0"/>
-              <w:rPr>
-                <w:rFonts w:ascii="BC Sans" w:hAnsi="BC Sans"/>
-                <w:sz w:val="24"/>
-                <w:szCs w:val="24"/>
+              <w:spacing w:after="0" w:line="252" w:lineRule="auto"/>
+              <w:rPr>
+                <w:rFonts w:ascii="BC Sans" w:hAnsi="BC Sans"/>
+                <w:sz w:val="3"/>
+                <w:szCs w:val="3"/>
               </w:rPr>
             </w:pPr>
           </w:p>
@@ -958,12 +1288,6 @@
           <w:tcPr>
             <w:tcW w:w="9350" w:type="dxa"/>
             <w:gridSpan w:val="2"/>
-            <w:tcBorders>
-              <w:top w:val="nil"/>
-              <w:left w:val="nil"/>
-              <w:bottom w:val="nil"/>
-              <w:right w:val="nil"/>
-            </w:tcBorders>
           </w:tcPr>
           <w:p>
             <w:pPr>
@@ -972,6 +1296,7 @@
                 <w:rFonts w:ascii="BC Sans" w:hAnsi="BC Sans"/>
                 <w:sz w:val="24"/>
                 <w:szCs w:val="24"/>
+                <w:lang w:val="en-CA"/>
               </w:rPr>
             </w:pPr>
             <w:r>
@@ -983,80 +1308,42 @@
                 <w:szCs w:val="24"/>
                 <w:lang w:val="en-CA"/>
               </w:rPr>
-              <w:t xml:space="preserve">Documents Reviewed: </w:t>
-            </w:r>
-            <w:r>
-              <w:rPr>
-                <w:rFonts w:ascii="BC Sans" w:hAnsi="BC Sans"/>
-                <w:sz w:val="24"/>
-                <w:szCs w:val="24"/>
-              </w:rPr>
-              <w:t>Construction Permit Application,</w:t>
+              <w:t>Prepared</w:t>
             </w:r>
             <w:r>
               <w:rPr>
                 <w:rFonts w:ascii="Arial" w:hAnsi="Arial" w:cs="Arial"/>
-                <w:sz w:val="24"/>
-                <w:szCs w:val="24"/>
+                <w:b/>
+                <w:bCs/>
+                <w:sz w:val="24"/>
+                <w:szCs w:val="24"/>
+                <w:lang w:val="en-CA"/>
               </w:rPr>
               <w:t> </w:t>
             </w:r>
             <w:r>
               <w:rPr>
                 <w:rFonts w:ascii="BC Sans" w:hAnsi="BC Sans"/>
-                <w:sz w:val="24"/>
-                <w:szCs w:val="24"/>
-              </w:rPr>
-              <w:t>and the</w:t>
-            </w:r>
-            <w:r>
-              <w:rPr>
-                <w:rFonts w:ascii="Gadugi" w:hAnsi="Gadugi"/>
-                <w:sz w:val="24"/>
-                <w:szCs w:val="24"/>
-              </w:rPr>
-              <w:t> </w:t>
-            </w:r>
-            <w:r>
-              <w:rPr>
-                <w:rFonts w:ascii="BC Sans" w:hAnsi="BC Sans"/>
-                <w:sz w:val="24"/>
-                <w:szCs w:val="24"/>
-              </w:rPr>
-              <w:t>following</w:t>
-            </w:r>
-            <w:r>
-              <w:rPr>
-                <w:rFonts w:ascii="Arial" w:hAnsi="Arial" w:cs="Arial"/>
-                <w:sz w:val="24"/>
-                <w:szCs w:val="24"/>
-              </w:rPr>
-              <w:t> </w:t>
-            </w:r>
-            <w:r>
-              <w:rPr>
-                <w:rFonts w:ascii="BC Sans" w:hAnsi="BC Sans"/>
-                <w:sz w:val="24"/>
-                <w:szCs w:val="24"/>
-              </w:rPr>
-              <w:t>documents:</w:t>
-            </w:r>
-            <w:r>
-              <w:rPr>
-                <w:rFonts w:ascii="BC Sans" w:hAnsi="BC Sans"/>
-                <w:sz w:val="24"/>
-                <w:szCs w:val="24"/>
-              </w:rPr>
-              <w:t>{{#DocumentChecklistItems}}</w:t>
+                <w:b/>
+                <w:bCs/>
+                <w:sz w:val="24"/>
+                <w:szCs w:val="24"/>
+                <w:lang w:val="en-CA"/>
+              </w:rPr>
+              <w:t>By</w:t>
+            </w:r>
+            <w:r>
+              <w:rPr>
+                <w:rFonts w:ascii="BC Sans" w:hAnsi="BC Sans"/>
+                <w:sz w:val="24"/>
+                <w:szCs w:val="24"/>
+                <w:lang w:val="en-CA"/>
+              </w:rPr>
+              <w:t>:</w:t>
             </w:r>
           </w:p>
           <w:p>
             <w:pPr>
-              <w:pStyle w:val="ListParagraph"/>
-              <w:numPr>
-                <w:ilvl w:val="0"/>
-                <w:numId w:val="16"/>
-              </w:numPr>
               <w:spacing w:after="0"/>
               <w:rPr>
                 <w:rFonts w:ascii="BC Sans" w:hAnsi="BC Sans"/>
@@ -1064,56 +1351,454 @@
                 <w:szCs w:val="24"/>
               </w:rPr>
             </w:pPr>
-            <w:r>
-              <w:rPr>
-                <w:rFonts w:ascii="BC Sans" w:hAnsi="BC Sans"/>
-                <w:sz w:val="24"/>
-                <w:szCs w:val="24"/>
-              </w:rPr>
-              <w:t>{{DocumentChecklistItemsName}}</w:t>
-            </w:r>
-          </w:p>
-          <w:p>
-            <w:pPr>
-              <w:pStyle w:val="ListParagraph"/>
-              <w:spacing w:after="0"/>
-              <w:rPr>
-                <w:rFonts w:ascii="BC Sans" w:hAnsi="BC Sans"/>
-                <w:sz w:val="24"/>
-                <w:szCs w:val="24"/>
-              </w:rPr>
-            </w:pPr>
-            <w:r>
-              <w:rPr>
-                <w:rFonts w:ascii="BC Sans" w:hAnsi="BC Sans"/>
-                <w:sz w:val="24"/>
-                <w:szCs w:val="24"/>
-              </w:rPr>
-              <w:lastRenderedPageBreak/>
-              <w:t>{{/DocumentChecklistItems}}</w:t>
-            </w:r>
           </w:p>
         </w:tc>
       </w:tr>
       <w:tr>
         <w:tc>
           <w:tcPr>
-            <w:tcW w:w="9350" w:type="dxa"/>
-            <w:gridSpan w:val="2"/>
-            <w:tcBorders>
-              <w:top w:val="nil"/>
-              <w:left w:val="nil"/>
-              <w:bottom w:val="nil"/>
-              <w:right w:val="nil"/>
-            </w:tcBorders>
+            <w:tcW w:w="4675" w:type="dxa"/>
           </w:tcPr>
           <w:p>
             <w:pPr>
-              <w:spacing w:after="0" w:line="252" w:lineRule="auto"/>
-              <w:rPr>
-                <w:rFonts w:ascii="BC Sans" w:hAnsi="BC Sans"/>
-                <w:sz w:val="3"/>
-                <w:szCs w:val="3"/>
+              <w:spacing w:after="0"/>
+              <w:rPr>
+                <w:rFonts w:ascii="BC Sans" w:hAnsi="BC Sans"/>
+                <w:b/>
+                <w:bCs/>
+                <w:sz w:val="24"/>
+                <w:szCs w:val="24"/>
+              </w:rPr>
+            </w:pPr>
+            <w:r>
+              <w:rPr>
+                <w:rFonts w:ascii="BC Sans" w:hAnsi="BC Sans"/>
+                <w:b/>
+                <w:bCs/>
+                <w:sz w:val="24"/>
+                <w:szCs w:val="24"/>
+              </w:rPr>
+              <w:t>{{#BLAEngineeringDesignFirmName}}</w:t>
+            </w:r>
+            <w:r>
+              <w:rPr>
+                <w:rFonts w:ascii="BC Sans" w:hAnsi="BC Sans"/>
+                <w:b/>
+                <w:bCs/>
+                <w:sz w:val="24"/>
+                <w:szCs w:val="24"/>
+                <w:lang w:val="en-CA"/>
+              </w:rPr>
+              <w:t>Engineering/Design</w:t>
+            </w:r>
+            <w:r>
+              <w:rPr>
+                <w:rFonts w:ascii="Arial" w:hAnsi="Arial" w:cs="Arial"/>
+                <w:b/>
+                <w:bCs/>
+                <w:sz w:val="24"/>
+                <w:szCs w:val="24"/>
+                <w:lang w:val="en-CA"/>
+              </w:rPr>
+              <w:t> </w:t>
+            </w:r>
+            <w:r>
+              <w:rPr>
+                <w:rFonts w:ascii="BC Sans" w:hAnsi="BC Sans"/>
+                <w:b/>
+                <w:bCs/>
+                <w:sz w:val="24"/>
+                <w:szCs w:val="24"/>
+                <w:lang w:val="en-CA"/>
+              </w:rPr>
+              <w:t>Firm:</w:t>
+            </w:r>
+          </w:p>
+        </w:tc>
+        <w:tc>
+          <w:tcPr>
+            <w:tcW w:w="4675" w:type="dxa"/>
+          </w:tcPr>
+          <w:p>
+            <w:pPr>
+              <w:spacing w:after="0"/>
+              <w:rPr>
+                <w:rFonts w:ascii="BC Sans" w:hAnsi="BC Sans"/>
+                <w:sz w:val="24"/>
+                <w:szCs w:val="24"/>
+              </w:rPr>
+            </w:pPr>
+            <w:r>
+              <w:rPr>
+                <w:rFonts w:ascii="BC Sans" w:hAnsi="BC Sans"/>
+                <w:sz w:val="24"/>
+                <w:szCs w:val="24"/>
+              </w:rPr>
+              <w:t>{{</w:t>
+            </w:r>
+            <w:r>
+              <w:rPr>
+                <w:rFonts w:ascii="BC Sans" w:hAnsi="BC Sans"/>
+                <w:sz w:val="24"/>
+                <w:szCs w:val="24"/>
+              </w:rPr>
+              <w:t>BLAEngineeringDesignFirmName</w:t>
+            </w:r>
+            <w:r>
+              <w:rPr>
+                <w:rFonts w:ascii="BC Sans" w:hAnsi="BC Sans"/>
+                <w:sz w:val="24"/>
+                <w:szCs w:val="24"/>
+              </w:rPr>
+              <w:t>}}{{/</w:t>
+            </w:r>
+            <w:r>
+              <w:rPr>
+                <w:rFonts w:ascii="BC Sans" w:hAnsi="BC Sans"/>
+                <w:sz w:val="24"/>
+                <w:szCs w:val="24"/>
+              </w:rPr>
+              <w:t>BLAEngineeringDesignFirmName</w:t>
+            </w:r>
+            <w:r>
+              <w:rPr>
+                <w:rFonts w:ascii="BC Sans" w:hAnsi="BC Sans"/>
+                <w:sz w:val="24"/>
+                <w:szCs w:val="24"/>
+              </w:rPr>
+              <w:t>}}</w:t>
+            </w:r>
+          </w:p>
+          <w:p>
+            <w:pPr>
+              <w:spacing w:after="0"/>
+              <w:rPr>
+                <w:rFonts w:ascii="BC Sans" w:hAnsi="BC Sans"/>
+                <w:sz w:val="24"/>
+                <w:szCs w:val="24"/>
+              </w:rPr>
+            </w:pPr>
+          </w:p>
+        </w:tc>
+      </w:tr>
+      <w:tr>
+        <w:tc>
+          <w:tcPr>
+            <w:tcW w:w="4675" w:type="dxa"/>
+          </w:tcPr>
+          <w:p>
+            <w:pPr>
+              <w:spacing w:after="0"/>
+              <w:jc w:val="both"/>
+              <w:rPr>
+                <w:rFonts w:ascii="BC Sans" w:hAnsi="BC Sans"/>
+                <w:b/>
+                <w:bCs/>
+                <w:sz w:val="24"/>
+                <w:szCs w:val="24"/>
+              </w:rPr>
+            </w:pPr>
+            <w:r>
+              <w:rPr>
+                <w:rFonts w:ascii="BC Sans" w:hAnsi="BC Sans"/>
+                <w:b/>
+                <w:bCs/>
+                <w:sz w:val="24"/>
+                <w:szCs w:val="24"/>
+              </w:rPr>
+              <w:lastRenderedPageBreak/>
+              <w:t>{{#BLAEngineerofRecordDesigner}}</w:t>
+            </w:r>
+            <w:r>
+              <w:rPr>
+                <w:rFonts w:ascii="BC Sans" w:hAnsi="BC Sans"/>
+                <w:b/>
+                <w:bCs/>
+                <w:sz w:val="24"/>
+                <w:szCs w:val="24"/>
+              </w:rPr>
+              <w:t>Engineer</w:t>
+            </w:r>
+            <w:r>
+              <w:rPr>
+                <w:rFonts w:ascii="Arial" w:hAnsi="Arial" w:cs="Arial"/>
+                <w:b/>
+                <w:bCs/>
+                <w:sz w:val="24"/>
+                <w:szCs w:val="24"/>
+              </w:rPr>
+              <w:t> </w:t>
+            </w:r>
+            <w:r>
+              <w:rPr>
+                <w:rFonts w:ascii="BC Sans" w:hAnsi="BC Sans"/>
+                <w:b/>
+                <w:bCs/>
+                <w:sz w:val="24"/>
+                <w:szCs w:val="24"/>
+              </w:rPr>
+              <w:t>of</w:t>
+            </w:r>
+            <w:r>
+              <w:rPr>
+                <w:rFonts w:ascii="Gadugi" w:hAnsi="Gadugi" w:cs="Gadugi"/>
+                <w:b/>
+                <w:bCs/>
+                <w:sz w:val="24"/>
+                <w:szCs w:val="24"/>
+              </w:rPr>
+              <w:t> </w:t>
+            </w:r>
+            <w:r>
+              <w:rPr>
+                <w:rFonts w:ascii="BC Sans" w:hAnsi="BC Sans"/>
+                <w:b/>
+                <w:bCs/>
+                <w:sz w:val="24"/>
+                <w:szCs w:val="24"/>
+              </w:rPr>
+              <w:t>Record/Designer:</w:t>
+            </w:r>
+          </w:p>
+          <w:p>
+            <w:pPr>
+              <w:spacing w:after="0"/>
+              <w:jc w:val="both"/>
+              <w:rPr>
+                <w:rFonts w:ascii="BC Sans" w:hAnsi="BC Sans"/>
+                <w:b/>
+                <w:bCs/>
+                <w:sz w:val="24"/>
+                <w:szCs w:val="24"/>
+              </w:rPr>
+            </w:pPr>
+          </w:p>
+        </w:tc>
+        <w:tc>
+          <w:tcPr>
+            <w:tcW w:w="4675" w:type="dxa"/>
+          </w:tcPr>
+          <w:p>
+            <w:pPr>
+              <w:spacing w:after="0"/>
+              <w:rPr>
+                <w:rFonts w:ascii="BC Sans" w:hAnsi="BC Sans"/>
+                <w:sz w:val="24"/>
+                <w:szCs w:val="24"/>
+              </w:rPr>
+            </w:pPr>
+            <w:r>
+              <w:rPr>
+                <w:rFonts w:ascii="BC Sans" w:hAnsi="BC Sans"/>
+                <w:sz w:val="24"/>
+                <w:szCs w:val="24"/>
+              </w:rPr>
+              <w:t>{</w:t>
+            </w:r>
+            <w:r>
+              <w:rPr>
+                <w:rFonts w:ascii="BC Sans" w:hAnsi="BC Sans"/>
+                <w:sz w:val="24"/>
+                <w:szCs w:val="24"/>
+              </w:rPr>
+              <w:t>{</w:t>
+            </w:r>
+            <w:proofErr w:type="spellStart"/>
+            <w:r>
+              <w:rPr>
+                <w:rFonts w:ascii="BC Sans" w:hAnsi="BC Sans"/>
+                <w:sz w:val="24"/>
+                <w:szCs w:val="24"/>
+              </w:rPr>
+              <w:t>BLAEngineerofRecordDesigner</w:t>
+            </w:r>
+            <w:proofErr w:type="spellEnd"/>
+            <w:r>
+              <w:rPr>
+                <w:rFonts w:ascii="BC Sans" w:hAnsi="BC Sans"/>
+                <w:sz w:val="24"/>
+                <w:szCs w:val="24"/>
+              </w:rPr>
+              <w:t>}</w:t>
+            </w:r>
+            <w:r>
+              <w:rPr>
+                <w:rFonts w:ascii="BC Sans" w:hAnsi="BC Sans"/>
+                <w:sz w:val="24"/>
+                <w:szCs w:val="24"/>
+              </w:rPr>
+              <w:t>}</w:t>
+            </w:r>
+            <w:r>
+              <w:rPr>
+                <w:rFonts w:ascii="BC Sans" w:hAnsi="BC Sans"/>
+                <w:sz w:val="24"/>
+                <w:szCs w:val="24"/>
+              </w:rPr>
+              <w:t>{</w:t>
+            </w:r>
+            <w:r>
+              <w:rPr>
+                <w:rFonts w:ascii="BC Sans" w:hAnsi="BC Sans"/>
+                <w:sz w:val="24"/>
+                <w:szCs w:val="24"/>
+              </w:rPr>
+              <w:t>{/</w:t>
+            </w:r>
+            <w:proofErr w:type="spellStart"/>
+            <w:r>
+              <w:rPr>
+                <w:rFonts w:ascii="BC Sans" w:hAnsi="BC Sans"/>
+                <w:sz w:val="24"/>
+                <w:szCs w:val="24"/>
+              </w:rPr>
+              <w:t>BLAEngineerofRecordDesigner</w:t>
+            </w:r>
+            <w:proofErr w:type="spellEnd"/>
+            <w:r>
+              <w:rPr>
+                <w:rFonts w:ascii="BC Sans" w:hAnsi="BC Sans"/>
+                <w:sz w:val="24"/>
+                <w:szCs w:val="24"/>
+              </w:rPr>
+              <w:t>}</w:t>
+            </w:r>
+            <w:r>
+              <w:rPr>
+                <w:rFonts w:ascii="BC Sans" w:hAnsi="BC Sans"/>
+                <w:sz w:val="24"/>
+                <w:szCs w:val="24"/>
+              </w:rPr>
+              <w:t>}</w:t>
+            </w:r>
+          </w:p>
+        </w:tc>
+      </w:tr>
+      <w:tr>
+        <w:tc>
+          <w:tcPr>
+            <w:tcW w:w="4675" w:type="dxa"/>
+          </w:tcPr>
+          <w:p>
+            <w:pPr>
+              <w:rPr>
+                <w:rFonts w:ascii="BC Sans" w:hAnsi="BC Sans"/>
+                <w:b/>
+                <w:bCs/>
+                <w:sz w:val="24"/>
+                <w:szCs w:val="24"/>
+              </w:rPr>
+            </w:pPr>
+            <w:r>
+              <w:rPr>
+                <w:rFonts w:ascii="BC Sans" w:hAnsi="BC Sans"/>
+                <w:b/>
+                <w:bCs/>
+                <w:sz w:val="24"/>
+                <w:szCs w:val="24"/>
+              </w:rPr>
+              <w:t>{{#BLAApplicantName}}</w:t>
+            </w:r>
+            <w:r>
+              <w:rPr>
+                <w:rFonts w:ascii="BC Sans" w:hAnsi="BC Sans"/>
+                <w:b/>
+                <w:bCs/>
+                <w:sz w:val="24"/>
+                <w:szCs w:val="24"/>
+                <w:lang w:val="en-CA"/>
+              </w:rPr>
+              <w:t>Submitted</w:t>
+            </w:r>
+            <w:r>
+              <w:rPr>
+                <w:rFonts w:ascii="Arial" w:hAnsi="Arial" w:cs="Arial"/>
+                <w:b/>
+                <w:bCs/>
+                <w:sz w:val="24"/>
+                <w:szCs w:val="24"/>
+                <w:lang w:val="en-CA"/>
+              </w:rPr>
+              <w:t> </w:t>
+            </w:r>
+            <w:r>
+              <w:rPr>
+                <w:rFonts w:ascii="BC Sans" w:hAnsi="BC Sans"/>
+                <w:b/>
+                <w:bCs/>
+                <w:sz w:val="24"/>
+                <w:szCs w:val="24"/>
+                <w:lang w:val="en-CA"/>
+              </w:rPr>
+              <w:t>By:</w:t>
+            </w:r>
+          </w:p>
+        </w:tc>
+        <w:tc>
+          <w:tcPr>
+            <w:tcW w:w="4675" w:type="dxa"/>
+          </w:tcPr>
+          <w:p>
+            <w:pPr>
+              <w:spacing w:after="0"/>
+              <w:rPr>
+                <w:rFonts w:ascii="BC Sans" w:hAnsi="BC Sans"/>
+                <w:sz w:val="24"/>
+                <w:szCs w:val="24"/>
+              </w:rPr>
+            </w:pPr>
+            <w:r>
+              <w:rPr>
+                <w:rFonts w:ascii="BC Sans" w:hAnsi="BC Sans"/>
+                <w:sz w:val="24"/>
+                <w:szCs w:val="24"/>
+              </w:rPr>
+              <w:t>{{</w:t>
+            </w:r>
+            <w:proofErr w:type="spellStart"/>
+            <w:r>
+              <w:rPr>
+                <w:rFonts w:ascii="BC Sans" w:hAnsi="BC Sans"/>
+                <w:sz w:val="24"/>
+                <w:szCs w:val="24"/>
+              </w:rPr>
+              <w:t>BLAApplicantName</w:t>
+            </w:r>
+            <w:proofErr w:type="spellEnd"/>
+            <w:r>
+              <w:rPr>
+                <w:rFonts w:ascii="BC Sans" w:hAnsi="BC Sans"/>
+                <w:sz w:val="24"/>
+                <w:szCs w:val="24"/>
+              </w:rPr>
+              <w:t>}}{{/</w:t>
+            </w:r>
+            <w:proofErr w:type="spellStart"/>
+            <w:r>
+              <w:rPr>
+                <w:rFonts w:ascii="BC Sans" w:hAnsi="BC Sans"/>
+                <w:sz w:val="24"/>
+                <w:szCs w:val="24"/>
+              </w:rPr>
+              <w:t>BLAApplicantName</w:t>
+            </w:r>
+            <w:proofErr w:type="spellEnd"/>
+            <w:r>
+              <w:rPr>
+                <w:rFonts w:ascii="BC Sans" w:hAnsi="BC Sans"/>
+                <w:sz w:val="24"/>
+                <w:szCs w:val="24"/>
+              </w:rPr>
+              <w:t>}}</w:t>
+            </w:r>
+          </w:p>
+          <w:p>
+            <w:pPr>
+              <w:spacing w:after="0"/>
+              <w:rPr>
+                <w:rFonts w:ascii="BC Sans" w:hAnsi="BC Sans"/>
+                <w:sz w:val="24"/>
+                <w:szCs w:val="24"/>
               </w:rPr>
             </w:pPr>
           </w:p>
@@ -1124,12 +1809,6 @@
           <w:tcPr>
             <w:tcW w:w="9350" w:type="dxa"/>
             <w:gridSpan w:val="2"/>
-            <w:tcBorders>
-              <w:top w:val="nil"/>
-              <w:left w:val="nil"/>
-              <w:bottom w:val="nil"/>
-              <w:right w:val="nil"/>
-            </w:tcBorders>
           </w:tcPr>
           <w:p>
             <w:pPr>
@@ -1138,7 +1817,6 @@
                 <w:rFonts w:ascii="BC Sans" w:hAnsi="BC Sans"/>
                 <w:sz w:val="24"/>
                 <w:szCs w:val="24"/>
-                <w:lang w:val="en-CA"/>
               </w:rPr>
             </w:pPr>
             <w:r>
@@ -1150,70 +1828,22 @@
                 <w:szCs w:val="24"/>
                 <w:lang w:val="en-CA"/>
               </w:rPr>
-              <w:t>Prepared</w:t>
-            </w:r>
-            <w:r>
-              <w:rPr>
-                <w:rFonts w:ascii="Arial" w:hAnsi="Arial" w:cs="Arial"/>
-                <w:b/>
-                <w:bCs/>
-                <w:sz w:val="24"/>
-                <w:szCs w:val="24"/>
-                <w:lang w:val="en-CA"/>
-              </w:rPr>
-              <w:t> </w:t>
-            </w:r>
-            <w:r>
-              <w:rPr>
-                <w:rFonts w:ascii="BC Sans" w:hAnsi="BC Sans"/>
-                <w:b/>
-                <w:bCs/>
-                <w:sz w:val="24"/>
-                <w:szCs w:val="24"/>
-                <w:lang w:val="en-CA"/>
-              </w:rPr>
-              <w:t>By</w:t>
-            </w:r>
-            <w:r>
-              <w:rPr>
-                <w:rFonts w:ascii="BC Sans" w:hAnsi="BC Sans"/>
-                <w:sz w:val="24"/>
-                <w:szCs w:val="24"/>
-                <w:lang w:val="en-CA"/>
-              </w:rPr>
-              <w:t>:</w:t>
-            </w:r>
-          </w:p>
-          <w:p>
-            <w:pPr>
-              <w:spacing w:after="0"/>
-              <w:rPr>
-                <w:rFonts w:ascii="BC Sans" w:hAnsi="BC Sans"/>
-                <w:sz w:val="24"/>
-                <w:szCs w:val="24"/>
-              </w:rPr>
-            </w:pPr>
+              <w:t>Portraying:</w:t>
+            </w:r>
           </w:p>
         </w:tc>
       </w:tr>
       <w:tr>
         <w:tc>
           <w:tcPr>
-            <w:tcW w:w="4675" w:type="dxa"/>
-            <w:tcBorders>
-              <w:top w:val="nil"/>
-              <w:left w:val="nil"/>
-              <w:bottom w:val="nil"/>
-              <w:right w:val="nil"/>
-            </w:tcBorders>
+            <w:tcW w:w="9350" w:type="dxa"/>
+            <w:gridSpan w:val="2"/>
           </w:tcPr>
           <w:p>
             <w:pPr>
               <w:spacing w:after="0"/>
               <w:rPr>
                 <w:rFonts w:ascii="BC Sans" w:hAnsi="BC Sans"/>
-                <w:b/>
-                <w:bCs/>
                 <w:sz w:val="24"/>
                 <w:szCs w:val="24"/>
               </w:rPr>
@@ -1221,29 +1851,15 @@
             <w:r>
               <w:rPr>
                 <w:rFonts w:ascii="BC Sans" w:hAnsi="BC Sans"/>
-                <w:b/>
-                <w:bCs/>
-                <w:sz w:val="24"/>
-                <w:szCs w:val="24"/>
-              </w:rPr>
-              <w:t>{{#BLAEngineeringDesignFirmName}}</w:t>
-            </w:r>
-            <w:r>
-              <w:rPr>
-                <w:rFonts w:ascii="BC Sans" w:hAnsi="BC Sans"/>
-                <w:b/>
-                <w:bCs/>
-                <w:sz w:val="24"/>
-                <w:szCs w:val="24"/>
-                <w:lang w:val="en-CA"/>
-              </w:rPr>
-              <w:t>Engineering/Design</w:t>
+                <w:sz w:val="24"/>
+                <w:szCs w:val="24"/>
+                <w:lang w:val="en-CA"/>
+              </w:rPr>
+              <w:t>Construction and/or connection of the proposed works described in the Construction Permit Application for</w:t>
             </w:r>
             <w:r>
               <w:rPr>
                 <w:rFonts w:ascii="Arial" w:hAnsi="Arial" w:cs="Arial"/>
-                <w:b/>
-                <w:bCs/>
                 <w:sz w:val="24"/>
                 <w:szCs w:val="24"/>
                 <w:lang w:val="en-CA"/>
@@ -1253,398 +1869,121 @@
             <w:r>
               <w:rPr>
                 <w:rFonts w:ascii="BC Sans" w:hAnsi="BC Sans"/>
-                <w:b/>
-                <w:bCs/>
-                <w:sz w:val="24"/>
-                <w:szCs w:val="24"/>
-                <w:lang w:val="en-CA"/>
-              </w:rPr>
-              <w:t>Firm:</w:t>
-            </w:r>
-          </w:p>
-        </w:tc>
-        <w:tc>
-          <w:tcPr>
-            <w:tcW w:w="4675" w:type="dxa"/>
-            <w:tcBorders>
-              <w:top w:val="nil"/>
-              <w:left w:val="nil"/>
-              <w:bottom w:val="nil"/>
-              <w:right w:val="nil"/>
-            </w:tcBorders>
-          </w:tcPr>
-          <w:p>
-            <w:pPr>
-              <w:spacing w:after="0"/>
-              <w:rPr>
-                <w:rFonts w:ascii="BC Sans" w:hAnsi="BC Sans"/>
-                <w:sz w:val="24"/>
-                <w:szCs w:val="24"/>
-              </w:rPr>
-            </w:pPr>
-            <w:r>
-              <w:rPr>
-                <w:rFonts w:ascii="BC Sans" w:hAnsi="BC Sans"/>
-                <w:sz w:val="24"/>
-                <w:szCs w:val="24"/>
-              </w:rPr>
-              <w:t>{{</w:t>
-            </w:r>
-            <w:r>
-              <w:rPr>
-                <w:rFonts w:ascii="BC Sans" w:hAnsi="BC Sans"/>
-                <w:sz w:val="24"/>
-                <w:szCs w:val="24"/>
-              </w:rPr>
-              <w:t>BLAEngineeringDesignFirmName</w:t>
-            </w:r>
-            <w:r>
-              <w:rPr>
-                <w:rFonts w:ascii="BC Sans" w:hAnsi="BC Sans"/>
-                <w:sz w:val="24"/>
-                <w:szCs w:val="24"/>
-              </w:rPr>
-              <w:t>}}{{/</w:t>
-            </w:r>
-            <w:r>
-              <w:rPr>
-                <w:rFonts w:ascii="BC Sans" w:hAnsi="BC Sans"/>
-                <w:sz w:val="24"/>
-                <w:szCs w:val="24"/>
-              </w:rPr>
-              <w:t>BLAEngineeringDesignFirmName</w:t>
-            </w:r>
-            <w:r>
-              <w:rPr>
-                <w:rFonts w:ascii="BC Sans" w:hAnsi="BC Sans"/>
-                <w:sz w:val="24"/>
-                <w:szCs w:val="24"/>
-              </w:rPr>
-              <w:t>}}</w:t>
-            </w:r>
-          </w:p>
-          <w:p>
-            <w:pPr>
-              <w:spacing w:after="0"/>
-              <w:rPr>
-                <w:rFonts w:ascii="BC Sans" w:hAnsi="BC Sans"/>
-                <w:sz w:val="24"/>
-                <w:szCs w:val="24"/>
-              </w:rPr>
-            </w:pPr>
+                <w:sz w:val="24"/>
+                <w:szCs w:val="24"/>
+                <w:lang w:val="en-CA"/>
+              </w:rPr>
+              <w:t>the proposed works (described below)</w:t>
+            </w:r>
+            <w:r>
+              <w:rPr>
+                <w:rFonts w:ascii="Arial" w:hAnsi="Arial" w:cs="Arial"/>
+                <w:sz w:val="24"/>
+                <w:szCs w:val="24"/>
+                <w:lang w:val="en-CA"/>
+              </w:rPr>
+              <w:t> </w:t>
+            </w:r>
+            <w:r>
+              <w:rPr>
+                <w:rFonts w:ascii="BC Sans" w:hAnsi="BC Sans"/>
+                <w:sz w:val="24"/>
+                <w:szCs w:val="24"/>
+                <w:lang w:val="en-CA"/>
+              </w:rPr>
+              <w:t>and appurtenances</w:t>
+            </w:r>
+            <w:r>
+              <w:rPr>
+                <w:rFonts w:ascii="Arial" w:hAnsi="Arial" w:cs="Arial"/>
+                <w:sz w:val="24"/>
+                <w:szCs w:val="24"/>
+                <w:lang w:val="en-CA"/>
+              </w:rPr>
+              <w:t> </w:t>
+            </w:r>
+            <w:r>
+              <w:rPr>
+                <w:rFonts w:ascii="BC Sans" w:hAnsi="BC Sans"/>
+                <w:sz w:val="24"/>
+                <w:szCs w:val="24"/>
+                <w:lang w:val="en-CA"/>
+              </w:rPr>
+              <w:t xml:space="preserve">submitted in accordance with Section 7 of the </w:t>
+            </w:r>
+            <w:r>
+              <w:rPr>
+                <w:rFonts w:ascii="BC Sans" w:hAnsi="BC Sans"/>
+                <w:i/>
+                <w:iCs/>
+                <w:sz w:val="24"/>
+                <w:szCs w:val="24"/>
+                <w:lang w:val="en-CA"/>
+              </w:rPr>
+              <w:t>Drinking Water Protection Act</w:t>
+            </w:r>
+            <w:r>
+              <w:rPr>
+                <w:rFonts w:ascii="BC Sans" w:hAnsi="BC Sans"/>
+                <w:sz w:val="24"/>
+                <w:szCs w:val="24"/>
+                <w:lang w:val="en-CA"/>
+              </w:rPr>
+              <w:t>, have been</w:t>
+            </w:r>
+            <w:r>
+              <w:rPr>
+                <w:rFonts w:ascii="Arial" w:hAnsi="Arial" w:cs="Arial"/>
+                <w:sz w:val="24"/>
+                <w:szCs w:val="24"/>
+                <w:lang w:val="en-CA"/>
+              </w:rPr>
+              <w:t> </w:t>
+            </w:r>
+            <w:r>
+              <w:rPr>
+                <w:rFonts w:ascii="BC Sans" w:hAnsi="BC Sans"/>
+                <w:sz w:val="24"/>
+                <w:szCs w:val="24"/>
+                <w:lang w:val="en-CA"/>
+              </w:rPr>
+              <w:t>reviewed</w:t>
+            </w:r>
+            <w:r>
+              <w:rPr>
+                <w:rFonts w:ascii="Arial" w:hAnsi="Arial" w:cs="Arial"/>
+                <w:sz w:val="24"/>
+                <w:szCs w:val="24"/>
+                <w:lang w:val="en-CA"/>
+              </w:rPr>
+              <w:t> </w:t>
+            </w:r>
+            <w:r>
+              <w:rPr>
+                <w:rFonts w:ascii="BC Sans" w:hAnsi="BC Sans"/>
+                <w:sz w:val="24"/>
+                <w:szCs w:val="24"/>
+                <w:lang w:val="en-CA"/>
+              </w:rPr>
+              <w:t>commenced in accordance with the approved plans and specifications, and subject to the conditions noted below.</w:t>
+            </w:r>
+            <w:r>
+              <w:rPr>
+                <w:rFonts w:ascii="BC Sans" w:hAnsi="BC Sans"/>
+                <w:sz w:val="24"/>
+                <w:szCs w:val="24"/>
+              </w:rPr>
+              <w:t xml:space="preserve">     </w:t>
+            </w:r>
           </w:p>
         </w:tc>
       </w:tr>
       <w:tr>
         <w:tc>
           <w:tcPr>
-            <w:tcW w:w="4675" w:type="dxa"/>
-            <w:tcBorders>
-              <w:top w:val="nil"/>
-              <w:left w:val="nil"/>
-              <w:bottom w:val="nil"/>
-              <w:right w:val="nil"/>
-            </w:tcBorders>
+            <w:tcW w:w="9350" w:type="dxa"/>
+            <w:gridSpan w:val="2"/>
           </w:tcPr>
-          <w:p>
-            <w:pPr>
-              <w:spacing w:after="0"/>
-              <w:jc w:val="both"/>
-              <w:rPr>
-                <w:rFonts w:ascii="BC Sans" w:hAnsi="BC Sans"/>
-                <w:b/>
-                <w:bCs/>
-                <w:sz w:val="24"/>
-                <w:szCs w:val="24"/>
-              </w:rPr>
-            </w:pPr>
-            <w:r>
-              <w:rPr>
-                <w:rFonts w:ascii="BC Sans" w:hAnsi="BC Sans"/>
-                <w:b/>
-                <w:bCs/>
-                <w:sz w:val="24"/>
-                <w:szCs w:val="24"/>
-              </w:rPr>
-              <w:t>{{#BLAEngineerofRecordDesigner}}</w:t>
-            </w:r>
-            <w:r>
-              <w:rPr>
-                <w:rFonts w:ascii="BC Sans" w:hAnsi="BC Sans"/>
-                <w:b/>
-                <w:bCs/>
-                <w:sz w:val="24"/>
-                <w:szCs w:val="24"/>
-              </w:rPr>
-              <w:t>Engineer</w:t>
-            </w:r>
-            <w:r>
-              <w:rPr>
-                <w:rFonts w:ascii="Arial" w:hAnsi="Arial" w:cs="Arial"/>
-                <w:b/>
-                <w:bCs/>
-                <w:sz w:val="24"/>
-                <w:szCs w:val="24"/>
-              </w:rPr>
-              <w:t> </w:t>
-            </w:r>
-            <w:r>
-              <w:rPr>
-                <w:rFonts w:ascii="BC Sans" w:hAnsi="BC Sans"/>
-                <w:b/>
-                <w:bCs/>
-                <w:sz w:val="24"/>
-                <w:szCs w:val="24"/>
-              </w:rPr>
-              <w:t>of</w:t>
-            </w:r>
-            <w:r>
-              <w:rPr>
-                <w:rFonts w:ascii="Gadugi" w:hAnsi="Gadugi" w:cs="Gadugi"/>
-                <w:b/>
-                <w:bCs/>
-                <w:sz w:val="24"/>
-                <w:szCs w:val="24"/>
-              </w:rPr>
-              <w:t> </w:t>
-            </w:r>
-            <w:r>
-              <w:rPr>
-                <w:rFonts w:ascii="BC Sans" w:hAnsi="BC Sans"/>
-                <w:b/>
-                <w:bCs/>
-                <w:sz w:val="24"/>
-                <w:szCs w:val="24"/>
-              </w:rPr>
-              <w:t>Record/Designer:</w:t>
-            </w:r>
-          </w:p>
-          <w:p>
-            <w:pPr>
-              <w:spacing w:after="0"/>
-              <w:jc w:val="both"/>
-              <w:rPr>
-                <w:rFonts w:ascii="BC Sans" w:hAnsi="BC Sans"/>
-                <w:b/>
-                <w:bCs/>
-                <w:sz w:val="24"/>
-                <w:szCs w:val="24"/>
-              </w:rPr>
-            </w:pPr>
-          </w:p>
-        </w:tc>
-        <w:tc>
-          <w:tcPr>
-            <w:tcW w:w="4675" w:type="dxa"/>
-            <w:tcBorders>
-              <w:top w:val="nil"/>
-              <w:left w:val="nil"/>
-              <w:bottom w:val="nil"/>
-              <w:right w:val="nil"/>
-            </w:tcBorders>
-          </w:tcPr>
-          <w:p>
-            <w:pPr>
-              <w:spacing w:after="0"/>
-              <w:rPr>
-                <w:rFonts w:ascii="BC Sans" w:hAnsi="BC Sans"/>
-                <w:sz w:val="24"/>
-                <w:szCs w:val="24"/>
-              </w:rPr>
-            </w:pPr>
-            <w:r>
-              <w:rPr>
-                <w:rFonts w:ascii="BC Sans" w:hAnsi="BC Sans"/>
-                <w:sz w:val="24"/>
-                <w:szCs w:val="24"/>
-              </w:rPr>
-              <w:t>{</w:t>
-            </w:r>
-            <w:r>
-              <w:rPr>
-                <w:rFonts w:ascii="BC Sans" w:hAnsi="BC Sans"/>
-                <w:sz w:val="24"/>
-                <w:szCs w:val="24"/>
-              </w:rPr>
-              <w:t>{</w:t>
-            </w:r>
-            <w:r>
-              <w:rPr>
-                <w:rFonts w:ascii="BC Sans" w:hAnsi="BC Sans"/>
-                <w:sz w:val="24"/>
-                <w:szCs w:val="24"/>
-              </w:rPr>
-              <w:t>BLAEngineerofRecordDesigner}</w:t>
-            </w:r>
-            <w:r>
-              <w:rPr>
-                <w:rFonts w:ascii="BC Sans" w:hAnsi="BC Sans"/>
-                <w:sz w:val="24"/>
-                <w:szCs w:val="24"/>
-              </w:rPr>
-              <w:t>}</w:t>
-            </w:r>
-            <w:r>
-              <w:rPr>
-                <w:rFonts w:ascii="BC Sans" w:hAnsi="BC Sans"/>
-                <w:sz w:val="24"/>
-                <w:szCs w:val="24"/>
-              </w:rPr>
-              <w:t>{</w:t>
-            </w:r>
-            <w:r>
-              <w:rPr>
-                <w:rFonts w:ascii="BC Sans" w:hAnsi="BC Sans"/>
-                <w:sz w:val="24"/>
-                <w:szCs w:val="24"/>
-              </w:rPr>
-              <w:t>{/</w:t>
-            </w:r>
-            <w:r>
-              <w:rPr>
-                <w:rFonts w:ascii="BC Sans" w:hAnsi="BC Sans"/>
-                <w:sz w:val="24"/>
-                <w:szCs w:val="24"/>
-              </w:rPr>
-              <w:t>BLAEngineerofRecordDesigner}</w:t>
-            </w:r>
-            <w:r>
-              <w:rPr>
-                <w:rFonts w:ascii="BC Sans" w:hAnsi="BC Sans"/>
-                <w:sz w:val="24"/>
-                <w:szCs w:val="24"/>
-              </w:rPr>
-              <w:t>}</w:t>
-            </w:r>
-          </w:p>
-        </w:tc>
-      </w:tr>
-      <w:tr>
-        <w:tc>
-          <w:tcPr>
-            <w:tcW w:w="4675" w:type="dxa"/>
-            <w:tcBorders>
-              <w:top w:val="nil"/>
-              <w:left w:val="nil"/>
-              <w:bottom w:val="nil"/>
-              <w:right w:val="nil"/>
-            </w:tcBorders>
-          </w:tcPr>
-          <w:p>
-            <w:pPr>
-              <w:rPr>
-                <w:rFonts w:ascii="BC Sans" w:hAnsi="BC Sans"/>
-                <w:b/>
-                <w:bCs/>
-                <w:sz w:val="24"/>
-                <w:szCs w:val="24"/>
-              </w:rPr>
-            </w:pPr>
-            <w:r>
-              <w:rPr>
-                <w:rFonts w:ascii="BC Sans" w:hAnsi="BC Sans"/>
-                <w:b/>
-                <w:bCs/>
-                <w:sz w:val="24"/>
-                <w:szCs w:val="24"/>
-              </w:rPr>
-              <w:t>{{#BLAApplicantName}}</w:t>
-            </w:r>
-            <w:r>
-              <w:rPr>
-                <w:rFonts w:ascii="BC Sans" w:hAnsi="BC Sans"/>
-                <w:b/>
-                <w:bCs/>
-                <w:sz w:val="24"/>
-                <w:szCs w:val="24"/>
-                <w:lang w:val="en-CA"/>
-              </w:rPr>
-              <w:t>Submitted</w:t>
-            </w:r>
-            <w:r>
-              <w:rPr>
-                <w:rFonts w:ascii="Arial" w:hAnsi="Arial" w:cs="Arial"/>
-                <w:b/>
-                <w:bCs/>
-                <w:sz w:val="24"/>
-                <w:szCs w:val="24"/>
-                <w:lang w:val="en-CA"/>
-              </w:rPr>
-              <w:t> </w:t>
-            </w:r>
-            <w:r>
-              <w:rPr>
-                <w:rFonts w:ascii="BC Sans" w:hAnsi="BC Sans"/>
-                <w:b/>
-                <w:bCs/>
-                <w:sz w:val="24"/>
-                <w:szCs w:val="24"/>
-                <w:lang w:val="en-CA"/>
-              </w:rPr>
-              <w:t>By:</w:t>
-            </w:r>
-          </w:p>
-        </w:tc>
-        <w:tc>
-          <w:tcPr>
-            <w:tcW w:w="4675" w:type="dxa"/>
-            <w:tcBorders>
-              <w:top w:val="nil"/>
-              <w:left w:val="nil"/>
-              <w:bottom w:val="nil"/>
-              <w:right w:val="nil"/>
-            </w:tcBorders>
-          </w:tcPr>
-          <w:p>
-            <w:pPr>
-              <w:spacing w:after="0"/>
-              <w:rPr>
-                <w:rFonts w:ascii="BC Sans" w:hAnsi="BC Sans"/>
-                <w:sz w:val="24"/>
-                <w:szCs w:val="24"/>
-              </w:rPr>
-            </w:pPr>
-            <w:r>
-              <w:rPr>
-                <w:rFonts w:ascii="BC Sans" w:hAnsi="BC Sans"/>
-                <w:sz w:val="24"/>
-                <w:szCs w:val="24"/>
-              </w:rPr>
-              <w:t>{{</w:t>
-            </w:r>
-            <w:r>
-              <w:rPr>
-                <w:rFonts w:ascii="BC Sans" w:hAnsi="BC Sans"/>
-                <w:sz w:val="24"/>
-                <w:szCs w:val="24"/>
-              </w:rPr>
-              <w:t>BLAApplicantName</w:t>
-            </w:r>
-            <w:r>
-              <w:rPr>
-                <w:rFonts w:ascii="BC Sans" w:hAnsi="BC Sans"/>
-                <w:sz w:val="24"/>
-                <w:szCs w:val="24"/>
-              </w:rPr>
-              <w:t>}}{{/</w:t>
-            </w:r>
-            <w:r>
-              <w:rPr>
-                <w:rFonts w:ascii="BC Sans" w:hAnsi="BC Sans"/>
-                <w:sz w:val="24"/>
-                <w:szCs w:val="24"/>
-              </w:rPr>
-              <w:t>BLAApplicantName</w:t>
-            </w:r>
-            <w:r>
-              <w:rPr>
-                <w:rFonts w:ascii="BC Sans" w:hAnsi="BC Sans"/>
-                <w:sz w:val="24"/>
-                <w:szCs w:val="24"/>
-              </w:rPr>
-              <w:t>}}</w:t>
-            </w:r>
-          </w:p>
           <w:p>
             <w:pPr>
               <w:spacing w:after="0"/>
@@ -1662,18 +2001,14 @@
           <w:tcPr>
             <w:tcW w:w="9350" w:type="dxa"/>
             <w:gridSpan w:val="2"/>
-            <w:tcBorders>
-              <w:top w:val="nil"/>
-              <w:left w:val="nil"/>
-              <w:bottom w:val="nil"/>
-              <w:right w:val="nil"/>
-            </w:tcBorders>
           </w:tcPr>
           <w:p>
             <w:pPr>
               <w:spacing w:after="0"/>
               <w:rPr>
                 <w:rFonts w:ascii="BC Sans" w:hAnsi="BC Sans"/>
+                <w:b/>
+                <w:bCs/>
                 <w:sz w:val="24"/>
                 <w:szCs w:val="24"/>
               </w:rPr>
@@ -1685,9 +2020,8 @@
                 <w:bCs/>
                 <w:sz w:val="24"/>
                 <w:szCs w:val="24"/>
-                <w:lang w:val="en-CA"/>
-              </w:rPr>
-              <w:t>Portraying:</w:t>
+              </w:rPr>
+              <w:t>Conditions on Permit:</w:t>
             </w:r>
           </w:p>
         </w:tc>
@@ -1697,233 +2031,6 @@
           <w:tcPr>
             <w:tcW w:w="9350" w:type="dxa"/>
             <w:gridSpan w:val="2"/>
-            <w:tcBorders>
-              <w:top w:val="nil"/>
-              <w:left w:val="nil"/>
-              <w:bottom w:val="nil"/>
-              <w:right w:val="nil"/>
-            </w:tcBorders>
-          </w:tcPr>
-          <w:p>
-            <w:pPr>
-              <w:spacing w:after="0"/>
-              <w:rPr>
-                <w:rFonts w:ascii="BC Sans" w:hAnsi="BC Sans"/>
-                <w:sz w:val="24"/>
-                <w:szCs w:val="24"/>
-              </w:rPr>
-            </w:pPr>
-            <w:r>
-              <w:rPr>
-                <w:rFonts w:ascii="BC Sans" w:hAnsi="BC Sans"/>
-                <w:sz w:val="24"/>
-                <w:szCs w:val="24"/>
-                <w:lang w:val="en-CA"/>
-              </w:rPr>
-              <w:t>Construction and/or connection of the proposed works described in the Construction Permit Application for</w:t>
-            </w:r>
-            <w:r>
-              <w:rPr>
-                <w:rFonts w:ascii="Arial" w:hAnsi="Arial" w:cs="Arial"/>
-                <w:sz w:val="24"/>
-                <w:szCs w:val="24"/>
-                <w:lang w:val="en-CA"/>
-              </w:rPr>
-              <w:t> </w:t>
-            </w:r>
-            <w:r>
-              <w:rPr>
-                <w:rFonts w:ascii="BC Sans" w:hAnsi="BC Sans"/>
-                <w:sz w:val="24"/>
-                <w:szCs w:val="24"/>
-                <w:lang w:val="en-CA"/>
-              </w:rPr>
-              <w:t>the proposed works (described below)</w:t>
-            </w:r>
-            <w:r>
-              <w:rPr>
-                <w:rFonts w:ascii="Arial" w:hAnsi="Arial" w:cs="Arial"/>
-                <w:sz w:val="24"/>
-                <w:szCs w:val="24"/>
-                <w:lang w:val="en-CA"/>
-              </w:rPr>
-              <w:t> </w:t>
-            </w:r>
-            <w:r>
-              <w:rPr>
-                <w:rFonts w:ascii="BC Sans" w:hAnsi="BC Sans"/>
-                <w:sz w:val="24"/>
-                <w:szCs w:val="24"/>
-                <w:lang w:val="en-CA"/>
-              </w:rPr>
-              <w:t xml:space="preserve">and </w:t>
-            </w:r>
-            <w:r>
-              <w:rPr>
-                <w:rFonts w:ascii="BC Sans" w:hAnsi="BC Sans"/>
-                <w:sz w:val="24"/>
-                <w:szCs w:val="24"/>
-                <w:lang w:val="en-CA"/>
-              </w:rPr>
-              <w:lastRenderedPageBreak/>
-              <w:t>appurtenances</w:t>
-            </w:r>
-            <w:r>
-              <w:rPr>
-                <w:rFonts w:ascii="Arial" w:hAnsi="Arial" w:cs="Arial"/>
-                <w:sz w:val="24"/>
-                <w:szCs w:val="24"/>
-                <w:lang w:val="en-CA"/>
-              </w:rPr>
-              <w:t> </w:t>
-            </w:r>
-            <w:r>
-              <w:rPr>
-                <w:rFonts w:ascii="BC Sans" w:hAnsi="BC Sans"/>
-                <w:sz w:val="24"/>
-                <w:szCs w:val="24"/>
-                <w:lang w:val="en-CA"/>
-              </w:rPr>
-              <w:t xml:space="preserve">submitted in accordance with Section 7 of the </w:t>
-            </w:r>
-            <w:r>
-              <w:rPr>
-                <w:rFonts w:ascii="BC Sans" w:hAnsi="BC Sans"/>
-                <w:i/>
-                <w:iCs/>
-                <w:sz w:val="24"/>
-                <w:szCs w:val="24"/>
-                <w:lang w:val="en-CA"/>
-              </w:rPr>
-              <w:t>Drinking Water Protection Act</w:t>
-            </w:r>
-            <w:r>
-              <w:rPr>
-                <w:rFonts w:ascii="BC Sans" w:hAnsi="BC Sans"/>
-                <w:sz w:val="24"/>
-                <w:szCs w:val="24"/>
-                <w:lang w:val="en-CA"/>
-              </w:rPr>
-              <w:t>, have been</w:t>
-            </w:r>
-            <w:r>
-              <w:rPr>
-                <w:rFonts w:ascii="Arial" w:hAnsi="Arial" w:cs="Arial"/>
-                <w:sz w:val="24"/>
-                <w:szCs w:val="24"/>
-                <w:lang w:val="en-CA"/>
-              </w:rPr>
-              <w:t> </w:t>
-            </w:r>
-            <w:r>
-              <w:rPr>
-                <w:rFonts w:ascii="BC Sans" w:hAnsi="BC Sans"/>
-                <w:sz w:val="24"/>
-                <w:szCs w:val="24"/>
-                <w:lang w:val="en-CA"/>
-              </w:rPr>
-              <w:t>reviewed</w:t>
-            </w:r>
-            <w:r>
-              <w:rPr>
-                <w:rFonts w:ascii="Arial" w:hAnsi="Arial" w:cs="Arial"/>
-                <w:sz w:val="24"/>
-                <w:szCs w:val="24"/>
-                <w:lang w:val="en-CA"/>
-              </w:rPr>
-              <w:t> </w:t>
-            </w:r>
-            <w:r>
-              <w:rPr>
-                <w:rFonts w:ascii="BC Sans" w:hAnsi="BC Sans"/>
-                <w:sz w:val="24"/>
-                <w:szCs w:val="24"/>
-                <w:lang w:val="en-CA"/>
-              </w:rPr>
-              <w:t>commenced in accordance with the approved plans and specifications, and subject to the conditions noted below.</w:t>
-            </w:r>
-            <w:r>
-              <w:rPr>
-                <w:rFonts w:ascii="BC Sans" w:hAnsi="BC Sans"/>
-                <w:sz w:val="24"/>
-                <w:szCs w:val="24"/>
-              </w:rPr>
-              <w:t xml:space="preserve">     </w:t>
-            </w:r>
-          </w:p>
-        </w:tc>
-      </w:tr>
-      <w:tr>
-        <w:tc>
-          <w:tcPr>
-            <w:tcW w:w="9350" w:type="dxa"/>
-            <w:gridSpan w:val="2"/>
-            <w:tcBorders>
-              <w:top w:val="nil"/>
-              <w:left w:val="nil"/>
-              <w:bottom w:val="nil"/>
-              <w:right w:val="nil"/>
-            </w:tcBorders>
-          </w:tcPr>
-          <w:p>
-            <w:pPr>
-              <w:spacing w:after="0"/>
-              <w:rPr>
-                <w:rFonts w:ascii="BC Sans" w:hAnsi="BC Sans"/>
-                <w:sz w:val="24"/>
-                <w:szCs w:val="24"/>
-              </w:rPr>
-            </w:pPr>
-          </w:p>
-        </w:tc>
-      </w:tr>
-      <w:tr>
-        <w:tc>
-          <w:tcPr>
-            <w:tcW w:w="9350" w:type="dxa"/>
-            <w:gridSpan w:val="2"/>
-            <w:tcBorders>
-              <w:top w:val="nil"/>
-              <w:left w:val="nil"/>
-              <w:bottom w:val="nil"/>
-              <w:right w:val="nil"/>
-            </w:tcBorders>
-          </w:tcPr>
-          <w:p>
-            <w:pPr>
-              <w:spacing w:after="0"/>
-              <w:rPr>
-                <w:rFonts w:ascii="BC Sans" w:hAnsi="BC Sans"/>
-                <w:b/>
-                <w:bCs/>
-                <w:sz w:val="24"/>
-                <w:szCs w:val="24"/>
-              </w:rPr>
-            </w:pPr>
-            <w:r>
-              <w:rPr>
-                <w:rFonts w:ascii="BC Sans" w:hAnsi="BC Sans"/>
-                <w:b/>
-                <w:bCs/>
-                <w:sz w:val="24"/>
-                <w:szCs w:val="24"/>
-              </w:rPr>
-              <w:t>Conditions on Permit:</w:t>
-            </w:r>
-          </w:p>
-        </w:tc>
-      </w:tr>
-      <w:tr>
-        <w:tc>
-          <w:tcPr>
-            <w:tcW w:w="9350" w:type="dxa"/>
-            <w:gridSpan w:val="2"/>
-            <w:tcBorders>
-              <w:top w:val="nil"/>
-              <w:left w:val="nil"/>
-              <w:bottom w:val="nil"/>
-              <w:right w:val="nil"/>
-            </w:tcBorders>
           </w:tcPr>
           <w:p>
             <w:pPr>
@@ -1935,7 +2042,25 @@
                 <w:sz w:val="24"/>
                 <w:szCs w:val="24"/>
               </w:rPr>
-              <w:t>{{#IF_isConditionNotPresent}} None {{/IF_isConditionNotPresent}}</w:t>
+              <w:t>{{#IF_isConditionNotPresent}} None {{/</w:t>
+            </w:r>
+            <w:proofErr w:type="spellStart"/>
+            <w:r>
+              <w:rPr>
+                <w:rFonts w:ascii="BC Sans" w:hAnsi="BC Sans"/>
+                <w:sz w:val="24"/>
+                <w:szCs w:val="24"/>
+              </w:rPr>
+              <w:t>IF_isConditionNotPresent</w:t>
+            </w:r>
+            <w:proofErr w:type="spellEnd"/>
+            <w:r>
+              <w:rPr>
+                <w:rFonts w:ascii="BC Sans" w:hAnsi="BC Sans"/>
+                <w:sz w:val="24"/>
+                <w:szCs w:val="24"/>
+              </w:rPr>
+              <w:t>}}</w:t>
             </w:r>
           </w:p>
           <w:p>
@@ -1994,7 +2119,25 @@
                 <w:sz w:val="3"/>
                 <w:szCs w:val="3"/>
               </w:rPr>
-              <w:t>{{/Conditions}}{{/BusinessLicense}}</w:t>
+              <w:t>{{/Conditions}}{{/</w:t>
+            </w:r>
+            <w:proofErr w:type="spellStart"/>
+            <w:r>
+              <w:rPr>
+                <w:rFonts w:ascii="BC Sans" w:hAnsi="BC Sans"/>
+                <w:sz w:val="3"/>
+                <w:szCs w:val="3"/>
+              </w:rPr>
+              <w:t>BusinessLicense</w:t>
+            </w:r>
+            <w:proofErr w:type="spellEnd"/>
+            <w:r>
+              <w:rPr>
+                <w:rFonts w:ascii="BC Sans" w:hAnsi="BC Sans"/>
+                <w:sz w:val="3"/>
+                <w:szCs w:val="3"/>
+              </w:rPr>
+              <w:t>}}</w:t>
             </w:r>
             <w:r>
               <w:rPr>
@@ -2012,12 +2155,6 @@
           <w:tcPr>
             <w:tcW w:w="9350" w:type="dxa"/>
             <w:gridSpan w:val="2"/>
-            <w:tcBorders>
-              <w:top w:val="nil"/>
-              <w:left w:val="nil"/>
-              <w:bottom w:val="nil"/>
-              <w:right w:val="nil"/>
-            </w:tcBorders>
           </w:tcPr>
           <w:p>
             <w:pPr>
@@ -2113,12 +2250,6 @@
           <w:tcPr>
             <w:tcW w:w="9350" w:type="dxa"/>
             <w:gridSpan w:val="2"/>
-            <w:tcBorders>
-              <w:top w:val="nil"/>
-              <w:left w:val="nil"/>
-              <w:bottom w:val="nil"/>
-              <w:right w:val="nil"/>
-            </w:tcBorders>
           </w:tcPr>
           <w:tbl>
             <w:tblPr>
@@ -2158,6 +2289,7 @@
                       <w:sz w:val="24"/>
                       <w:szCs w:val="24"/>
                     </w:rPr>
+                    <w:lastRenderedPageBreak/>
                     <w:t> </w:t>
                   </w:r>
                 </w:p>
@@ -2336,7 +2468,6 @@
                       <w:szCs w:val="24"/>
                       <w:lang w:val="en-GB"/>
                     </w:rPr>
-                    <w:lastRenderedPageBreak/>
                     <w:t> </w:t>
                   </w:r>
                   <w:r>
@@ -2718,12 +2849,6 @@
           <w:tcPr>
             <w:tcW w:w="9350" w:type="dxa"/>
             <w:gridSpan w:val="2"/>
-            <w:tcBorders>
-              <w:top w:val="nil"/>
-              <w:left w:val="nil"/>
-              <w:bottom w:val="nil"/>
-              <w:right w:val="nil"/>
-            </w:tcBorders>
           </w:tcPr>
           <w:p>
             <w:pPr>
@@ -2747,7 +2872,6 @@
                 <w:szCs w:val="24"/>
                 <w:lang w:val="en-CA"/>
               </w:rPr>
-              <w:lastRenderedPageBreak/>
               <w:t>Written Approval Required for Design Changes:</w:t>
             </w:r>
             <w:r>
@@ -2889,7 +3013,7 @@
                 <w:szCs w:val="24"/>
                 <w:lang w:val="en-CA"/>
               </w:rPr>
-              <w:t xml:space="preserve">This approval is </w:t>
+              <w:t xml:space="preserve">This approval is subject to </w:t>
             </w:r>
             <w:r>
               <w:rPr>
@@ -2899,7 +3023,7 @@
                 <w:lang w:val="en-CA"/>
               </w:rPr>
               <w:lastRenderedPageBreak/>
-              <w:t>subject to the design amendments and conditions</w:t>
+              <w:t>the design amendments and conditions</w:t>
             </w:r>
             <w:r>
               <w:rPr>
@@ -2953,12 +3077,6 @@
           <w:tcPr>
             <w:tcW w:w="9350" w:type="dxa"/>
             <w:gridSpan w:val="2"/>
-            <w:tcBorders>
-              <w:top w:val="nil"/>
-              <w:left w:val="nil"/>
-              <w:bottom w:val="nil"/>
-              <w:right w:val="nil"/>
-            </w:tcBorders>
           </w:tcPr>
           <w:p>
             <w:pPr>
@@ -2981,12 +3099,6 @@
           <w:tcPr>
             <w:tcW w:w="9350" w:type="dxa"/>
             <w:gridSpan w:val="2"/>
-            <w:tcBorders>
-              <w:top w:val="nil"/>
-              <w:left w:val="nil"/>
-              <w:bottom w:val="nil"/>
-              <w:right w:val="nil"/>
-            </w:tcBorders>
           </w:tcPr>
           <w:p>
             <w:pPr>
@@ -3118,8 +3230,19 @@
                 <w:szCs w:val="24"/>
                 <w:lang w:val="en-CA"/>
               </w:rPr>
-              <w:t>is not transferable unless the transfer is approved by an issuing official,and</w:t>
-            </w:r>
+              <w:t xml:space="preserve">is not transferable unless the transfer is approved by an issuing </w:t>
+            </w:r>
+            <w:proofErr w:type="spellStart"/>
+            <w:r>
+              <w:rPr>
+                <w:rFonts w:ascii="BC Sans" w:hAnsi="BC Sans"/>
+                <w:sz w:val="24"/>
+                <w:szCs w:val="24"/>
+                <w:lang w:val="en-CA"/>
+              </w:rPr>
+              <w:t>official,and</w:t>
+            </w:r>
+            <w:proofErr w:type="spellEnd"/>
             <w:r>
               <w:rPr>
                 <w:rFonts w:ascii="Arial" w:hAnsi="Arial" w:cs="Arial"/>
@@ -3169,12 +3292,6 @@
           <w:tcPr>
             <w:tcW w:w="9350" w:type="dxa"/>
             <w:gridSpan w:val="2"/>
-            <w:tcBorders>
-              <w:top w:val="nil"/>
-              <w:left w:val="nil"/>
-              <w:bottom w:val="nil"/>
-              <w:right w:val="nil"/>
-            </w:tcBorders>
           </w:tcPr>
           <w:p>
             <w:pPr>
@@ -3197,12 +3314,6 @@
           <w:tcPr>
             <w:tcW w:w="9350" w:type="dxa"/>
             <w:gridSpan w:val="2"/>
-            <w:tcBorders>
-              <w:top w:val="nil"/>
-              <w:left w:val="nil"/>
-              <w:bottom w:val="nil"/>
-              <w:right w:val="nil"/>
-            </w:tcBorders>
           </w:tcPr>
           <w:p>
             <w:pPr>
@@ -3531,12 +3642,6 @@
         <w:tc>
           <w:tcPr>
             <w:tcW w:w="4675" w:type="dxa"/>
-            <w:tcBorders>
-              <w:top w:val="nil"/>
-              <w:left w:val="nil"/>
-              <w:bottom w:val="nil"/>
-              <w:right w:val="nil"/>
-            </w:tcBorders>
           </w:tcPr>
           <w:p>
             <w:pPr>
@@ -3559,7 +3664,6 @@
                 <w:sz w:val="24"/>
                 <w:szCs w:val="24"/>
               </w:rPr>
-              <w:lastRenderedPageBreak/>
               <w:t>Issuing Authority:</w:t>
             </w:r>
           </w:p>
@@ -3567,12 +3671,6 @@
         <w:tc>
           <w:tcPr>
             <w:tcW w:w="4675" w:type="dxa"/>
-            <w:tcBorders>
-              <w:top w:val="nil"/>
-              <w:left w:val="nil"/>
-              <w:bottom w:val="nil"/>
-              <w:right w:val="nil"/>
-            </w:tcBorders>
           </w:tcPr>
           <w:p>
             <w:pPr>
@@ -3588,8 +3686,18 @@
                 <w:sz w:val="24"/>
                 <w:szCs w:val="24"/>
               </w:rPr>
-              <w:t>{{IssuingDepartment</w:t>
-            </w:r>
+              <w:t>{{</w:t>
+            </w:r>
+            <w:proofErr w:type="spellStart"/>
+            <w:r>
+              <w:rPr>
+                <w:rFonts w:ascii="BC Sans" w:hAnsi="BC Sans"/>
+                <w:sz w:val="24"/>
+                <w:szCs w:val="24"/>
+              </w:rPr>
+              <w:t>IssuingDepartment</w:t>
+            </w:r>
+            <w:proofErr w:type="spellEnd"/>
             <w:r>
               <w:rPr>
                 <w:rFonts w:ascii="BC Sans" w:hAnsi="BC Sans"/>
@@ -3605,12 +3713,6 @@
         <w:tc>
           <w:tcPr>
             <w:tcW w:w="4675" w:type="dxa"/>
-            <w:tcBorders>
-              <w:top w:val="nil"/>
-              <w:left w:val="nil"/>
-              <w:bottom w:val="nil"/>
-              <w:right w:val="nil"/>
-            </w:tcBorders>
           </w:tcPr>
           <w:p>
             <w:pPr>
@@ -3641,12 +3743,6 @@
         <w:tc>
           <w:tcPr>
             <w:tcW w:w="4675" w:type="dxa"/>
-            <w:tcBorders>
-              <w:top w:val="nil"/>
-              <w:left w:val="nil"/>
-              <w:bottom w:val="nil"/>
-              <w:right w:val="nil"/>
-            </w:tcBorders>
           </w:tcPr>
           <w:p>
             <w:pPr>
@@ -3677,6 +3773,7 @@
         <w:spacing w:after="0"/>
       </w:pPr>
       <w:r>
+        <w:lastRenderedPageBreak/>
         <w:tab/>
       </w:r>
     </w:p>
@@ -3688,6 +3785,22 @@
       <w:pPr>
         <w:jc w:val="center"/>
       </w:pPr>
+    </w:p>
+    <w:p/>
+    <w:p/>
+    <w:p/>
+    <w:p/>
+    <w:p/>
+    <w:p/>
+    <w:p>
+      <w:pPr>
+        <w:tabs>
+          <w:tab w:val="left" w:pos="5230"/>
+        </w:tabs>
+      </w:pPr>
+      <w:r>
+        <w:tab/>
+      </w:r>
     </w:p>
     <w:sectPr>
       <w:headerReference w:type="default" r:id="rId11"/>
@@ -3871,18 +3984,6 @@
                 <w:rFonts w:ascii="BC Sans" w:hAnsi="BC Sans"/>
               </w:rPr>
             </w:pPr>
-            <w:r>
-              <w:rPr>
-                <w:rFonts w:ascii="BC Sans" w:hAnsi="BC Sans"/>
-              </w:rPr>
-              <w:t>THIS PERMIT IS</w:t>
-            </w:r>
-            <w:r>
-              <w:rPr>
-                <w:rFonts w:ascii="BC Sans" w:hAnsi="BC Sans"/>
-              </w:rPr>
-              <w:t xml:space="preserve"> NON-TRANSFERABLE AND MUST BE DISPLAYED IN A CONSPICUOUS LOCATION</w:t>
-            </w:r>
           </w:p>
           <w:p>
             <w:pPr>
@@ -4038,18 +4139,6 @@
                 <w:rFonts w:ascii="BC Sans" w:hAnsi="BC Sans"/>
               </w:rPr>
             </w:pPr>
-            <w:r>
-              <w:rPr>
-                <w:rFonts w:ascii="BC Sans" w:hAnsi="BC Sans"/>
-              </w:rPr>
-              <w:t>THIS PERMIT IS</w:t>
-            </w:r>
-            <w:r>
-              <w:rPr>
-                <w:rFonts w:ascii="BC Sans" w:hAnsi="BC Sans"/>
-              </w:rPr>
-              <w:t xml:space="preserve"> NON-TRANSFERABLE AND MUST BE DISPLAYED IN A CONSPICUOUS LOCATION</w:t>
-            </w:r>
           </w:p>
           <w:p>
             <w:pPr>
@@ -4223,7 +4312,29 @@
               <w:lang w:val="en-CA" w:eastAsia="en-CA"/>
               <w14:ligatures w14:val="standardContextual"/>
             </w:rPr>
-            <w:t>{{/IF_HA_Northern}}{{#IF_HA_Interior}}</w:t>
+            <w:t>{{/</w:t>
+          </w:r>
+          <w:proofErr w:type="spellStart"/>
+          <w:r>
+            <w:rPr>
+              <w:kern w:val="2"/>
+              <w:sz w:val="14"/>
+              <w:szCs w:val="14"/>
+              <w:lang w:val="en-CA" w:eastAsia="en-CA"/>
+              <w14:ligatures w14:val="standardContextual"/>
+            </w:rPr>
+            <w:t>IF_HA_Northern</w:t>
+          </w:r>
+          <w:proofErr w:type="spellEnd"/>
+          <w:r>
+            <w:rPr>
+              <w:kern w:val="2"/>
+              <w:sz w:val="14"/>
+              <w:szCs w:val="14"/>
+              <w:lang w:val="en-CA" w:eastAsia="en-CA"/>
+              <w14:ligatures w14:val="standardContextual"/>
+            </w:rPr>
+            <w:t>}}{{#IF_HA_Interior}}</w:t>
           </w:r>
           <w:r>
             <w:rPr>
@@ -4275,7 +4386,25 @@
               <w:szCs w:val="14"/>
               <w:lang w:eastAsia="en-CA"/>
             </w:rPr>
-            <w:t>{{/IF_HA_Interior}}{{#IF_HA_Island}}</w:t>
+            <w:t>{{/</w:t>
+          </w:r>
+          <w:proofErr w:type="spellStart"/>
+          <w:r>
+            <w:rPr>
+              <w:sz w:val="14"/>
+              <w:szCs w:val="14"/>
+              <w:lang w:eastAsia="en-CA"/>
+            </w:rPr>
+            <w:t>IF_HA_Interior</w:t>
+          </w:r>
+          <w:proofErr w:type="spellEnd"/>
+          <w:r>
+            <w:rPr>
+              <w:sz w:val="14"/>
+              <w:szCs w:val="14"/>
+              <w:lang w:eastAsia="en-CA"/>
+            </w:rPr>
+            <w:t>}}{{#IF_HA_Island}}</w:t>
           </w:r>
           <w:r>
             <w:rPr>
@@ -4336,7 +4465,25 @@
               <w:sz w:val="14"/>
               <w:szCs w:val="14"/>
             </w:rPr>
-            <w:t>{{/IF_HA_Island}}{</w:t>
+            <w:t>{{/</w:t>
+          </w:r>
+          <w:proofErr w:type="spellStart"/>
+          <w:r>
+            <w:rPr>
+              <w:rFonts w:ascii="BC Sans" w:hAnsi="BC Sans"/>
+              <w:sz w:val="14"/>
+              <w:szCs w:val="14"/>
+            </w:rPr>
+            <w:t>IF_HA_Island</w:t>
+          </w:r>
+          <w:proofErr w:type="spellEnd"/>
+          <w:r>
+            <w:rPr>
+              <w:rFonts w:ascii="BC Sans" w:hAnsi="BC Sans"/>
+              <w:sz w:val="14"/>
+              <w:szCs w:val="14"/>
+            </w:rPr>
+            <w:t>}}{</w:t>
           </w:r>
           <w:r>
             <w:rPr>
@@ -4404,7 +4551,25 @@
               <w:sz w:val="14"/>
               <w:szCs w:val="14"/>
             </w:rPr>
-            <w:t>{{/IF_HA_VancouverCoastal}}</w:t>
+            <w:t>{{/</w:t>
+          </w:r>
+          <w:proofErr w:type="spellStart"/>
+          <w:r>
+            <w:rPr>
+              <w:rFonts w:ascii="BC Sans" w:hAnsi="BC Sans"/>
+              <w:sz w:val="14"/>
+              <w:szCs w:val="14"/>
+            </w:rPr>
+            <w:t>IF_HA_VancouverCoastal</w:t>
+          </w:r>
+          <w:proofErr w:type="spellEnd"/>
+          <w:r>
+            <w:rPr>
+              <w:rFonts w:ascii="BC Sans" w:hAnsi="BC Sans"/>
+              <w:sz w:val="14"/>
+              <w:szCs w:val="14"/>
+            </w:rPr>
+            <w:t>}}</w:t>
           </w:r>
         </w:p>
         <w:p>
@@ -4474,7 +4639,25 @@
               <w:sz w:val="14"/>
               <w:szCs w:val="14"/>
             </w:rPr>
-            <w:t>{{/IF_HA_Fraser}}</w:t>
+            <w:t>{{/</w:t>
+          </w:r>
+          <w:proofErr w:type="spellStart"/>
+          <w:r>
+            <w:rPr>
+              <w:rFonts w:ascii="BC Sans" w:hAnsi="BC Sans"/>
+              <w:sz w:val="14"/>
+              <w:szCs w:val="14"/>
+            </w:rPr>
+            <w:t>IF_HA_Fraser</w:t>
+          </w:r>
+          <w:proofErr w:type="spellEnd"/>
+          <w:r>
+            <w:rPr>
+              <w:rFonts w:ascii="BC Sans" w:hAnsi="BC Sans"/>
+              <w:sz w:val="14"/>
+              <w:szCs w:val="14"/>
+            </w:rPr>
+            <w:t>}}</w:t>
           </w:r>
         </w:p>
       </w:tc>
@@ -4568,7 +4751,47 @@
               <w:sz w:val="26"/>
               <w:szCs w:val="26"/>
             </w:rPr>
-            <w:t>{{BLPeriodStart}}{{/BLPeriodStart}}</w:t>
+            <w:t>{{</w:t>
+          </w:r>
+          <w:proofErr w:type="spellStart"/>
+          <w:r>
+            <w:rPr>
+              <w:rFonts w:ascii="BC Sans" w:hAnsi="BC Sans"/>
+              <w:color w:val="000000"/>
+              <w:sz w:val="26"/>
+              <w:szCs w:val="26"/>
+            </w:rPr>
+            <w:t>BLPeriodStart</w:t>
+          </w:r>
+          <w:proofErr w:type="spellEnd"/>
+          <w:r>
+            <w:rPr>
+              <w:rFonts w:ascii="BC Sans" w:hAnsi="BC Sans"/>
+              <w:color w:val="000000"/>
+              <w:sz w:val="26"/>
+              <w:szCs w:val="26"/>
+            </w:rPr>
+            <w:t>}}{{/</w:t>
+          </w:r>
+          <w:proofErr w:type="spellStart"/>
+          <w:r>
+            <w:rPr>
+              <w:rFonts w:ascii="BC Sans" w:hAnsi="BC Sans"/>
+              <w:color w:val="000000"/>
+              <w:sz w:val="26"/>
+              <w:szCs w:val="26"/>
+            </w:rPr>
+            <w:t>BLPeriodStart</w:t>
+          </w:r>
+          <w:proofErr w:type="spellEnd"/>
+          <w:r>
+            <w:rPr>
+              <w:rFonts w:ascii="BC Sans" w:hAnsi="BC Sans"/>
+              <w:color w:val="000000"/>
+              <w:sz w:val="26"/>
+              <w:szCs w:val="26"/>
+            </w:rPr>
+            <w:t>}}</w:t>
           </w:r>
           <w:r>
             <w:rPr>
@@ -4610,6 +4833,7 @@
           <w:pPr>
             <w:pStyle w:val="Header"/>
           </w:pPr>
+          <w:proofErr w:type="spellStart"/>
           <w:r>
             <w:rPr>
               <w:rFonts w:ascii="BC Sans" w:hAnsi="BC Sans"/>
@@ -4617,8 +4841,29 @@
               <w:sz w:val="26"/>
               <w:szCs w:val="26"/>
             </w:rPr>
-            <w:t>LPeriodEndDate}}{{/BLPeriodEndDat</w:t>
-          </w:r>
+            <w:t>LPeriodEndDate</w:t>
+          </w:r>
+          <w:proofErr w:type="spellEnd"/>
+          <w:r>
+            <w:rPr>
+              <w:rFonts w:ascii="BC Sans" w:hAnsi="BC Sans"/>
+              <w:color w:val="000000"/>
+              <w:sz w:val="26"/>
+              <w:szCs w:val="26"/>
+            </w:rPr>
+            <w:t>}}{{/</w:t>
+          </w:r>
+          <w:proofErr w:type="spellStart"/>
+          <w:r>
+            <w:rPr>
+              <w:rFonts w:ascii="BC Sans" w:hAnsi="BC Sans"/>
+              <w:color w:val="000000"/>
+              <w:sz w:val="26"/>
+              <w:szCs w:val="26"/>
+            </w:rPr>
+            <w:t>BLPeriodEndDat</w:t>
+          </w:r>
+          <w:proofErr w:type="spellEnd"/>
           <w:r>
             <w:rPr>
               <w:rFonts w:ascii="BC Sans" w:hAnsi="BC Sans"/>
@@ -4820,7 +5065,29 @@
               <w:lang w:val="en-CA" w:eastAsia="en-CA"/>
               <w14:ligatures w14:val="standardContextual"/>
             </w:rPr>
-            <w:t>{{/IF_HA_Northern}}{{#IF_HA_Interior}}</w:t>
+            <w:t>{{/</w:t>
+          </w:r>
+          <w:proofErr w:type="spellStart"/>
+          <w:r>
+            <w:rPr>
+              <w:kern w:val="2"/>
+              <w:sz w:val="14"/>
+              <w:szCs w:val="14"/>
+              <w:lang w:val="en-CA" w:eastAsia="en-CA"/>
+              <w14:ligatures w14:val="standardContextual"/>
+            </w:rPr>
+            <w:t>IF_HA_Northern</w:t>
+          </w:r>
+          <w:proofErr w:type="spellEnd"/>
+          <w:r>
+            <w:rPr>
+              <w:kern w:val="2"/>
+              <w:sz w:val="14"/>
+              <w:szCs w:val="14"/>
+              <w:lang w:val="en-CA" w:eastAsia="en-CA"/>
+              <w14:ligatures w14:val="standardContextual"/>
+            </w:rPr>
+            <w:t>}}{{#IF_HA_Interior}}</w:t>
           </w:r>
           <w:r>
             <w:rPr>
@@ -4872,7 +5139,25 @@
               <w:szCs w:val="14"/>
               <w:lang w:eastAsia="en-CA"/>
             </w:rPr>
-            <w:t>{{/IF_HA_Interior}}{{#IF_HA_Island}}</w:t>
+            <w:t>{{/</w:t>
+          </w:r>
+          <w:proofErr w:type="spellStart"/>
+          <w:r>
+            <w:rPr>
+              <w:sz w:val="14"/>
+              <w:szCs w:val="14"/>
+              <w:lang w:eastAsia="en-CA"/>
+            </w:rPr>
+            <w:t>IF_HA_Interior</w:t>
+          </w:r>
+          <w:proofErr w:type="spellEnd"/>
+          <w:r>
+            <w:rPr>
+              <w:sz w:val="14"/>
+              <w:szCs w:val="14"/>
+              <w:lang w:eastAsia="en-CA"/>
+            </w:rPr>
+            <w:t>}}{{#IF_HA_Island}}</w:t>
           </w:r>
           <w:r>
             <w:rPr>
@@ -4933,7 +5218,25 @@
               <w:sz w:val="14"/>
               <w:szCs w:val="14"/>
             </w:rPr>
-            <w:t>{{/IF_HA_Island}}{</w:t>
+            <w:t>{{/</w:t>
+          </w:r>
+          <w:proofErr w:type="spellStart"/>
+          <w:r>
+            <w:rPr>
+              <w:rFonts w:ascii="BC Sans" w:hAnsi="BC Sans"/>
+              <w:sz w:val="14"/>
+              <w:szCs w:val="14"/>
+            </w:rPr>
+            <w:t>IF_HA_Island</w:t>
+          </w:r>
+          <w:proofErr w:type="spellEnd"/>
+          <w:r>
+            <w:rPr>
+              <w:rFonts w:ascii="BC Sans" w:hAnsi="BC Sans"/>
+              <w:sz w:val="14"/>
+              <w:szCs w:val="14"/>
+            </w:rPr>
+            <w:t>}}{</w:t>
           </w:r>
           <w:r>
             <w:rPr>
@@ -5001,7 +5304,25 @@
               <w:sz w:val="14"/>
               <w:szCs w:val="14"/>
             </w:rPr>
-            <w:t>{{/IF_HA_VancouverCoastal}}</w:t>
+            <w:t>{{/</w:t>
+          </w:r>
+          <w:proofErr w:type="spellStart"/>
+          <w:r>
+            <w:rPr>
+              <w:rFonts w:ascii="BC Sans" w:hAnsi="BC Sans"/>
+              <w:sz w:val="14"/>
+              <w:szCs w:val="14"/>
+            </w:rPr>
+            <w:t>IF_HA_VancouverCoastal</w:t>
+          </w:r>
+          <w:proofErr w:type="spellEnd"/>
+          <w:r>
+            <w:rPr>
+              <w:rFonts w:ascii="BC Sans" w:hAnsi="BC Sans"/>
+              <w:sz w:val="14"/>
+              <w:szCs w:val="14"/>
+            </w:rPr>
+            <w:t>}}</w:t>
           </w:r>
         </w:p>
         <w:p>
@@ -5071,7 +5392,25 @@
               <w:sz w:val="14"/>
               <w:szCs w:val="14"/>
             </w:rPr>
-            <w:t>{{/IF_HA_Fraser}}</w:t>
+            <w:t>{{/</w:t>
+          </w:r>
+          <w:proofErr w:type="spellStart"/>
+          <w:r>
+            <w:rPr>
+              <w:rFonts w:ascii="BC Sans" w:hAnsi="BC Sans"/>
+              <w:sz w:val="14"/>
+              <w:szCs w:val="14"/>
+            </w:rPr>
+            <w:t>IF_HA_Fraser</w:t>
+          </w:r>
+          <w:proofErr w:type="spellEnd"/>
+          <w:r>
+            <w:rPr>
+              <w:rFonts w:ascii="BC Sans" w:hAnsi="BC Sans"/>
+              <w:sz w:val="14"/>
+              <w:szCs w:val="14"/>
+            </w:rPr>
+            <w:t>}}</w:t>
           </w:r>
         </w:p>
       </w:tc>
@@ -5176,7 +5515,47 @@
               <w:sz w:val="26"/>
               <w:szCs w:val="26"/>
             </w:rPr>
-            <w:t>{{BLPeriodStart}}{{/BLPeriodStart}}</w:t>
+            <w:t>{{</w:t>
+          </w:r>
+          <w:proofErr w:type="spellStart"/>
+          <w:r>
+            <w:rPr>
+              <w:rFonts w:ascii="BC Sans" w:hAnsi="BC Sans"/>
+              <w:color w:val="000000"/>
+              <w:sz w:val="26"/>
+              <w:szCs w:val="26"/>
+            </w:rPr>
+            <w:t>BLPeriodStart</w:t>
+          </w:r>
+          <w:proofErr w:type="spellEnd"/>
+          <w:r>
+            <w:rPr>
+              <w:rFonts w:ascii="BC Sans" w:hAnsi="BC Sans"/>
+              <w:color w:val="000000"/>
+              <w:sz w:val="26"/>
+              <w:szCs w:val="26"/>
+            </w:rPr>
+            <w:t>}}{{/</w:t>
+          </w:r>
+          <w:proofErr w:type="spellStart"/>
+          <w:r>
+            <w:rPr>
+              <w:rFonts w:ascii="BC Sans" w:hAnsi="BC Sans"/>
+              <w:color w:val="000000"/>
+              <w:sz w:val="26"/>
+              <w:szCs w:val="26"/>
+            </w:rPr>
+            <w:t>BLPeriodStart</w:t>
+          </w:r>
+          <w:proofErr w:type="spellEnd"/>
+          <w:r>
+            <w:rPr>
+              <w:rFonts w:ascii="BC Sans" w:hAnsi="BC Sans"/>
+              <w:color w:val="000000"/>
+              <w:sz w:val="26"/>
+              <w:szCs w:val="26"/>
+            </w:rPr>
+            <w:t>}}</w:t>
           </w:r>
           <w:r>
             <w:rPr>
@@ -5240,6 +5619,7 @@
           <w:pPr>
             <w:pStyle w:val="Header"/>
           </w:pPr>
+          <w:proofErr w:type="spellStart"/>
           <w:r>
             <w:rPr>
               <w:rFonts w:ascii="BC Sans" w:hAnsi="BC Sans"/>
@@ -5267,6 +5647,7 @@
             </w:rPr>
             <w:t>Date</w:t>
           </w:r>
+          <w:proofErr w:type="spellEnd"/>
           <w:r>
             <w:rPr>
               <w:rFonts w:ascii="BC Sans" w:hAnsi="BC Sans"/>
@@ -5274,8 +5655,9 @@
               <w:sz w:val="26"/>
               <w:szCs w:val="26"/>
             </w:rPr>
-            <w:t>}}{{/BLPeriodEnd</w:t>
-          </w:r>
+            <w:t>}}{{/</w:t>
+          </w:r>
+          <w:proofErr w:type="spellStart"/>
           <w:r>
             <w:rPr>
               <w:rFonts w:ascii="BC Sans" w:hAnsi="BC Sans"/>
@@ -5283,8 +5665,18 @@
               <w:sz w:val="26"/>
               <w:szCs w:val="26"/>
             </w:rPr>
+            <w:t>BLPeriodEnd</w:t>
+          </w:r>
+          <w:r>
+            <w:rPr>
+              <w:rFonts w:ascii="BC Sans" w:hAnsi="BC Sans"/>
+              <w:color w:val="000000"/>
+              <w:sz w:val="26"/>
+              <w:szCs w:val="26"/>
+            </w:rPr>
             <w:t>Dat</w:t>
           </w:r>
+          <w:proofErr w:type="spellEnd"/>
           <w:r>
             <w:rPr>
               <w:rFonts w:ascii="BC Sans" w:hAnsi="BC Sans"/>
@@ -8398,20 +8790,20 @@
 </file>
 
 <file path=customXml/item1.xml><?xml version="1.0" encoding="utf-8"?>
-<p:properties xmlns:p="http://schemas.microsoft.com/office/2006/metadata/properties" xmlns:xsi="http://www.w3.org/2001/XMLSchema-instance" xmlns:pc="http://schemas.microsoft.com/office/infopath/2007/PartnerControls">
-  <documentManagement>
-    <_activity xmlns="13224391-9520-4043-8144-ea4246789642" xsi:nil="true"/>
-  </documentManagement>
-</p:properties>
-</file>
-
-<file path=customXml/item2.xml><?xml version="1.0" encoding="utf-8"?>
 <?mso-contentType ?>
 <FormTemplates xmlns="http://schemas.microsoft.com/sharepoint/v3/contenttype/forms">
   <Display>DocumentLibraryForm</Display>
   <Edit>DocumentLibraryForm</Edit>
   <New>DocumentLibraryForm</New>
 </FormTemplates>
+</file>
+
+<file path=customXml/item2.xml><?xml version="1.0" encoding="utf-8"?>
+<p:properties xmlns:p="http://schemas.microsoft.com/office/2006/metadata/properties" xmlns:xsi="http://www.w3.org/2001/XMLSchema-instance" xmlns:pc="http://schemas.microsoft.com/office/infopath/2007/PartnerControls">
+  <documentManagement>
+    <_activity xmlns="13224391-9520-4043-8144-ea4246789642" xsi:nil="true"/>
+  </documentManagement>
+</p:properties>
 </file>
 
 <file path=customXml/item3.xml><?xml version="1.0" encoding="utf-8"?>
@@ -8642,19 +9034,19 @@
 </file>
 
 <file path=customXml/itemProps1.xml><?xml version="1.0" encoding="utf-8"?>
+<ds:datastoreItem xmlns:ds="http://schemas.openxmlformats.org/officeDocument/2006/customXml" ds:itemID="{1C5B2013-E90D-4927-A589-8E229EE0056F}">
+  <ds:schemaRefs>
+    <ds:schemaRef ds:uri="http://schemas.microsoft.com/sharepoint/v3/contenttype/forms"/>
+  </ds:schemaRefs>
+</ds:datastoreItem>
+</file>
+
+<file path=customXml/itemProps2.xml><?xml version="1.0" encoding="utf-8"?>
 <ds:datastoreItem xmlns:ds="http://schemas.openxmlformats.org/officeDocument/2006/customXml" ds:itemID="{DF54842B-B632-4470-BC7C-362633B9A6DF}">
   <ds:schemaRefs>
     <ds:schemaRef ds:uri="http://schemas.microsoft.com/office/2006/metadata/properties"/>
     <ds:schemaRef ds:uri="http://schemas.microsoft.com/office/infopath/2007/PartnerControls"/>
     <ds:schemaRef ds:uri="13224391-9520-4043-8144-ea4246789642"/>
-  </ds:schemaRefs>
-</ds:datastoreItem>
-</file>
-
-<file path=customXml/itemProps2.xml><?xml version="1.0" encoding="utf-8"?>
-<ds:datastoreItem xmlns:ds="http://schemas.openxmlformats.org/officeDocument/2006/customXml" ds:itemID="{1C5B2013-E90D-4927-A589-8E229EE0056F}">
-  <ds:schemaRefs>
-    <ds:schemaRef ds:uri="http://schemas.microsoft.com/sharepoint/v3/contenttype/forms"/>
   </ds:schemaRefs>
 </ds:datastoreItem>
 </file>

--- a/PHOCS-Docgentemplates/PHOCSConstructionPermitTemplate.docx
+++ b/PHOCS-Docgentemplates/PHOCSConstructionPermitTemplate.docx
@@ -57,15 +57,27 @@
               </w:rPr>
               <w:t>BLAccountNumber</w:t>
             </w:r>
-            <w:r>
-              <w:rPr>
-                <w:rFonts w:ascii="BC Sans" w:hAnsi="BC Sans"/>
-                <w:b/>
-                <w:bCs/>
-                <w:sz w:val="24"/>
-                <w:szCs w:val="24"/>
-              </w:rPr>
-              <w:t>}}Water System #:</w:t>
+            <w:proofErr w:type="gramStart"/>
+            <w:r>
+              <w:rPr>
+                <w:rFonts w:ascii="BC Sans" w:hAnsi="BC Sans"/>
+                <w:b/>
+                <w:bCs/>
+                <w:sz w:val="24"/>
+                <w:szCs w:val="24"/>
+              </w:rPr>
+              <w:t>}}Water</w:t>
+            </w:r>
+            <w:proofErr w:type="gramEnd"/>
+            <w:r>
+              <w:rPr>
+                <w:rFonts w:ascii="BC Sans" w:hAnsi="BC Sans"/>
+                <w:b/>
+                <w:bCs/>
+                <w:sz w:val="24"/>
+                <w:szCs w:val="24"/>
+              </w:rPr>
+              <w:t xml:space="preserve"> System #:</w:t>
             </w:r>
           </w:p>
         </w:tc>
@@ -100,13 +112,23 @@
               <w:t>BLAccountNumber</w:t>
             </w:r>
             <w:proofErr w:type="spellEnd"/>
-            <w:r>
-              <w:rPr>
-                <w:rFonts w:ascii="BC Sans" w:hAnsi="BC Sans"/>
-                <w:sz w:val="24"/>
-                <w:szCs w:val="24"/>
-              </w:rPr>
-              <w:t>}}{{/</w:t>
+            <w:proofErr w:type="gramStart"/>
+            <w:r>
+              <w:rPr>
+                <w:rFonts w:ascii="BC Sans" w:hAnsi="BC Sans"/>
+                <w:sz w:val="24"/>
+                <w:szCs w:val="24"/>
+              </w:rPr>
+              <w:t>}}{</w:t>
+            </w:r>
+            <w:proofErr w:type="gramEnd"/>
+            <w:r>
+              <w:rPr>
+                <w:rFonts w:ascii="BC Sans" w:hAnsi="BC Sans"/>
+                <w:sz w:val="24"/>
+                <w:szCs w:val="24"/>
+              </w:rPr>
+              <w:t>{/</w:t>
             </w:r>
             <w:proofErr w:type="spellStart"/>
             <w:r>
@@ -148,17 +170,39 @@
                 <w:sz w:val="24"/>
                 <w:szCs w:val="24"/>
               </w:rPr>
-              <w:t>{{#BLAccountPhysicalAddressStreet}}</w:t>
-            </w:r>
-            <w:r>
-              <w:rPr>
-                <w:rFonts w:ascii="BC Sans" w:hAnsi="BC Sans"/>
-                <w:b/>
-                <w:bCs/>
-                <w:sz w:val="24"/>
-                <w:szCs w:val="24"/>
-              </w:rPr>
-              <w:t>Water System:</w:t>
+              <w:t>{{#BLAccountPhysicalAddressStreet</w:t>
+            </w:r>
+            <w:proofErr w:type="gramStart"/>
+            <w:r>
+              <w:rPr>
+                <w:rFonts w:ascii="BC Sans" w:hAnsi="BC Sans"/>
+                <w:b/>
+                <w:bCs/>
+                <w:sz w:val="24"/>
+                <w:szCs w:val="24"/>
+              </w:rPr>
+              <w:t>}}</w:t>
+            </w:r>
+            <w:r>
+              <w:rPr>
+                <w:rFonts w:ascii="BC Sans" w:hAnsi="BC Sans"/>
+                <w:b/>
+                <w:bCs/>
+                <w:sz w:val="24"/>
+                <w:szCs w:val="24"/>
+              </w:rPr>
+              <w:t>Water</w:t>
+            </w:r>
+            <w:proofErr w:type="gramEnd"/>
+            <w:r>
+              <w:rPr>
+                <w:rFonts w:ascii="BC Sans" w:hAnsi="BC Sans"/>
+                <w:b/>
+                <w:bCs/>
+                <w:sz w:val="24"/>
+                <w:szCs w:val="24"/>
+              </w:rPr>
+              <w:t> System:</w:t>
             </w:r>
           </w:p>
         </w:tc>
@@ -325,15 +369,51 @@
                 <w:sz w:val="24"/>
                 <w:szCs w:val="24"/>
               </w:rPr>
-              <w:t>}}</w:t>
-            </w:r>
-            <w:r>
-              <w:rPr>
-                <w:rFonts w:ascii="BC Sans" w:hAnsi="BC Sans"/>
-                <w:sz w:val="24"/>
-                <w:szCs w:val="24"/>
-              </w:rPr>
-              <w:t>,{{BLAccountPhysicalAddressPostalCode}}{{/BLAccountPhysicalAddressStreet}}</w:t>
+              <w:t>}</w:t>
+            </w:r>
+            <w:proofErr w:type="gramStart"/>
+            <w:r>
+              <w:rPr>
+                <w:rFonts w:ascii="BC Sans" w:hAnsi="BC Sans"/>
+                <w:sz w:val="24"/>
+                <w:szCs w:val="24"/>
+              </w:rPr>
+              <w:t>}</w:t>
+            </w:r>
+            <w:r>
+              <w:rPr>
+                <w:rFonts w:ascii="BC Sans" w:hAnsi="BC Sans"/>
+                <w:sz w:val="24"/>
+                <w:szCs w:val="24"/>
+              </w:rPr>
+              <w:t>,{</w:t>
+            </w:r>
+            <w:proofErr w:type="gramEnd"/>
+            <w:r>
+              <w:rPr>
+                <w:rFonts w:ascii="BC Sans" w:hAnsi="BC Sans"/>
+                <w:sz w:val="24"/>
+                <w:szCs w:val="24"/>
+              </w:rPr>
+              <w:t>{BLAccountPhysicalAddressPostalCode</w:t>
+            </w:r>
+            <w:proofErr w:type="gramStart"/>
+            <w:r>
+              <w:rPr>
+                <w:rFonts w:ascii="BC Sans" w:hAnsi="BC Sans"/>
+                <w:sz w:val="24"/>
+                <w:szCs w:val="24"/>
+              </w:rPr>
+              <w:t>}}{</w:t>
+            </w:r>
+            <w:proofErr w:type="gramEnd"/>
+            <w:r>
+              <w:rPr>
+                <w:rFonts w:ascii="BC Sans" w:hAnsi="BC Sans"/>
+                <w:sz w:val="24"/>
+                <w:szCs w:val="24"/>
+              </w:rPr>
+              <w:t>{/BLAccountPhysicalAddressStreet}}</w:t>
             </w:r>
           </w:p>
           <w:p>
@@ -371,17 +451,39 @@
                 <w:sz w:val="24"/>
                 <w:szCs w:val="24"/>
               </w:rPr>
-              <w:t>{{#BLAReasonforApplying}}</w:t>
-            </w:r>
-            <w:r>
-              <w:rPr>
-                <w:rFonts w:ascii="BC Sans" w:hAnsi="BC Sans"/>
-                <w:b/>
-                <w:bCs/>
-                <w:sz w:val="24"/>
-                <w:szCs w:val="24"/>
-              </w:rPr>
-              <w:t>Purpose of Permit:</w:t>
+              <w:t>{{#BLAReasonforApplying</w:t>
+            </w:r>
+            <w:proofErr w:type="gramStart"/>
+            <w:r>
+              <w:rPr>
+                <w:rFonts w:ascii="BC Sans" w:hAnsi="BC Sans"/>
+                <w:b/>
+                <w:bCs/>
+                <w:sz w:val="24"/>
+                <w:szCs w:val="24"/>
+              </w:rPr>
+              <w:t>}}</w:t>
+            </w:r>
+            <w:r>
+              <w:rPr>
+                <w:rFonts w:ascii="BC Sans" w:hAnsi="BC Sans"/>
+                <w:b/>
+                <w:bCs/>
+                <w:sz w:val="24"/>
+                <w:szCs w:val="24"/>
+              </w:rPr>
+              <w:t>Purpose</w:t>
+            </w:r>
+            <w:proofErr w:type="gramEnd"/>
+            <w:r>
+              <w:rPr>
+                <w:rFonts w:ascii="BC Sans" w:hAnsi="BC Sans"/>
+                <w:b/>
+                <w:bCs/>
+                <w:sz w:val="24"/>
+                <w:szCs w:val="24"/>
+              </w:rPr>
+              <w:t xml:space="preserve"> of Permit:</w:t>
             </w:r>
           </w:p>
         </w:tc>
@@ -424,6 +526,7 @@
               <w:t>BLAReasonforApplying</w:t>
             </w:r>
             <w:proofErr w:type="spellEnd"/>
+            <w:proofErr w:type="gramStart"/>
             <w:r>
               <w:rPr>
                 <w:rFonts w:ascii="BC Sans" w:hAnsi="BC Sans"/>
@@ -448,6 +551,7 @@
               </w:rPr>
               <w:t>{</w:t>
             </w:r>
+            <w:proofErr w:type="gramEnd"/>
             <w:r>
               <w:rPr>
                 <w:rFonts w:ascii="BC Sans" w:hAnsi="BC Sans"/>
@@ -518,17 +622,39 @@
                 <w:sz w:val="24"/>
                 <w:szCs w:val="24"/>
               </w:rPr>
-              <w:t>{{#BLAPrimaryOwnerName}}</w:t>
-            </w:r>
-            <w:r>
-              <w:rPr>
-                <w:rFonts w:ascii="BC Sans" w:hAnsi="BC Sans"/>
-                <w:b/>
-                <w:bCs/>
-                <w:sz w:val="24"/>
-                <w:szCs w:val="24"/>
-              </w:rPr>
-              <w:t>Owner:</w:t>
+              <w:t>{{#BLAPrimaryOwnerName</w:t>
+            </w:r>
+            <w:proofErr w:type="gramStart"/>
+            <w:r>
+              <w:rPr>
+                <w:rFonts w:ascii="BC Sans" w:hAnsi="BC Sans"/>
+                <w:b/>
+                <w:bCs/>
+                <w:sz w:val="24"/>
+                <w:szCs w:val="24"/>
+              </w:rPr>
+              <w:t>}}</w:t>
+            </w:r>
+            <w:r>
+              <w:rPr>
+                <w:rFonts w:ascii="BC Sans" w:hAnsi="BC Sans"/>
+                <w:b/>
+                <w:bCs/>
+                <w:sz w:val="24"/>
+                <w:szCs w:val="24"/>
+              </w:rPr>
+              <w:t>Owner</w:t>
+            </w:r>
+            <w:proofErr w:type="gramEnd"/>
+            <w:r>
+              <w:rPr>
+                <w:rFonts w:ascii="BC Sans" w:hAnsi="BC Sans"/>
+                <w:b/>
+                <w:bCs/>
+                <w:sz w:val="24"/>
+                <w:szCs w:val="24"/>
+              </w:rPr>
+              <w:t>:</w:t>
             </w:r>
           </w:p>
         </w:tc>
@@ -571,6 +697,7 @@
               <w:t>BLAPrimaryOwnerName</w:t>
             </w:r>
             <w:proofErr w:type="spellEnd"/>
+            <w:proofErr w:type="gramStart"/>
             <w:r>
               <w:rPr>
                 <w:rFonts w:ascii="BC Sans" w:hAnsi="BC Sans"/>
@@ -587,6 +714,7 @@
               </w:rPr>
               <w:t>}{</w:t>
             </w:r>
+            <w:proofErr w:type="gramEnd"/>
             <w:r>
               <w:rPr>
                 <w:rFonts w:ascii="BC Sans" w:hAnsi="BC Sans"/>
@@ -692,7 +820,25 @@
                 <w:sz w:val="24"/>
                 <w:szCs w:val="24"/>
               </w:rPr>
-              <w:t>{{#WaterSupplierIntakes}}{{IntakeName}}, {{</w:t>
+              <w:t>{{#WaterSupplierIntakes</w:t>
+            </w:r>
+            <w:proofErr w:type="gramStart"/>
+            <w:r>
+              <w:rPr>
+                <w:rFonts w:ascii="BC Sans" w:hAnsi="BC Sans"/>
+                <w:sz w:val="24"/>
+                <w:szCs w:val="24"/>
+              </w:rPr>
+              <w:t>}}{</w:t>
+            </w:r>
+            <w:proofErr w:type="gramEnd"/>
+            <w:r>
+              <w:rPr>
+                <w:rFonts w:ascii="BC Sans" w:hAnsi="BC Sans"/>
+                <w:sz w:val="24"/>
+                <w:szCs w:val="24"/>
+              </w:rPr>
+              <w:t>{IntakeName}}, {{</w:t>
             </w:r>
             <w:proofErr w:type="spellStart"/>
             <w:r>
@@ -1168,6 +1314,7 @@
               </w:rPr>
               <w:t> </w:t>
             </w:r>
+            <w:proofErr w:type="gramStart"/>
             <w:r>
               <w:rPr>
                 <w:rFonts w:ascii="BC Sans" w:hAnsi="BC Sans"/>
@@ -1182,7 +1329,16 @@
                 <w:sz w:val="24"/>
                 <w:szCs w:val="24"/>
               </w:rPr>
-              <w:t>{{#DocumentChecklistItems}}</w:t>
+              <w:t>{</w:t>
+            </w:r>
+            <w:proofErr w:type="gramEnd"/>
+            <w:r>
+              <w:rPr>
+                <w:rFonts w:ascii="BC Sans" w:hAnsi="BC Sans"/>
+                <w:sz w:val="24"/>
+                <w:szCs w:val="24"/>
+              </w:rPr>
+              <w:t>{#DocumentChecklistItems}}</w:t>
             </w:r>
           </w:p>
           <w:p>
@@ -1378,18 +1534,41 @@
                 <w:sz w:val="24"/>
                 <w:szCs w:val="24"/>
               </w:rPr>
-              <w:t>{{#BLAEngineeringDesignFirmName}}</w:t>
-            </w:r>
-            <w:r>
-              <w:rPr>
-                <w:rFonts w:ascii="BC Sans" w:hAnsi="BC Sans"/>
-                <w:b/>
-                <w:bCs/>
-                <w:sz w:val="24"/>
-                <w:szCs w:val="24"/>
-                <w:lang w:val="en-CA"/>
-              </w:rPr>
-              <w:t>Engineering/Design</w:t>
+              <w:t>{{#BLAEngineeringDesignFirmName</w:t>
+            </w:r>
+            <w:proofErr w:type="gramStart"/>
+            <w:r>
+              <w:rPr>
+                <w:rFonts w:ascii="BC Sans" w:hAnsi="BC Sans"/>
+                <w:b/>
+                <w:bCs/>
+                <w:sz w:val="24"/>
+                <w:szCs w:val="24"/>
+              </w:rPr>
+              <w:t>}}</w:t>
+            </w:r>
+            <w:r>
+              <w:rPr>
+                <w:rFonts w:ascii="BC Sans" w:hAnsi="BC Sans"/>
+                <w:b/>
+                <w:bCs/>
+                <w:sz w:val="24"/>
+                <w:szCs w:val="24"/>
+                <w:lang w:val="en-CA"/>
+              </w:rPr>
+              <w:t>Engineering</w:t>
+            </w:r>
+            <w:proofErr w:type="gramEnd"/>
+            <w:r>
+              <w:rPr>
+                <w:rFonts w:ascii="BC Sans" w:hAnsi="BC Sans"/>
+                <w:b/>
+                <w:bCs/>
+                <w:sz w:val="24"/>
+                <w:szCs w:val="24"/>
+                <w:lang w:val="en-CA"/>
+              </w:rPr>
+              <w:t>/Design</w:t>
             </w:r>
             <w:r>
               <w:rPr>
@@ -1444,13 +1623,23 @@
               </w:rPr>
               <w:t>BLAEngineeringDesignFirmName</w:t>
             </w:r>
-            <w:r>
-              <w:rPr>
-                <w:rFonts w:ascii="BC Sans" w:hAnsi="BC Sans"/>
-                <w:sz w:val="24"/>
-                <w:szCs w:val="24"/>
-              </w:rPr>
-              <w:t>}}{{/</w:t>
+            <w:proofErr w:type="gramStart"/>
+            <w:r>
+              <w:rPr>
+                <w:rFonts w:ascii="BC Sans" w:hAnsi="BC Sans"/>
+                <w:sz w:val="24"/>
+                <w:szCs w:val="24"/>
+              </w:rPr>
+              <w:t>}}{</w:t>
+            </w:r>
+            <w:proofErr w:type="gramEnd"/>
+            <w:r>
+              <w:rPr>
+                <w:rFonts w:ascii="BC Sans" w:hAnsi="BC Sans"/>
+                <w:sz w:val="24"/>
+                <w:szCs w:val="24"/>
+              </w:rPr>
+              <w:t>{/</w:t>
             </w:r>
             <w:r>
               <w:rPr>
@@ -1507,7 +1696,18 @@
                 <w:szCs w:val="24"/>
               </w:rPr>
               <w:lastRenderedPageBreak/>
-              <w:t>{{#BLAEngineerofRecordDesigner}}</w:t>
+              <w:t>{{#BLAEngineerofRecordDesigner</w:t>
+            </w:r>
+            <w:proofErr w:type="gramStart"/>
+            <w:r>
+              <w:rPr>
+                <w:rFonts w:ascii="BC Sans" w:hAnsi="BC Sans"/>
+                <w:b/>
+                <w:bCs/>
+                <w:sz w:val="24"/>
+                <w:szCs w:val="24"/>
+              </w:rPr>
+              <w:t>}}</w:t>
             </w:r>
             <w:r>
               <w:rPr>
@@ -1519,6 +1719,7 @@
               </w:rPr>
               <w:t>Engineer</w:t>
             </w:r>
+            <w:proofErr w:type="gramEnd"/>
             <w:r>
               <w:rPr>
                 <w:rFonts w:ascii="Arial" w:hAnsi="Arial" w:cs="Arial"/>
@@ -1613,6 +1814,7 @@
               <w:t>BLAEngineerofRecordDesigner</w:t>
             </w:r>
             <w:proofErr w:type="spellEnd"/>
+            <w:proofErr w:type="gramStart"/>
             <w:r>
               <w:rPr>
                 <w:rFonts w:ascii="BC Sans" w:hAnsi="BC Sans"/>
@@ -1637,6 +1839,7 @@
               </w:rPr>
               <w:t>{</w:t>
             </w:r>
+            <w:proofErr w:type="gramEnd"/>
             <w:r>
               <w:rPr>
                 <w:rFonts w:ascii="BC Sans" w:hAnsi="BC Sans"/>
@@ -1697,7 +1900,18 @@
                 <w:sz w:val="24"/>
                 <w:szCs w:val="24"/>
               </w:rPr>
-              <w:t>{{#BLAApplicantName}}</w:t>
+              <w:t>{{#BLAApplicantName</w:t>
+            </w:r>
+            <w:proofErr w:type="gramStart"/>
+            <w:r>
+              <w:rPr>
+                <w:rFonts w:ascii="BC Sans" w:hAnsi="BC Sans"/>
+                <w:b/>
+                <w:bCs/>
+                <w:sz w:val="24"/>
+                <w:szCs w:val="24"/>
+              </w:rPr>
+              <w:t>}}</w:t>
             </w:r>
             <w:r>
               <w:rPr>
@@ -1710,6 +1924,7 @@
               </w:rPr>
               <w:t>Submitted</w:t>
             </w:r>
+            <w:proofErr w:type="gramEnd"/>
             <w:r>
               <w:rPr>
                 <w:rFonts w:ascii="Arial" w:hAnsi="Arial" w:cs="Arial"/>
@@ -1765,13 +1980,23 @@
               <w:t>BLAApplicantName</w:t>
             </w:r>
             <w:proofErr w:type="spellEnd"/>
-            <w:r>
-              <w:rPr>
-                <w:rFonts w:ascii="BC Sans" w:hAnsi="BC Sans"/>
-                <w:sz w:val="24"/>
-                <w:szCs w:val="24"/>
-              </w:rPr>
-              <w:t>}}{{/</w:t>
+            <w:proofErr w:type="gramStart"/>
+            <w:r>
+              <w:rPr>
+                <w:rFonts w:ascii="BC Sans" w:hAnsi="BC Sans"/>
+                <w:sz w:val="24"/>
+                <w:szCs w:val="24"/>
+              </w:rPr>
+              <w:t>}}{</w:t>
+            </w:r>
+            <w:proofErr w:type="gramEnd"/>
+            <w:r>
+              <w:rPr>
+                <w:rFonts w:ascii="BC Sans" w:hAnsi="BC Sans"/>
+                <w:sz w:val="24"/>
+                <w:szCs w:val="24"/>
+              </w:rPr>
+              <w:t>{/</w:t>
             </w:r>
             <w:proofErr w:type="spellStart"/>
             <w:r>
@@ -2021,7 +2246,29 @@
                 <w:sz w:val="24"/>
                 <w:szCs w:val="24"/>
               </w:rPr>
-              <w:t>Conditions on Permit:</w:t>
+              <w:t xml:space="preserve">Conditions </w:t>
+            </w:r>
+            <w:proofErr w:type="gramStart"/>
+            <w:r>
+              <w:rPr>
+                <w:rFonts w:ascii="BC Sans" w:hAnsi="BC Sans"/>
+                <w:b/>
+                <w:bCs/>
+                <w:sz w:val="24"/>
+                <w:szCs w:val="24"/>
+              </w:rPr>
+              <w:t>on</w:t>
+            </w:r>
+            <w:proofErr w:type="gramEnd"/>
+            <w:r>
+              <w:rPr>
+                <w:rFonts w:ascii="BC Sans" w:hAnsi="BC Sans"/>
+                <w:b/>
+                <w:bCs/>
+                <w:sz w:val="24"/>
+                <w:szCs w:val="24"/>
+              </w:rPr>
+              <w:t xml:space="preserve"> Permit:</w:t>
             </w:r>
           </w:p>
         </w:tc>
@@ -2119,7 +2366,25 @@
                 <w:sz w:val="3"/>
                 <w:szCs w:val="3"/>
               </w:rPr>
-              <w:t>{{/Conditions}}{{/</w:t>
+              <w:t>{{/Conditions</w:t>
+            </w:r>
+            <w:proofErr w:type="gramStart"/>
+            <w:r>
+              <w:rPr>
+                <w:rFonts w:ascii="BC Sans" w:hAnsi="BC Sans"/>
+                <w:sz w:val="3"/>
+                <w:szCs w:val="3"/>
+              </w:rPr>
+              <w:t>}}{</w:t>
+            </w:r>
+            <w:proofErr w:type="gramEnd"/>
+            <w:r>
+              <w:rPr>
+                <w:rFonts w:ascii="BC Sans" w:hAnsi="BC Sans"/>
+                <w:sz w:val="3"/>
+                <w:szCs w:val="3"/>
+              </w:rPr>
+              <w:t>{/</w:t>
             </w:r>
             <w:proofErr w:type="spellStart"/>
             <w:r>
@@ -3233,6 +3498,7 @@
               <w:t xml:space="preserve">is not transferable unless the transfer is approved by an issuing </w:t>
             </w:r>
             <w:proofErr w:type="spellStart"/>
+            <w:proofErr w:type="gramStart"/>
             <w:r>
               <w:rPr>
                 <w:rFonts w:ascii="BC Sans" w:hAnsi="BC Sans"/>
@@ -3243,6 +3509,7 @@
               <w:t>official,and</w:t>
             </w:r>
             <w:proofErr w:type="spellEnd"/>
+            <w:proofErr w:type="gramEnd"/>
             <w:r>
               <w:rPr>
                 <w:rFonts w:ascii="Arial" w:hAnsi="Arial" w:cs="Arial"/>
@@ -4326,6 +4593,7 @@
             <w:t>IF_HA_Northern</w:t>
           </w:r>
           <w:proofErr w:type="spellEnd"/>
+          <w:proofErr w:type="gramStart"/>
           <w:r>
             <w:rPr>
               <w:kern w:val="2"/>
@@ -4334,7 +4602,18 @@
               <w:lang w:val="en-CA" w:eastAsia="en-CA"/>
               <w14:ligatures w14:val="standardContextual"/>
             </w:rPr>
-            <w:t>}}{{#IF_HA_Interior}}</w:t>
+            <w:t>}}{</w:t>
+          </w:r>
+          <w:proofErr w:type="gramEnd"/>
+          <w:r>
+            <w:rPr>
+              <w:kern w:val="2"/>
+              <w:sz w:val="14"/>
+              <w:szCs w:val="14"/>
+              <w:lang w:val="en-CA" w:eastAsia="en-CA"/>
+              <w14:ligatures w14:val="standardContextual"/>
+            </w:rPr>
+            <w:t>{#IF_HA_Interior}}</w:t>
           </w:r>
           <w:r>
             <w:rPr>
@@ -4398,13 +4677,23 @@
             <w:t>IF_HA_Interior</w:t>
           </w:r>
           <w:proofErr w:type="spellEnd"/>
+          <w:proofErr w:type="gramStart"/>
           <w:r>
             <w:rPr>
               <w:sz w:val="14"/>
               <w:szCs w:val="14"/>
               <w:lang w:eastAsia="en-CA"/>
             </w:rPr>
-            <w:t>}}{{#IF_HA_Island}}</w:t>
+            <w:t>}}{</w:t>
+          </w:r>
+          <w:proofErr w:type="gramEnd"/>
+          <w:r>
+            <w:rPr>
+              <w:sz w:val="14"/>
+              <w:szCs w:val="14"/>
+              <w:lang w:eastAsia="en-CA"/>
+            </w:rPr>
+            <w:t>{#IF_HA_Island}}</w:t>
           </w:r>
           <w:r>
             <w:rPr>
@@ -4477,6 +4766,7 @@
             <w:t>IF_HA_Island</w:t>
           </w:r>
           <w:proofErr w:type="spellEnd"/>
+          <w:proofErr w:type="gramStart"/>
           <w:r>
             <w:rPr>
               <w:rFonts w:ascii="BC Sans" w:hAnsi="BC Sans"/>
@@ -4485,6 +4775,7 @@
             </w:rPr>
             <w:t>}}{</w:t>
           </w:r>
+          <w:proofErr w:type="gramEnd"/>
           <w:r>
             <w:rPr>
               <w:rFonts w:ascii="BC Sans" w:hAnsi="BC Sans"/>
@@ -4711,28 +5002,9 @@
               <w:sz w:val="26"/>
               <w:szCs w:val="26"/>
             </w:rPr>
-            <w:t>Permit #:</w:t>
-          </w:r>
-          <w:r>
-            <w:rPr>
-              <w:rFonts w:ascii="BC Sans" w:hAnsi="BC Sans"/>
-              <w:color w:val="000000"/>
-              <w:sz w:val="26"/>
-              <w:szCs w:val="26"/>
-            </w:rPr>
-            <w:t>{{BLIdentifier}}{{/BLIdentifier}}</w:t>
-          </w:r>
-        </w:p>
-        <w:p>
-          <w:pPr>
-            <w:pStyle w:val="Header"/>
-            <w:rPr>
-              <w:rFonts w:ascii="BC Sans" w:hAnsi="BC Sans"/>
-              <w:color w:val="000000"/>
-              <w:sz w:val="26"/>
-              <w:szCs w:val="26"/>
-            </w:rPr>
-          </w:pPr>
+            <w:t xml:space="preserve">Permit </w:t>
+          </w:r>
+          <w:proofErr w:type="gramStart"/>
           <w:r>
             <w:rPr>
               <w:rFonts w:ascii="BC Sans" w:hAnsi="BC Sans"/>
@@ -4742,7 +5014,7 @@
               <w:sz w:val="26"/>
               <w:szCs w:val="26"/>
             </w:rPr>
-            <w:t xml:space="preserve">{{#BLPeriodStart}}Effective Date: </w:t>
+            <w:t>#:</w:t>
           </w:r>
           <w:r>
             <w:rPr>
@@ -4751,9 +5023,9 @@
               <w:sz w:val="26"/>
               <w:szCs w:val="26"/>
             </w:rPr>
-            <w:t>{{</w:t>
-          </w:r>
-          <w:proofErr w:type="spellStart"/>
+            <w:t>{</w:t>
+          </w:r>
+          <w:proofErr w:type="gramEnd"/>
           <w:r>
             <w:rPr>
               <w:rFonts w:ascii="BC Sans" w:hAnsi="BC Sans"/>
@@ -4761,9 +5033,9 @@
               <w:sz w:val="26"/>
               <w:szCs w:val="26"/>
             </w:rPr>
-            <w:t>BLPeriodStart</w:t>
-          </w:r>
-          <w:proofErr w:type="spellEnd"/>
+            <w:t>{BLIdentifier</w:t>
+          </w:r>
+          <w:proofErr w:type="gramStart"/>
           <w:r>
             <w:rPr>
               <w:rFonts w:ascii="BC Sans" w:hAnsi="BC Sans"/>
@@ -4771,9 +5043,9 @@
               <w:sz w:val="26"/>
               <w:szCs w:val="26"/>
             </w:rPr>
-            <w:t>}}{{/</w:t>
-          </w:r>
-          <w:proofErr w:type="spellStart"/>
+            <w:t>}}{</w:t>
+          </w:r>
+          <w:proofErr w:type="gramEnd"/>
           <w:r>
             <w:rPr>
               <w:rFonts w:ascii="BC Sans" w:hAnsi="BC Sans"/>
@@ -4781,24 +5053,19 @@
               <w:sz w:val="26"/>
               <w:szCs w:val="26"/>
             </w:rPr>
-            <w:t>BLPeriodStart</w:t>
-          </w:r>
-          <w:proofErr w:type="spellEnd"/>
-          <w:r>
+            <w:t>{/BLIdentifier}}</w:t>
+          </w:r>
+        </w:p>
+        <w:p>
+          <w:pPr>
+            <w:pStyle w:val="Header"/>
             <w:rPr>
               <w:rFonts w:ascii="BC Sans" w:hAnsi="BC Sans"/>
               <w:color w:val="000000"/>
               <w:sz w:val="26"/>
               <w:szCs w:val="26"/>
             </w:rPr>
-            <w:t>}}</w:t>
-          </w:r>
-          <w:r>
-            <w:rPr>
-              <w:color w:val="000000"/>
-            </w:rPr>
-            <w:br/>
-          </w:r>
+          </w:pPr>
           <w:r>
             <w:rPr>
               <w:rFonts w:ascii="BC Sans" w:hAnsi="BC Sans"/>
@@ -4808,16 +5075,163 @@
               <w:sz w:val="26"/>
               <w:szCs w:val="26"/>
             </w:rPr>
-            <w:t>{{#BLPeriodEndDate}}Expiry Date:</w:t>
-          </w:r>
-          <w:r>
-            <w:rPr>
-              <w:rFonts w:ascii="BC Sans" w:hAnsi="BC Sans"/>
+            <w:t>{{#BLPeriodStart</w:t>
+          </w:r>
+          <w:proofErr w:type="gramStart"/>
+          <w:r>
+            <w:rPr>
+              <w:rFonts w:ascii="BC Sans" w:hAnsi="BC Sans"/>
+              <w:b/>
+              <w:bCs/>
               <w:color w:val="000000"/>
               <w:sz w:val="26"/>
               <w:szCs w:val="26"/>
             </w:rPr>
+            <w:t>}}Effective</w:t>
+          </w:r>
+          <w:proofErr w:type="gramEnd"/>
+          <w:r>
+            <w:rPr>
+              <w:rFonts w:ascii="BC Sans" w:hAnsi="BC Sans"/>
+              <w:b/>
+              <w:bCs/>
+              <w:color w:val="000000"/>
+              <w:sz w:val="26"/>
+              <w:szCs w:val="26"/>
+            </w:rPr>
+            <w:t xml:space="preserve"> Date: </w:t>
+          </w:r>
+          <w:r>
+            <w:rPr>
+              <w:rFonts w:ascii="BC Sans" w:hAnsi="BC Sans"/>
+              <w:color w:val="000000"/>
+              <w:sz w:val="26"/>
+              <w:szCs w:val="26"/>
+            </w:rPr>
             <w:t>{{</w:t>
+          </w:r>
+          <w:proofErr w:type="spellStart"/>
+          <w:r>
+            <w:rPr>
+              <w:rFonts w:ascii="BC Sans" w:hAnsi="BC Sans"/>
+              <w:color w:val="000000"/>
+              <w:sz w:val="26"/>
+              <w:szCs w:val="26"/>
+            </w:rPr>
+            <w:t>BLPeriodStart</w:t>
+          </w:r>
+          <w:proofErr w:type="spellEnd"/>
+          <w:proofErr w:type="gramStart"/>
+          <w:r>
+            <w:rPr>
+              <w:rFonts w:ascii="BC Sans" w:hAnsi="BC Sans"/>
+              <w:color w:val="000000"/>
+              <w:sz w:val="26"/>
+              <w:szCs w:val="26"/>
+            </w:rPr>
+            <w:t>}}{</w:t>
+          </w:r>
+          <w:proofErr w:type="gramEnd"/>
+          <w:r>
+            <w:rPr>
+              <w:rFonts w:ascii="BC Sans" w:hAnsi="BC Sans"/>
+              <w:color w:val="000000"/>
+              <w:sz w:val="26"/>
+              <w:szCs w:val="26"/>
+            </w:rPr>
+            <w:t>{/</w:t>
+          </w:r>
+          <w:proofErr w:type="spellStart"/>
+          <w:r>
+            <w:rPr>
+              <w:rFonts w:ascii="BC Sans" w:hAnsi="BC Sans"/>
+              <w:color w:val="000000"/>
+              <w:sz w:val="26"/>
+              <w:szCs w:val="26"/>
+            </w:rPr>
+            <w:t>BLPeriodStart</w:t>
+          </w:r>
+          <w:proofErr w:type="spellEnd"/>
+          <w:r>
+            <w:rPr>
+              <w:rFonts w:ascii="BC Sans" w:hAnsi="BC Sans"/>
+              <w:color w:val="000000"/>
+              <w:sz w:val="26"/>
+              <w:szCs w:val="26"/>
+            </w:rPr>
+            <w:t>}}</w:t>
+          </w:r>
+          <w:r>
+            <w:rPr>
+              <w:color w:val="000000"/>
+            </w:rPr>
+            <w:br/>
+          </w:r>
+          <w:r>
+            <w:rPr>
+              <w:rFonts w:ascii="BC Sans" w:hAnsi="BC Sans"/>
+              <w:b/>
+              <w:bCs/>
+              <w:color w:val="000000"/>
+              <w:sz w:val="26"/>
+              <w:szCs w:val="26"/>
+            </w:rPr>
+            <w:t>{{#BLPeriodEndDate</w:t>
+          </w:r>
+          <w:proofErr w:type="gramStart"/>
+          <w:r>
+            <w:rPr>
+              <w:rFonts w:ascii="BC Sans" w:hAnsi="BC Sans"/>
+              <w:b/>
+              <w:bCs/>
+              <w:color w:val="000000"/>
+              <w:sz w:val="26"/>
+              <w:szCs w:val="26"/>
+            </w:rPr>
+            <w:t>}}Expiry</w:t>
+          </w:r>
+          <w:proofErr w:type="gramEnd"/>
+          <w:r>
+            <w:rPr>
+              <w:rFonts w:ascii="BC Sans" w:hAnsi="BC Sans"/>
+              <w:b/>
+              <w:bCs/>
+              <w:color w:val="000000"/>
+              <w:sz w:val="26"/>
+              <w:szCs w:val="26"/>
+            </w:rPr>
+            <w:t xml:space="preserve"> </w:t>
+          </w:r>
+          <w:proofErr w:type="gramStart"/>
+          <w:r>
+            <w:rPr>
+              <w:rFonts w:ascii="BC Sans" w:hAnsi="BC Sans"/>
+              <w:b/>
+              <w:bCs/>
+              <w:color w:val="000000"/>
+              <w:sz w:val="26"/>
+              <w:szCs w:val="26"/>
+            </w:rPr>
+            <w:t>Date:</w:t>
+          </w:r>
+          <w:r>
+            <w:rPr>
+              <w:rFonts w:ascii="BC Sans" w:hAnsi="BC Sans"/>
+              <w:color w:val="000000"/>
+              <w:sz w:val="26"/>
+              <w:szCs w:val="26"/>
+            </w:rPr>
+            <w:t>{</w:t>
+          </w:r>
+          <w:proofErr w:type="gramEnd"/>
+          <w:r>
+            <w:rPr>
+              <w:rFonts w:ascii="BC Sans" w:hAnsi="BC Sans"/>
+              <w:color w:val="000000"/>
+              <w:sz w:val="26"/>
+              <w:szCs w:val="26"/>
+            </w:rPr>
+            <w:t>{</w:t>
           </w:r>
           <w:r>
             <w:rPr>
@@ -4844,6 +5258,7 @@
             <w:t>LPeriodEndDate</w:t>
           </w:r>
           <w:proofErr w:type="spellEnd"/>
+          <w:proofErr w:type="gramStart"/>
           <w:r>
             <w:rPr>
               <w:rFonts w:ascii="BC Sans" w:hAnsi="BC Sans"/>
@@ -4851,7 +5266,17 @@
               <w:sz w:val="26"/>
               <w:szCs w:val="26"/>
             </w:rPr>
-            <w:t>}}{{/</w:t>
+            <w:t>}}{</w:t>
+          </w:r>
+          <w:proofErr w:type="gramEnd"/>
+          <w:r>
+            <w:rPr>
+              <w:rFonts w:ascii="BC Sans" w:hAnsi="BC Sans"/>
+              <w:color w:val="000000"/>
+              <w:sz w:val="26"/>
+              <w:szCs w:val="26"/>
+            </w:rPr>
+            <w:t>{/</w:t>
           </w:r>
           <w:proofErr w:type="spellStart"/>
           <w:r>
@@ -5079,6 +5504,7 @@
             <w:t>IF_HA_Northern</w:t>
           </w:r>
           <w:proofErr w:type="spellEnd"/>
+          <w:proofErr w:type="gramStart"/>
           <w:r>
             <w:rPr>
               <w:kern w:val="2"/>
@@ -5087,7 +5513,18 @@
               <w:lang w:val="en-CA" w:eastAsia="en-CA"/>
               <w14:ligatures w14:val="standardContextual"/>
             </w:rPr>
-            <w:t>}}{{#IF_HA_Interior}}</w:t>
+            <w:t>}}{</w:t>
+          </w:r>
+          <w:proofErr w:type="gramEnd"/>
+          <w:r>
+            <w:rPr>
+              <w:kern w:val="2"/>
+              <w:sz w:val="14"/>
+              <w:szCs w:val="14"/>
+              <w:lang w:val="en-CA" w:eastAsia="en-CA"/>
+              <w14:ligatures w14:val="standardContextual"/>
+            </w:rPr>
+            <w:t>{#IF_HA_Interior}}</w:t>
           </w:r>
           <w:r>
             <w:rPr>
@@ -5151,13 +5588,23 @@
             <w:t>IF_HA_Interior</w:t>
           </w:r>
           <w:proofErr w:type="spellEnd"/>
+          <w:proofErr w:type="gramStart"/>
           <w:r>
             <w:rPr>
               <w:sz w:val="14"/>
               <w:szCs w:val="14"/>
               <w:lang w:eastAsia="en-CA"/>
             </w:rPr>
-            <w:t>}}{{#IF_HA_Island}}</w:t>
+            <w:t>}}{</w:t>
+          </w:r>
+          <w:proofErr w:type="gramEnd"/>
+          <w:r>
+            <w:rPr>
+              <w:sz w:val="14"/>
+              <w:szCs w:val="14"/>
+              <w:lang w:eastAsia="en-CA"/>
+            </w:rPr>
+            <w:t>{#IF_HA_Island}}</w:t>
           </w:r>
           <w:r>
             <w:rPr>
@@ -5230,6 +5677,7 @@
             <w:t>IF_HA_Island</w:t>
           </w:r>
           <w:proofErr w:type="spellEnd"/>
+          <w:proofErr w:type="gramStart"/>
           <w:r>
             <w:rPr>
               <w:rFonts w:ascii="BC Sans" w:hAnsi="BC Sans"/>
@@ -5238,6 +5686,7 @@
             </w:rPr>
             <w:t>}}{</w:t>
           </w:r>
+          <w:proofErr w:type="gramEnd"/>
           <w:r>
             <w:rPr>
               <w:rFonts w:ascii="BC Sans" w:hAnsi="BC Sans"/>
@@ -5464,28 +5913,9 @@
               <w:sz w:val="26"/>
               <w:szCs w:val="26"/>
             </w:rPr>
-            <w:t>Permit #:</w:t>
-          </w:r>
-          <w:r>
-            <w:rPr>
-              <w:rFonts w:ascii="BC Sans" w:hAnsi="BC Sans"/>
-              <w:color w:val="000000"/>
-              <w:sz w:val="26"/>
-              <w:szCs w:val="26"/>
-            </w:rPr>
-            <w:t>{{BLIdentifier}}{{/BLIdentifier}}</w:t>
-          </w:r>
-        </w:p>
-        <w:p>
-          <w:pPr>
-            <w:pStyle w:val="Header"/>
-            <w:rPr>
-              <w:rFonts w:ascii="BC Sans" w:hAnsi="BC Sans"/>
-              <w:color w:val="000000"/>
-              <w:sz w:val="26"/>
-              <w:szCs w:val="26"/>
-            </w:rPr>
-          </w:pPr>
+            <w:t xml:space="preserve">Permit </w:t>
+          </w:r>
+          <w:proofErr w:type="gramStart"/>
           <w:r>
             <w:rPr>
               <w:rFonts w:ascii="BC Sans" w:hAnsi="BC Sans"/>
@@ -5495,8 +5925,58 @@
               <w:sz w:val="26"/>
               <w:szCs w:val="26"/>
             </w:rPr>
-            <w:t>{{#BLPeriodStart}}Effective Date</w:t>
-          </w:r>
+            <w:t>#:</w:t>
+          </w:r>
+          <w:r>
+            <w:rPr>
+              <w:rFonts w:ascii="BC Sans" w:hAnsi="BC Sans"/>
+              <w:color w:val="000000"/>
+              <w:sz w:val="26"/>
+              <w:szCs w:val="26"/>
+            </w:rPr>
+            <w:t>{</w:t>
+          </w:r>
+          <w:proofErr w:type="gramEnd"/>
+          <w:r>
+            <w:rPr>
+              <w:rFonts w:ascii="BC Sans" w:hAnsi="BC Sans"/>
+              <w:color w:val="000000"/>
+              <w:sz w:val="26"/>
+              <w:szCs w:val="26"/>
+            </w:rPr>
+            <w:t>{BLIdentifier</w:t>
+          </w:r>
+          <w:proofErr w:type="gramStart"/>
+          <w:r>
+            <w:rPr>
+              <w:rFonts w:ascii="BC Sans" w:hAnsi="BC Sans"/>
+              <w:color w:val="000000"/>
+              <w:sz w:val="26"/>
+              <w:szCs w:val="26"/>
+            </w:rPr>
+            <w:t>}}{</w:t>
+          </w:r>
+          <w:proofErr w:type="gramEnd"/>
+          <w:r>
+            <w:rPr>
+              <w:rFonts w:ascii="BC Sans" w:hAnsi="BC Sans"/>
+              <w:color w:val="000000"/>
+              <w:sz w:val="26"/>
+              <w:szCs w:val="26"/>
+            </w:rPr>
+            <w:t>{/BLIdentifier}}</w:t>
+          </w:r>
+        </w:p>
+        <w:p>
+          <w:pPr>
+            <w:pStyle w:val="Header"/>
+            <w:rPr>
+              <w:rFonts w:ascii="BC Sans" w:hAnsi="BC Sans"/>
+              <w:color w:val="000000"/>
+              <w:sz w:val="26"/>
+              <w:szCs w:val="26"/>
+            </w:rPr>
+          </w:pPr>
           <w:r>
             <w:rPr>
               <w:rFonts w:ascii="BC Sans" w:hAnsi="BC Sans"/>
@@ -5506,63 +5986,9 @@
               <w:sz w:val="26"/>
               <w:szCs w:val="26"/>
             </w:rPr>
-            <w:t xml:space="preserve">: </w:t>
-          </w:r>
-          <w:r>
-            <w:rPr>
-              <w:rFonts w:ascii="BC Sans" w:hAnsi="BC Sans"/>
-              <w:color w:val="000000"/>
-              <w:sz w:val="26"/>
-              <w:szCs w:val="26"/>
-            </w:rPr>
-            <w:t>{{</w:t>
-          </w:r>
-          <w:proofErr w:type="spellStart"/>
-          <w:r>
-            <w:rPr>
-              <w:rFonts w:ascii="BC Sans" w:hAnsi="BC Sans"/>
-              <w:color w:val="000000"/>
-              <w:sz w:val="26"/>
-              <w:szCs w:val="26"/>
-            </w:rPr>
-            <w:t>BLPeriodStart</w:t>
-          </w:r>
-          <w:proofErr w:type="spellEnd"/>
-          <w:r>
-            <w:rPr>
-              <w:rFonts w:ascii="BC Sans" w:hAnsi="BC Sans"/>
-              <w:color w:val="000000"/>
-              <w:sz w:val="26"/>
-              <w:szCs w:val="26"/>
-            </w:rPr>
-            <w:t>}}{{/</w:t>
-          </w:r>
-          <w:proofErr w:type="spellStart"/>
-          <w:r>
-            <w:rPr>
-              <w:rFonts w:ascii="BC Sans" w:hAnsi="BC Sans"/>
-              <w:color w:val="000000"/>
-              <w:sz w:val="26"/>
-              <w:szCs w:val="26"/>
-            </w:rPr>
-            <w:t>BLPeriodStart</w:t>
-          </w:r>
-          <w:proofErr w:type="spellEnd"/>
-          <w:r>
-            <w:rPr>
-              <w:rFonts w:ascii="BC Sans" w:hAnsi="BC Sans"/>
-              <w:color w:val="000000"/>
-              <w:sz w:val="26"/>
-              <w:szCs w:val="26"/>
-            </w:rPr>
-            <w:t>}}</w:t>
-          </w:r>
-          <w:r>
-            <w:rPr>
-              <w:color w:val="000000"/>
-            </w:rPr>
-            <w:br/>
-          </w:r>
+            <w:t>{{#BLPeriodStart</w:t>
+          </w:r>
+          <w:proofErr w:type="gramStart"/>
           <w:r>
             <w:rPr>
               <w:rFonts w:ascii="BC Sans" w:hAnsi="BC Sans"/>
@@ -5572,8 +5998,9 @@
               <w:sz w:val="26"/>
               <w:szCs w:val="26"/>
             </w:rPr>
-            <w:t>{{#BLPeriodEnd</w:t>
-          </w:r>
+            <w:t>}}Effective</w:t>
+          </w:r>
+          <w:proofErr w:type="gramEnd"/>
           <w:r>
             <w:rPr>
               <w:rFonts w:ascii="BC Sans" w:hAnsi="BC Sans"/>
@@ -5583,7 +6010,7 @@
               <w:sz w:val="26"/>
               <w:szCs w:val="26"/>
             </w:rPr>
-            <w:t>Date</w:t>
+            <w:t xml:space="preserve"> Date</w:t>
           </w:r>
           <w:r>
             <w:rPr>
@@ -5594,7 +6021,7 @@
               <w:sz w:val="26"/>
               <w:szCs w:val="26"/>
             </w:rPr>
-            <w:t>}}Expiry Date:</w:t>
+            <w:t xml:space="preserve">: </w:t>
           </w:r>
           <w:r>
             <w:rPr>
@@ -5604,6 +6031,140 @@
               <w:szCs w:val="26"/>
             </w:rPr>
             <w:t>{{</w:t>
+          </w:r>
+          <w:proofErr w:type="spellStart"/>
+          <w:r>
+            <w:rPr>
+              <w:rFonts w:ascii="BC Sans" w:hAnsi="BC Sans"/>
+              <w:color w:val="000000"/>
+              <w:sz w:val="26"/>
+              <w:szCs w:val="26"/>
+            </w:rPr>
+            <w:t>BLPeriodStart</w:t>
+          </w:r>
+          <w:proofErr w:type="spellEnd"/>
+          <w:proofErr w:type="gramStart"/>
+          <w:r>
+            <w:rPr>
+              <w:rFonts w:ascii="BC Sans" w:hAnsi="BC Sans"/>
+              <w:color w:val="000000"/>
+              <w:sz w:val="26"/>
+              <w:szCs w:val="26"/>
+            </w:rPr>
+            <w:t>}}{</w:t>
+          </w:r>
+          <w:proofErr w:type="gramEnd"/>
+          <w:r>
+            <w:rPr>
+              <w:rFonts w:ascii="BC Sans" w:hAnsi="BC Sans"/>
+              <w:color w:val="000000"/>
+              <w:sz w:val="26"/>
+              <w:szCs w:val="26"/>
+            </w:rPr>
+            <w:t>{/</w:t>
+          </w:r>
+          <w:proofErr w:type="spellStart"/>
+          <w:r>
+            <w:rPr>
+              <w:rFonts w:ascii="BC Sans" w:hAnsi="BC Sans"/>
+              <w:color w:val="000000"/>
+              <w:sz w:val="26"/>
+              <w:szCs w:val="26"/>
+            </w:rPr>
+            <w:t>BLPeriodStart</w:t>
+          </w:r>
+          <w:proofErr w:type="spellEnd"/>
+          <w:r>
+            <w:rPr>
+              <w:rFonts w:ascii="BC Sans" w:hAnsi="BC Sans"/>
+              <w:color w:val="000000"/>
+              <w:sz w:val="26"/>
+              <w:szCs w:val="26"/>
+            </w:rPr>
+            <w:t>}}</w:t>
+          </w:r>
+          <w:r>
+            <w:rPr>
+              <w:color w:val="000000"/>
+            </w:rPr>
+            <w:br/>
+          </w:r>
+          <w:r>
+            <w:rPr>
+              <w:rFonts w:ascii="BC Sans" w:hAnsi="BC Sans"/>
+              <w:b/>
+              <w:bCs/>
+              <w:color w:val="000000"/>
+              <w:sz w:val="26"/>
+              <w:szCs w:val="26"/>
+            </w:rPr>
+            <w:t>{{#BLPeriodEnd</w:t>
+          </w:r>
+          <w:r>
+            <w:rPr>
+              <w:rFonts w:ascii="BC Sans" w:hAnsi="BC Sans"/>
+              <w:b/>
+              <w:bCs/>
+              <w:color w:val="000000"/>
+              <w:sz w:val="26"/>
+              <w:szCs w:val="26"/>
+            </w:rPr>
+            <w:t>Date</w:t>
+          </w:r>
+          <w:proofErr w:type="gramStart"/>
+          <w:r>
+            <w:rPr>
+              <w:rFonts w:ascii="BC Sans" w:hAnsi="BC Sans"/>
+              <w:b/>
+              <w:bCs/>
+              <w:color w:val="000000"/>
+              <w:sz w:val="26"/>
+              <w:szCs w:val="26"/>
+            </w:rPr>
+            <w:t>}}Expiry</w:t>
+          </w:r>
+          <w:proofErr w:type="gramEnd"/>
+          <w:r>
+            <w:rPr>
+              <w:rFonts w:ascii="BC Sans" w:hAnsi="BC Sans"/>
+              <w:b/>
+              <w:bCs/>
+              <w:color w:val="000000"/>
+              <w:sz w:val="26"/>
+              <w:szCs w:val="26"/>
+            </w:rPr>
+            <w:t xml:space="preserve"> </w:t>
+          </w:r>
+          <w:proofErr w:type="gramStart"/>
+          <w:r>
+            <w:rPr>
+              <w:rFonts w:ascii="BC Sans" w:hAnsi="BC Sans"/>
+              <w:b/>
+              <w:bCs/>
+              <w:color w:val="000000"/>
+              <w:sz w:val="26"/>
+              <w:szCs w:val="26"/>
+            </w:rPr>
+            <w:t>Date:</w:t>
+          </w:r>
+          <w:r>
+            <w:rPr>
+              <w:rFonts w:ascii="BC Sans" w:hAnsi="BC Sans"/>
+              <w:color w:val="000000"/>
+              <w:sz w:val="26"/>
+              <w:szCs w:val="26"/>
+            </w:rPr>
+            <w:t>{</w:t>
+          </w:r>
+          <w:proofErr w:type="gramEnd"/>
+          <w:r>
+            <w:rPr>
+              <w:rFonts w:ascii="BC Sans" w:hAnsi="BC Sans"/>
+              <w:color w:val="000000"/>
+              <w:sz w:val="26"/>
+              <w:szCs w:val="26"/>
+            </w:rPr>
+            <w:t>{</w:t>
           </w:r>
           <w:r>
             <w:rPr>
@@ -5648,6 +6209,7 @@
             <w:t>Date</w:t>
           </w:r>
           <w:proofErr w:type="spellEnd"/>
+          <w:proofErr w:type="gramStart"/>
           <w:r>
             <w:rPr>
               <w:rFonts w:ascii="BC Sans" w:hAnsi="BC Sans"/>
@@ -5655,7 +6217,17 @@
               <w:sz w:val="26"/>
               <w:szCs w:val="26"/>
             </w:rPr>
-            <w:t>}}{{/</w:t>
+            <w:t>}}{</w:t>
+          </w:r>
+          <w:proofErr w:type="gramEnd"/>
+          <w:r>
+            <w:rPr>
+              <w:rFonts w:ascii="BC Sans" w:hAnsi="BC Sans"/>
+              <w:color w:val="000000"/>
+              <w:sz w:val="26"/>
+              <w:szCs w:val="26"/>
+            </w:rPr>
+            <w:t>{/</w:t>
           </w:r>
           <w:proofErr w:type="spellStart"/>
           <w:r>
@@ -8790,23 +9362,6 @@
 </file>
 
 <file path=customXml/item1.xml><?xml version="1.0" encoding="utf-8"?>
-<?mso-contentType ?>
-<FormTemplates xmlns="http://schemas.microsoft.com/sharepoint/v3/contenttype/forms">
-  <Display>DocumentLibraryForm</Display>
-  <Edit>DocumentLibraryForm</Edit>
-  <New>DocumentLibraryForm</New>
-</FormTemplates>
-</file>
-
-<file path=customXml/item2.xml><?xml version="1.0" encoding="utf-8"?>
-<p:properties xmlns:p="http://schemas.microsoft.com/office/2006/metadata/properties" xmlns:xsi="http://www.w3.org/2001/XMLSchema-instance" xmlns:pc="http://schemas.microsoft.com/office/infopath/2007/PartnerControls">
-  <documentManagement>
-    <_activity xmlns="13224391-9520-4043-8144-ea4246789642" xsi:nil="true"/>
-  </documentManagement>
-</p:properties>
-</file>
-
-<file path=customXml/item3.xml><?xml version="1.0" encoding="utf-8"?>
 <ct:contentTypeSchema xmlns:ct="http://schemas.microsoft.com/office/2006/metadata/contentType" xmlns:ma="http://schemas.microsoft.com/office/2006/metadata/properties/metaAttributes" ct:_="" ma:_="" ma:contentTypeName="Document" ma:contentTypeID="0x01010002381797402D29459302B87BC08D6BFF" ma:contentTypeVersion="14" ma:contentTypeDescription="Create a new document." ma:contentTypeScope="" ma:versionID="d0190f6de51f6e99d4003aca1d9fda60">
   <xsd:schema xmlns:xsd="http://www.w3.org/2001/XMLSchema" xmlns:xs="http://www.w3.org/2001/XMLSchema" xmlns:p="http://schemas.microsoft.com/office/2006/metadata/properties" xmlns:ns3="13224391-9520-4043-8144-ea4246789642" xmlns:ns4="be94fa87-42a6-40f5-955d-92ea8844be4c" targetNamespace="http://schemas.microsoft.com/office/2006/metadata/properties" ma:root="true" ma:fieldsID="d16e9fa0f80c802ed69b371a291e984e" ns3:_="" ns4:_="">
     <xsd:import namespace="13224391-9520-4043-8144-ea4246789642"/>
@@ -9033,25 +9588,24 @@
 </ct:contentTypeSchema>
 </file>
 
-<file path=customXml/itemProps1.xml><?xml version="1.0" encoding="utf-8"?>
-<ds:datastoreItem xmlns:ds="http://schemas.openxmlformats.org/officeDocument/2006/customXml" ds:itemID="{1C5B2013-E90D-4927-A589-8E229EE0056F}">
-  <ds:schemaRefs>
-    <ds:schemaRef ds:uri="http://schemas.microsoft.com/sharepoint/v3/contenttype/forms"/>
-  </ds:schemaRefs>
-</ds:datastoreItem>
+<file path=customXml/item2.xml><?xml version="1.0" encoding="utf-8"?>
+<p:properties xmlns:p="http://schemas.microsoft.com/office/2006/metadata/properties" xmlns:xsi="http://www.w3.org/2001/XMLSchema-instance" xmlns:pc="http://schemas.microsoft.com/office/infopath/2007/PartnerControls">
+  <documentManagement>
+    <_activity xmlns="13224391-9520-4043-8144-ea4246789642" xsi:nil="true"/>
+  </documentManagement>
+</p:properties>
 </file>
 
-<file path=customXml/itemProps2.xml><?xml version="1.0" encoding="utf-8"?>
-<ds:datastoreItem xmlns:ds="http://schemas.openxmlformats.org/officeDocument/2006/customXml" ds:itemID="{DF54842B-B632-4470-BC7C-362633B9A6DF}">
-  <ds:schemaRefs>
-    <ds:schemaRef ds:uri="http://schemas.microsoft.com/office/2006/metadata/properties"/>
-    <ds:schemaRef ds:uri="http://schemas.microsoft.com/office/infopath/2007/PartnerControls"/>
-    <ds:schemaRef ds:uri="13224391-9520-4043-8144-ea4246789642"/>
-  </ds:schemaRefs>
-</ds:datastoreItem>
+<file path=customXml/item3.xml><?xml version="1.0" encoding="utf-8"?>
+<?mso-contentType ?>
+<FormTemplates xmlns="http://schemas.microsoft.com/sharepoint/v3/contenttype/forms">
+  <Display>DocumentLibraryForm</Display>
+  <Edit>DocumentLibraryForm</Edit>
+  <New>DocumentLibraryForm</New>
+</FormTemplates>
 </file>
 
-<file path=customXml/itemProps3.xml><?xml version="1.0" encoding="utf-8"?>
+<file path=customXml/itemProps1.xml><?xml version="1.0" encoding="utf-8"?>
 <ds:datastoreItem xmlns:ds="http://schemas.openxmlformats.org/officeDocument/2006/customXml" ds:itemID="{FE79DDA2-865B-486C-8B68-5C0139048C07}">
   <ds:schemaRefs>
     <ds:schemaRef ds:uri="http://schemas.microsoft.com/office/2006/metadata/contentType"/>
@@ -9068,4 +9622,22 @@
     <ds:schemaRef ds:uri="http://schemas.microsoft.com/internal/obd"/>
   </ds:schemaRefs>
 </ds:datastoreItem>
+</file>
+
+<file path=customXml/itemProps2.xml><?xml version="1.0" encoding="utf-8"?>
+<ds:datastoreItem xmlns:ds="http://schemas.openxmlformats.org/officeDocument/2006/customXml" ds:itemID="{DF54842B-B632-4470-BC7C-362633B9A6DF}">
+  <ds:schemaRefs>
+    <ds:schemaRef ds:uri="http://schemas.microsoft.com/office/2006/metadata/properties"/>
+    <ds:schemaRef ds:uri="http://schemas.microsoft.com/office/infopath/2007/PartnerControls"/>
+    <ds:schemaRef ds:uri="13224391-9520-4043-8144-ea4246789642"/>
+  </ds:schemaRefs>
+</ds:datastoreItem>
+</file>
+
+<file path=customXml/itemProps3.xml><?xml version="1.0" encoding="utf-8"?>
+<ds:datastoreItem xmlns:ds="http://schemas.openxmlformats.org/officeDocument/2006/customXml" ds:itemID="{1C5B2013-E90D-4927-A589-8E229EE0056F}">
+  <ds:schemaRefs>
+    <ds:schemaRef ds:uri="http://schemas.microsoft.com/sharepoint/v3/contenttype/forms"/>
+  </ds:schemaRefs>
+</ds:datastoreItem>
 </file>
--- a/PHOCS-Docgentemplates/PHOCSConstructionPermitTemplate.docx
+++ b/PHOCS-Docgentemplates/PHOCSConstructionPermitTemplate.docx
@@ -1,6 +1,6 @@
 
 <file path=word/document.xml><?xml version="1.0" encoding="utf-8"?>
-<w:document xmlns:wpc="http://schemas.microsoft.com/office/word/2010/wordprocessingCanvas" xmlns:cx="http://schemas.microsoft.com/office/drawing/2014/chartex" xmlns:cx1="http://schemas.microsoft.com/office/drawing/2015/9/8/chartex" xmlns:cx2="http://schemas.microsoft.com/office/drawing/2015/10/21/chartex" xmlns:cx3="http://schemas.microsoft.com/office/drawing/2016/5/9/chartex" xmlns:cx4="http://schemas.microsoft.com/office/drawing/2016/5/10/chartex" xmlns:cx5="http://schemas.microsoft.com/office/drawing/2016/5/11/chartex" xmlns:cx6="http://schemas.microsoft.com/office/drawing/2016/5/12/chartex" xmlns:cx7="http://schemas.microsoft.com/office/drawing/2016/5/13/chartex" xmlns:cx8="http://schemas.microsoft.com/office/drawing/2016/5/14/chartex" xmlns:mc="http://schemas.openxmlformats.org/markup-compatibility/2006" xmlns:aink="http://schemas.microsoft.com/office/drawing/2016/ink" xmlns:am3d="http://schemas.microsoft.com/office/drawing/2017/model3d" xmlns:o="urn:schemas-microsoft-com:office:office" xmlns:oel="http://schemas.microsoft.com/office/2019/extlst" xmlns:r="http://schemas.openxmlformats.org/officeDocument/2006/relationships" xmlns:m="http://schemas.openxmlformats.org/officeDocument/2006/math" xmlns:v="urn:schemas-microsoft-com:vml" xmlns:wp14="http://schemas.microsoft.com/office/word/2010/wordprocessingDrawing" xmlns:wp="http://schemas.openxmlformats.org/drawingml/2006/wordprocessingDrawing" xmlns:w10="urn:schemas-microsoft-com:office:word" xmlns:w="http://schemas.openxmlformats.org/wordprocessingml/2006/main" xmlns:w14="http://schemas.microsoft.com/office/word/2010/wordml" xmlns:w15="http://schemas.microsoft.com/office/word/2012/wordml" xmlns:w16cei="http://schemas.microsoft.com/office/word/2026/wordml/cei" xmlns:w16cex="http://schemas.microsoft.com/office/word/2018/wordml/cex" xmlns:w16cid="http://schemas.microsoft.com/office/word/2016/wordml/cid" xmlns:w16="http://schemas.microsoft.com/office/word/2018/wordml" xmlns:w16du="http://schemas.microsoft.com/office/word/2023/wordml/word16du" xmlns:w16sdtdh="http://schemas.microsoft.com/office/word/2020/wordml/sdtdatahash" xmlns:w16sdtfl="http://schemas.microsoft.com/office/word/2024/wordml/sdtformatlock" xmlns:w16se="http://schemas.microsoft.com/office/word/2015/wordml/symex" xmlns:wpg="http://schemas.microsoft.com/office/word/2010/wordprocessingGroup" xmlns:wpi="http://schemas.microsoft.com/office/word/2010/wordprocessingInk" xmlns:wne="http://schemas.microsoft.com/office/word/2006/wordml" xmlns:wps="http://schemas.microsoft.com/office/word/2010/wordprocessingShape" mc:Ignorable="w14 w15 w16se w16cid w16 w16cex w16sdtdh w16sdtfl w16du wp14">
+<w:document xmlns:wpc="http://schemas.microsoft.com/office/word/2010/wordprocessingCanvas" xmlns:cx="http://schemas.microsoft.com/office/drawing/2014/chartex" xmlns:cx1="http://schemas.microsoft.com/office/drawing/2015/9/8/chartex" xmlns:cx2="http://schemas.microsoft.com/office/drawing/2015/10/21/chartex" xmlns:cx3="http://schemas.microsoft.com/office/drawing/2016/5/9/chartex" xmlns:cx4="http://schemas.microsoft.com/office/drawing/2016/5/10/chartex" xmlns:cx5="http://schemas.microsoft.com/office/drawing/2016/5/11/chartex" xmlns:cx6="http://schemas.microsoft.com/office/drawing/2016/5/12/chartex" xmlns:cx7="http://schemas.microsoft.com/office/drawing/2016/5/13/chartex" xmlns:cx8="http://schemas.microsoft.com/office/drawing/2016/5/14/chartex" xmlns:mc="http://schemas.openxmlformats.org/markup-compatibility/2006" xmlns:aink="http://schemas.microsoft.com/office/drawing/2016/ink" xmlns:am3d="http://schemas.microsoft.com/office/drawing/2017/model3d" xmlns:o="urn:schemas-microsoft-com:office:office" xmlns:oel="http://schemas.microsoft.com/office/2019/extlst" xmlns:r="http://schemas.openxmlformats.org/officeDocument/2006/relationships" xmlns:m="http://schemas.openxmlformats.org/officeDocument/2006/math" xmlns:v="urn:schemas-microsoft-com:vml" xmlns:wp14="http://schemas.microsoft.com/office/word/2010/wordprocessingDrawing" xmlns:wp="http://schemas.openxmlformats.org/drawingml/2006/wordprocessingDrawing" xmlns:w10="urn:schemas-microsoft-com:office:word" xmlns:w="http://schemas.openxmlformats.org/wordprocessingml/2006/main" xmlns:w14="http://schemas.microsoft.com/office/word/2010/wordml" xmlns:w15="http://schemas.microsoft.com/office/word/2012/wordml" xmlns:w16cex="http://schemas.microsoft.com/office/word/2018/wordml/cex" xmlns:w16cid="http://schemas.microsoft.com/office/word/2016/wordml/cid" xmlns:w16="http://schemas.microsoft.com/office/word/2018/wordml" xmlns:w16du="http://schemas.microsoft.com/office/word/2023/wordml/word16du" xmlns:w16sdtdh="http://schemas.microsoft.com/office/word/2020/wordml/sdtdatahash" xmlns:w16sdtfl="http://schemas.microsoft.com/office/word/2024/wordml/sdtformatlock" xmlns:w16se="http://schemas.microsoft.com/office/word/2015/wordml/symex" xmlns:wpg="http://schemas.microsoft.com/office/word/2010/wordprocessingGroup" xmlns:wpi="http://schemas.microsoft.com/office/word/2010/wordprocessingInk" xmlns:wne="http://schemas.microsoft.com/office/word/2006/wordml" xmlns:wps="http://schemas.microsoft.com/office/word/2010/wordprocessingShape" mc:Ignorable="w14 w15 w16se w16cid w16 w16cex w16sdtdh w16sdtfl w16du wp14">
   <w:body>
     <w:tbl>
       <w:tblPr>
@@ -319,7 +319,57 @@
                 <w:sz w:val="24"/>
                 <w:szCs w:val="24"/>
               </w:rPr>
-              <w:t>{{BLAccountPhysicalAddressCity}</w:t>
+              <w:t>{{</w:t>
+            </w:r>
+            <w:proofErr w:type="spellStart"/>
+            <w:r>
+              <w:rPr>
+                <w:rFonts w:ascii="BC Sans" w:hAnsi="BC Sans"/>
+                <w:sz w:val="24"/>
+                <w:szCs w:val="24"/>
+              </w:rPr>
+              <w:t>BLAccountPhysicalAddressCity</w:t>
+            </w:r>
+            <w:proofErr w:type="spellEnd"/>
+            <w:r>
+              <w:rPr>
+                <w:rFonts w:ascii="BC Sans" w:hAnsi="BC Sans"/>
+                <w:sz w:val="24"/>
+                <w:szCs w:val="24"/>
+              </w:rPr>
+              <w:t>}}</w:t>
+            </w:r>
+            <w:r>
+              <w:rPr>
+                <w:rFonts w:ascii="BC Sans" w:hAnsi="BC Sans"/>
+                <w:sz w:val="24"/>
+                <w:szCs w:val="24"/>
+              </w:rPr>
+              <w:t xml:space="preserve"> </w:t>
+            </w:r>
+            <w:r>
+              <w:rPr>
+                <w:rFonts w:ascii="BC Sans" w:hAnsi="BC Sans"/>
+                <w:sz w:val="24"/>
+                <w:szCs w:val="24"/>
+              </w:rPr>
+              <w:t>{{</w:t>
+            </w:r>
+            <w:r>
+              <w:rPr>
+                <w:rFonts w:ascii="BC Sans" w:hAnsi="BC Sans"/>
+                <w:sz w:val="24"/>
+                <w:szCs w:val="24"/>
+              </w:rPr>
+              <w:t>BLAccountPhysicalAddressState</w:t>
+            </w:r>
+            <w:r>
+              <w:rPr>
+                <w:rFonts w:ascii="BC Sans" w:hAnsi="BC Sans"/>
+                <w:sz w:val="24"/>
+                <w:szCs w:val="24"/>
+              </w:rPr>
+              <w:t>}</w:t>
             </w:r>
             <w:proofErr w:type="gramStart"/>
             <w:r>
@@ -328,7 +378,15 @@
                 <w:sz w:val="24"/>
                 <w:szCs w:val="24"/>
               </w:rPr>
-              <w:t>},{</w:t>
+              <w:t>}</w:t>
+            </w:r>
+            <w:r>
+              <w:rPr>
+                <w:rFonts w:ascii="BC Sans" w:hAnsi="BC Sans"/>
+                <w:sz w:val="24"/>
+                <w:szCs w:val="24"/>
+              </w:rPr>
+              <w:t>,{</w:t>
             </w:r>
             <w:proofErr w:type="gramEnd"/>
             <w:r>
@@ -2213,160 +2271,6 @@
               <w:t xml:space="preserve"> Permit:</w:t>
             </w:r>
           </w:p>
-          <w:p>
-            <w:pPr>
-              <w:pStyle w:val="ListParagraph"/>
-              <w:numPr>
-                <w:ilvl w:val="0"/>
-                <w:numId w:val="2"/>
-              </w:numPr>
-              <w:spacing w:after="0" w:line="252" w:lineRule="auto"/>
-              <w:rPr>
-                <w:rFonts w:ascii="BC Sans" w:hAnsi="BC Sans"/>
-                <w:sz w:val="24"/>
-                <w:szCs w:val="24"/>
-              </w:rPr>
-            </w:pPr>
-            <w:r>
-              <w:rPr>
-                <w:rFonts w:ascii="BC Sans" w:hAnsi="BC Sans"/>
-                <w:sz w:val="24"/>
-                <w:szCs w:val="24"/>
-              </w:rPr>
-              <w:t>Water samples from post-treatment sham be</w:t>
-            </w:r>
-            <w:r>
-              <w:rPr>
-                <w:rFonts w:ascii="Arial" w:hAnsi="Arial" w:cs="Arial"/>
-                <w:sz w:val="24"/>
-                <w:szCs w:val="24"/>
-              </w:rPr>
-              <w:t> </w:t>
-            </w:r>
-            <w:r>
-              <w:rPr>
-                <w:rFonts w:ascii="BC Sans" w:hAnsi="BC Sans"/>
-                <w:sz w:val="24"/>
-                <w:szCs w:val="24"/>
-              </w:rPr>
-              <w:t>submitted</w:t>
-            </w:r>
-            <w:r>
-              <w:rPr>
-                <w:rFonts w:ascii="Arial" w:hAnsi="Arial" w:cs="Arial"/>
-                <w:sz w:val="24"/>
-                <w:szCs w:val="24"/>
-              </w:rPr>
-              <w:t> </w:t>
-            </w:r>
-            <w:r>
-              <w:rPr>
-                <w:rFonts w:ascii="BC Sans" w:hAnsi="BC Sans"/>
-                <w:sz w:val="24"/>
-                <w:szCs w:val="24"/>
-              </w:rPr>
-              <w:t>to an accredited laboratory for analyst of manganese concentration every 6 months (March and September)</w:t>
-            </w:r>
-          </w:p>
-          <w:p>
-            <w:pPr>
-              <w:pStyle w:val="ListParagraph"/>
-              <w:numPr>
-                <w:ilvl w:val="0"/>
-                <w:numId w:val="2"/>
-              </w:numPr>
-              <w:spacing w:after="0" w:line="252" w:lineRule="auto"/>
-              <w:rPr>
-                <w:rFonts w:ascii="BC Sans" w:hAnsi="BC Sans"/>
-                <w:sz w:val="24"/>
-                <w:szCs w:val="24"/>
-              </w:rPr>
-            </w:pPr>
-            <w:r>
-              <w:rPr>
-                <w:rFonts w:ascii="BC Sans" w:hAnsi="BC Sans"/>
-                <w:sz w:val="24"/>
-                <w:szCs w:val="24"/>
-              </w:rPr>
-              <w:t>A copy of manganese test results</w:t>
-            </w:r>
-            <w:r>
-              <w:rPr>
-                <w:rFonts w:ascii="Arial" w:hAnsi="Arial" w:cs="Arial"/>
-                <w:sz w:val="24"/>
-                <w:szCs w:val="24"/>
-              </w:rPr>
-              <w:t> </w:t>
-            </w:r>
-            <w:proofErr w:type="gramStart"/>
-            <w:r>
-              <w:rPr>
-                <w:rFonts w:ascii="BC Sans" w:hAnsi="BC Sans"/>
-                <w:sz w:val="24"/>
-                <w:szCs w:val="24"/>
-              </w:rPr>
-              <w:t>are</w:t>
-            </w:r>
-            <w:proofErr w:type="gramEnd"/>
-            <w:r>
-              <w:rPr>
-                <w:rFonts w:ascii="Arial" w:hAnsi="Arial" w:cs="Arial"/>
-                <w:sz w:val="24"/>
-                <w:szCs w:val="24"/>
-              </w:rPr>
-              <w:t> </w:t>
-            </w:r>
-            <w:r>
-              <w:rPr>
-                <w:rFonts w:ascii="BC Sans" w:hAnsi="BC Sans"/>
-                <w:sz w:val="24"/>
-                <w:szCs w:val="24"/>
-              </w:rPr>
-              <w:t>to</w:t>
-            </w:r>
-            <w:r>
-              <w:rPr>
-                <w:rFonts w:ascii="BC Sans" w:hAnsi="BC Sans"/>
-                <w:sz w:val="24"/>
-                <w:szCs w:val="24"/>
-              </w:rPr>
-              <w:t xml:space="preserve"> be submitted to</w:t>
-            </w:r>
-            <w:r>
-              <w:rPr>
-                <w:rFonts w:ascii="BC Sans" w:hAnsi="BC Sans"/>
-                <w:sz w:val="24"/>
-                <w:szCs w:val="24"/>
-              </w:rPr>
-              <w:t xml:space="preserve"> </w:t>
-            </w:r>
-            <w:r>
-              <w:rPr>
-                <w:rFonts w:ascii="BC Sans" w:hAnsi="BC Sans"/>
-                <w:sz w:val="24"/>
-                <w:szCs w:val="24"/>
-              </w:rPr>
-              <w:t>{{</w:t>
-            </w:r>
-            <w:proofErr w:type="spellStart"/>
-            <w:r>
-              <w:rPr>
-                <w:rFonts w:ascii="BC Sans" w:hAnsi="BC Sans"/>
-                <w:sz w:val="24"/>
-                <w:szCs w:val="24"/>
-              </w:rPr>
-              <w:t>BLAccountHealthAuthority</w:t>
-            </w:r>
-            <w:proofErr w:type="spellEnd"/>
-            <w:r>
-              <w:rPr>
-                <w:rFonts w:ascii="BC Sans" w:hAnsi="BC Sans"/>
-                <w:sz w:val="24"/>
-                <w:szCs w:val="24"/>
-              </w:rPr>
-              <w:t>}}</w:t>
-            </w:r>
-          </w:p>
         </w:tc>
       </w:tr>
       <w:tr>
@@ -2385,7 +2289,6 @@
                 <w:sz w:val="24"/>
                 <w:szCs w:val="24"/>
               </w:rPr>
-              <w:lastRenderedPageBreak/>
               <w:t>{{#IF_isConditionNotPresent}} None {{/</w:t>
             </w:r>
             <w:proofErr w:type="spellStart"/>
@@ -2651,6 +2554,7 @@
                       <w:sz w:val="24"/>
                       <w:szCs w:val="24"/>
                     </w:rPr>
+                    <w:lastRenderedPageBreak/>
                     <w:t> </w:t>
                   </w:r>
                 </w:p>
@@ -3233,7 +3137,6 @@
                 <w:szCs w:val="24"/>
                 <w:lang w:val="en-CA"/>
               </w:rPr>
-              <w:lastRenderedPageBreak/>
               <w:t>Written Approval Required for Design Changes:</w:t>
             </w:r>
             <w:r>
@@ -3375,7 +3278,17 @@
                 <w:szCs w:val="24"/>
                 <w:lang w:val="en-CA"/>
               </w:rPr>
-              <w:t>This approval is subject to the design amendments and conditions</w:t>
+              <w:t xml:space="preserve">This approval is subject to </w:t>
+            </w:r>
+            <w:r>
+              <w:rPr>
+                <w:rFonts w:ascii="BC Sans" w:hAnsi="BC Sans"/>
+                <w:sz w:val="24"/>
+                <w:szCs w:val="24"/>
+                <w:lang w:val="en-CA"/>
+              </w:rPr>
+              <w:lastRenderedPageBreak/>
+              <w:t>the design amendments and conditions</w:t>
             </w:r>
             <w:r>
               <w:rPr>
@@ -4018,7 +3931,6 @@
                 <w:sz w:val="24"/>
                 <w:szCs w:val="24"/>
               </w:rPr>
-              <w:lastRenderedPageBreak/>
               <w:t>Issuing Authority:</w:t>
             </w:r>
           </w:p>
@@ -4128,6 +4040,7 @@
         <w:spacing w:after="0"/>
       </w:pPr>
       <w:r>
+        <w:lastRenderedPageBreak/>
         <w:tab/>
       </w:r>
     </w:p>
@@ -4139,6 +4052,22 @@
       <w:pPr>
         <w:jc w:val="center"/>
       </w:pPr>
+    </w:p>
+    <w:p/>
+    <w:p/>
+    <w:p/>
+    <w:p/>
+    <w:p/>
+    <w:p/>
+    <w:p>
+      <w:pPr>
+        <w:tabs>
+          <w:tab w:val="left" w:pos="5230"/>
+        </w:tabs>
+      </w:pPr>
+      <w:r>
+        <w:tab/>
+      </w:r>
     </w:p>
     <w:sectPr>
       <w:headerReference w:type="default" r:id="rId11"/>
@@ -4156,7 +4085,7 @@
 </file>
 
 <file path=word/endnotes.xml><?xml version="1.0" encoding="utf-8"?>
-<w:endnotes xmlns:wpc="http://schemas.microsoft.com/office/word/2010/wordprocessingCanvas" xmlns:cx="http://schemas.microsoft.com/office/drawing/2014/chartex" xmlns:cx1="http://schemas.microsoft.com/office/drawing/2015/9/8/chartex" xmlns:cx2="http://schemas.microsoft.com/office/drawing/2015/10/21/chartex" xmlns:cx3="http://schemas.microsoft.com/office/drawing/2016/5/9/chartex" xmlns:cx4="http://schemas.microsoft.com/office/drawing/2016/5/10/chartex" xmlns:cx5="http://schemas.microsoft.com/office/drawing/2016/5/11/chartex" xmlns:cx6="http://schemas.microsoft.com/office/drawing/2016/5/12/chartex" xmlns:cx7="http://schemas.microsoft.com/office/drawing/2016/5/13/chartex" xmlns:cx8="http://schemas.microsoft.com/office/drawing/2016/5/14/chartex" xmlns:mc="http://schemas.openxmlformats.org/markup-compatibility/2006" xmlns:aink="http://schemas.microsoft.com/office/drawing/2016/ink" xmlns:am3d="http://schemas.microsoft.com/office/drawing/2017/model3d" xmlns:o="urn:schemas-microsoft-com:office:office" xmlns:oel="http://schemas.microsoft.com/office/2019/extlst" xmlns:r="http://schemas.openxmlformats.org/officeDocument/2006/relationships" xmlns:m="http://schemas.openxmlformats.org/officeDocument/2006/math" xmlns:v="urn:schemas-microsoft-com:vml" xmlns:wp14="http://schemas.microsoft.com/office/word/2010/wordprocessingDrawing" xmlns:wp="http://schemas.openxmlformats.org/drawingml/2006/wordprocessingDrawing" xmlns:w10="urn:schemas-microsoft-com:office:word" xmlns:w="http://schemas.openxmlformats.org/wordprocessingml/2006/main" xmlns:w14="http://schemas.microsoft.com/office/word/2010/wordml" xmlns:w15="http://schemas.microsoft.com/office/word/2012/wordml" xmlns:w16cei="http://schemas.microsoft.com/office/word/2026/wordml/cei" xmlns:w16cex="http://schemas.microsoft.com/office/word/2018/wordml/cex" xmlns:w16cid="http://schemas.microsoft.com/office/word/2016/wordml/cid" xmlns:w16="http://schemas.microsoft.com/office/word/2018/wordml" xmlns:w16du="http://schemas.microsoft.com/office/word/2023/wordml/word16du" xmlns:w16sdtdh="http://schemas.microsoft.com/office/word/2020/wordml/sdtdatahash" xmlns:w16sdtfl="http://schemas.microsoft.com/office/word/2024/wordml/sdtformatlock" xmlns:w16se="http://schemas.microsoft.com/office/word/2015/wordml/symex" xmlns:wpg="http://schemas.microsoft.com/office/word/2010/wordprocessingGroup" xmlns:wpi="http://schemas.microsoft.com/office/word/2010/wordprocessingInk" xmlns:wne="http://schemas.microsoft.com/office/word/2006/wordml" xmlns:wps="http://schemas.microsoft.com/office/word/2010/wordprocessingShape" mc:Ignorable="w14 w15 w16se w16cid w16 w16cex w16sdtdh w16sdtfl w16du wp14">
+<w:endnotes xmlns:wpc="http://schemas.microsoft.com/office/word/2010/wordprocessingCanvas" xmlns:cx="http://schemas.microsoft.com/office/drawing/2014/chartex" xmlns:cx1="http://schemas.microsoft.com/office/drawing/2015/9/8/chartex" xmlns:cx2="http://schemas.microsoft.com/office/drawing/2015/10/21/chartex" xmlns:cx3="http://schemas.microsoft.com/office/drawing/2016/5/9/chartex" xmlns:cx4="http://schemas.microsoft.com/office/drawing/2016/5/10/chartex" xmlns:cx5="http://schemas.microsoft.com/office/drawing/2016/5/11/chartex" xmlns:cx6="http://schemas.microsoft.com/office/drawing/2016/5/12/chartex" xmlns:cx7="http://schemas.microsoft.com/office/drawing/2016/5/13/chartex" xmlns:cx8="http://schemas.microsoft.com/office/drawing/2016/5/14/chartex" xmlns:mc="http://schemas.openxmlformats.org/markup-compatibility/2006" xmlns:aink="http://schemas.microsoft.com/office/drawing/2016/ink" xmlns:am3d="http://schemas.microsoft.com/office/drawing/2017/model3d" xmlns:o="urn:schemas-microsoft-com:office:office" xmlns:oel="http://schemas.microsoft.com/office/2019/extlst" xmlns:r="http://schemas.openxmlformats.org/officeDocument/2006/relationships" xmlns:m="http://schemas.openxmlformats.org/officeDocument/2006/math" xmlns:v="urn:schemas-microsoft-com:vml" xmlns:wp14="http://schemas.microsoft.com/office/word/2010/wordprocessingDrawing" xmlns:wp="http://schemas.openxmlformats.org/drawingml/2006/wordprocessingDrawing" xmlns:w10="urn:schemas-microsoft-com:office:word" xmlns:w="http://schemas.openxmlformats.org/wordprocessingml/2006/main" xmlns:w14="http://schemas.microsoft.com/office/word/2010/wordml" xmlns:w15="http://schemas.microsoft.com/office/word/2012/wordml" xmlns:w16cex="http://schemas.microsoft.com/office/word/2018/wordml/cex" xmlns:w16cid="http://schemas.microsoft.com/office/word/2016/wordml/cid" xmlns:w16="http://schemas.microsoft.com/office/word/2018/wordml" xmlns:w16du="http://schemas.microsoft.com/office/word/2023/wordml/word16du" xmlns:w16sdtdh="http://schemas.microsoft.com/office/word/2020/wordml/sdtdatahash" xmlns:w16sdtfl="http://schemas.microsoft.com/office/word/2024/wordml/sdtformatlock" xmlns:w16se="http://schemas.microsoft.com/office/word/2015/wordml/symex" xmlns:wpg="http://schemas.microsoft.com/office/word/2010/wordprocessingGroup" xmlns:wpi="http://schemas.microsoft.com/office/word/2010/wordprocessingInk" xmlns:wne="http://schemas.microsoft.com/office/word/2006/wordml" xmlns:wps="http://schemas.microsoft.com/office/word/2010/wordprocessingShape" mc:Ignorable="w14 w15 w16se w16cid w16 w16cex w16sdtdh w16sdtfl w16du wp14">
   <w:endnote w:type="separator" w:id="-1">
     <w:p>
       <w:pPr>
@@ -4181,7 +4110,7 @@
 </file>
 
 <file path=word/footer1.xml><?xml version="1.0" encoding="utf-8"?>
-<w:ftr xmlns:wpc="http://schemas.microsoft.com/office/word/2010/wordprocessingCanvas" xmlns:cx="http://schemas.microsoft.com/office/drawing/2014/chartex" xmlns:cx1="http://schemas.microsoft.com/office/drawing/2015/9/8/chartex" xmlns:cx2="http://schemas.microsoft.com/office/drawing/2015/10/21/chartex" xmlns:cx3="http://schemas.microsoft.com/office/drawing/2016/5/9/chartex" xmlns:cx4="http://schemas.microsoft.com/office/drawing/2016/5/10/chartex" xmlns:cx5="http://schemas.microsoft.com/office/drawing/2016/5/11/chartex" xmlns:cx6="http://schemas.microsoft.com/office/drawing/2016/5/12/chartex" xmlns:cx7="http://schemas.microsoft.com/office/drawing/2016/5/13/chartex" xmlns:cx8="http://schemas.microsoft.com/office/drawing/2016/5/14/chartex" xmlns:mc="http://schemas.openxmlformats.org/markup-compatibility/2006" xmlns:aink="http://schemas.microsoft.com/office/drawing/2016/ink" xmlns:am3d="http://schemas.microsoft.com/office/drawing/2017/model3d" xmlns:o="urn:schemas-microsoft-com:office:office" xmlns:oel="http://schemas.microsoft.com/office/2019/extlst" xmlns:r="http://schemas.openxmlformats.org/officeDocument/2006/relationships" xmlns:m="http://schemas.openxmlformats.org/officeDocument/2006/math" xmlns:v="urn:schemas-microsoft-com:vml" xmlns:wp14="http://schemas.microsoft.com/office/word/2010/wordprocessingDrawing" xmlns:wp="http://schemas.openxmlformats.org/drawingml/2006/wordprocessingDrawing" xmlns:w10="urn:schemas-microsoft-com:office:word" xmlns:w="http://schemas.openxmlformats.org/wordprocessingml/2006/main" xmlns:w14="http://schemas.microsoft.com/office/word/2010/wordml" xmlns:w15="http://schemas.microsoft.com/office/word/2012/wordml" xmlns:w16cei="http://schemas.microsoft.com/office/word/2026/wordml/cei" xmlns:w16cex="http://schemas.microsoft.com/office/word/2018/wordml/cex" xmlns:w16cid="http://schemas.microsoft.com/office/word/2016/wordml/cid" xmlns:w16="http://schemas.microsoft.com/office/word/2018/wordml" xmlns:w16du="http://schemas.microsoft.com/office/word/2023/wordml/word16du" xmlns:w16sdtdh="http://schemas.microsoft.com/office/word/2020/wordml/sdtdatahash" xmlns:w16sdtfl="http://schemas.microsoft.com/office/word/2024/wordml/sdtformatlock" xmlns:w16se="http://schemas.microsoft.com/office/word/2015/wordml/symex" xmlns:wpg="http://schemas.microsoft.com/office/word/2010/wordprocessingGroup" xmlns:wpi="http://schemas.microsoft.com/office/word/2010/wordprocessingInk" xmlns:wne="http://schemas.microsoft.com/office/word/2006/wordml" xmlns:wps="http://schemas.microsoft.com/office/word/2010/wordprocessingShape" mc:Ignorable="w14 w15 w16se w16cid w16 w16cex w16sdtdh w16sdtfl w16du wp14">
+<w:ftr xmlns:wpc="http://schemas.microsoft.com/office/word/2010/wordprocessingCanvas" xmlns:cx="http://schemas.microsoft.com/office/drawing/2014/chartex" xmlns:cx1="http://schemas.microsoft.com/office/drawing/2015/9/8/chartex" xmlns:cx2="http://schemas.microsoft.com/office/drawing/2015/10/21/chartex" xmlns:cx3="http://schemas.microsoft.com/office/drawing/2016/5/9/chartex" xmlns:cx4="http://schemas.microsoft.com/office/drawing/2016/5/10/chartex" xmlns:cx5="http://schemas.microsoft.com/office/drawing/2016/5/11/chartex" xmlns:cx6="http://schemas.microsoft.com/office/drawing/2016/5/12/chartex" xmlns:cx7="http://schemas.microsoft.com/office/drawing/2016/5/13/chartex" xmlns:cx8="http://schemas.microsoft.com/office/drawing/2016/5/14/chartex" xmlns:mc="http://schemas.openxmlformats.org/markup-compatibility/2006" xmlns:aink="http://schemas.microsoft.com/office/drawing/2016/ink" xmlns:am3d="http://schemas.microsoft.com/office/drawing/2017/model3d" xmlns:o="urn:schemas-microsoft-com:office:office" xmlns:oel="http://schemas.microsoft.com/office/2019/extlst" xmlns:r="http://schemas.openxmlformats.org/officeDocument/2006/relationships" xmlns:m="http://schemas.openxmlformats.org/officeDocument/2006/math" xmlns:v="urn:schemas-microsoft-com:vml" xmlns:wp14="http://schemas.microsoft.com/office/word/2010/wordprocessingDrawing" xmlns:wp="http://schemas.openxmlformats.org/drawingml/2006/wordprocessingDrawing" xmlns:w10="urn:schemas-microsoft-com:office:word" xmlns:w="http://schemas.openxmlformats.org/wordprocessingml/2006/main" xmlns:w14="http://schemas.microsoft.com/office/word/2010/wordml" xmlns:w15="http://schemas.microsoft.com/office/word/2012/wordml" xmlns:w16cex="http://schemas.microsoft.com/office/word/2018/wordml/cex" xmlns:w16cid="http://schemas.microsoft.com/office/word/2016/wordml/cid" xmlns:w16="http://schemas.microsoft.com/office/word/2018/wordml" xmlns:w16du="http://schemas.microsoft.com/office/word/2023/wordml/word16du" xmlns:w16sdtdh="http://schemas.microsoft.com/office/word/2020/wordml/sdtdatahash" xmlns:w16sdtfl="http://schemas.microsoft.com/office/word/2024/wordml/sdtformatlock" xmlns:w16se="http://schemas.microsoft.com/office/word/2015/wordml/symex" xmlns:wpg="http://schemas.microsoft.com/office/word/2010/wordprocessingGroup" xmlns:wpi="http://schemas.microsoft.com/office/word/2010/wordprocessingInk" xmlns:wne="http://schemas.microsoft.com/office/word/2006/wordml" xmlns:wps="http://schemas.microsoft.com/office/word/2010/wordprocessingShape" mc:Ignorable="w14 w15 w16se w16cid w16 w16cex w16sdtdh w16sdtfl w16du wp14">
   <w:sdt>
     <w:sdtPr>
       <w:id w:val="-1053776733"/>
@@ -4322,18 +4251,6 @@
                 <w:rFonts w:ascii="BC Sans" w:hAnsi="BC Sans"/>
               </w:rPr>
             </w:pPr>
-            <w:r>
-              <w:rPr>
-                <w:rFonts w:ascii="BC Sans" w:hAnsi="BC Sans"/>
-              </w:rPr>
-              <w:t>THIS PERMIT IS</w:t>
-            </w:r>
-            <w:r>
-              <w:rPr>
-                <w:rFonts w:ascii="BC Sans" w:hAnsi="BC Sans"/>
-              </w:rPr>
-              <w:t xml:space="preserve"> NON-TRANSFERABLE AND MUST BE DISPLAYED IN A CONSPICUOUS LOCATION</w:t>
-            </w:r>
           </w:p>
           <w:p>
             <w:pPr>
@@ -4354,7 +4271,7 @@
 </file>
 
 <file path=word/footer2.xml><?xml version="1.0" encoding="utf-8"?>
-<w:ftr xmlns:wpc="http://schemas.microsoft.com/office/word/2010/wordprocessingCanvas" xmlns:cx="http://schemas.microsoft.com/office/drawing/2014/chartex" xmlns:cx1="http://schemas.microsoft.com/office/drawing/2015/9/8/chartex" xmlns:cx2="http://schemas.microsoft.com/office/drawing/2015/10/21/chartex" xmlns:cx3="http://schemas.microsoft.com/office/drawing/2016/5/9/chartex" xmlns:cx4="http://schemas.microsoft.com/office/drawing/2016/5/10/chartex" xmlns:cx5="http://schemas.microsoft.com/office/drawing/2016/5/11/chartex" xmlns:cx6="http://schemas.microsoft.com/office/drawing/2016/5/12/chartex" xmlns:cx7="http://schemas.microsoft.com/office/drawing/2016/5/13/chartex" xmlns:cx8="http://schemas.microsoft.com/office/drawing/2016/5/14/chartex" xmlns:mc="http://schemas.openxmlformats.org/markup-compatibility/2006" xmlns:aink="http://schemas.microsoft.com/office/drawing/2016/ink" xmlns:am3d="http://schemas.microsoft.com/office/drawing/2017/model3d" xmlns:o="urn:schemas-microsoft-com:office:office" xmlns:oel="http://schemas.microsoft.com/office/2019/extlst" xmlns:r="http://schemas.openxmlformats.org/officeDocument/2006/relationships" xmlns:m="http://schemas.openxmlformats.org/officeDocument/2006/math" xmlns:v="urn:schemas-microsoft-com:vml" xmlns:wp14="http://schemas.microsoft.com/office/word/2010/wordprocessingDrawing" xmlns:wp="http://schemas.openxmlformats.org/drawingml/2006/wordprocessingDrawing" xmlns:w10="urn:schemas-microsoft-com:office:word" xmlns:w="http://schemas.openxmlformats.org/wordprocessingml/2006/main" xmlns:w14="http://schemas.microsoft.com/office/word/2010/wordml" xmlns:w15="http://schemas.microsoft.com/office/word/2012/wordml" xmlns:w16cei="http://schemas.microsoft.com/office/word/2026/wordml/cei" xmlns:w16cex="http://schemas.microsoft.com/office/word/2018/wordml/cex" xmlns:w16cid="http://schemas.microsoft.com/office/word/2016/wordml/cid" xmlns:w16="http://schemas.microsoft.com/office/word/2018/wordml" xmlns:w16du="http://schemas.microsoft.com/office/word/2023/wordml/word16du" xmlns:w16sdtdh="http://schemas.microsoft.com/office/word/2020/wordml/sdtdatahash" xmlns:w16sdtfl="http://schemas.microsoft.com/office/word/2024/wordml/sdtformatlock" xmlns:w16se="http://schemas.microsoft.com/office/word/2015/wordml/symex" xmlns:wpg="http://schemas.microsoft.com/office/word/2010/wordprocessingGroup" xmlns:wpi="http://schemas.microsoft.com/office/word/2010/wordprocessingInk" xmlns:wne="http://schemas.microsoft.com/office/word/2006/wordml" xmlns:wps="http://schemas.microsoft.com/office/word/2010/wordprocessingShape" mc:Ignorable="w14 w15 w16se w16cid w16 w16cex w16sdtdh w16sdtfl w16du wp14">
+<w:ftr xmlns:wpc="http://schemas.microsoft.com/office/word/2010/wordprocessingCanvas" xmlns:cx="http://schemas.microsoft.com/office/drawing/2014/chartex" xmlns:cx1="http://schemas.microsoft.com/office/drawing/2015/9/8/chartex" xmlns:cx2="http://schemas.microsoft.com/office/drawing/2015/10/21/chartex" xmlns:cx3="http://schemas.microsoft.com/office/drawing/2016/5/9/chartex" xmlns:cx4="http://schemas.microsoft.com/office/drawing/2016/5/10/chartex" xmlns:cx5="http://schemas.microsoft.com/office/drawing/2016/5/11/chartex" xmlns:cx6="http://schemas.microsoft.com/office/drawing/2016/5/12/chartex" xmlns:cx7="http://schemas.microsoft.com/office/drawing/2016/5/13/chartex" xmlns:cx8="http://schemas.microsoft.com/office/drawing/2016/5/14/chartex" xmlns:mc="http://schemas.openxmlformats.org/markup-compatibility/2006" xmlns:aink="http://schemas.microsoft.com/office/drawing/2016/ink" xmlns:am3d="http://schemas.microsoft.com/office/drawing/2017/model3d" xmlns:o="urn:schemas-microsoft-com:office:office" xmlns:oel="http://schemas.microsoft.com/office/2019/extlst" xmlns:r="http://schemas.openxmlformats.org/officeDocument/2006/relationships" xmlns:m="http://schemas.openxmlformats.org/officeDocument/2006/math" xmlns:v="urn:schemas-microsoft-com:vml" xmlns:wp14="http://schemas.microsoft.com/office/word/2010/wordprocessingDrawing" xmlns:wp="http://schemas.openxmlformats.org/drawingml/2006/wordprocessingDrawing" xmlns:w10="urn:schemas-microsoft-com:office:word" xmlns:w="http://schemas.openxmlformats.org/wordprocessingml/2006/main" xmlns:w14="http://schemas.microsoft.com/office/word/2010/wordml" xmlns:w15="http://schemas.microsoft.com/office/word/2012/wordml" xmlns:w16cex="http://schemas.microsoft.com/office/word/2018/wordml/cex" xmlns:w16cid="http://schemas.microsoft.com/office/word/2016/wordml/cid" xmlns:w16="http://schemas.microsoft.com/office/word/2018/wordml" xmlns:w16du="http://schemas.microsoft.com/office/word/2023/wordml/word16du" xmlns:w16sdtdh="http://schemas.microsoft.com/office/word/2020/wordml/sdtdatahash" xmlns:w16sdtfl="http://schemas.microsoft.com/office/word/2024/wordml/sdtformatlock" xmlns:w16se="http://schemas.microsoft.com/office/word/2015/wordml/symex" xmlns:wpg="http://schemas.microsoft.com/office/word/2010/wordprocessingGroup" xmlns:wpi="http://schemas.microsoft.com/office/word/2010/wordprocessingInk" xmlns:wne="http://schemas.microsoft.com/office/word/2006/wordml" xmlns:wps="http://schemas.microsoft.com/office/word/2010/wordprocessingShape" mc:Ignorable="w14 w15 w16se w16cid w16 w16cex w16sdtdh w16sdtfl w16du wp14">
   <w:sdt>
     <w:sdtPr>
       <w:id w:val="1265265387"/>
@@ -4489,18 +4406,6 @@
                 <w:rFonts w:ascii="BC Sans" w:hAnsi="BC Sans"/>
               </w:rPr>
             </w:pPr>
-            <w:r>
-              <w:rPr>
-                <w:rFonts w:ascii="BC Sans" w:hAnsi="BC Sans"/>
-              </w:rPr>
-              <w:t>THIS PERMIT IS</w:t>
-            </w:r>
-            <w:r>
-              <w:rPr>
-                <w:rFonts w:ascii="BC Sans" w:hAnsi="BC Sans"/>
-              </w:rPr>
-              <w:t xml:space="preserve"> NON-TRANSFERABLE AND MUST BE DISPLAYED IN A CONSPICUOUS LOCATION</w:t>
-            </w:r>
           </w:p>
           <w:p>
             <w:pPr>
@@ -4521,7 +4426,7 @@
 </file>
 
 <file path=word/footnotes.xml><?xml version="1.0" encoding="utf-8"?>
-<w:footnotes xmlns:wpc="http://schemas.microsoft.com/office/word/2010/wordprocessingCanvas" xmlns:cx="http://schemas.microsoft.com/office/drawing/2014/chartex" xmlns:cx1="http://schemas.microsoft.com/office/drawing/2015/9/8/chartex" xmlns:cx2="http://schemas.microsoft.com/office/drawing/2015/10/21/chartex" xmlns:cx3="http://schemas.microsoft.com/office/drawing/2016/5/9/chartex" xmlns:cx4="http://schemas.microsoft.com/office/drawing/2016/5/10/chartex" xmlns:cx5="http://schemas.microsoft.com/office/drawing/2016/5/11/chartex" xmlns:cx6="http://schemas.microsoft.com/office/drawing/2016/5/12/chartex" xmlns:cx7="http://schemas.microsoft.com/office/drawing/2016/5/13/chartex" xmlns:cx8="http://schemas.microsoft.com/office/drawing/2016/5/14/chartex" xmlns:mc="http://schemas.openxmlformats.org/markup-compatibility/2006" xmlns:aink="http://schemas.microsoft.com/office/drawing/2016/ink" xmlns:am3d="http://schemas.microsoft.com/office/drawing/2017/model3d" xmlns:o="urn:schemas-microsoft-com:office:office" xmlns:oel="http://schemas.microsoft.com/office/2019/extlst" xmlns:r="http://schemas.openxmlformats.org/officeDocument/2006/relationships" xmlns:m="http://schemas.openxmlformats.org/officeDocument/2006/math" xmlns:v="urn:schemas-microsoft-com:vml" xmlns:wp14="http://schemas.microsoft.com/office/word/2010/wordprocessingDrawing" xmlns:wp="http://schemas.openxmlformats.org/drawingml/2006/wordprocessingDrawing" xmlns:w10="urn:schemas-microsoft-com:office:word" xmlns:w="http://schemas.openxmlformats.org/wordprocessingml/2006/main" xmlns:w14="http://schemas.microsoft.com/office/word/2010/wordml" xmlns:w15="http://schemas.microsoft.com/office/word/2012/wordml" xmlns:w16cei="http://schemas.microsoft.com/office/word/2026/wordml/cei" xmlns:w16cex="http://schemas.microsoft.com/office/word/2018/wordml/cex" xmlns:w16cid="http://schemas.microsoft.com/office/word/2016/wordml/cid" xmlns:w16="http://schemas.microsoft.com/office/word/2018/wordml" xmlns:w16du="http://schemas.microsoft.com/office/word/2023/wordml/word16du" xmlns:w16sdtdh="http://schemas.microsoft.com/office/word/2020/wordml/sdtdatahash" xmlns:w16sdtfl="http://schemas.microsoft.com/office/word/2024/wordml/sdtformatlock" xmlns:w16se="http://schemas.microsoft.com/office/word/2015/wordml/symex" xmlns:wpg="http://schemas.microsoft.com/office/word/2010/wordprocessingGroup" xmlns:wpi="http://schemas.microsoft.com/office/word/2010/wordprocessingInk" xmlns:wne="http://schemas.microsoft.com/office/word/2006/wordml" xmlns:wps="http://schemas.microsoft.com/office/word/2010/wordprocessingShape" mc:Ignorable="w14 w15 w16se w16cid w16 w16cex w16sdtdh w16sdtfl w16du wp14">
+<w:footnotes xmlns:wpc="http://schemas.microsoft.com/office/word/2010/wordprocessingCanvas" xmlns:cx="http://schemas.microsoft.com/office/drawing/2014/chartex" xmlns:cx1="http://schemas.microsoft.com/office/drawing/2015/9/8/chartex" xmlns:cx2="http://schemas.microsoft.com/office/drawing/2015/10/21/chartex" xmlns:cx3="http://schemas.microsoft.com/office/drawing/2016/5/9/chartex" xmlns:cx4="http://schemas.microsoft.com/office/drawing/2016/5/10/chartex" xmlns:cx5="http://schemas.microsoft.com/office/drawing/2016/5/11/chartex" xmlns:cx6="http://schemas.microsoft.com/office/drawing/2016/5/12/chartex" xmlns:cx7="http://schemas.microsoft.com/office/drawing/2016/5/13/chartex" xmlns:cx8="http://schemas.microsoft.com/office/drawing/2016/5/14/chartex" xmlns:mc="http://schemas.openxmlformats.org/markup-compatibility/2006" xmlns:aink="http://schemas.microsoft.com/office/drawing/2016/ink" xmlns:am3d="http://schemas.microsoft.com/office/drawing/2017/model3d" xmlns:o="urn:schemas-microsoft-com:office:office" xmlns:oel="http://schemas.microsoft.com/office/2019/extlst" xmlns:r="http://schemas.openxmlformats.org/officeDocument/2006/relationships" xmlns:m="http://schemas.openxmlformats.org/officeDocument/2006/math" xmlns:v="urn:schemas-microsoft-com:vml" xmlns:wp14="http://schemas.microsoft.com/office/word/2010/wordprocessingDrawing" xmlns:wp="http://schemas.openxmlformats.org/drawingml/2006/wordprocessingDrawing" xmlns:w10="urn:schemas-microsoft-com:office:word" xmlns:w="http://schemas.openxmlformats.org/wordprocessingml/2006/main" xmlns:w14="http://schemas.microsoft.com/office/word/2010/wordml" xmlns:w15="http://schemas.microsoft.com/office/word/2012/wordml" xmlns:w16cex="http://schemas.microsoft.com/office/word/2018/wordml/cex" xmlns:w16cid="http://schemas.microsoft.com/office/word/2016/wordml/cid" xmlns:w16="http://schemas.microsoft.com/office/word/2018/wordml" xmlns:w16du="http://schemas.microsoft.com/office/word/2023/wordml/word16du" xmlns:w16sdtdh="http://schemas.microsoft.com/office/word/2020/wordml/sdtdatahash" xmlns:w16sdtfl="http://schemas.microsoft.com/office/word/2024/wordml/sdtformatlock" xmlns:w16se="http://schemas.microsoft.com/office/word/2015/wordml/symex" xmlns:wpg="http://schemas.microsoft.com/office/word/2010/wordprocessingGroup" xmlns:wpi="http://schemas.microsoft.com/office/word/2010/wordprocessingInk" xmlns:wne="http://schemas.microsoft.com/office/word/2006/wordml" xmlns:wps="http://schemas.microsoft.com/office/word/2010/wordprocessingShape" mc:Ignorable="w14 w15 w16se w16cid w16 w16cex w16sdtdh w16sdtfl w16du wp14">
   <w:footnote w:type="separator" w:id="-1">
     <w:p>
       <w:pPr>
@@ -4546,7 +4451,7 @@
 </file>
 
 <file path=word/header1.xml><?xml version="1.0" encoding="utf-8"?>
-<w:hdr xmlns:wpc="http://schemas.microsoft.com/office/word/2010/wordprocessingCanvas" xmlns:cx="http://schemas.microsoft.com/office/drawing/2014/chartex" xmlns:cx1="http://schemas.microsoft.com/office/drawing/2015/9/8/chartex" xmlns:cx2="http://schemas.microsoft.com/office/drawing/2015/10/21/chartex" xmlns:cx3="http://schemas.microsoft.com/office/drawing/2016/5/9/chartex" xmlns:cx4="http://schemas.microsoft.com/office/drawing/2016/5/10/chartex" xmlns:cx5="http://schemas.microsoft.com/office/drawing/2016/5/11/chartex" xmlns:cx6="http://schemas.microsoft.com/office/drawing/2016/5/12/chartex" xmlns:cx7="http://schemas.microsoft.com/office/drawing/2016/5/13/chartex" xmlns:cx8="http://schemas.microsoft.com/office/drawing/2016/5/14/chartex" xmlns:mc="http://schemas.openxmlformats.org/markup-compatibility/2006" xmlns:aink="http://schemas.microsoft.com/office/drawing/2016/ink" xmlns:am3d="http://schemas.microsoft.com/office/drawing/2017/model3d" xmlns:o="urn:schemas-microsoft-com:office:office" xmlns:oel="http://schemas.microsoft.com/office/2019/extlst" xmlns:r="http://schemas.openxmlformats.org/officeDocument/2006/relationships" xmlns:m="http://schemas.openxmlformats.org/officeDocument/2006/math" xmlns:v="urn:schemas-microsoft-com:vml" xmlns:wp14="http://schemas.microsoft.com/office/word/2010/wordprocessingDrawing" xmlns:wp="http://schemas.openxmlformats.org/drawingml/2006/wordprocessingDrawing" xmlns:w10="urn:schemas-microsoft-com:office:word" xmlns:w="http://schemas.openxmlformats.org/wordprocessingml/2006/main" xmlns:w14="http://schemas.microsoft.com/office/word/2010/wordml" xmlns:w15="http://schemas.microsoft.com/office/word/2012/wordml" xmlns:w16cei="http://schemas.microsoft.com/office/word/2026/wordml/cei" xmlns:w16cex="http://schemas.microsoft.com/office/word/2018/wordml/cex" xmlns:w16cid="http://schemas.microsoft.com/office/word/2016/wordml/cid" xmlns:w16="http://schemas.microsoft.com/office/word/2018/wordml" xmlns:w16du="http://schemas.microsoft.com/office/word/2023/wordml/word16du" xmlns:w16sdtdh="http://schemas.microsoft.com/office/word/2020/wordml/sdtdatahash" xmlns:w16sdtfl="http://schemas.microsoft.com/office/word/2024/wordml/sdtformatlock" xmlns:w16se="http://schemas.microsoft.com/office/word/2015/wordml/symex" xmlns:wpg="http://schemas.microsoft.com/office/word/2010/wordprocessingGroup" xmlns:wpi="http://schemas.microsoft.com/office/word/2010/wordprocessingInk" xmlns:wne="http://schemas.microsoft.com/office/word/2006/wordml" xmlns:wps="http://schemas.microsoft.com/office/word/2010/wordprocessingShape" mc:Ignorable="w14 w15 w16se w16cid w16 w16cex w16sdtdh w16sdtfl w16du wp14">
+<w:hdr xmlns:wpc="http://schemas.microsoft.com/office/word/2010/wordprocessingCanvas" xmlns:cx="http://schemas.microsoft.com/office/drawing/2014/chartex" xmlns:cx1="http://schemas.microsoft.com/office/drawing/2015/9/8/chartex" xmlns:cx2="http://schemas.microsoft.com/office/drawing/2015/10/21/chartex" xmlns:cx3="http://schemas.microsoft.com/office/drawing/2016/5/9/chartex" xmlns:cx4="http://schemas.microsoft.com/office/drawing/2016/5/10/chartex" xmlns:cx5="http://schemas.microsoft.com/office/drawing/2016/5/11/chartex" xmlns:cx6="http://schemas.microsoft.com/office/drawing/2016/5/12/chartex" xmlns:cx7="http://schemas.microsoft.com/office/drawing/2016/5/13/chartex" xmlns:cx8="http://schemas.microsoft.com/office/drawing/2016/5/14/chartex" xmlns:mc="http://schemas.openxmlformats.org/markup-compatibility/2006" xmlns:aink="http://schemas.microsoft.com/office/drawing/2016/ink" xmlns:am3d="http://schemas.microsoft.com/office/drawing/2017/model3d" xmlns:o="urn:schemas-microsoft-com:office:office" xmlns:oel="http://schemas.microsoft.com/office/2019/extlst" xmlns:r="http://schemas.openxmlformats.org/officeDocument/2006/relationships" xmlns:m="http://schemas.openxmlformats.org/officeDocument/2006/math" xmlns:v="urn:schemas-microsoft-com:vml" xmlns:wp14="http://schemas.microsoft.com/office/word/2010/wordprocessingDrawing" xmlns:wp="http://schemas.openxmlformats.org/drawingml/2006/wordprocessingDrawing" xmlns:w10="urn:schemas-microsoft-com:office:word" xmlns:w="http://schemas.openxmlformats.org/wordprocessingml/2006/main" xmlns:w14="http://schemas.microsoft.com/office/word/2010/wordml" xmlns:w15="http://schemas.microsoft.com/office/word/2012/wordml" xmlns:w16cex="http://schemas.microsoft.com/office/word/2018/wordml/cex" xmlns:w16cid="http://schemas.microsoft.com/office/word/2016/wordml/cid" xmlns:w16="http://schemas.microsoft.com/office/word/2018/wordml" xmlns:w16du="http://schemas.microsoft.com/office/word/2023/wordml/word16du" xmlns:w16sdtdh="http://schemas.microsoft.com/office/word/2020/wordml/sdtdatahash" xmlns:w16sdtfl="http://schemas.microsoft.com/office/word/2024/wordml/sdtformatlock" xmlns:w16se="http://schemas.microsoft.com/office/word/2015/wordml/symex" xmlns:wpg="http://schemas.microsoft.com/office/word/2010/wordprocessingGroup" xmlns:wpi="http://schemas.microsoft.com/office/word/2010/wordprocessingInk" xmlns:wne="http://schemas.microsoft.com/office/word/2006/wordml" xmlns:wps="http://schemas.microsoft.com/office/word/2010/wordprocessingShape" mc:Ignorable="w14 w15 w16se w16cid w16 w16cex w16sdtdh w16sdtfl w16du wp14">
   <w:tbl>
     <w:tblPr>
       <w:tblStyle w:val="TableGrid"/>
@@ -5457,7 +5362,7 @@
 </file>
 
 <file path=word/header2.xml><?xml version="1.0" encoding="utf-8"?>
-<w:hdr xmlns:wpc="http://schemas.microsoft.com/office/word/2010/wordprocessingCanvas" xmlns:cx="http://schemas.microsoft.com/office/drawing/2014/chartex" xmlns:cx1="http://schemas.microsoft.com/office/drawing/2015/9/8/chartex" xmlns:cx2="http://schemas.microsoft.com/office/drawing/2015/10/21/chartex" xmlns:cx3="http://schemas.microsoft.com/office/drawing/2016/5/9/chartex" xmlns:cx4="http://schemas.microsoft.com/office/drawing/2016/5/10/chartex" xmlns:cx5="http://schemas.microsoft.com/office/drawing/2016/5/11/chartex" xmlns:cx6="http://schemas.microsoft.com/office/drawing/2016/5/12/chartex" xmlns:cx7="http://schemas.microsoft.com/office/drawing/2016/5/13/chartex" xmlns:cx8="http://schemas.microsoft.com/office/drawing/2016/5/14/chartex" xmlns:mc="http://schemas.openxmlformats.org/markup-compatibility/2006" xmlns:aink="http://schemas.microsoft.com/office/drawing/2016/ink" xmlns:am3d="http://schemas.microsoft.com/office/drawing/2017/model3d" xmlns:o="urn:schemas-microsoft-com:office:office" xmlns:oel="http://schemas.microsoft.com/office/2019/extlst" xmlns:r="http://schemas.openxmlformats.org/officeDocument/2006/relationships" xmlns:m="http://schemas.openxmlformats.org/officeDocument/2006/math" xmlns:v="urn:schemas-microsoft-com:vml" xmlns:wp14="http://schemas.microsoft.com/office/word/2010/wordprocessingDrawing" xmlns:wp="http://schemas.openxmlformats.org/drawingml/2006/wordprocessingDrawing" xmlns:w10="urn:schemas-microsoft-com:office:word" xmlns:w="http://schemas.openxmlformats.org/wordprocessingml/2006/main" xmlns:w14="http://schemas.microsoft.com/office/word/2010/wordml" xmlns:w15="http://schemas.microsoft.com/office/word/2012/wordml" xmlns:w16cei="http://schemas.microsoft.com/office/word/2026/wordml/cei" xmlns:w16cex="http://schemas.microsoft.com/office/word/2018/wordml/cex" xmlns:w16cid="http://schemas.microsoft.com/office/word/2016/wordml/cid" xmlns:w16="http://schemas.microsoft.com/office/word/2018/wordml" xmlns:w16du="http://schemas.microsoft.com/office/word/2023/wordml/word16du" xmlns:w16sdtdh="http://schemas.microsoft.com/office/word/2020/wordml/sdtdatahash" xmlns:w16sdtfl="http://schemas.microsoft.com/office/word/2024/wordml/sdtformatlock" xmlns:w16se="http://schemas.microsoft.com/office/word/2015/wordml/symex" xmlns:wpg="http://schemas.microsoft.com/office/word/2010/wordprocessingGroup" xmlns:wpi="http://schemas.microsoft.com/office/word/2010/wordprocessingInk" xmlns:wne="http://schemas.microsoft.com/office/word/2006/wordml" xmlns:wps="http://schemas.microsoft.com/office/word/2010/wordprocessingShape" mc:Ignorable="w14 w15 w16se w16cid w16 w16cex w16sdtdh w16sdtfl w16du wp14">
+<w:hdr xmlns:wpc="http://schemas.microsoft.com/office/word/2010/wordprocessingCanvas" xmlns:cx="http://schemas.microsoft.com/office/drawing/2014/chartex" xmlns:cx1="http://schemas.microsoft.com/office/drawing/2015/9/8/chartex" xmlns:cx2="http://schemas.microsoft.com/office/drawing/2015/10/21/chartex" xmlns:cx3="http://schemas.microsoft.com/office/drawing/2016/5/9/chartex" xmlns:cx4="http://schemas.microsoft.com/office/drawing/2016/5/10/chartex" xmlns:cx5="http://schemas.microsoft.com/office/drawing/2016/5/11/chartex" xmlns:cx6="http://schemas.microsoft.com/office/drawing/2016/5/12/chartex" xmlns:cx7="http://schemas.microsoft.com/office/drawing/2016/5/13/chartex" xmlns:cx8="http://schemas.microsoft.com/office/drawing/2016/5/14/chartex" xmlns:mc="http://schemas.openxmlformats.org/markup-compatibility/2006" xmlns:aink="http://schemas.microsoft.com/office/drawing/2016/ink" xmlns:am3d="http://schemas.microsoft.com/office/drawing/2017/model3d" xmlns:o="urn:schemas-microsoft-com:office:office" xmlns:oel="http://schemas.microsoft.com/office/2019/extlst" xmlns:r="http://schemas.openxmlformats.org/officeDocument/2006/relationships" xmlns:m="http://schemas.openxmlformats.org/officeDocument/2006/math" xmlns:v="urn:schemas-microsoft-com:vml" xmlns:wp14="http://schemas.microsoft.com/office/word/2010/wordprocessingDrawing" xmlns:wp="http://schemas.openxmlformats.org/drawingml/2006/wordprocessingDrawing" xmlns:w10="urn:schemas-microsoft-com:office:word" xmlns:w="http://schemas.openxmlformats.org/wordprocessingml/2006/main" xmlns:w14="http://schemas.microsoft.com/office/word/2010/wordml" xmlns:w15="http://schemas.microsoft.com/office/word/2012/wordml" xmlns:w16cex="http://schemas.microsoft.com/office/word/2018/wordml/cex" xmlns:w16cid="http://schemas.microsoft.com/office/word/2016/wordml/cid" xmlns:w16="http://schemas.microsoft.com/office/word/2018/wordml" xmlns:w16du="http://schemas.microsoft.com/office/word/2023/wordml/word16du" xmlns:w16sdtdh="http://schemas.microsoft.com/office/word/2020/wordml/sdtdatahash" xmlns:w16sdtfl="http://schemas.microsoft.com/office/word/2024/wordml/sdtformatlock" xmlns:w16se="http://schemas.microsoft.com/office/word/2015/wordml/symex" xmlns:wpg="http://schemas.microsoft.com/office/word/2010/wordprocessingGroup" xmlns:wpi="http://schemas.microsoft.com/office/word/2010/wordprocessingInk" xmlns:wne="http://schemas.microsoft.com/office/word/2006/wordml" xmlns:wps="http://schemas.microsoft.com/office/word/2010/wordprocessingShape" mc:Ignorable="w14 w15 w16se w16cid w16 w16cex w16sdtdh w16sdtfl w16du wp14">
   <w:tbl>
     <w:tblPr>
       <w:tblStyle w:val="TableGrid"/>
@@ -6426,7 +6331,7 @@
 </file>
 
 <file path=word/numbering.xml><?xml version="1.0" encoding="utf-8"?>
-<w:numbering xmlns:wpc="http://schemas.microsoft.com/office/word/2010/wordprocessingCanvas" xmlns:cx="http://schemas.microsoft.com/office/drawing/2014/chartex" xmlns:cx1="http://schemas.microsoft.com/office/drawing/2015/9/8/chartex" xmlns:cx2="http://schemas.microsoft.com/office/drawing/2015/10/21/chartex" xmlns:cx3="http://schemas.microsoft.com/office/drawing/2016/5/9/chartex" xmlns:cx4="http://schemas.microsoft.com/office/drawing/2016/5/10/chartex" xmlns:cx5="http://schemas.microsoft.com/office/drawing/2016/5/11/chartex" xmlns:cx6="http://schemas.microsoft.com/office/drawing/2016/5/12/chartex" xmlns:cx7="http://schemas.microsoft.com/office/drawing/2016/5/13/chartex" xmlns:cx8="http://schemas.microsoft.com/office/drawing/2016/5/14/chartex" xmlns:mc="http://schemas.openxmlformats.org/markup-compatibility/2006" xmlns:aink="http://schemas.microsoft.com/office/drawing/2016/ink" xmlns:am3d="http://schemas.microsoft.com/office/drawing/2017/model3d" xmlns:o="urn:schemas-microsoft-com:office:office" xmlns:oel="http://schemas.microsoft.com/office/2019/extlst" xmlns:r="http://schemas.openxmlformats.org/officeDocument/2006/relationships" xmlns:m="http://schemas.openxmlformats.org/officeDocument/2006/math" xmlns:v="urn:schemas-microsoft-com:vml" xmlns:wp14="http://schemas.microsoft.com/office/word/2010/wordprocessingDrawing" xmlns:wp="http://schemas.openxmlformats.org/drawingml/2006/wordprocessingDrawing" xmlns:w10="urn:schemas-microsoft-com:office:word" xmlns:w="http://schemas.openxmlformats.org/wordprocessingml/2006/main" xmlns:w14="http://schemas.microsoft.com/office/word/2010/wordml" xmlns:w15="http://schemas.microsoft.com/office/word/2012/wordml" xmlns:w16cei="http://schemas.microsoft.com/office/word/2026/wordml/cei" xmlns:w16cex="http://schemas.microsoft.com/office/word/2018/wordml/cex" xmlns:w16cid="http://schemas.microsoft.com/office/word/2016/wordml/cid" xmlns:w16="http://schemas.microsoft.com/office/word/2018/wordml" xmlns:w16du="http://schemas.microsoft.com/office/word/2023/wordml/word16du" xmlns:w16sdtdh="http://schemas.microsoft.com/office/word/2020/wordml/sdtdatahash" xmlns:w16sdtfl="http://schemas.microsoft.com/office/word/2024/wordml/sdtformatlock" xmlns:w16se="http://schemas.microsoft.com/office/word/2015/wordml/symex" xmlns:wpg="http://schemas.microsoft.com/office/word/2010/wordprocessingGroup" xmlns:wpi="http://schemas.microsoft.com/office/word/2010/wordprocessingInk" xmlns:wne="http://schemas.microsoft.com/office/word/2006/wordml" xmlns:wps="http://schemas.microsoft.com/office/word/2010/wordprocessingShape" mc:Ignorable="w14 w15 w16se w16cid w16 w16cex w16sdtdh w16sdtfl w16du wp14">
+<w:numbering xmlns:wpc="http://schemas.microsoft.com/office/word/2010/wordprocessingCanvas" xmlns:cx="http://schemas.microsoft.com/office/drawing/2014/chartex" xmlns:cx1="http://schemas.microsoft.com/office/drawing/2015/9/8/chartex" xmlns:cx2="http://schemas.microsoft.com/office/drawing/2015/10/21/chartex" xmlns:cx3="http://schemas.microsoft.com/office/drawing/2016/5/9/chartex" xmlns:cx4="http://schemas.microsoft.com/office/drawing/2016/5/10/chartex" xmlns:cx5="http://schemas.microsoft.com/office/drawing/2016/5/11/chartex" xmlns:cx6="http://schemas.microsoft.com/office/drawing/2016/5/12/chartex" xmlns:cx7="http://schemas.microsoft.com/office/drawing/2016/5/13/chartex" xmlns:cx8="http://schemas.microsoft.com/office/drawing/2016/5/14/chartex" xmlns:mc="http://schemas.openxmlformats.org/markup-compatibility/2006" xmlns:aink="http://schemas.microsoft.com/office/drawing/2016/ink" xmlns:am3d="http://schemas.microsoft.com/office/drawing/2017/model3d" xmlns:o="urn:schemas-microsoft-com:office:office" xmlns:oel="http://schemas.microsoft.com/office/2019/extlst" xmlns:r="http://schemas.openxmlformats.org/officeDocument/2006/relationships" xmlns:m="http://schemas.openxmlformats.org/officeDocument/2006/math" xmlns:v="urn:schemas-microsoft-com:vml" xmlns:wp14="http://schemas.microsoft.com/office/word/2010/wordprocessingDrawing" xmlns:wp="http://schemas.openxmlformats.org/drawingml/2006/wordprocessingDrawing" xmlns:w10="urn:schemas-microsoft-com:office:word" xmlns:w="http://schemas.openxmlformats.org/wordprocessingml/2006/main" xmlns:w14="http://schemas.microsoft.com/office/word/2010/wordml" xmlns:w15="http://schemas.microsoft.com/office/word/2012/wordml" xmlns:w16cex="http://schemas.microsoft.com/office/word/2018/wordml/cex" xmlns:w16cid="http://schemas.microsoft.com/office/word/2016/wordml/cid" xmlns:w16="http://schemas.microsoft.com/office/word/2018/wordml" xmlns:w16du="http://schemas.microsoft.com/office/word/2023/wordml/word16du" xmlns:w16sdtdh="http://schemas.microsoft.com/office/word/2020/wordml/sdtdatahash" xmlns:w16sdtfl="http://schemas.microsoft.com/office/word/2024/wordml/sdtformatlock" xmlns:w16se="http://schemas.microsoft.com/office/word/2015/wordml/symex" xmlns:wpg="http://schemas.microsoft.com/office/word/2010/wordprocessingGroup" xmlns:wpi="http://schemas.microsoft.com/office/word/2010/wordprocessingInk" xmlns:wne="http://schemas.microsoft.com/office/word/2006/wordml" xmlns:wps="http://schemas.microsoft.com/office/word/2010/wordprocessingShape" mc:Ignorable="w14 w15 w16se w16cid w16 w16cex w16sdtdh w16sdtfl w16du wp14">
   <w:abstractNum w:abstractNumId="0" w15:restartNumberingAfterBreak="0">
     <w:nsid w:val="03BF5CCB"/>
     <w:multiLevelType w:val="hybridMultilevel"/>
@@ -9457,14 +9362,6 @@
 </file>
 
 <file path=customXml/item1.xml><?xml version="1.0" encoding="utf-8"?>
-<p:properties xmlns:p="http://schemas.microsoft.com/office/2006/metadata/properties" xmlns:xsi="http://www.w3.org/2001/XMLSchema-instance" xmlns:pc="http://schemas.microsoft.com/office/infopath/2007/PartnerControls">
-  <documentManagement>
-    <_activity xmlns="13224391-9520-4043-8144-ea4246789642" xsi:nil="true"/>
-  </documentManagement>
-</p:properties>
-</file>
-
-<file path=customXml/item2.xml><?xml version="1.0" encoding="utf-8"?>
 <ct:contentTypeSchema xmlns:ct="http://schemas.microsoft.com/office/2006/metadata/contentType" xmlns:ma="http://schemas.microsoft.com/office/2006/metadata/properties/metaAttributes" ct:_="" ma:_="" ma:contentTypeName="Document" ma:contentTypeID="0x01010002381797402D29459302B87BC08D6BFF" ma:contentTypeVersion="14" ma:contentTypeDescription="Create a new document." ma:contentTypeScope="" ma:versionID="d0190f6de51f6e99d4003aca1d9fda60">
   <xsd:schema xmlns:xsd="http://www.w3.org/2001/XMLSchema" xmlns:xs="http://www.w3.org/2001/XMLSchema" xmlns:p="http://schemas.microsoft.com/office/2006/metadata/properties" xmlns:ns3="13224391-9520-4043-8144-ea4246789642" xmlns:ns4="be94fa87-42a6-40f5-955d-92ea8844be4c" targetNamespace="http://schemas.microsoft.com/office/2006/metadata/properties" ma:root="true" ma:fieldsID="d16e9fa0f80c802ed69b371a291e984e" ns3:_="" ns4:_="">
     <xsd:import namespace="13224391-9520-4043-8144-ea4246789642"/>
@@ -9691,6 +9588,14 @@
 </ct:contentTypeSchema>
 </file>
 
+<file path=customXml/item2.xml><?xml version="1.0" encoding="utf-8"?>
+<p:properties xmlns:p="http://schemas.microsoft.com/office/2006/metadata/properties" xmlns:xsi="http://www.w3.org/2001/XMLSchema-instance" xmlns:pc="http://schemas.microsoft.com/office/infopath/2007/PartnerControls">
+  <documentManagement>
+    <_activity xmlns="13224391-9520-4043-8144-ea4246789642" xsi:nil="true"/>
+  </documentManagement>
+</p:properties>
+</file>
+
 <file path=customXml/item3.xml><?xml version="1.0" encoding="utf-8"?>
 <?mso-contentType ?>
 <FormTemplates xmlns="http://schemas.microsoft.com/sharepoint/v3/contenttype/forms">
@@ -9701,16 +9606,6 @@
 </file>
 
 <file path=customXml/itemProps1.xml><?xml version="1.0" encoding="utf-8"?>
-<ds:datastoreItem xmlns:ds="http://schemas.openxmlformats.org/officeDocument/2006/customXml" ds:itemID="{DF54842B-B632-4470-BC7C-362633B9A6DF}">
-  <ds:schemaRefs>
-    <ds:schemaRef ds:uri="http://schemas.microsoft.com/office/2006/metadata/properties"/>
-    <ds:schemaRef ds:uri="http://schemas.microsoft.com/office/infopath/2007/PartnerControls"/>
-    <ds:schemaRef ds:uri="13224391-9520-4043-8144-ea4246789642"/>
-  </ds:schemaRefs>
-</ds:datastoreItem>
-</file>
-
-<file path=customXml/itemProps2.xml><?xml version="1.0" encoding="utf-8"?>
 <ds:datastoreItem xmlns:ds="http://schemas.openxmlformats.org/officeDocument/2006/customXml" ds:itemID="{FE79DDA2-865B-486C-8B68-5C0139048C07}">
   <ds:schemaRefs>
     <ds:schemaRef ds:uri="http://schemas.microsoft.com/office/2006/metadata/contentType"/>
@@ -9729,6 +9624,16 @@
 </ds:datastoreItem>
 </file>
 
+<file path=customXml/itemProps2.xml><?xml version="1.0" encoding="utf-8"?>
+<ds:datastoreItem xmlns:ds="http://schemas.openxmlformats.org/officeDocument/2006/customXml" ds:itemID="{DF54842B-B632-4470-BC7C-362633B9A6DF}">
+  <ds:schemaRefs>
+    <ds:schemaRef ds:uri="http://schemas.microsoft.com/office/2006/metadata/properties"/>
+    <ds:schemaRef ds:uri="http://schemas.microsoft.com/office/infopath/2007/PartnerControls"/>
+    <ds:schemaRef ds:uri="13224391-9520-4043-8144-ea4246789642"/>
+  </ds:schemaRefs>
+</ds:datastoreItem>
+</file>
+
 <file path=customXml/itemProps3.xml><?xml version="1.0" encoding="utf-8"?>
 <ds:datastoreItem xmlns:ds="http://schemas.openxmlformats.org/officeDocument/2006/customXml" ds:itemID="{1C5B2013-E90D-4927-A589-8E229EE0056F}">
   <ds:schemaRefs>

--- a/PHOCS-Docgentemplates/PHOCSConstructionPermitTemplate.docx
+++ b/PHOCS-Docgentemplates/PHOCSConstructionPermitTemplate.docx
@@ -345,6 +345,14 @@
                 <w:sz w:val="24"/>
                 <w:szCs w:val="24"/>
               </w:rPr>
+              <w:t>,</w:t>
+            </w:r>
+            <w:r>
+              <w:rPr>
+                <w:rFonts w:ascii="BC Sans" w:hAnsi="BC Sans"/>
+                <w:sz w:val="24"/>
+                <w:szCs w:val="24"/>
+              </w:rPr>
               <w:t xml:space="preserve"> </w:t>
             </w:r>
             <w:r>
@@ -355,6 +363,7 @@
               </w:rPr>
               <w:t>{{</w:t>
             </w:r>
+            <w:proofErr w:type="spellStart"/>
             <w:r>
               <w:rPr>
                 <w:rFonts w:ascii="BC Sans" w:hAnsi="BC Sans"/>
@@ -363,39 +372,40 @@
               </w:rPr>
               <w:t>BLAccountPhysicalAddressState</w:t>
             </w:r>
-            <w:r>
-              <w:rPr>
-                <w:rFonts w:ascii="BC Sans" w:hAnsi="BC Sans"/>
-                <w:sz w:val="24"/>
-                <w:szCs w:val="24"/>
-              </w:rPr>
-              <w:t>}</w:t>
-            </w:r>
-            <w:proofErr w:type="gramStart"/>
-            <w:r>
-              <w:rPr>
-                <w:rFonts w:ascii="BC Sans" w:hAnsi="BC Sans"/>
-                <w:sz w:val="24"/>
-                <w:szCs w:val="24"/>
-              </w:rPr>
-              <w:t>}</w:t>
-            </w:r>
-            <w:r>
-              <w:rPr>
-                <w:rFonts w:ascii="BC Sans" w:hAnsi="BC Sans"/>
-                <w:sz w:val="24"/>
-                <w:szCs w:val="24"/>
-              </w:rPr>
-              <w:t>,{</w:t>
-            </w:r>
-            <w:proofErr w:type="gramEnd"/>
-            <w:r>
-              <w:rPr>
-                <w:rFonts w:ascii="BC Sans" w:hAnsi="BC Sans"/>
-                <w:sz w:val="24"/>
-                <w:szCs w:val="24"/>
-              </w:rPr>
-              <w:t>{BLAccountPhysicalAddressPostalCode</w:t>
+            <w:proofErr w:type="spellEnd"/>
+            <w:r>
+              <w:rPr>
+                <w:rFonts w:ascii="BC Sans" w:hAnsi="BC Sans"/>
+                <w:sz w:val="24"/>
+                <w:szCs w:val="24"/>
+              </w:rPr>
+              <w:t>}}</w:t>
+            </w:r>
+            <w:r>
+              <w:rPr>
+                <w:rFonts w:ascii="BC Sans" w:hAnsi="BC Sans"/>
+                <w:sz w:val="24"/>
+                <w:szCs w:val="24"/>
+              </w:rPr>
+              <w:t>,</w:t>
+            </w:r>
+          </w:p>
+          <w:p>
+            <w:pPr>
+              <w:spacing w:after="0"/>
+              <w:rPr>
+                <w:rFonts w:ascii="BC Sans" w:hAnsi="BC Sans"/>
+                <w:sz w:val="24"/>
+                <w:szCs w:val="24"/>
+              </w:rPr>
+            </w:pPr>
+            <w:r>
+              <w:rPr>
+                <w:rFonts w:ascii="BC Sans" w:hAnsi="BC Sans"/>
+                <w:sz w:val="24"/>
+                <w:szCs w:val="24"/>
+              </w:rPr>
+              <w:t>{{BLAccountPhysicalAddressPostalCode</w:t>
             </w:r>
             <w:proofErr w:type="gramStart"/>
             <w:r>
@@ -9362,6 +9372,14 @@
 </file>
 
 <file path=customXml/item1.xml><?xml version="1.0" encoding="utf-8"?>
+<p:properties xmlns:p="http://schemas.microsoft.com/office/2006/metadata/properties" xmlns:xsi="http://www.w3.org/2001/XMLSchema-instance" xmlns:pc="http://schemas.microsoft.com/office/infopath/2007/PartnerControls">
+  <documentManagement>
+    <_activity xmlns="13224391-9520-4043-8144-ea4246789642" xsi:nil="true"/>
+  </documentManagement>
+</p:properties>
+</file>
+
+<file path=customXml/item2.xml><?xml version="1.0" encoding="utf-8"?>
 <ct:contentTypeSchema xmlns:ct="http://schemas.microsoft.com/office/2006/metadata/contentType" xmlns:ma="http://schemas.microsoft.com/office/2006/metadata/properties/metaAttributes" ct:_="" ma:_="" ma:contentTypeName="Document" ma:contentTypeID="0x01010002381797402D29459302B87BC08D6BFF" ma:contentTypeVersion="14" ma:contentTypeDescription="Create a new document." ma:contentTypeScope="" ma:versionID="d0190f6de51f6e99d4003aca1d9fda60">
   <xsd:schema xmlns:xsd="http://www.w3.org/2001/XMLSchema" xmlns:xs="http://www.w3.org/2001/XMLSchema" xmlns:p="http://schemas.microsoft.com/office/2006/metadata/properties" xmlns:ns3="13224391-9520-4043-8144-ea4246789642" xmlns:ns4="be94fa87-42a6-40f5-955d-92ea8844be4c" targetNamespace="http://schemas.microsoft.com/office/2006/metadata/properties" ma:root="true" ma:fieldsID="d16e9fa0f80c802ed69b371a291e984e" ns3:_="" ns4:_="">
     <xsd:import namespace="13224391-9520-4043-8144-ea4246789642"/>
@@ -9588,14 +9606,6 @@
 </ct:contentTypeSchema>
 </file>
 
-<file path=customXml/item2.xml><?xml version="1.0" encoding="utf-8"?>
-<p:properties xmlns:p="http://schemas.microsoft.com/office/2006/metadata/properties" xmlns:xsi="http://www.w3.org/2001/XMLSchema-instance" xmlns:pc="http://schemas.microsoft.com/office/infopath/2007/PartnerControls">
-  <documentManagement>
-    <_activity xmlns="13224391-9520-4043-8144-ea4246789642" xsi:nil="true"/>
-  </documentManagement>
-</p:properties>
-</file>
-
 <file path=customXml/item3.xml><?xml version="1.0" encoding="utf-8"?>
 <?mso-contentType ?>
 <FormTemplates xmlns="http://schemas.microsoft.com/sharepoint/v3/contenttype/forms">
@@ -9606,6 +9616,16 @@
 </file>
 
 <file path=customXml/itemProps1.xml><?xml version="1.0" encoding="utf-8"?>
+<ds:datastoreItem xmlns:ds="http://schemas.openxmlformats.org/officeDocument/2006/customXml" ds:itemID="{DF54842B-B632-4470-BC7C-362633B9A6DF}">
+  <ds:schemaRefs>
+    <ds:schemaRef ds:uri="http://schemas.microsoft.com/office/2006/metadata/properties"/>
+    <ds:schemaRef ds:uri="http://schemas.microsoft.com/office/infopath/2007/PartnerControls"/>
+    <ds:schemaRef ds:uri="13224391-9520-4043-8144-ea4246789642"/>
+  </ds:schemaRefs>
+</ds:datastoreItem>
+</file>
+
+<file path=customXml/itemProps2.xml><?xml version="1.0" encoding="utf-8"?>
 <ds:datastoreItem xmlns:ds="http://schemas.openxmlformats.org/officeDocument/2006/customXml" ds:itemID="{FE79DDA2-865B-486C-8B68-5C0139048C07}">
   <ds:schemaRefs>
     <ds:schemaRef ds:uri="http://schemas.microsoft.com/office/2006/metadata/contentType"/>
@@ -9624,16 +9644,6 @@
 </ds:datastoreItem>
 </file>
 
-<file path=customXml/itemProps2.xml><?xml version="1.0" encoding="utf-8"?>
-<ds:datastoreItem xmlns:ds="http://schemas.openxmlformats.org/officeDocument/2006/customXml" ds:itemID="{DF54842B-B632-4470-BC7C-362633B9A6DF}">
-  <ds:schemaRefs>
-    <ds:schemaRef ds:uri="http://schemas.microsoft.com/office/2006/metadata/properties"/>
-    <ds:schemaRef ds:uri="http://schemas.microsoft.com/office/infopath/2007/PartnerControls"/>
-    <ds:schemaRef ds:uri="13224391-9520-4043-8144-ea4246789642"/>
-  </ds:schemaRefs>
-</ds:datastoreItem>
-</file>
-
 <file path=customXml/itemProps3.xml><?xml version="1.0" encoding="utf-8"?>
 <ds:datastoreItem xmlns:ds="http://schemas.openxmlformats.org/officeDocument/2006/customXml" ds:itemID="{1C5B2013-E90D-4927-A589-8E229EE0056F}">
   <ds:schemaRefs>
